--- a/SubPages/Security_Risk/docs/Unit10_Reflection.docx
+++ b/SubPages/Security_Risk/docs/Unit10_Reflection.docx
@@ -72,7 +72,7 @@
     <w:p>
       <w:r>
         <w:rPr/>
-        <w:t>The notebook changed my view of what a DR design is for. With a 36-hour RTO, a regional outage never breached the requirements in any design, because it can be waited out. The second region in my executive summary’s active-active design therefore protects against the one event that did not need it, at about £45,000 a year, and leaves the five-year chance of losing the order data for good at 28%, the same as the provider defaults. The events that matter are common-cause ones that take out every region of a provider together: a provider-wide outage, an attacker with admin credentials, or the loss of the account. This is the ‘geographical correlation factor’ that Alhazmi and Malaiya say needs modelling but leave out. In 2024 a blank parameter in a Google Cloud tool deleted UniSuper’s private cloud across both of the geographies it used for redundancy, and the joint statement credits backups ‘with an additional service provider’ for the recovery (UniSuper and Google Cloud, 2024), although Google’s own account stresses backups in Google Cloud Storage that survived the deletion (Google Cloud, 2024). Backup and restore inside one provider (D3) was the cheapest design on expected cost in 70% of input sets. Adding a copy every 15 minutes at a second provider under separate credentials (D4) cost a median of about £670 a year more and cut the five-year chance of an unrecoverable loss from 6% to almost nothing, a difference that expected cost, the only output of Alhazmi and Malaiya’s framework, cannot show. DRaaS (D5) met the requirements about as well at more than twice the cost, and added a supplier with a full copy of the data that, in half my input sets, runs on the same provider.</w:t>
+        <w:t>The notebook changed my view of what a DR design is for. With a 36-hour RTO, a regional outage never breached the requirements in any design, because it can be waited out. The second region in my executive summary’s active-active design therefore protects against the one event that did not need it, at about £45,000 a year, and leaves the five-year chance of losing the order data for good at 28%, the same as the provider defaults. The events that matter are common-cause ones that take out every region of a provider together: a provider-wide outage, an attacker with admin credentials, or the loss of the account. This is the ‘geographical correlation factor’ that Alhazmi and Malaiya say needs modelling but leave out. In 2024 a blank parameter in a Google Cloud tool deleted UniSuper’s private cloud across both of the geographies it used for redundancy, and the joint statement credits backups ‘with an additional service provider’ for the recovery (UniSuper and Google Cloud, 2024), although Google’s own account credits backups in Google Cloud Storage that survived the deletion, along with third-party backup software (Google Cloud, 2024). Backup and restore inside one provider (D3) was the cheapest design on expected cost in 70% of input sets. Adding a copy every 15 minutes at a second provider under separate credentials (D4) cost a median of about £670 a year more and cut the five-year chance of an unrecoverable loss from 6% to almost nothing, a difference that expected cost, the only output of Alhazmi and Malaiya’s framework, cannot show. DRaaS (D5) met the requirements about as well at more than twice the cost, and added a supplier with a full copy of the data that, in half my input sets, runs on the same provider.</w:t>
       </w:r>
     </w:p>
     <w:p>
@@ -3463,7 +3463,7 @@
     <w:p>
       <w:r>
         <w:rPr/>
-        <w:t xml:space="preserve">Google Cloud (2024) ‘Details of Google Cloud GCVE incident’, </w:t>
+        <w:t xml:space="preserve">Google Cloud (2024) ‘Sharing details on a recent incident impacting one of our customers’, </w:t>
       </w:r>
       <w:r>
         <w:rPr>
@@ -3725,7 +3725,7 @@
         <w:rPr>
           <w:i/>
         </w:rPr>
-        <w:t>Critical reflection in nursing and the helping professions: a user’s guide</w:t>
+        <w:t>Critical reflection for nursing and the helping professions: a user’s guide</w:t>
       </w:r>
       <w:r>
         <w:rPr/>
@@ -3751,7 +3751,7 @@
     <w:p>
       <w:r>
         <w:rPr/>
-        <w:t xml:space="preserve">UniSuper and Google Cloud (2024) ‘A joint statement from UniSuper and Google Cloud’, </w:t>
+        <w:t xml:space="preserve">UniSuper and Google Cloud (2024) ‘A joint statement from UniSuper CEO Peter Chun, and Google Cloud CEO, Thomas Kurian’, </w:t>
       </w:r>
       <w:r>
         <w:rPr>

--- a/SubPages/Security_Risk/docs/Unit10_Reflection.docx
+++ b/SubPages/Security_Risk/docs/Unit10_Reflection.docx
@@ -5,19 +5,27 @@
     <w:p>
       <w:pPr>
         <w:pStyle w:val="Title"/>
+        <w:spacing w:line="480" w:lineRule="auto"/>
       </w:pPr>
       <w:r>
         <w:t>Unit 10 Reflection: Practical Applications and Issues in DR Implementations</w:t>
       </w:r>
     </w:p>
     <w:p>
+      <w:pPr>
+        <w:spacing w:line="480" w:lineRule="auto"/>
+      </w:pPr>
       <w:r>
         <w:t>Ian Stevens  |  Security and Risk Management, October 2025</w:t>
       </w:r>
     </w:p>
     <w:p>
+      <w:pPr>
+        <w:spacing w:line="480" w:lineRule="auto"/>
+      </w:pPr>
       <w:r>
         <w:rPr>
+          <w:rFonts w:ascii="Arial" w:hAnsi="Arial" w:cs="Arial" w:eastAsia="Arial"/>
           <w:i/>
         </w:rPr>
         <w:t>Structured using the What? So what? Now what? model (Rolfe, Freshwater and Jasper, 2001).</w:t>
@@ -26,86 +34,134 @@
     <w:p>
       <w:pPr>
         <w:pStyle w:val="Heading1"/>
+        <w:spacing w:line="480" w:lineRule="auto"/>
       </w:pPr>
       <w:r>
         <w:t>What?</w:t>
       </w:r>
     </w:p>
     <w:p>
+      <w:pPr>
+        <w:spacing w:line="480" w:lineRule="auto"/>
+      </w:pPr>
       <w:r>
-        <w:rPr/>
+        <w:rPr>
+          <w:rFonts w:ascii="Arial" w:hAnsi="Arial" w:cs="Arial" w:eastAsia="Arial"/>
+        </w:rPr>
         <w:t>Unit 9 set recovery objectives; Unit 10 asked how to meet them and what the usual designs leave out. The lecturecast linked RPO and RTO values to cold, warm and hot standby, set out typical designs for each and discussed their limits, including those of DRaaS. The required reading was Alhazmi and Malaiya’s (2013) cost framework for cloud-based DR, Kumar’s (2024) seminar paper on cloud vendor lock-in and Corbari et al.’s (2024) article on mission thread analysis; I had read the recommended Zografopoulos et al. (2021) for Unit 8. For the seminar I answered two questions on lock-in and cloud security (Artefact 1). I then used Alhazmi and Malaiya’s equations and a mission thread to compare six DR designs for Pampered Pets against the requirements from my Unit 9 business impact analysis (Artefact 2).</w:t>
       </w:r>
     </w:p>
     <w:p>
       <w:pPr>
         <w:pStyle w:val="Heading1"/>
+        <w:spacing w:line="480" w:lineRule="auto"/>
       </w:pPr>
       <w:r>
         <w:t>So what?</w:t>
       </w:r>
     </w:p>
     <w:p>
+      <w:pPr>
+        <w:spacing w:line="480" w:lineRule="auto"/>
+      </w:pPr>
       <w:r>
-        <w:rPr/>
+        <w:rPr>
+          <w:rFonts w:ascii="Arial" w:hAnsi="Arial" w:cs="Arial" w:eastAsia="Arial"/>
+        </w:rPr>
         <w:t>Alhazmi and Malaiya (2013) give a usable structure: a plan’s annual cost is its initial cost, running cost and expected cost of disasters, and the RTO is built from the recovery steps the standby has not already done, from provisioning hardware to switching the IP address. They also warn that a cloud DR site shared by many customers in one region ‘may be overwhelmed’ if they all fail over at once. Checking the paper was less reassuring. The tier table they reproduce does not support their claim that a higher tier ‘would exponentially reduce RTO’: tier 4 recovers more slowly than tier 3, and tiers 1 to 3 have the same RPO. Equation 3, read literally, charges every disaster both the cost of recovering and the cost of failing to recover. When I ran it on my full model it recommended the provider defaults, the one design with no independent copy, in 99.9% of input sets, because a design’s ability to recover no longer changes its cost. With the two costs weighted by the probability of recovery, that share fell below 7%. Like Andrade et al. (2017) in Unit 9, they assume that ‘backup reliability is 1’, and their only cost input is a table of revenue lost per hour in 2000, with retail at $1,107,274, about 75,000 times my estimate for Pampered Pets. The table is credited to reference 15, a vendor web page, while references 14 and 16 are never cited, so the numbering seems to have slipped.</w:t>
       </w:r>
     </w:p>
     <w:p>
+      <w:pPr>
+        <w:spacing w:line="480" w:lineRule="auto"/>
+      </w:pPr>
       <w:r>
-        <w:rPr/>
+        <w:rPr>
+          <w:rFonts w:ascii="Arial" w:hAnsi="Arial" w:cs="Arial" w:eastAsia="Arial"/>
+        </w:rPr>
         <w:t>That made three readings in a row with a sourcing fault. Hollcroft and Lyon (2022) left ‘(Citation, year)’ in a published chapter, Kumar (2024) cites ‘[src2]’ and ‘[src20]’, which do not resolve, and Corbari et al. (2024) say that defending data in AWS takes ‘X months’ of training and in Azure ‘Y months’. I doubt the literature has got worse; I am reading it more closely than at the start of the module, and slips like these show how carefully the rest was checked. Kumar’s paper is useful for its typology of lock-in (technical, data, service, certification, contract, economic and network) and for showing how contracts make leaving hard through auto-renewal, termination charges and SLA breaches paid in service credits. But it is a supervised seminar paper published by OSSBIG, an Austrian group that promotes open source, and it ends by endorsing four open-source products without comparing them with anything. Its claim that the GDPR ‘mandates the storage’ of personal data in the EU is wrong: the regulation restricts transfers unless there is an adequacy decision or appropriate safeguards (ICO, no date). It also misses the EU Data Act, which from 12 September 2025 limits notice to switch provider to two months and bans switching charges from 12 January 2027 (Regulation (EU) 2023/2854). Opara-Martins, Sahandi and Tian (2016) and the CMA (2025) make the case for lock-in as a real cost on much firmer evidence (see Artefact 1).</w:t>
       </w:r>
     </w:p>
     <w:p>
+      <w:pPr>
+        <w:spacing w:line="480" w:lineRule="auto"/>
+      </w:pPr>
       <w:r>
-        <w:rPr/>
+        <w:rPr>
+          <w:rFonts w:ascii="Arial" w:hAnsi="Arial" w:cs="Arial" w:eastAsia="Arial"/>
+        </w:rPr>
         <w:t>The uncomfortable part was recognising my own executive summary in Kumar’s list. It said that vendor lock-in ‘should be mitigated through containerisation, open APIs, and portability testing’ (Stevens, 2026). Those are measures for organisations that write their own software. Pampered Pets would rent a shop platform, email and accounting, and containers do not move its order data, its staff identities or its domain name. In Unit 7 I found that my lock-in criterion was ambiguous; the deeper problem is that I scored lock-in when I should have managed it as a risk with an exit plan. The notebook also tested Kumar’s multi-cloud answer. Running live in two providers removed every infrastructure breach but cost a median of about £77,000 a year and still missed the data-disaster RPO about half the time, because replication copies the damage to both clouds.</w:t>
       </w:r>
     </w:p>
     <w:p>
+      <w:pPr>
+        <w:spacing w:line="480" w:lineRule="auto"/>
+      </w:pPr>
       <w:r>
-        <w:rPr/>
+        <w:rPr>
+          <w:rFonts w:ascii="Arial" w:hAnsi="Arial" w:cs="Arial" w:eastAsia="Arial"/>
+        </w:rPr>
         <w:t>Corbari et al. (2024) write for US Army cyber defenders, their evidence comes from classified operations a reader cannot check, and their worked example is fictional by design. Even so, their central idea transferred better than anything else this unit: mission relevant terrain includes everything a mission needs, and it ‘may exist external to’ the organisation’s own network. Mapping ‘take and fulfil an online order’ this way showed that every one of the six steps depends on the main cloud provider and that only the warehouse PC is under Pampered Pets’ control. It gave three design rules that a list of RTOs would have missed. The admin identities are a hidden single point, because losing them locks staff out of the shop, email and backups at once. The domain’s DNS has to stay with the registrar, or the means of moving to another provider disappears with the provider. And the payment provider already holds an independent record of every paid order. Their remark about separate AWS and Azure training also points to a kind of lock-in that Kumar leaves out: skills. With four staff, the person who knows how to rebuild elsewhere is as much a constraint as the data.</w:t>
       </w:r>
     </w:p>
     <w:p>
+      <w:pPr>
+        <w:spacing w:line="480" w:lineRule="auto"/>
+      </w:pPr>
       <w:r>
-        <w:rPr/>
+        <w:rPr>
+          <w:rFonts w:ascii="Arial" w:hAnsi="Arial" w:cs="Arial" w:eastAsia="Arial"/>
+        </w:rPr>
         <w:t>The notebook changed my view of what a DR design is for. With a 36-hour RTO, a regional outage never breached the requirements in any design, because it can be waited out. The second region in my executive summary’s active-active design therefore protects against the one event that did not need it, at about £45,000 a year, and leaves the five-year chance of losing the order data for good at 28%, the same as the provider defaults. The events that matter are common-cause ones that take out every region of a provider together: a provider-wide outage, an attacker with admin credentials, or the loss of the account. This is the ‘geographical correlation factor’ that Alhazmi and Malaiya say needs modelling but leave out. In 2024 a blank parameter in a Google Cloud tool deleted UniSuper’s private cloud across both of the geographies it used for redundancy, and the joint statement credits backups ‘with an additional service provider’ for the recovery (UniSuper and Google Cloud, 2024), although Google’s own account credits backups in Google Cloud Storage that survived the deletion, along with third-party backup software (Google Cloud, 2024). Backup and restore inside one provider (D3) was the cheapest design on expected cost in 70% of input sets. Adding a copy every 15 minutes at a second provider under separate credentials (D4) cost a median of about £670 a year more and cut the five-year chance of an unrecoverable loss from 6% to almost nothing, a difference that expected cost, the only output of Alhazmi and Malaiya’s framework, cannot show. DRaaS (D5) met the requirements about as well at more than twice the cost, and added a supplier with a full copy of the data that, in half my input sets, runs on the same provider.</w:t>
       </w:r>
     </w:p>
     <w:p>
+      <w:pPr>
+        <w:spacing w:line="480" w:lineRule="auto"/>
+      </w:pPr>
       <w:r>
-        <w:rPr/>
+        <w:rPr>
+          <w:rFonts w:ascii="Arial" w:hAnsi="Arial" w:cs="Arial" w:eastAsia="Arial"/>
+        </w:rPr>
         <w:t>The least expected result concerned detection. No design met the 24-hour RPO for data disasters in more than about half of cases, because damage is often noticed late, and data entered after the damage is lost whatever the backup interval. A daily reconciliation of shop orders against the payment provider’s records raised D4 to over 99%. At about £800 a year it does not pay for itself in expected loss; it is what makes the requirement achievable, and whether that is worth £800 is for the owner to decide. The security question led to the same place. Most of what goes wrong in the cloud is on the customer’s side of the shared responsibility model: misconfiguration and identity management head the Cloud Security Alliance’s (2024) list, and in the 2024 Snowflake campaign about 165 organisations were notified as potentially exposed after an attacker logged in with stolen passwords to accounts without MFA (Mandiant, 2024). Providers fail too; the Cyber Safety Review Board found the 2023 Storm-0558 intrusion into Microsoft’s cloud ‘preventable’ (DHS, 2024). In the notebook the attacker with admin credentials and the data disaster are the same event, so separate credentials for the backup copy are a security control and a DR control at once.</w:t>
       </w:r>
     </w:p>
     <w:p>
       <w:pPr>
         <w:pStyle w:val="Heading1"/>
+        <w:spacing w:line="480" w:lineRule="auto"/>
       </w:pPr>
       <w:r>
         <w:t>Now what?</w:t>
       </w:r>
     </w:p>
     <w:p>
+      <w:pPr>
+        <w:spacing w:line="480" w:lineRule="auto"/>
+      </w:pPr>
       <w:r>
-        <w:rPr/>
+        <w:rPr>
+          <w:rFonts w:ascii="Arial" w:hAnsi="Arial" w:cs="Arial" w:eastAsia="Arial"/>
+        </w:rPr>
         <w:t>Five changes follow. First, before designing recovery for any service I will map its mission thread, including what the organisation uses as well as what it owns, and look at identity and DNS first. Second, I will ask what could take out the primary and the copy together, not how far apart they are, and model those common-cause events separately. Third, I will report the probability of an unrecoverable loss next to the expected cost, and test any cost equation on a small case with a known answer before relying on it. Fourth, I will treat vendor lock-in as a risk with an exit plan: open-format exports, the domain kept with the registrar, exit terms read before signing, and a restore at a second provider that doubles as an exit rehearsal. Fifth, in my end-of-module e-portfolio I will replace the executive summary’s active-active recommendation and its ‘containerisation’ mitigation with D4 and daily reconciliation, building on Unit 9’s backup and restore conclusion. At work, I will check whether our DR copies can be deleted with the same admin credentials as production, and whether anyone has tried recovering to another provider.</w:t>
       </w:r>
     </w:p>
     <w:p>
       <w:pPr>
         <w:pStyle w:val="Heading1"/>
+        <w:spacing w:line="480" w:lineRule="auto"/>
       </w:pPr>
       <w:r>
         <w:t>Artefact 1: Seminar Activity: Vendor Lock-in and Cloud Security</w:t>
       </w:r>
     </w:p>
     <w:p>
+      <w:pPr>
+        <w:spacing w:line="480" w:lineRule="auto"/>
+      </w:pPr>
       <w:r>
         <w:rPr>
+          <w:rFonts w:ascii="Arial" w:hAnsi="Arial" w:cs="Arial" w:eastAsia="Arial"/>
           <w:i/>
         </w:rPr>
         <w:t>Answers prepared for the Unit 10 seminar on Kumar (2024) and Corbari et al. (2024). Where an answer draws on the Pampered Pets design, the evidence is in Artefact 2.</w:t>
@@ -114,32 +170,48 @@
     <w:p>
       <w:pPr>
         <w:pStyle w:val="Heading2"/>
+        <w:spacing w:line="480" w:lineRule="auto"/>
       </w:pPr>
       <w:r>
         <w:t>1. What are some of the main vendor lock-in issues the authors identify? How would you mitigate them?</w:t>
       </w:r>
     </w:p>
     <w:p>
+      <w:pPr>
+        <w:spacing w:line="480" w:lineRule="auto"/>
+      </w:pPr>
       <w:r>
-        <w:rPr/>
+        <w:rPr>
+          <w:rFonts w:ascii="Arial" w:hAnsi="Arial" w:cs="Arial" w:eastAsia="Arial"/>
+        </w:rPr>
         <w:t>Kumar (2024) defines lock-in as reliance on a provider that makes it ‘expensive and impossible’ to move without major cost and disruption, and sorts the causes into three groups. The organisational obstacles are proprietary standards, poor interoperability and portability, and security controls built around one provider’s architecture. The technical obstacles are deep integration with the provider’s tools, applications and data formats that only work on one platform, and proprietary APIs. The legal obstacles are data governance and contracts. Contracts favour the provider through long commitments, auto-renewal, early termination charges and long notice periods, and SLAs are measured over long periods and compensated with service credits instead of a right to leave. The paper also notes fees for moving data out and the need for an exit strategy that covers data retrieval, retention and destruction. The dangers follow from these: price rises once switching is expensive, less room to adopt new technology, exposure to the provider’s own failures, compliance problems when data moves, and security that depends on the vendor’s pace. Kumar also lists seven types of lock-in: technical, data, service, certification, contract, economic and network. Corbari et al. (2024) do not write about lock-in, but two of their points bear on it. Protection has to cover terrain the organisation uses but does not own, and defending data in AWS and in Azure needs separate training, which is lock-in through skills.</w:t>
       </w:r>
     </w:p>
     <w:p>
+      <w:pPr>
+        <w:spacing w:line="480" w:lineRule="auto"/>
+      </w:pPr>
       <w:r>
-        <w:rPr/>
+        <w:rPr>
+          <w:rFonts w:ascii="Arial" w:hAnsi="Arial" w:cs="Arial" w:eastAsia="Arial"/>
+        </w:rPr>
         <w:t>Independent evidence supports the main claims. Opara-Martins, Sahandi and Tian (2016) found in a survey of 114 participants that lock-in gets worse as more computing moves from on-premise to the cloud. The CMA (2025) found that egress fees are ‘a key commercial barrier’ to switching and multi-cloud, and that differences in features and interfaces, latency and staff skills make interoperability harder. Kumar’s section on data overstates the GDPR, which restricts transfers outside the UK or EU but does not require local storage (ICO, no date), and it does not mention the EU Data Act’s switching rights, which have applied since 12 September 2025 (Regulation (EU) 2023/2854). Those rights protect customers in the EU, so a UK business such as Pampered Pets cannot rely on them.</w:t>
       </w:r>
     </w:p>
     <w:p>
+      <w:pPr>
+        <w:spacing w:line="480" w:lineRule="auto"/>
+      </w:pPr>
       <w:r>
-        <w:rPr/>
+        <w:rPr>
+          <w:rFonts w:ascii="Arial" w:hAnsi="Arial" w:cs="Arial" w:eastAsia="Arial"/>
+        </w:rPr>
         <w:t>Kumar’s mitigations are proactive exit planning, multi-cloud, containers, infrastructure as code, open data formats and loosely coupled applications. All are sensible, but most suit organisations that build their own software, and multi-cloud swaps lock-in for operational overhead, as the paper admits. I would mitigate in proportion to the business, asking for each dependency how long it would take and what it would cost to leave. For Pampered Pets that gives the following:</w:t>
       </w:r>
     </w:p>
     <w:tbl>
       <w:tblPr>
-        <w:tblW w:type="auto" w:w="0"/>
+        <w:tblW w:type="dxa" w:w="9026"/>
         <w:tblLook w:firstColumn="1" w:firstRow="1" w:lastColumn="0" w:lastRow="0" w:noHBand="0" w:noVBand="1" w:val="04A0"/>
         <w:tblBorders>
           <w:top w:val="single" w:sz="4" w:space="0" w:color="BFBFBF"/>
@@ -151,25 +223,26 @@
         </w:tblBorders>
       </w:tblPr>
       <w:tblGrid>
-        <w:gridCol w:w="2880"/>
-        <w:gridCol w:w="2880"/>
-        <w:gridCol w:w="2880"/>
+        <w:gridCol w:w="3008"/>
+        <w:gridCol w:w="3008"/>
+        <w:gridCol w:w="3008"/>
       </w:tblGrid>
       <w:tr>
         <w:tc>
           <w:tcPr>
-            <w:tcW w:type="dxa" w:w="2880"/>
+            <w:tcW w:type="dxa" w:w="3008"/>
             <w:shd w:val="clear" w:color="auto" w:fill="1F3864"/>
           </w:tcPr>
           <w:p>
             <w:pPr>
-              <w:spacing w:after="0"/>
+              <w:spacing w:after="0" w:line="240" w:lineRule="auto"/>
             </w:pPr>
             <w:r>
               <w:rPr>
+                <w:rFonts w:ascii="Arial" w:hAnsi="Arial" w:cs="Arial" w:eastAsia="Arial"/>
                 <w:b/>
                 <w:color w:val="FFFFFF"/>
-                <w:sz w:val="20"/>
+                <w:sz w:val="24"/>
               </w:rPr>
               <w:t>Type of lock-in</w:t>
             </w:r>
@@ -177,18 +250,19 @@
         </w:tc>
         <w:tc>
           <w:tcPr>
-            <w:tcW w:type="dxa" w:w="2880"/>
+            <w:tcW w:type="dxa" w:w="3008"/>
             <w:shd w:val="clear" w:color="auto" w:fill="1F3864"/>
           </w:tcPr>
           <w:p>
             <w:pPr>
-              <w:spacing w:after="0"/>
+              <w:spacing w:after="0" w:line="240" w:lineRule="auto"/>
             </w:pPr>
             <w:r>
               <w:rPr>
+                <w:rFonts w:ascii="Arial" w:hAnsi="Arial" w:cs="Arial" w:eastAsia="Arial"/>
                 <w:b/>
                 <w:color w:val="FFFFFF"/>
-                <w:sz w:val="20"/>
+                <w:sz w:val="24"/>
               </w:rPr>
               <w:t>How it would affect Pampered Pets</w:t>
             </w:r>
@@ -196,18 +270,19 @@
         </w:tc>
         <w:tc>
           <w:tcPr>
-            <w:tcW w:type="dxa" w:w="2880"/>
+            <w:tcW w:type="dxa" w:w="3008"/>
             <w:shd w:val="clear" w:color="auto" w:fill="1F3864"/>
           </w:tcPr>
           <w:p>
             <w:pPr>
-              <w:spacing w:after="0"/>
+              <w:spacing w:after="0" w:line="240" w:lineRule="auto"/>
             </w:pPr>
             <w:r>
               <w:rPr>
+                <w:rFonts w:ascii="Arial" w:hAnsi="Arial" w:cs="Arial" w:eastAsia="Arial"/>
                 <w:b/>
                 <w:color w:val="FFFFFF"/>
-                <w:sz w:val="20"/>
+                <w:sz w:val="24"/>
               </w:rPr>
               <w:t>Mitigation</w:t>
             </w:r>
@@ -217,15 +292,16 @@
       <w:tr>
         <w:tc>
           <w:tcPr>
-            <w:tcW w:type="dxa" w:w="2880"/>
+            <w:tcW w:type="dxa" w:w="3008"/>
           </w:tcPr>
           <w:p>
             <w:pPr>
-              <w:spacing w:after="0"/>
+              <w:spacing w:after="0" w:line="240" w:lineRule="auto"/>
             </w:pPr>
             <w:r>
               <w:rPr>
-                <w:sz w:val="20"/>
+                <w:rFonts w:ascii="Arial" w:hAnsi="Arial" w:cs="Arial" w:eastAsia="Arial"/>
+                <w:sz w:val="24"/>
               </w:rPr>
               <w:t>Data</w:t>
             </w:r>
@@ -233,15 +309,16 @@
         </w:tc>
         <w:tc>
           <w:tcPr>
-            <w:tcW w:type="dxa" w:w="2880"/>
+            <w:tcW w:type="dxa" w:w="3008"/>
           </w:tcPr>
           <w:p>
             <w:pPr>
-              <w:spacing w:after="0"/>
+              <w:spacing w:after="0" w:line="240" w:lineRule="auto"/>
             </w:pPr>
             <w:r>
               <w:rPr>
-                <w:sz w:val="20"/>
+                <w:rFonts w:ascii="Arial" w:hAnsi="Arial" w:cs="Arial" w:eastAsia="Arial"/>
+                <w:sz w:val="24"/>
               </w:rPr>
               <w:t>Order and customer records held in the shop platform’s own format</w:t>
             </w:r>
@@ -249,15 +326,16 @@
         </w:tc>
         <w:tc>
           <w:tcPr>
-            <w:tcW w:type="dxa" w:w="2880"/>
+            <w:tcW w:type="dxa" w:w="3008"/>
           </w:tcPr>
           <w:p>
             <w:pPr>
-              <w:spacing w:after="0"/>
+              <w:spacing w:after="0" w:line="240" w:lineRule="auto"/>
             </w:pPr>
             <w:r>
               <w:rPr>
-                <w:sz w:val="20"/>
+                <w:rFonts w:ascii="Arial" w:hAnsi="Arial" w:cs="Arial" w:eastAsia="Arial"/>
+                <w:sz w:val="24"/>
               </w:rPr>
               <w:t>Exports every 15 minutes in open formats (CSV, SQL dump) to a second provider, with an import tested twice a year</w:t>
             </w:r>
@@ -267,15 +345,16 @@
       <w:tr>
         <w:tc>
           <w:tcPr>
-            <w:tcW w:type="dxa" w:w="2880"/>
+            <w:tcW w:type="dxa" w:w="3008"/>
           </w:tcPr>
           <w:p>
             <w:pPr>
-              <w:spacing w:after="0"/>
+              <w:spacing w:after="0" w:line="240" w:lineRule="auto"/>
             </w:pPr>
             <w:r>
               <w:rPr>
-                <w:sz w:val="20"/>
+                <w:rFonts w:ascii="Arial" w:hAnsi="Arial" w:cs="Arial" w:eastAsia="Arial"/>
+                <w:sz w:val="24"/>
               </w:rPr>
               <w:t>Network</w:t>
             </w:r>
@@ -283,15 +362,16 @@
         </w:tc>
         <w:tc>
           <w:tcPr>
-            <w:tcW w:type="dxa" w:w="2880"/>
+            <w:tcW w:type="dxa" w:w="3008"/>
           </w:tcPr>
           <w:p>
             <w:pPr>
-              <w:spacing w:after="0"/>
+              <w:spacing w:after="0" w:line="240" w:lineRule="auto"/>
             </w:pPr>
             <w:r>
               <w:rPr>
-                <w:sz w:val="20"/>
+                <w:rFonts w:ascii="Arial" w:hAnsi="Arial" w:cs="Arial" w:eastAsia="Arial"/>
+                <w:sz w:val="24"/>
               </w:rPr>
               <w:t>If the provider hosts the domain’s DNS, the shop cannot be pointed anywhere else when the provider fails</w:t>
             </w:r>
@@ -299,15 +379,16 @@
         </w:tc>
         <w:tc>
           <w:tcPr>
-            <w:tcW w:type="dxa" w:w="2880"/>
+            <w:tcW w:type="dxa" w:w="3008"/>
           </w:tcPr>
           <w:p>
             <w:pPr>
-              <w:spacing w:after="0"/>
+              <w:spacing w:after="0" w:line="240" w:lineRule="auto"/>
             </w:pPr>
             <w:r>
               <w:rPr>
-                <w:sz w:val="20"/>
+                <w:rFonts w:ascii="Arial" w:hAnsi="Arial" w:cs="Arial" w:eastAsia="Arial"/>
+                <w:sz w:val="24"/>
               </w:rPr>
               <w:t>Keep the domain and DNS with an independent registrar, with short time-to-live values</w:t>
             </w:r>
@@ -317,15 +398,16 @@
       <w:tr>
         <w:tc>
           <w:tcPr>
-            <w:tcW w:type="dxa" w:w="2880"/>
+            <w:tcW w:type="dxa" w:w="3008"/>
           </w:tcPr>
           <w:p>
             <w:pPr>
-              <w:spacing w:after="0"/>
+              <w:spacing w:after="0" w:line="240" w:lineRule="auto"/>
             </w:pPr>
             <w:r>
               <w:rPr>
-                <w:sz w:val="20"/>
+                <w:rFonts w:ascii="Arial" w:hAnsi="Arial" w:cs="Arial" w:eastAsia="Arial"/>
+                <w:sz w:val="24"/>
               </w:rPr>
               <w:t>Identity (persona)</w:t>
             </w:r>
@@ -333,15 +415,16 @@
         </w:tc>
         <w:tc>
           <w:tcPr>
-            <w:tcW w:type="dxa" w:w="2880"/>
+            <w:tcW w:type="dxa" w:w="3008"/>
           </w:tcPr>
           <w:p>
             <w:pPr>
-              <w:spacing w:after="0"/>
+              <w:spacing w:after="0" w:line="240" w:lineRule="auto"/>
             </w:pPr>
             <w:r>
               <w:rPr>
-                <w:sz w:val="20"/>
+                <w:rFonts w:ascii="Arial" w:hAnsi="Arial" w:cs="Arial" w:eastAsia="Arial"/>
+                <w:sz w:val="24"/>
               </w:rPr>
               <w:t>Staff and admin accounts held by the main provider, so losing the account also locks staff out of email and backups</w:t>
             </w:r>
@@ -349,15 +432,16 @@
         </w:tc>
         <w:tc>
           <w:tcPr>
-            <w:tcW w:type="dxa" w:w="2880"/>
+            <w:tcW w:type="dxa" w:w="3008"/>
           </w:tcPr>
           <w:p>
             <w:pPr>
-              <w:spacing w:after="0"/>
+              <w:spacing w:after="0" w:line="240" w:lineRule="auto"/>
             </w:pPr>
             <w:r>
               <w:rPr>
-                <w:sz w:val="20"/>
+                <w:rFonts w:ascii="Arial" w:hAnsi="Arial" w:cs="Arial" w:eastAsia="Arial"/>
+                <w:sz w:val="24"/>
               </w:rPr>
               <w:t>Separate credentials and MFA for the backup provider, and a break-glass account not held by the main provider</w:t>
             </w:r>
@@ -367,15 +451,16 @@
       <w:tr>
         <w:tc>
           <w:tcPr>
-            <w:tcW w:type="dxa" w:w="2880"/>
+            <w:tcW w:type="dxa" w:w="3008"/>
           </w:tcPr>
           <w:p>
             <w:pPr>
-              <w:spacing w:after="0"/>
+              <w:spacing w:after="0" w:line="240" w:lineRule="auto"/>
             </w:pPr>
             <w:r>
               <w:rPr>
-                <w:sz w:val="20"/>
+                <w:rFonts w:ascii="Arial" w:hAnsi="Arial" w:cs="Arial" w:eastAsia="Arial"/>
+                <w:sz w:val="24"/>
               </w:rPr>
               <w:t>Contract and economic</w:t>
             </w:r>
@@ -383,15 +468,16 @@
         </w:tc>
         <w:tc>
           <w:tcPr>
-            <w:tcW w:type="dxa" w:w="2880"/>
+            <w:tcW w:type="dxa" w:w="3008"/>
           </w:tcPr>
           <w:p>
             <w:pPr>
-              <w:spacing w:after="0"/>
+              <w:spacing w:after="0" w:line="240" w:lineRule="auto"/>
             </w:pPr>
             <w:r>
               <w:rPr>
-                <w:sz w:val="20"/>
+                <w:rFonts w:ascii="Arial" w:hAnsi="Arial" w:cs="Arial" w:eastAsia="Arial"/>
+                <w:sz w:val="24"/>
               </w:rPr>
               <w:t>Auto-renewal, termination charges, multi-year commitments, unclear terms for returning data</w:t>
             </w:r>
@@ -399,15 +485,16 @@
         </w:tc>
         <w:tc>
           <w:tcPr>
-            <w:tcW w:type="dxa" w:w="2880"/>
+            <w:tcW w:type="dxa" w:w="3008"/>
           </w:tcPr>
           <w:p>
             <w:pPr>
-              <w:spacing w:after="0"/>
+              <w:spacing w:after="0" w:line="240" w:lineRule="auto"/>
             </w:pPr>
             <w:r>
               <w:rPr>
-                <w:sz w:val="20"/>
+                <w:rFonts w:ascii="Arial" w:hAnsi="Arial" w:cs="Arial" w:eastAsia="Arial"/>
+                <w:sz w:val="24"/>
               </w:rPr>
               <w:t>Read exit, data return and deletion terms before signing; prefer monthly terms until the platform has proved itself</w:t>
             </w:r>
@@ -417,15 +504,16 @@
       <w:tr>
         <w:tc>
           <w:tcPr>
-            <w:tcW w:type="dxa" w:w="2880"/>
+            <w:tcW w:type="dxa" w:w="3008"/>
           </w:tcPr>
           <w:p>
             <w:pPr>
-              <w:spacing w:after="0"/>
+              <w:spacing w:after="0" w:line="240" w:lineRule="auto"/>
             </w:pPr>
             <w:r>
               <w:rPr>
-                <w:sz w:val="20"/>
+                <w:rFonts w:ascii="Arial" w:hAnsi="Arial" w:cs="Arial" w:eastAsia="Arial"/>
+                <w:sz w:val="24"/>
               </w:rPr>
               <w:t>Technical and service</w:t>
             </w:r>
@@ -433,15 +521,16 @@
         </w:tc>
         <w:tc>
           <w:tcPr>
-            <w:tcW w:type="dxa" w:w="2880"/>
+            <w:tcW w:type="dxa" w:w="3008"/>
           </w:tcPr>
           <w:p>
             <w:pPr>
-              <w:spacing w:after="0"/>
+              <w:spacing w:after="0" w:line="240" w:lineRule="auto"/>
             </w:pPr>
             <w:r>
               <w:rPr>
-                <w:sz w:val="20"/>
+                <w:rFonts w:ascii="Arial" w:hAnsi="Arial" w:cs="Arial" w:eastAsia="Arial"/>
+                <w:sz w:val="24"/>
               </w:rPr>
               <w:t>Platform-specific apps, themes and integrations</w:t>
             </w:r>
@@ -449,15 +538,16 @@
         </w:tc>
         <w:tc>
           <w:tcPr>
-            <w:tcW w:type="dxa" w:w="2880"/>
+            <w:tcW w:type="dxa" w:w="3008"/>
           </w:tcPr>
           <w:p>
             <w:pPr>
-              <w:spacing w:after="0"/>
+              <w:spacing w:after="0" w:line="240" w:lineRule="auto"/>
             </w:pPr>
             <w:r>
               <w:rPr>
-                <w:sz w:val="20"/>
+                <w:rFonts w:ascii="Arial" w:hAnsi="Arial" w:cs="Arial" w:eastAsia="Arial"/>
+                <w:sz w:val="24"/>
               </w:rPr>
               <w:t>Use them where they save money, but list each one in a one-page exit plan with the alternative</w:t>
             </w:r>
@@ -467,15 +557,16 @@
       <w:tr>
         <w:tc>
           <w:tcPr>
-            <w:tcW w:type="dxa" w:w="2880"/>
+            <w:tcW w:type="dxa" w:w="3008"/>
           </w:tcPr>
           <w:p>
             <w:pPr>
-              <w:spacing w:after="0"/>
+              <w:spacing w:after="0" w:line="240" w:lineRule="auto"/>
             </w:pPr>
             <w:r>
               <w:rPr>
-                <w:sz w:val="20"/>
+                <w:rFonts w:ascii="Arial" w:hAnsi="Arial" w:cs="Arial" w:eastAsia="Arial"/>
+                <w:sz w:val="24"/>
               </w:rPr>
               <w:t>Skills</w:t>
             </w:r>
@@ -483,15 +574,16 @@
         </w:tc>
         <w:tc>
           <w:tcPr>
-            <w:tcW w:type="dxa" w:w="2880"/>
+            <w:tcW w:type="dxa" w:w="3008"/>
           </w:tcPr>
           <w:p>
             <w:pPr>
-              <w:spacing w:after="0"/>
+              <w:spacing w:after="0" w:line="240" w:lineRule="auto"/>
             </w:pPr>
             <w:r>
               <w:rPr>
-                <w:sz w:val="20"/>
+                <w:rFonts w:ascii="Arial" w:hAnsi="Arial" w:cs="Arial" w:eastAsia="Arial"/>
+                <w:sz w:val="24"/>
               </w:rPr>
               <w:t>One person knows how the platform is set up</w:t>
             </w:r>
@@ -499,15 +591,16 @@
         </w:tc>
         <w:tc>
           <w:tcPr>
-            <w:tcW w:type="dxa" w:w="2880"/>
+            <w:tcW w:type="dxa" w:w="3008"/>
           </w:tcPr>
           <w:p>
             <w:pPr>
-              <w:spacing w:after="0"/>
+              <w:spacing w:after="0" w:line="240" w:lineRule="auto"/>
             </w:pPr>
             <w:r>
               <w:rPr>
-                <w:sz w:val="20"/>
+                <w:rFonts w:ascii="Arial" w:hAnsi="Arial" w:cs="Arial" w:eastAsia="Arial"/>
+                <w:sz w:val="24"/>
               </w:rPr>
               <w:t>A written runbook, and the twice-yearly restore at the second provider carried out by someone else</w:t>
             </w:r>
@@ -515,50 +608,80 @@
         </w:tc>
       </w:tr>
     </w:tbl>
-    <w:p/>
     <w:p>
+      <w:pPr>
+        <w:spacing w:line="480" w:lineRule="auto"/>
+      </w:pPr>
+    </w:p>
+    <w:p>
+      <w:pPr>
+        <w:spacing w:line="480" w:lineRule="auto"/>
+      </w:pPr>
       <w:r>
-        <w:rPr/>
+        <w:rPr>
+          <w:rFonts w:ascii="Arial" w:hAnsi="Arial" w:cs="Arial" w:eastAsia="Arial"/>
+        </w:rPr>
         <w:t>The test of these measures is the exit itself. In Artefact 2 the rebuild at a second provider is also an exit rehearsal, and a tested rebuild within a day or so is much stronger evidence of portability than a container image that has never been moved.</w:t>
       </w:r>
     </w:p>
     <w:p>
       <w:pPr>
         <w:pStyle w:val="Heading2"/>
+        <w:spacing w:line="480" w:lineRule="auto"/>
       </w:pPr>
       <w:r>
         <w:t>2. What are some security concerns with the modern cloud? How can these be mitigated?</w:t>
       </w:r>
     </w:p>
     <w:p>
+      <w:pPr>
+        <w:spacing w:line="480" w:lineRule="auto"/>
+      </w:pPr>
       <w:r>
-        <w:rPr/>
+        <w:rPr>
+          <w:rFonts w:ascii="Arial" w:hAnsi="Arial" w:cs="Arial" w:eastAsia="Arial"/>
+        </w:rPr>
         <w:t>The first concern is the customer’s side of shared responsibility. The Cloud Security Alliance’s (2024) survey puts misconfiguration and inadequate change control first, followed by identity and access management, insecure interfaces and APIs, an inadequate cloud security strategy and insecure third-party resources. The 2024 Snowflake campaign shows how ordinary the cause can be. About 165 organisations were notified as potentially exposed after an attacker logged in with usernames and passwords taken by infostealer malware, some stolen years earlier and never changed. The accounts had no MFA and no network allow lists, and at least 79.7% of the credentials used had been exposed before (Mandiant, 2024). The mitigations are basic but have to be applied everywhere: phishing-resistant MFA on every account, rotating credentials, restricting admin access to known networks and devices, keeping configuration under change control, and logging and alerting (NCSC, no date, principles 9 to 13). For Pampered Pets this matters more because staff use their own phones on the shop Wi-Fi (Group 2, 2025), and those phones would be the obvious devices for MFA codes.</w:t>
       </w:r>
     </w:p>
     <w:p>
+      <w:pPr>
+        <w:spacing w:line="480" w:lineRule="auto"/>
+      </w:pPr>
       <w:r>
-        <w:rPr/>
+        <w:rPr>
+          <w:rFonts w:ascii="Arial" w:hAnsi="Arial" w:cs="Arial" w:eastAsia="Arial"/>
+        </w:rPr>
         <w:t>The second concern is the provider’s own security, which the customer cannot see or fix. The Cyber Safety Review Board found that the 2023 Storm-0558 intrusion into Microsoft’s email service was ‘preventable’ and pointed to a culture that ‘deprioritized enterprise security investments’ (DHS, 2024). The customer can only choose providers whose assurance can be checked against the NCSC’s (no date) fourteen cloud security principles and design so that one provider’s failure does not lose everything. The third concern is concentration. Outages, faulty updates and administrative errors at one provider reach thousands of customers at once, as the CrowdStrike and us-east-1 events discussed in Unit 9 and the deletion of UniSuper’s private cloud showed (Microsoft, 2024; AWS, 2025; UniSuper and Google Cloud, 2024). The mitigation is a copy outside that provider, under credentials it does not control. The fourth is data protection. Personal data sent outside the UK needs an adequacy decision or appropriate safeguards (ICO, no date), so the region and any support access by the provider have to be checked. The fifth is network security. Management consoles and APIs are reachable from the internet by default, and DRaaS adds a replication link and a supplier with a full copy of the data. Admin access should be restricted to known networks, replication encrypted, and the DR supplier’s access kept to the minimum and tested like any other supplier’s.</w:t>
       </w:r>
     </w:p>
     <w:p>
+      <w:pPr>
+        <w:spacing w:line="480" w:lineRule="auto"/>
+      </w:pPr>
       <w:r>
-        <w:rPr/>
+        <w:rPr>
+          <w:rFonts w:ascii="Arial" w:hAnsi="Arial" w:cs="Arial" w:eastAsia="Arial"/>
+        </w:rPr>
         <w:t>Corbari et al. (2024) add a way to decide where to start. Mapping the mission thread first shows which systems the business cannot work without, wherever they are hosted, so limited effort goes to those. For Pampered Pets that means the admin identities, the order database and the domain, in that order.</w:t>
       </w:r>
     </w:p>
     <w:p>
       <w:pPr>
         <w:pStyle w:val="Heading1"/>
+        <w:spacing w:line="480" w:lineRule="auto"/>
       </w:pPr>
       <w:r>
         <w:t>Artefact 2: A DR Design for Pampered Pets</w:t>
       </w:r>
     </w:p>
     <w:p>
+      <w:pPr>
+        <w:spacing w:line="480" w:lineRule="auto"/>
+      </w:pPr>
       <w:r>
         <w:rPr>
+          <w:rFonts w:ascii="Arial" w:hAnsi="Arial" w:cs="Arial" w:eastAsia="Arial"/>
           <w:i/>
         </w:rPr>
         <w:t>Python notebook: unit10_pampered_pets_dr_design.ipynb. Uses the cost equations and RTO decomposition of Alhazmi and Malaiya (2013), corrected where Section 1 shows it is needed, and the mission thread analysis of Corbari et al. (2024). Every figure is an assumption made for this exercise; the business inputs are the same as in Unit 9, and ‘provider A’ and ‘provider B’ are placeholders, not products. 20,000 input sets, with common random numbers across designs.</w:t>
@@ -567,16 +690,20 @@
     <w:p>
       <w:pPr>
         <w:pStyle w:val="Heading2"/>
+        <w:spacing w:line="480" w:lineRule="auto"/>
       </w:pPr>
       <w:r>
         <w:t>1. Checking Alhazmi and Malaiya’s model</w:t>
       </w:r>
     </w:p>
     <w:p>
+      <w:pPr>
+        <w:spacing w:line="480" w:lineRule="auto"/>
+      </w:pPr>
       <w:r>
         <w:drawing>
           <wp:inline xmlns:a="http://schemas.openxmlformats.org/drawingml/2006/main" xmlns:pic="http://schemas.openxmlformats.org/drawingml/2006/picture">
-            <wp:extent cx="5760000" cy="2174475"/>
+            <wp:extent cx="5731510" cy="2163719"/>
             <wp:docPr id="1" name="Picture 1"/>
             <wp:cNvGraphicFramePr>
               <a:graphicFrameLocks noChangeAspect="1"/>
@@ -597,7 +724,7 @@
                   <pic:spPr>
                     <a:xfrm>
                       <a:off x="0" y="0"/>
-                      <a:ext cx="5760000" cy="2174475"/>
+                      <a:ext cx="5731510" cy="2163719"/>
                     </a:xfrm>
                     <a:prstGeom prst="rect"/>
                   </pic:spPr>
@@ -608,10 +735,14 @@
         </w:drawing>
       </w:r>
     </w:p>
-    <w:p/>
+    <w:p>
+      <w:pPr>
+        <w:spacing w:line="480" w:lineRule="auto"/>
+      </w:pPr>
+    </w:p>
     <w:tbl>
       <w:tblPr>
-        <w:tblW w:type="auto" w:w="0"/>
+        <w:tblW w:type="dxa" w:w="9026"/>
         <w:tblLook w:firstColumn="1" w:firstRow="1" w:lastColumn="0" w:lastRow="0" w:noHBand="0" w:noVBand="1" w:val="04A0"/>
         <w:tblBorders>
           <w:top w:val="single" w:sz="4" w:space="0" w:color="BFBFBF"/>
@@ -623,24 +754,25 @@
         </w:tblBorders>
       </w:tblPr>
       <w:tblGrid>
-        <w:gridCol w:w="4320"/>
-        <w:gridCol w:w="4320"/>
+        <w:gridCol w:w="4513"/>
+        <w:gridCol w:w="4513"/>
       </w:tblGrid>
       <w:tr>
         <w:tc>
           <w:tcPr>
-            <w:tcW w:type="dxa" w:w="4320"/>
+            <w:tcW w:type="dxa" w:w="4513"/>
             <w:shd w:val="clear" w:color="auto" w:fill="1F3864"/>
           </w:tcPr>
           <w:p>
             <w:pPr>
-              <w:spacing w:after="0"/>
+              <w:spacing w:after="0" w:line="240" w:lineRule="auto"/>
             </w:pPr>
             <w:r>
               <w:rPr>
+                <w:rFonts w:ascii="Arial" w:hAnsi="Arial" w:cs="Arial" w:eastAsia="Arial"/>
                 <w:b/>
                 <w:color w:val="FFFFFF"/>
-                <w:sz w:val="20"/>
+                <w:sz w:val="24"/>
               </w:rPr>
               <w:t>Element of the paper</w:t>
             </w:r>
@@ -648,18 +780,19 @@
         </w:tc>
         <w:tc>
           <w:tcPr>
-            <w:tcW w:type="dxa" w:w="4320"/>
+            <w:tcW w:type="dxa" w:w="4513"/>
             <w:shd w:val="clear" w:color="auto" w:fill="1F3864"/>
           </w:tcPr>
           <w:p>
             <w:pPr>
-              <w:spacing w:after="0"/>
+              <w:spacing w:after="0" w:line="240" w:lineRule="auto"/>
             </w:pPr>
             <w:r>
               <w:rPr>
+                <w:rFonts w:ascii="Arial" w:hAnsi="Arial" w:cs="Arial" w:eastAsia="Arial"/>
                 <w:b/>
                 <w:color w:val="FFFFFF"/>
-                <w:sz w:val="20"/>
+                <w:sz w:val="24"/>
               </w:rPr>
               <w:t>What the check found</w:t>
             </w:r>
@@ -669,15 +802,16 @@
       <w:tr>
         <w:tc>
           <w:tcPr>
-            <w:tcW w:type="dxa" w:w="4320"/>
+            <w:tcW w:type="dxa" w:w="4513"/>
           </w:tcPr>
           <w:p>
             <w:pPr>
-              <w:spacing w:after="0"/>
+              <w:spacing w:after="0" w:line="240" w:lineRule="auto"/>
             </w:pPr>
             <w:r>
               <w:rPr>
-                <w:sz w:val="20"/>
+                <w:rFonts w:ascii="Arial" w:hAnsi="Arial" w:cs="Arial" w:eastAsia="Arial"/>
+                <w:sz w:val="24"/>
               </w:rPr>
               <w:t>Table 2 and the claim that a higher tier ‘would exponentially reduce RTO’</w:t>
             </w:r>
@@ -685,15 +819,16 @@
         </w:tc>
         <w:tc>
           <w:tcPr>
-            <w:tcW w:type="dxa" w:w="4320"/>
+            <w:tcW w:type="dxa" w:w="4513"/>
           </w:tcPr>
           <w:p>
             <w:pPr>
-              <w:spacing w:after="0"/>
+              <w:spacing w:after="0" w:line="240" w:lineRule="auto"/>
             </w:pPr>
             <w:r>
               <w:rPr>
-                <w:sz w:val="20"/>
+                <w:rFonts w:ascii="Arial" w:hAnsi="Arial" w:cs="Arial" w:eastAsia="Arial"/>
+                <w:sz w:val="24"/>
               </w:rPr>
               <w:t>Tier 4 is slower to recover than tier 3, and tiers 1 to 3 have the same RPO (2 to 24 hours).</w:t>
             </w:r>
@@ -703,67 +838,76 @@
       <w:tr>
         <w:tc>
           <w:tcPr>
-            <w:tcW w:type="dxa" w:w="4320"/>
+            <w:tcW w:type="dxa" w:w="4513"/>
           </w:tcPr>
           <w:p>
             <w:pPr>
-              <w:spacing w:after="0"/>
+              <w:spacing w:after="0" w:line="240" w:lineRule="auto"/>
             </w:pPr>
             <w:r>
               <w:rPr>
-                <w:sz w:val="20"/>
+                <w:rFonts w:ascii="Arial" w:hAnsi="Arial" w:cs="Arial" w:eastAsia="Arial"/>
+                <w:sz w:val="24"/>
               </w:rPr>
               <w:t>Equation 3: C</w:t>
             </w:r>
             <w:r>
               <w:rPr>
-                <w:sz w:val="20"/>
+                <w:rFonts w:ascii="Arial" w:hAnsi="Arial" w:cs="Arial" w:eastAsia="Arial"/>
+                <w:sz w:val="24"/>
                 <w:vertAlign w:val="subscript"/>
               </w:rPr>
               <w:t>d</w:t>
             </w:r>
             <w:r>
               <w:rPr>
-                <w:sz w:val="20"/>
+                <w:rFonts w:ascii="Arial" w:hAnsi="Arial" w:cs="Arial" w:eastAsia="Arial"/>
+                <w:sz w:val="24"/>
               </w:rPr>
               <w:t xml:space="preserve"> = Σ p</w:t>
             </w:r>
             <w:r>
               <w:rPr>
-                <w:sz w:val="20"/>
+                <w:rFonts w:ascii="Arial" w:hAnsi="Arial" w:cs="Arial" w:eastAsia="Arial"/>
+                <w:sz w:val="24"/>
                 <w:vertAlign w:val="subscript"/>
               </w:rPr>
               <w:t>i</w:t>
             </w:r>
             <w:r>
               <w:rPr>
-                <w:sz w:val="20"/>
+                <w:rFonts w:ascii="Arial" w:hAnsi="Arial" w:cs="Arial" w:eastAsia="Arial"/>
+                <w:sz w:val="24"/>
               </w:rPr>
               <w:t>(C</w:t>
             </w:r>
             <w:r>
               <w:rPr>
-                <w:sz w:val="20"/>
+                <w:rFonts w:ascii="Arial" w:hAnsi="Arial" w:cs="Arial" w:eastAsia="Arial"/>
+                <w:sz w:val="24"/>
                 <w:vertAlign w:val="subscript"/>
               </w:rPr>
               <w:t>r,i</w:t>
             </w:r>
             <w:r>
               <w:rPr>
-                <w:sz w:val="20"/>
+                <w:rFonts w:ascii="Arial" w:hAnsi="Arial" w:cs="Arial" w:eastAsia="Arial"/>
+                <w:sz w:val="24"/>
               </w:rPr>
               <w:t xml:space="preserve"> + C</w:t>
             </w:r>
             <w:r>
               <w:rPr>
-                <w:sz w:val="20"/>
+                <w:rFonts w:ascii="Arial" w:hAnsi="Arial" w:cs="Arial" w:eastAsia="Arial"/>
+                <w:sz w:val="24"/>
                 <w:vertAlign w:val="subscript"/>
               </w:rPr>
               <w:t>u,i</w:t>
             </w:r>
             <w:r>
               <w:rPr>
-                <w:sz w:val="20"/>
+                <w:rFonts w:ascii="Arial" w:hAnsi="Arial" w:cs="Arial" w:eastAsia="Arial"/>
+                <w:sz w:val="24"/>
               </w:rPr>
               <w:t>)</w:t>
             </w:r>
@@ -771,15 +915,16 @@
         </w:tc>
         <w:tc>
           <w:tcPr>
-            <w:tcW w:type="dxa" w:w="4320"/>
+            <w:tcW w:type="dxa" w:w="4513"/>
           </w:tcPr>
           <w:p>
             <w:pPr>
-              <w:spacing w:after="0"/>
+              <w:spacing w:after="0" w:line="240" w:lineRule="auto"/>
             </w:pPr>
             <w:r>
               <w:rPr>
-                <w:sz w:val="20"/>
+                <w:rFonts w:ascii="Arial" w:hAnsi="Arial" w:cs="Arial" w:eastAsia="Arial"/>
+                <w:sz w:val="24"/>
               </w:rPr>
               <w:t>Charges every disaster both the recovery cost and the unrecoverable cost. In a two-design example, the design that cannot recover wins as printed (£2,700 against £3,600) and loses once the two costs are weighted by the probability of recovery (£2,600 against £1,100).</w:t>
             </w:r>
@@ -789,15 +934,16 @@
       <w:tr>
         <w:tc>
           <w:tcPr>
-            <w:tcW w:type="dxa" w:w="4320"/>
+            <w:tcW w:type="dxa" w:w="4513"/>
           </w:tcPr>
           <w:p>
             <w:pPr>
-              <w:spacing w:after="0"/>
+              <w:spacing w:after="0" w:line="240" w:lineRule="auto"/>
             </w:pPr>
             <w:r>
               <w:rPr>
-                <w:sz w:val="20"/>
+                <w:rFonts w:ascii="Arial" w:hAnsi="Arial" w:cs="Arial" w:eastAsia="Arial"/>
+                <w:sz w:val="24"/>
               </w:rPr>
               <w:t>Assumption that ‘backup reliability is 1’</w:t>
             </w:r>
@@ -805,15 +951,16 @@
         </w:tc>
         <w:tc>
           <w:tcPr>
-            <w:tcW w:type="dxa" w:w="4320"/>
+            <w:tcW w:type="dxa" w:w="4513"/>
           </w:tcPr>
           <w:p>
             <w:pPr>
-              <w:spacing w:after="0"/>
+              <w:spacing w:after="0" w:line="240" w:lineRule="auto"/>
             </w:pPr>
             <w:r>
               <w:rPr>
-                <w:sz w:val="20"/>
+                <w:rFonts w:ascii="Arial" w:hAnsi="Arial" w:cs="Arial" w:eastAsia="Arial"/>
+                <w:sz w:val="24"/>
               </w:rPr>
               <w:t>Replaced: an untested restore fails the first time with probability 10–40%, a tested one 2–10%.</w:t>
             </w:r>
@@ -823,15 +970,16 @@
       <w:tr>
         <w:tc>
           <w:tcPr>
-            <w:tcW w:type="dxa" w:w="4320"/>
+            <w:tcW w:type="dxa" w:w="4513"/>
           </w:tcPr>
           <w:p>
             <w:pPr>
-              <w:spacing w:after="0"/>
+              <w:spacing w:after="0" w:line="240" w:lineRule="auto"/>
             </w:pPr>
             <w:r>
               <w:rPr>
-                <w:sz w:val="20"/>
+                <w:rFonts w:ascii="Arial" w:hAnsi="Arial" w:cs="Arial" w:eastAsia="Arial"/>
+                <w:sz w:val="24"/>
               </w:rPr>
               <w:t>Table 3: retail loses $1,107,274 an hour (2000)</w:t>
             </w:r>
@@ -839,15 +987,16 @@
         </w:tc>
         <w:tc>
           <w:tcPr>
-            <w:tcW w:type="dxa" w:w="4320"/>
+            <w:tcW w:type="dxa" w:w="4513"/>
           </w:tcPr>
           <w:p>
             <w:pPr>
-              <w:spacing w:after="0"/>
+              <w:spacing w:after="0" w:line="240" w:lineRule="auto"/>
             </w:pPr>
             <w:r>
               <w:rPr>
-                <w:sz w:val="20"/>
+                <w:rFonts w:ascii="Arial" w:hAnsi="Arial" w:cs="Arial" w:eastAsia="Arial"/>
+                <w:sz w:val="24"/>
               </w:rPr>
               <w:t>About 75,000 times the modelled median of £14.74 an hour for Pampered Pets. The table is credited to reference 15; references 14 and 16 are never cited.</w:t>
             </w:r>
@@ -855,10 +1004,15 @@
         </w:tc>
       </w:tr>
     </w:tbl>
-    <w:p/>
+    <w:p>
+      <w:pPr>
+        <w:spacing w:line="480" w:lineRule="auto"/>
+      </w:pPr>
+    </w:p>
     <w:p>
       <w:pPr>
         <w:pStyle w:val="Heading2"/>
+        <w:spacing w:line="480" w:lineRule="auto"/>
       </w:pPr>
       <w:r>
         <w:t>2. Requirements</w:t>
@@ -866,7 +1020,7 @@
     </w:p>
     <w:tbl>
       <w:tblPr>
-        <w:tblW w:type="auto" w:w="0"/>
+        <w:tblW w:type="dxa" w:w="9026"/>
         <w:tblLook w:firstColumn="1" w:firstRow="1" w:lastColumn="0" w:lastRow="0" w:noHBand="0" w:noVBand="1" w:val="04A0"/>
         <w:tblBorders>
           <w:top w:val="single" w:sz="4" w:space="0" w:color="BFBFBF"/>
@@ -878,26 +1032,27 @@
         </w:tblBorders>
       </w:tblPr>
       <w:tblGrid>
-        <w:gridCol w:w="2160"/>
-        <w:gridCol w:w="2160"/>
-        <w:gridCol w:w="2160"/>
-        <w:gridCol w:w="2160"/>
+        <w:gridCol w:w="2256"/>
+        <w:gridCol w:w="2256"/>
+        <w:gridCol w:w="2256"/>
+        <w:gridCol w:w="2256"/>
       </w:tblGrid>
       <w:tr>
         <w:tc>
           <w:tcPr>
-            <w:tcW w:type="dxa" w:w="2160"/>
+            <w:tcW w:type="dxa" w:w="2256"/>
             <w:shd w:val="clear" w:color="auto" w:fill="1F3864"/>
           </w:tcPr>
           <w:p>
             <w:pPr>
-              <w:spacing w:after="0"/>
+              <w:spacing w:after="0" w:line="240" w:lineRule="auto"/>
             </w:pPr>
             <w:r>
               <w:rPr>
+                <w:rFonts w:ascii="Arial" w:hAnsi="Arial" w:cs="Arial" w:eastAsia="Arial"/>
                 <w:b/>
                 <w:color w:val="FFFFFF"/>
-                <w:sz w:val="20"/>
+                <w:sz w:val="24"/>
               </w:rPr>
               <w:t>ID</w:t>
             </w:r>
@@ -905,18 +1060,19 @@
         </w:tc>
         <w:tc>
           <w:tcPr>
-            <w:tcW w:type="dxa" w:w="2160"/>
+            <w:tcW w:type="dxa" w:w="2256"/>
             <w:shd w:val="clear" w:color="auto" w:fill="1F3864"/>
           </w:tcPr>
           <w:p>
             <w:pPr>
-              <w:spacing w:after="0"/>
+              <w:spacing w:after="0" w:line="240" w:lineRule="auto"/>
             </w:pPr>
             <w:r>
               <w:rPr>
+                <w:rFonts w:ascii="Arial" w:hAnsi="Arial" w:cs="Arial" w:eastAsia="Arial"/>
                 <w:b/>
                 <w:color w:val="FFFFFF"/>
-                <w:sz w:val="20"/>
+                <w:sz w:val="24"/>
               </w:rPr>
               <w:t>Requirement</w:t>
             </w:r>
@@ -924,18 +1080,19 @@
         </w:tc>
         <w:tc>
           <w:tcPr>
-            <w:tcW w:type="dxa" w:w="2160"/>
+            <w:tcW w:type="dxa" w:w="2256"/>
             <w:shd w:val="clear" w:color="auto" w:fill="1F3864"/>
           </w:tcPr>
           <w:p>
             <w:pPr>
-              <w:spacing w:after="0"/>
+              <w:spacing w:after="0" w:line="240" w:lineRule="auto"/>
             </w:pPr>
             <w:r>
               <w:rPr>
+                <w:rFonts w:ascii="Arial" w:hAnsi="Arial" w:cs="Arial" w:eastAsia="Arial"/>
                 <w:b/>
                 <w:color w:val="FFFFFF"/>
-                <w:sz w:val="20"/>
+                <w:sz w:val="24"/>
               </w:rPr>
               <w:t>Target</w:t>
             </w:r>
@@ -943,18 +1100,19 @@
         </w:tc>
         <w:tc>
           <w:tcPr>
-            <w:tcW w:type="dxa" w:w="2160"/>
+            <w:tcW w:type="dxa" w:w="2256"/>
             <w:shd w:val="clear" w:color="auto" w:fill="1F3864"/>
           </w:tcPr>
           <w:p>
             <w:pPr>
-              <w:spacing w:after="0"/>
+              <w:spacing w:after="0" w:line="240" w:lineRule="auto"/>
             </w:pPr>
             <w:r>
               <w:rPr>
+                <w:rFonts w:ascii="Arial" w:hAnsi="Arial" w:cs="Arial" w:eastAsia="Arial"/>
                 <w:b/>
                 <w:color w:val="FFFFFF"/>
-                <w:sz w:val="20"/>
+                <w:sz w:val="24"/>
               </w:rPr>
               <w:t>Source</w:t>
             </w:r>
@@ -964,15 +1122,16 @@
       <w:tr>
         <w:tc>
           <w:tcPr>
-            <w:tcW w:type="dxa" w:w="2160"/>
+            <w:tcW w:type="dxa" w:w="2256"/>
           </w:tcPr>
           <w:p>
             <w:pPr>
-              <w:spacing w:after="0"/>
+              <w:spacing w:after="0" w:line="240" w:lineRule="auto"/>
             </w:pPr>
             <w:r>
               <w:rPr>
-                <w:sz w:val="20"/>
+                <w:rFonts w:ascii="Arial" w:hAnsi="Arial" w:cs="Arial" w:eastAsia="Arial"/>
+                <w:sz w:val="24"/>
               </w:rPr>
               <w:t>R1</w:t>
             </w:r>
@@ -980,15 +1139,16 @@
         </w:tc>
         <w:tc>
           <w:tcPr>
-            <w:tcW w:type="dxa" w:w="2160"/>
+            <w:tcW w:type="dxa" w:w="2256"/>
           </w:tcPr>
           <w:p>
             <w:pPr>
-              <w:spacing w:after="0"/>
+              <w:spacing w:after="0" w:line="240" w:lineRule="auto"/>
             </w:pPr>
             <w:r>
               <w:rPr>
-                <w:sz w:val="20"/>
+                <w:rFonts w:ascii="Arial" w:hAnsi="Arial" w:cs="Arial" w:eastAsia="Arial"/>
+                <w:sz w:val="24"/>
               </w:rPr>
               <w:t>RTO for the online shop and order data</w:t>
             </w:r>
@@ -996,15 +1156,16 @@
         </w:tc>
         <w:tc>
           <w:tcPr>
-            <w:tcW w:type="dxa" w:w="2160"/>
+            <w:tcW w:type="dxa" w:w="2256"/>
           </w:tcPr>
           <w:p>
             <w:pPr>
-              <w:spacing w:after="0"/>
+              <w:spacing w:after="0" w:line="240" w:lineRule="auto"/>
             </w:pPr>
             <w:r>
               <w:rPr>
-                <w:sz w:val="20"/>
+                <w:rFonts w:ascii="Arial" w:hAnsi="Arial" w:cs="Arial" w:eastAsia="Arial"/>
+                <w:sz w:val="24"/>
               </w:rPr>
               <w:t>36 h</w:t>
             </w:r>
@@ -1012,15 +1173,16 @@
         </w:tc>
         <w:tc>
           <w:tcPr>
-            <w:tcW w:type="dxa" w:w="2160"/>
+            <w:tcW w:type="dxa" w:w="2256"/>
           </w:tcPr>
           <w:p>
             <w:pPr>
-              <w:spacing w:after="0"/>
+              <w:spacing w:after="0" w:line="240" w:lineRule="auto"/>
             </w:pPr>
             <w:r>
               <w:rPr>
-                <w:sz w:val="20"/>
+                <w:rFonts w:ascii="Arial" w:hAnsi="Arial" w:cs="Arial" w:eastAsia="Arial"/>
+                <w:sz w:val="24"/>
               </w:rPr>
               <w:t>Unit 9 BIA: MTPD 72 h, RTO at most half</w:t>
             </w:r>
@@ -1030,15 +1192,16 @@
       <w:tr>
         <w:tc>
           <w:tcPr>
-            <w:tcW w:type="dxa" w:w="2160"/>
+            <w:tcW w:type="dxa" w:w="2256"/>
           </w:tcPr>
           <w:p>
             <w:pPr>
-              <w:spacing w:after="0"/>
+              <w:spacing w:after="0" w:line="240" w:lineRule="auto"/>
             </w:pPr>
             <w:r>
               <w:rPr>
-                <w:sz w:val="20"/>
+                <w:rFonts w:ascii="Arial" w:hAnsi="Arial" w:cs="Arial" w:eastAsia="Arial"/>
+                <w:sz w:val="24"/>
               </w:rPr>
               <w:t>R2</w:t>
             </w:r>
@@ -1046,15 +1209,16 @@
         </w:tc>
         <w:tc>
           <w:tcPr>
-            <w:tcW w:type="dxa" w:w="2160"/>
+            <w:tcW w:type="dxa" w:w="2256"/>
           </w:tcPr>
           <w:p>
             <w:pPr>
-              <w:spacing w:after="0"/>
+              <w:spacing w:after="0" w:line="240" w:lineRule="auto"/>
             </w:pPr>
             <w:r>
               <w:rPr>
-                <w:sz w:val="20"/>
+                <w:rFonts w:ascii="Arial" w:hAnsi="Arial" w:cs="Arial" w:eastAsia="Arial"/>
+                <w:sz w:val="24"/>
               </w:rPr>
               <w:t>RPO after an infrastructure event (outage, account loss)</w:t>
             </w:r>
@@ -1062,15 +1226,16 @@
         </w:tc>
         <w:tc>
           <w:tcPr>
-            <w:tcW w:type="dxa" w:w="2160"/>
+            <w:tcW w:type="dxa" w:w="2256"/>
           </w:tcPr>
           <w:p>
             <w:pPr>
-              <w:spacing w:after="0"/>
+              <w:spacing w:after="0" w:line="240" w:lineRule="auto"/>
             </w:pPr>
             <w:r>
               <w:rPr>
-                <w:sz w:val="20"/>
+                <w:rFonts w:ascii="Arial" w:hAnsi="Arial" w:cs="Arial" w:eastAsia="Arial"/>
+                <w:sz w:val="24"/>
               </w:rPr>
               <w:t>15 min</w:t>
             </w:r>
@@ -1078,15 +1243,16 @@
         </w:tc>
         <w:tc>
           <w:tcPr>
-            <w:tcW w:type="dxa" w:w="2160"/>
+            <w:tcW w:type="dxa" w:w="2256"/>
           </w:tcPr>
           <w:p>
             <w:pPr>
-              <w:spacing w:after="0"/>
+              <w:spacing w:after="0" w:line="240" w:lineRule="auto"/>
             </w:pPr>
             <w:r>
               <w:rPr>
-                <w:sz w:val="20"/>
+                <w:rFonts w:ascii="Arial" w:hAnsi="Arial" w:cs="Arial" w:eastAsia="Arial"/>
+                <w:sz w:val="24"/>
               </w:rPr>
               <w:t>Unit 9 BIA for customer and order data</w:t>
             </w:r>
@@ -1096,15 +1262,16 @@
       <w:tr>
         <w:tc>
           <w:tcPr>
-            <w:tcW w:type="dxa" w:w="2160"/>
+            <w:tcW w:type="dxa" w:w="2256"/>
           </w:tcPr>
           <w:p>
             <w:pPr>
-              <w:spacing w:after="0"/>
+              <w:spacing w:after="0" w:line="240" w:lineRule="auto"/>
             </w:pPr>
             <w:r>
               <w:rPr>
-                <w:sz w:val="20"/>
+                <w:rFonts w:ascii="Arial" w:hAnsi="Arial" w:cs="Arial" w:eastAsia="Arial"/>
+                <w:sz w:val="24"/>
               </w:rPr>
               <w:t>R3</w:t>
             </w:r>
@@ -1112,15 +1279,16 @@
         </w:tc>
         <w:tc>
           <w:tcPr>
-            <w:tcW w:type="dxa" w:w="2160"/>
+            <w:tcW w:type="dxa" w:w="2256"/>
           </w:tcPr>
           <w:p>
             <w:pPr>
-              <w:spacing w:after="0"/>
+              <w:spacing w:after="0" w:line="240" w:lineRule="auto"/>
             </w:pPr>
             <w:r>
               <w:rPr>
-                <w:sz w:val="20"/>
+                <w:rFonts w:ascii="Arial" w:hAnsi="Arial" w:cs="Arial" w:eastAsia="Arial"/>
+                <w:sz w:val="24"/>
               </w:rPr>
               <w:t>RPO after a data disaster (ransomware, deletion, corruption)</w:t>
             </w:r>
@@ -1128,15 +1296,16 @@
         </w:tc>
         <w:tc>
           <w:tcPr>
-            <w:tcW w:type="dxa" w:w="2160"/>
+            <w:tcW w:type="dxa" w:w="2256"/>
           </w:tcPr>
           <w:p>
             <w:pPr>
-              <w:spacing w:after="0"/>
+              <w:spacing w:after="0" w:line="240" w:lineRule="auto"/>
             </w:pPr>
             <w:r>
               <w:rPr>
-                <w:sz w:val="20"/>
+                <w:rFonts w:ascii="Arial" w:hAnsi="Arial" w:cs="Arial" w:eastAsia="Arial"/>
+                <w:sz w:val="24"/>
               </w:rPr>
               <w:t>24 h</w:t>
             </w:r>
@@ -1144,15 +1313,16 @@
         </w:tc>
         <w:tc>
           <w:tcPr>
-            <w:tcW w:type="dxa" w:w="2160"/>
+            <w:tcW w:type="dxa" w:w="2256"/>
           </w:tcPr>
           <w:p>
             <w:pPr>
-              <w:spacing w:after="0"/>
+              <w:spacing w:after="0" w:line="240" w:lineRule="auto"/>
             </w:pPr>
             <w:r>
               <w:rPr>
-                <w:sz w:val="20"/>
+                <w:rFonts w:ascii="Arial" w:hAnsi="Arial" w:cs="Arial" w:eastAsia="Arial"/>
+                <w:sz w:val="24"/>
               </w:rPr>
               <w:t>New: replication is not a backup</w:t>
             </w:r>
@@ -1162,15 +1332,16 @@
       <w:tr>
         <w:tc>
           <w:tcPr>
-            <w:tcW w:type="dxa" w:w="2160"/>
+            <w:tcW w:type="dxa" w:w="2256"/>
           </w:tcPr>
           <w:p>
             <w:pPr>
-              <w:spacing w:after="0"/>
+              <w:spacing w:after="0" w:line="240" w:lineRule="auto"/>
             </w:pPr>
             <w:r>
               <w:rPr>
-                <w:sz w:val="20"/>
+                <w:rFonts w:ascii="Arial" w:hAnsi="Arial" w:cs="Arial" w:eastAsia="Arial"/>
+                <w:sz w:val="24"/>
               </w:rPr>
               <w:t>R4</w:t>
             </w:r>
@@ -1178,15 +1349,16 @@
         </w:tc>
         <w:tc>
           <w:tcPr>
-            <w:tcW w:type="dxa" w:w="2160"/>
+            <w:tcW w:type="dxa" w:w="2256"/>
           </w:tcPr>
           <w:p>
             <w:pPr>
-              <w:spacing w:after="0"/>
+              <w:spacing w:after="0" w:line="240" w:lineRule="auto"/>
             </w:pPr>
             <w:r>
               <w:rPr>
-                <w:sz w:val="20"/>
+                <w:rFonts w:ascii="Arial" w:hAnsi="Arial" w:cs="Arial" w:eastAsia="Arial"/>
+                <w:sz w:val="24"/>
               </w:rPr>
               <w:t>At least one copy that production admin credentials cannot delete</w:t>
             </w:r>
@@ -1194,15 +1366,16 @@
         </w:tc>
         <w:tc>
           <w:tcPr>
-            <w:tcW w:type="dxa" w:w="2160"/>
+            <w:tcW w:type="dxa" w:w="2256"/>
           </w:tcPr>
           <w:p>
             <w:pPr>
-              <w:spacing w:after="0"/>
+              <w:spacing w:after="0" w:line="240" w:lineRule="auto"/>
             </w:pPr>
             <w:r>
               <w:rPr>
-                <w:sz w:val="20"/>
+                <w:rFonts w:ascii="Arial" w:hAnsi="Arial" w:cs="Arial" w:eastAsia="Arial"/>
+                <w:sz w:val="24"/>
               </w:rPr>
               <w:t>Rule</w:t>
             </w:r>
@@ -1210,15 +1383,16 @@
         </w:tc>
         <w:tc>
           <w:tcPr>
-            <w:tcW w:type="dxa" w:w="2160"/>
+            <w:tcW w:type="dxa" w:w="2256"/>
           </w:tcPr>
           <w:p>
             <w:pPr>
-              <w:spacing w:after="0"/>
+              <w:spacing w:after="0" w:line="240" w:lineRule="auto"/>
             </w:pPr>
             <w:r>
               <w:rPr>
-                <w:sz w:val="20"/>
+                <w:rFonts w:ascii="Arial" w:hAnsi="Arial" w:cs="Arial" w:eastAsia="Arial"/>
+                <w:sz w:val="24"/>
               </w:rPr>
               <w:t>NCSC (2019); Unit 9</w:t>
             </w:r>
@@ -1228,15 +1402,16 @@
       <w:tr>
         <w:tc>
           <w:tcPr>
-            <w:tcW w:type="dxa" w:w="2160"/>
+            <w:tcW w:type="dxa" w:w="2256"/>
           </w:tcPr>
           <w:p>
             <w:pPr>
-              <w:spacing w:after="0"/>
+              <w:spacing w:after="0" w:line="240" w:lineRule="auto"/>
             </w:pPr>
             <w:r>
               <w:rPr>
-                <w:sz w:val="20"/>
+                <w:rFonts w:ascii="Arial" w:hAnsi="Arial" w:cs="Arial" w:eastAsia="Arial"/>
+                <w:sz w:val="24"/>
               </w:rPr>
               <w:t>R5</w:t>
             </w:r>
@@ -1244,15 +1419,16 @@
         </w:tc>
         <w:tc>
           <w:tcPr>
-            <w:tcW w:type="dxa" w:w="2160"/>
+            <w:tcW w:type="dxa" w:w="2256"/>
           </w:tcPr>
           <w:p>
             <w:pPr>
-              <w:spacing w:after="0"/>
+              <w:spacing w:after="0" w:line="240" w:lineRule="auto"/>
             </w:pPr>
             <w:r>
               <w:rPr>
-                <w:sz w:val="20"/>
+                <w:rFonts w:ascii="Arial" w:hAnsi="Arial" w:cs="Arial" w:eastAsia="Arial"/>
+                <w:sz w:val="24"/>
               </w:rPr>
               <w:t>Restore tested end to end at least twice a year</w:t>
             </w:r>
@@ -1260,15 +1436,16 @@
         </w:tc>
         <w:tc>
           <w:tcPr>
-            <w:tcW w:type="dxa" w:w="2160"/>
+            <w:tcW w:type="dxa" w:w="2256"/>
           </w:tcPr>
           <w:p>
             <w:pPr>
-              <w:spacing w:after="0"/>
+              <w:spacing w:after="0" w:line="240" w:lineRule="auto"/>
             </w:pPr>
             <w:r>
               <w:rPr>
-                <w:sz w:val="20"/>
+                <w:rFonts w:ascii="Arial" w:hAnsi="Arial" w:cs="Arial" w:eastAsia="Arial"/>
+                <w:sz w:val="24"/>
               </w:rPr>
               <w:t>Rule</w:t>
             </w:r>
@@ -1276,15 +1453,16 @@
         </w:tc>
         <w:tc>
           <w:tcPr>
-            <w:tcW w:type="dxa" w:w="2160"/>
+            <w:tcW w:type="dxa" w:w="2256"/>
           </w:tcPr>
           <w:p>
             <w:pPr>
-              <w:spacing w:after="0"/>
+              <w:spacing w:after="0" w:line="240" w:lineRule="auto"/>
             </w:pPr>
             <w:r>
               <w:rPr>
-                <w:sz w:val="20"/>
+                <w:rFonts w:ascii="Arial" w:hAnsi="Arial" w:cs="Arial" w:eastAsia="Arial"/>
+                <w:sz w:val="24"/>
               </w:rPr>
               <w:t>Unit 9: trust an RTO only once tested</w:t>
             </w:r>
@@ -1292,20 +1470,28 @@
         </w:tc>
       </w:tr>
     </w:tbl>
-    <w:p/>
+    <w:p>
+      <w:pPr>
+        <w:spacing w:line="480" w:lineRule="auto"/>
+      </w:pPr>
+    </w:p>
     <w:p>
       <w:pPr>
         <w:pStyle w:val="Heading2"/>
+        <w:spacing w:line="480" w:lineRule="auto"/>
       </w:pPr>
       <w:r>
         <w:t>3. Mission thread: what does taking an online order depend on?</w:t>
       </w:r>
     </w:p>
     <w:p>
+      <w:pPr>
+        <w:spacing w:line="480" w:lineRule="auto"/>
+      </w:pPr>
       <w:r>
         <w:drawing>
           <wp:inline xmlns:a="http://schemas.openxmlformats.org/drawingml/2006/main" xmlns:pic="http://schemas.openxmlformats.org/drawingml/2006/picture">
-            <wp:extent cx="5760000" cy="3042762"/>
+            <wp:extent cx="5731510" cy="3027711"/>
             <wp:docPr id="2" name="Picture 2"/>
             <wp:cNvGraphicFramePr>
               <a:graphicFrameLocks noChangeAspect="1"/>
@@ -1326,7 +1512,7 @@
                   <pic:spPr>
                     <a:xfrm>
                       <a:off x="0" y="0"/>
-                      <a:ext cx="5760000" cy="3042762"/>
+                      <a:ext cx="5731510" cy="3027711"/>
                     </a:xfrm>
                     <a:prstGeom prst="rect"/>
                   </pic:spPr>
@@ -1337,30 +1523,45 @@
         </w:drawing>
       </w:r>
     </w:p>
-    <w:p/>
     <w:p>
+      <w:pPr>
+        <w:spacing w:line="480" w:lineRule="auto"/>
+      </w:pPr>
+    </w:p>
+    <w:p>
+      <w:pPr>
+        <w:spacing w:line="480" w:lineRule="auto"/>
+      </w:pPr>
       <w:r>
-        <w:rPr/>
+        <w:rPr>
+          <w:rFonts w:ascii="Arial" w:hAnsi="Arial" w:cs="Arial" w:eastAsia="Arial"/>
+        </w:rPr>
         <w:t>Following Corbari et al. (2024), the mission process thread (the steps) is separated from the mission engineering threads (the components and data paths that carry each step). Every step needs provider A, and only the warehouse PC is under Pampered Pets’ control. Three design rules follow: identities need a break-glass route that does not depend on provider A; the domain and DNS stay with the registrar; and the payment provider’s records are an independent copy of every paid order, usable for re-keying and for detecting missing or altered orders.</w:t>
       </w:r>
     </w:p>
     <w:p>
       <w:pPr>
         <w:pStyle w:val="Heading2"/>
+        <w:spacing w:line="480" w:lineRule="auto"/>
       </w:pPr>
       <w:r>
         <w:t>4. Designs and whether they meet the requirements</w:t>
       </w:r>
     </w:p>
     <w:p>
+      <w:pPr>
+        <w:spacing w:line="480" w:lineRule="auto"/>
+      </w:pPr>
       <w:r>
-        <w:rPr/>
+        <w:rPr>
+          <w:rFonts w:ascii="Arial" w:hAnsi="Arial" w:cs="Arial" w:eastAsia="Arial"/>
+        </w:rPr>
         <w:t>Four kinds of event are modelled: an outage of one region of provider A, an outage of the whole of provider A, a data disaster through the admin plane, and the loss of the account at provider A. The figures are the probability that, when an event of that kind happens, service returns within the RTO and data loss stays within the RPO for that kind of event.</w:t>
       </w:r>
     </w:p>
     <w:tbl>
       <w:tblPr>
-        <w:tblW w:type="auto" w:w="0"/>
+        <w:tblW w:type="dxa" w:w="9026"/>
         <w:tblLook w:firstColumn="1" w:firstRow="1" w:lastColumn="0" w:lastRow="0" w:noHBand="0" w:noVBand="1" w:val="04A0"/>
         <w:tblBorders>
           <w:top w:val="single" w:sz="4" w:space="0" w:color="BFBFBF"/>
@@ -1372,28 +1573,29 @@
         </w:tblBorders>
       </w:tblPr>
       <w:tblGrid>
-        <w:gridCol w:w="1440"/>
-        <w:gridCol w:w="1440"/>
-        <w:gridCol w:w="1440"/>
-        <w:gridCol w:w="1440"/>
-        <w:gridCol w:w="1440"/>
-        <w:gridCol w:w="1440"/>
+        <w:gridCol w:w="1504"/>
+        <w:gridCol w:w="1504"/>
+        <w:gridCol w:w="1504"/>
+        <w:gridCol w:w="1504"/>
+        <w:gridCol w:w="1504"/>
+        <w:gridCol w:w="1504"/>
       </w:tblGrid>
       <w:tr>
         <w:tc>
           <w:tcPr>
-            <w:tcW w:type="dxa" w:w="1440"/>
+            <w:tcW w:type="dxa" w:w="1504"/>
             <w:shd w:val="clear" w:color="auto" w:fill="1F3864"/>
           </w:tcPr>
           <w:p>
             <w:pPr>
-              <w:spacing w:after="0"/>
+              <w:spacing w:after="0" w:line="240" w:lineRule="auto"/>
             </w:pPr>
             <w:r>
               <w:rPr>
+                <w:rFonts w:ascii="Arial" w:hAnsi="Arial" w:cs="Arial" w:eastAsia="Arial"/>
                 <w:b/>
                 <w:color w:val="FFFFFF"/>
-                <w:sz w:val="20"/>
+                <w:sz w:val="24"/>
               </w:rPr>
               <w:t>Design</w:t>
             </w:r>
@@ -1401,18 +1603,19 @@
         </w:tc>
         <w:tc>
           <w:tcPr>
-            <w:tcW w:type="dxa" w:w="1440"/>
+            <w:tcW w:type="dxa" w:w="1504"/>
             <w:shd w:val="clear" w:color="auto" w:fill="1F3864"/>
           </w:tcPr>
           <w:p>
             <w:pPr>
-              <w:spacing w:after="0"/>
+              <w:spacing w:after="0" w:line="240" w:lineRule="auto"/>
             </w:pPr>
             <w:r>
               <w:rPr>
+                <w:rFonts w:ascii="Arial" w:hAnsi="Arial" w:cs="Arial" w:eastAsia="Arial"/>
                 <w:b/>
                 <w:color w:val="FFFFFF"/>
-                <w:sz w:val="20"/>
+                <w:sz w:val="24"/>
               </w:rPr>
               <w:t>Regional outage</w:t>
             </w:r>
@@ -1420,18 +1623,19 @@
         </w:tc>
         <w:tc>
           <w:tcPr>
-            <w:tcW w:type="dxa" w:w="1440"/>
+            <w:tcW w:type="dxa" w:w="1504"/>
             <w:shd w:val="clear" w:color="auto" w:fill="1F3864"/>
           </w:tcPr>
           <w:p>
             <w:pPr>
-              <w:spacing w:after="0"/>
+              <w:spacing w:after="0" w:line="240" w:lineRule="auto"/>
             </w:pPr>
             <w:r>
               <w:rPr>
+                <w:rFonts w:ascii="Arial" w:hAnsi="Arial" w:cs="Arial" w:eastAsia="Arial"/>
                 <w:b/>
                 <w:color w:val="FFFFFF"/>
-                <w:sz w:val="20"/>
+                <w:sz w:val="24"/>
               </w:rPr>
               <w:t>Provider-wide outage</w:t>
             </w:r>
@@ -1439,18 +1643,19 @@
         </w:tc>
         <w:tc>
           <w:tcPr>
-            <w:tcW w:type="dxa" w:w="1440"/>
+            <w:tcW w:type="dxa" w:w="1504"/>
             <w:shd w:val="clear" w:color="auto" w:fill="1F3864"/>
           </w:tcPr>
           <w:p>
             <w:pPr>
-              <w:spacing w:after="0"/>
+              <w:spacing w:after="0" w:line="240" w:lineRule="auto"/>
             </w:pPr>
             <w:r>
               <w:rPr>
+                <w:rFonts w:ascii="Arial" w:hAnsi="Arial" w:cs="Arial" w:eastAsia="Arial"/>
                 <w:b/>
                 <w:color w:val="FFFFFF"/>
-                <w:sz w:val="20"/>
+                <w:sz w:val="24"/>
               </w:rPr>
               <w:t>Data disaster</w:t>
             </w:r>
@@ -1458,18 +1663,19 @@
         </w:tc>
         <w:tc>
           <w:tcPr>
-            <w:tcW w:type="dxa" w:w="1440"/>
+            <w:tcW w:type="dxa" w:w="1504"/>
             <w:shd w:val="clear" w:color="auto" w:fill="1F3864"/>
           </w:tcPr>
           <w:p>
             <w:pPr>
-              <w:spacing w:after="0"/>
+              <w:spacing w:after="0" w:line="240" w:lineRule="auto"/>
             </w:pPr>
             <w:r>
               <w:rPr>
+                <w:rFonts w:ascii="Arial" w:hAnsi="Arial" w:cs="Arial" w:eastAsia="Arial"/>
                 <w:b/>
                 <w:color w:val="FFFFFF"/>
-                <w:sz w:val="20"/>
+                <w:sz w:val="24"/>
               </w:rPr>
               <w:t>Account loss</w:t>
             </w:r>
@@ -1477,18 +1683,19 @@
         </w:tc>
         <w:tc>
           <w:tcPr>
-            <w:tcW w:type="dxa" w:w="1440"/>
+            <w:tcW w:type="dxa" w:w="1504"/>
             <w:shd w:val="clear" w:color="auto" w:fill="1F3864"/>
           </w:tcPr>
           <w:p>
             <w:pPr>
-              <w:spacing w:after="0"/>
+              <w:spacing w:after="0" w:line="240" w:lineRule="auto"/>
             </w:pPr>
             <w:r>
               <w:rPr>
+                <w:rFonts w:ascii="Arial" w:hAnsi="Arial" w:cs="Arial" w:eastAsia="Arial"/>
                 <w:b/>
                 <w:color w:val="FFFFFF"/>
-                <w:sz w:val="20"/>
+                <w:sz w:val="24"/>
               </w:rPr>
               <w:t>P(unrecoverable loss in 5 years), median</w:t>
             </w:r>
@@ -1498,15 +1705,16 @@
       <w:tr>
         <w:tc>
           <w:tcPr>
-            <w:tcW w:type="dxa" w:w="1440"/>
+            <w:tcW w:type="dxa" w:w="1504"/>
           </w:tcPr>
           <w:p>
             <w:pPr>
-              <w:spacing w:after="0"/>
+              <w:spacing w:after="0" w:line="240" w:lineRule="auto"/>
             </w:pPr>
             <w:r>
               <w:rPr>
-                <w:sz w:val="20"/>
+                <w:rFonts w:ascii="Arial" w:hAnsi="Arial" w:cs="Arial" w:eastAsia="Arial"/>
+                <w:sz w:val="24"/>
               </w:rPr>
               <w:t>D1 Provider defaults (one region, backups in the same account)</w:t>
             </w:r>
@@ -1514,15 +1722,16 @@
         </w:tc>
         <w:tc>
           <w:tcPr>
-            <w:tcW w:type="dxa" w:w="1440"/>
+            <w:tcW w:type="dxa" w:w="1504"/>
           </w:tcPr>
           <w:p>
             <w:pPr>
-              <w:spacing w:after="0"/>
+              <w:spacing w:after="0" w:line="240" w:lineRule="auto"/>
             </w:pPr>
             <w:r>
               <w:rPr>
-                <w:sz w:val="20"/>
+                <w:rFonts w:ascii="Arial" w:hAnsi="Arial" w:cs="Arial" w:eastAsia="Arial"/>
+                <w:sz w:val="24"/>
               </w:rPr>
               <w:t>100%</w:t>
             </w:r>
@@ -1530,15 +1739,16 @@
         </w:tc>
         <w:tc>
           <w:tcPr>
-            <w:tcW w:type="dxa" w:w="1440"/>
+            <w:tcW w:type="dxa" w:w="1504"/>
           </w:tcPr>
           <w:p>
             <w:pPr>
-              <w:spacing w:after="0"/>
+              <w:spacing w:after="0" w:line="240" w:lineRule="auto"/>
             </w:pPr>
             <w:r>
               <w:rPr>
-                <w:sz w:val="20"/>
+                <w:rFonts w:ascii="Arial" w:hAnsi="Arial" w:cs="Arial" w:eastAsia="Arial"/>
+                <w:sz w:val="24"/>
               </w:rPr>
               <w:t>92%</w:t>
             </w:r>
@@ -1546,15 +1756,16 @@
         </w:tc>
         <w:tc>
           <w:tcPr>
-            <w:tcW w:type="dxa" w:w="1440"/>
+            <w:tcW w:type="dxa" w:w="1504"/>
           </w:tcPr>
           <w:p>
             <w:pPr>
-              <w:spacing w:after="0"/>
+              <w:spacing w:after="0" w:line="240" w:lineRule="auto"/>
             </w:pPr>
             <w:r>
               <w:rPr>
-                <w:sz w:val="20"/>
+                <w:rFonts w:ascii="Arial" w:hAnsi="Arial" w:cs="Arial" w:eastAsia="Arial"/>
+                <w:sz w:val="24"/>
               </w:rPr>
               <w:t>21%</w:t>
             </w:r>
@@ -1562,15 +1773,16 @@
         </w:tc>
         <w:tc>
           <w:tcPr>
-            <w:tcW w:type="dxa" w:w="1440"/>
+            <w:tcW w:type="dxa" w:w="1504"/>
           </w:tcPr>
           <w:p>
             <w:pPr>
-              <w:spacing w:after="0"/>
+              <w:spacing w:after="0" w:line="240" w:lineRule="auto"/>
             </w:pPr>
             <w:r>
               <w:rPr>
-                <w:sz w:val="20"/>
+                <w:rFonts w:ascii="Arial" w:hAnsi="Arial" w:cs="Arial" w:eastAsia="Arial"/>
+                <w:sz w:val="24"/>
               </w:rPr>
               <w:t>0%</w:t>
             </w:r>
@@ -1578,15 +1790,16 @@
         </w:tc>
         <w:tc>
           <w:tcPr>
-            <w:tcW w:type="dxa" w:w="1440"/>
+            <w:tcW w:type="dxa" w:w="1504"/>
           </w:tcPr>
           <w:p>
             <w:pPr>
-              <w:spacing w:after="0"/>
+              <w:spacing w:after="0" w:line="240" w:lineRule="auto"/>
             </w:pPr>
             <w:r>
               <w:rPr>
-                <w:sz w:val="20"/>
+                <w:rFonts w:ascii="Arial" w:hAnsi="Arial" w:cs="Arial" w:eastAsia="Arial"/>
+                <w:sz w:val="24"/>
               </w:rPr>
               <w:t>27.9%</w:t>
             </w:r>
@@ -1596,15 +1809,16 @@
       <w:tr>
         <w:tc>
           <w:tcPr>
-            <w:tcW w:type="dxa" w:w="1440"/>
+            <w:tcW w:type="dxa" w:w="1504"/>
           </w:tcPr>
           <w:p>
             <w:pPr>
-              <w:spacing w:after="0"/>
+              <w:spacing w:after="0" w:line="240" w:lineRule="auto"/>
             </w:pPr>
             <w:r>
               <w:rPr>
-                <w:sz w:val="20"/>
+                <w:rFonts w:ascii="Arial" w:hAnsi="Arial" w:cs="Arial" w:eastAsia="Arial"/>
+                <w:sz w:val="24"/>
               </w:rPr>
               <w:t>D2 Active-active in two regions of A (executive summary)</w:t>
             </w:r>
@@ -1612,15 +1826,16 @@
         </w:tc>
         <w:tc>
           <w:tcPr>
-            <w:tcW w:type="dxa" w:w="1440"/>
+            <w:tcW w:type="dxa" w:w="1504"/>
           </w:tcPr>
           <w:p>
             <w:pPr>
-              <w:spacing w:after="0"/>
+              <w:spacing w:after="0" w:line="240" w:lineRule="auto"/>
             </w:pPr>
             <w:r>
               <w:rPr>
-                <w:sz w:val="20"/>
+                <w:rFonts w:ascii="Arial" w:hAnsi="Arial" w:cs="Arial" w:eastAsia="Arial"/>
+                <w:sz w:val="24"/>
               </w:rPr>
               <w:t>100%</w:t>
             </w:r>
@@ -1628,15 +1843,16 @@
         </w:tc>
         <w:tc>
           <w:tcPr>
-            <w:tcW w:type="dxa" w:w="1440"/>
+            <w:tcW w:type="dxa" w:w="1504"/>
           </w:tcPr>
           <w:p>
             <w:pPr>
-              <w:spacing w:after="0"/>
+              <w:spacing w:after="0" w:line="240" w:lineRule="auto"/>
             </w:pPr>
             <w:r>
               <w:rPr>
-                <w:sz w:val="20"/>
+                <w:rFonts w:ascii="Arial" w:hAnsi="Arial" w:cs="Arial" w:eastAsia="Arial"/>
+                <w:sz w:val="24"/>
               </w:rPr>
               <w:t>92%</w:t>
             </w:r>
@@ -1644,15 +1860,16 @@
         </w:tc>
         <w:tc>
           <w:tcPr>
-            <w:tcW w:type="dxa" w:w="1440"/>
+            <w:tcW w:type="dxa" w:w="1504"/>
           </w:tcPr>
           <w:p>
             <w:pPr>
-              <w:spacing w:after="0"/>
+              <w:spacing w:after="0" w:line="240" w:lineRule="auto"/>
             </w:pPr>
             <w:r>
               <w:rPr>
-                <w:sz w:val="20"/>
+                <w:rFonts w:ascii="Arial" w:hAnsi="Arial" w:cs="Arial" w:eastAsia="Arial"/>
+                <w:sz w:val="24"/>
               </w:rPr>
               <w:t>21%</w:t>
             </w:r>
@@ -1660,15 +1877,16 @@
         </w:tc>
         <w:tc>
           <w:tcPr>
-            <w:tcW w:type="dxa" w:w="1440"/>
+            <w:tcW w:type="dxa" w:w="1504"/>
           </w:tcPr>
           <w:p>
             <w:pPr>
-              <w:spacing w:after="0"/>
+              <w:spacing w:after="0" w:line="240" w:lineRule="auto"/>
             </w:pPr>
             <w:r>
               <w:rPr>
-                <w:sz w:val="20"/>
+                <w:rFonts w:ascii="Arial" w:hAnsi="Arial" w:cs="Arial" w:eastAsia="Arial"/>
+                <w:sz w:val="24"/>
               </w:rPr>
               <w:t>0%</w:t>
             </w:r>
@@ -1676,15 +1894,16 @@
         </w:tc>
         <w:tc>
           <w:tcPr>
-            <w:tcW w:type="dxa" w:w="1440"/>
+            <w:tcW w:type="dxa" w:w="1504"/>
           </w:tcPr>
           <w:p>
             <w:pPr>
-              <w:spacing w:after="0"/>
+              <w:spacing w:after="0" w:line="240" w:lineRule="auto"/>
             </w:pPr>
             <w:r>
               <w:rPr>
-                <w:sz w:val="20"/>
+                <w:rFonts w:ascii="Arial" w:hAnsi="Arial" w:cs="Arial" w:eastAsia="Arial"/>
+                <w:sz w:val="24"/>
               </w:rPr>
               <w:t>27.9%</w:t>
             </w:r>
@@ -1694,15 +1913,16 @@
       <w:tr>
         <w:tc>
           <w:tcPr>
-            <w:tcW w:type="dxa" w:w="1440"/>
+            <w:tcW w:type="dxa" w:w="1504"/>
           </w:tcPr>
           <w:p>
             <w:pPr>
-              <w:spacing w:after="0"/>
+              <w:spacing w:after="0" w:line="240" w:lineRule="auto"/>
             </w:pPr>
             <w:r>
               <w:rPr>
-                <w:sz w:val="20"/>
+                <w:rFonts w:ascii="Arial" w:hAnsi="Arial" w:cs="Arial" w:eastAsia="Arial"/>
+                <w:sz w:val="24"/>
               </w:rPr>
               <w:t>D3 Backup and restore in A, with an immutable vault</w:t>
             </w:r>
@@ -1710,15 +1930,16 @@
         </w:tc>
         <w:tc>
           <w:tcPr>
-            <w:tcW w:type="dxa" w:w="1440"/>
+            <w:tcW w:type="dxa" w:w="1504"/>
           </w:tcPr>
           <w:p>
             <w:pPr>
-              <w:spacing w:after="0"/>
+              <w:spacing w:after="0" w:line="240" w:lineRule="auto"/>
             </w:pPr>
             <w:r>
               <w:rPr>
-                <w:sz w:val="20"/>
+                <w:rFonts w:ascii="Arial" w:hAnsi="Arial" w:cs="Arial" w:eastAsia="Arial"/>
+                <w:sz w:val="24"/>
               </w:rPr>
               <w:t>100%</w:t>
             </w:r>
@@ -1726,15 +1947,16 @@
         </w:tc>
         <w:tc>
           <w:tcPr>
-            <w:tcW w:type="dxa" w:w="1440"/>
+            <w:tcW w:type="dxa" w:w="1504"/>
           </w:tcPr>
           <w:p>
             <w:pPr>
-              <w:spacing w:after="0"/>
+              <w:spacing w:after="0" w:line="240" w:lineRule="auto"/>
             </w:pPr>
             <w:r>
               <w:rPr>
-                <w:sz w:val="20"/>
+                <w:rFonts w:ascii="Arial" w:hAnsi="Arial" w:cs="Arial" w:eastAsia="Arial"/>
+                <w:sz w:val="24"/>
               </w:rPr>
               <w:t>92%</w:t>
             </w:r>
@@ -1742,15 +1964,16 @@
         </w:tc>
         <w:tc>
           <w:tcPr>
-            <w:tcW w:type="dxa" w:w="1440"/>
+            <w:tcW w:type="dxa" w:w="1504"/>
           </w:tcPr>
           <w:p>
             <w:pPr>
-              <w:spacing w:after="0"/>
+              <w:spacing w:after="0" w:line="240" w:lineRule="auto"/>
             </w:pPr>
             <w:r>
               <w:rPr>
-                <w:sz w:val="20"/>
+                <w:rFonts w:ascii="Arial" w:hAnsi="Arial" w:cs="Arial" w:eastAsia="Arial"/>
+                <w:sz w:val="24"/>
               </w:rPr>
               <w:t>36%</w:t>
             </w:r>
@@ -1758,15 +1981,16 @@
         </w:tc>
         <w:tc>
           <w:tcPr>
-            <w:tcW w:type="dxa" w:w="1440"/>
+            <w:tcW w:type="dxa" w:w="1504"/>
           </w:tcPr>
           <w:p>
             <w:pPr>
-              <w:spacing w:after="0"/>
+              <w:spacing w:after="0" w:line="240" w:lineRule="auto"/>
             </w:pPr>
             <w:r>
               <w:rPr>
-                <w:sz w:val="20"/>
+                <w:rFonts w:ascii="Arial" w:hAnsi="Arial" w:cs="Arial" w:eastAsia="Arial"/>
+                <w:sz w:val="24"/>
               </w:rPr>
               <w:t>0%</w:t>
             </w:r>
@@ -1774,15 +1998,16 @@
         </w:tc>
         <w:tc>
           <w:tcPr>
-            <w:tcW w:type="dxa" w:w="1440"/>
+            <w:tcW w:type="dxa" w:w="1504"/>
           </w:tcPr>
           <w:p>
             <w:pPr>
-              <w:spacing w:after="0"/>
+              <w:spacing w:after="0" w:line="240" w:lineRule="auto"/>
             </w:pPr>
             <w:r>
               <w:rPr>
-                <w:sz w:val="20"/>
+                <w:rFonts w:ascii="Arial" w:hAnsi="Arial" w:cs="Arial" w:eastAsia="Arial"/>
+                <w:sz w:val="24"/>
               </w:rPr>
               <w:t>6.4%</w:t>
             </w:r>
@@ -1792,15 +2017,16 @@
       <w:tr>
         <w:tc>
           <w:tcPr>
-            <w:tcW w:type="dxa" w:w="1440"/>
+            <w:tcW w:type="dxa" w:w="1504"/>
           </w:tcPr>
           <w:p>
             <w:pPr>
-              <w:spacing w:after="0"/>
+              <w:spacing w:after="0" w:line="240" w:lineRule="auto"/>
             </w:pPr>
             <w:r>
               <w:rPr>
-                <w:sz w:val="20"/>
+                <w:rFonts w:ascii="Arial" w:hAnsi="Arial" w:cs="Arial" w:eastAsia="Arial"/>
+                <w:sz w:val="24"/>
               </w:rPr>
               <w:t>D4 D3 plus a copy every 15 minutes at provider B under separate credentials</w:t>
             </w:r>
@@ -1808,15 +2034,16 @@
         </w:tc>
         <w:tc>
           <w:tcPr>
-            <w:tcW w:type="dxa" w:w="1440"/>
+            <w:tcW w:type="dxa" w:w="1504"/>
           </w:tcPr>
           <w:p>
             <w:pPr>
-              <w:spacing w:after="0"/>
+              <w:spacing w:after="0" w:line="240" w:lineRule="auto"/>
             </w:pPr>
             <w:r>
               <w:rPr>
-                <w:sz w:val="20"/>
+                <w:rFonts w:ascii="Arial" w:hAnsi="Arial" w:cs="Arial" w:eastAsia="Arial"/>
+                <w:sz w:val="24"/>
               </w:rPr>
               <w:t>100%</w:t>
             </w:r>
@@ -1824,15 +2051,16 @@
         </w:tc>
         <w:tc>
           <w:tcPr>
-            <w:tcW w:type="dxa" w:w="1440"/>
+            <w:tcW w:type="dxa" w:w="1504"/>
           </w:tcPr>
           <w:p>
             <w:pPr>
-              <w:spacing w:after="0"/>
+              <w:spacing w:after="0" w:line="240" w:lineRule="auto"/>
             </w:pPr>
             <w:r>
               <w:rPr>
-                <w:sz w:val="20"/>
+                <w:rFonts w:ascii="Arial" w:hAnsi="Arial" w:cs="Arial" w:eastAsia="Arial"/>
+                <w:sz w:val="24"/>
               </w:rPr>
               <w:t>97%</w:t>
             </w:r>
@@ -1840,15 +2068,16 @@
         </w:tc>
         <w:tc>
           <w:tcPr>
-            <w:tcW w:type="dxa" w:w="1440"/>
+            <w:tcW w:type="dxa" w:w="1504"/>
           </w:tcPr>
           <w:p>
             <w:pPr>
-              <w:spacing w:after="0"/>
+              <w:spacing w:after="0" w:line="240" w:lineRule="auto"/>
             </w:pPr>
             <w:r>
               <w:rPr>
-                <w:sz w:val="20"/>
+                <w:rFonts w:ascii="Arial" w:hAnsi="Arial" w:cs="Arial" w:eastAsia="Arial"/>
+                <w:sz w:val="24"/>
               </w:rPr>
               <w:t>52%</w:t>
             </w:r>
@@ -1856,15 +2085,16 @@
         </w:tc>
         <w:tc>
           <w:tcPr>
-            <w:tcW w:type="dxa" w:w="1440"/>
+            <w:tcW w:type="dxa" w:w="1504"/>
           </w:tcPr>
           <w:p>
             <w:pPr>
-              <w:spacing w:after="0"/>
+              <w:spacing w:after="0" w:line="240" w:lineRule="auto"/>
             </w:pPr>
             <w:r>
               <w:rPr>
-                <w:sz w:val="20"/>
+                <w:rFonts w:ascii="Arial" w:hAnsi="Arial" w:cs="Arial" w:eastAsia="Arial"/>
+                <w:sz w:val="24"/>
               </w:rPr>
               <w:t>95%</w:t>
             </w:r>
@@ -1872,15 +2102,16 @@
         </w:tc>
         <w:tc>
           <w:tcPr>
-            <w:tcW w:type="dxa" w:w="1440"/>
+            <w:tcW w:type="dxa" w:w="1504"/>
           </w:tcPr>
           <w:p>
             <w:pPr>
-              <w:spacing w:after="0"/>
+              <w:spacing w:after="0" w:line="240" w:lineRule="auto"/>
             </w:pPr>
             <w:r>
               <w:rPr>
-                <w:sz w:val="20"/>
+                <w:rFonts w:ascii="Arial" w:hAnsi="Arial" w:cs="Arial" w:eastAsia="Arial"/>
+                <w:sz w:val="24"/>
               </w:rPr>
               <w:t>0.0%</w:t>
             </w:r>
@@ -1890,15 +2121,16 @@
       <w:tr>
         <w:tc>
           <w:tcPr>
-            <w:tcW w:type="dxa" w:w="1440"/>
+            <w:tcW w:type="dxa" w:w="1504"/>
           </w:tcPr>
           <w:p>
             <w:pPr>
-              <w:spacing w:after="0"/>
+              <w:spacing w:after="0" w:line="240" w:lineRule="auto"/>
             </w:pPr>
             <w:r>
               <w:rPr>
-                <w:sz w:val="20"/>
+                <w:rFonts w:ascii="Arial" w:hAnsi="Arial" w:cs="Arial" w:eastAsia="Arial"/>
+                <w:sz w:val="24"/>
               </w:rPr>
               <w:t>D5 DRaaS vendor</w:t>
             </w:r>
@@ -1906,15 +2138,16 @@
         </w:tc>
         <w:tc>
           <w:tcPr>
-            <w:tcW w:type="dxa" w:w="1440"/>
+            <w:tcW w:type="dxa" w:w="1504"/>
           </w:tcPr>
           <w:p>
             <w:pPr>
-              <w:spacing w:after="0"/>
+              <w:spacing w:after="0" w:line="240" w:lineRule="auto"/>
             </w:pPr>
             <w:r>
               <w:rPr>
-                <w:sz w:val="20"/>
+                <w:rFonts w:ascii="Arial" w:hAnsi="Arial" w:cs="Arial" w:eastAsia="Arial"/>
+                <w:sz w:val="24"/>
               </w:rPr>
               <w:t>100%</w:t>
             </w:r>
@@ -1922,15 +2155,16 @@
         </w:tc>
         <w:tc>
           <w:tcPr>
-            <w:tcW w:type="dxa" w:w="1440"/>
+            <w:tcW w:type="dxa" w:w="1504"/>
           </w:tcPr>
           <w:p>
             <w:pPr>
-              <w:spacing w:after="0"/>
+              <w:spacing w:after="0" w:line="240" w:lineRule="auto"/>
             </w:pPr>
             <w:r>
               <w:rPr>
-                <w:sz w:val="20"/>
+                <w:rFonts w:ascii="Arial" w:hAnsi="Arial" w:cs="Arial" w:eastAsia="Arial"/>
+                <w:sz w:val="24"/>
               </w:rPr>
               <w:t>96%</w:t>
             </w:r>
@@ -1938,15 +2172,16 @@
         </w:tc>
         <w:tc>
           <w:tcPr>
-            <w:tcW w:type="dxa" w:w="1440"/>
+            <w:tcW w:type="dxa" w:w="1504"/>
           </w:tcPr>
           <w:p>
             <w:pPr>
-              <w:spacing w:after="0"/>
+              <w:spacing w:after="0" w:line="240" w:lineRule="auto"/>
             </w:pPr>
             <w:r>
               <w:rPr>
-                <w:sz w:val="20"/>
+                <w:rFonts w:ascii="Arial" w:hAnsi="Arial" w:cs="Arial" w:eastAsia="Arial"/>
+                <w:sz w:val="24"/>
               </w:rPr>
               <w:t>52%</w:t>
             </w:r>
@@ -1954,15 +2189,16 @@
         </w:tc>
         <w:tc>
           <w:tcPr>
-            <w:tcW w:type="dxa" w:w="1440"/>
+            <w:tcW w:type="dxa" w:w="1504"/>
           </w:tcPr>
           <w:p>
             <w:pPr>
-              <w:spacing w:after="0"/>
+              <w:spacing w:after="0" w:line="240" w:lineRule="auto"/>
             </w:pPr>
             <w:r>
               <w:rPr>
-                <w:sz w:val="20"/>
+                <w:rFonts w:ascii="Arial" w:hAnsi="Arial" w:cs="Arial" w:eastAsia="Arial"/>
+                <w:sz w:val="24"/>
               </w:rPr>
               <w:t>100%</w:t>
             </w:r>
@@ -1970,15 +2206,16 @@
         </w:tc>
         <w:tc>
           <w:tcPr>
-            <w:tcW w:type="dxa" w:w="1440"/>
+            <w:tcW w:type="dxa" w:w="1504"/>
           </w:tcPr>
           <w:p>
             <w:pPr>
-              <w:spacing w:after="0"/>
+              <w:spacing w:after="0" w:line="240" w:lineRule="auto"/>
             </w:pPr>
             <w:r>
               <w:rPr>
-                <w:sz w:val="20"/>
+                <w:rFonts w:ascii="Arial" w:hAnsi="Arial" w:cs="Arial" w:eastAsia="Arial"/>
+                <w:sz w:val="24"/>
               </w:rPr>
               <w:t>0.0%</w:t>
             </w:r>
@@ -1988,15 +2225,16 @@
       <w:tr>
         <w:tc>
           <w:tcPr>
-            <w:tcW w:type="dxa" w:w="1440"/>
+            <w:tcW w:type="dxa" w:w="1504"/>
           </w:tcPr>
           <w:p>
             <w:pPr>
-              <w:spacing w:after="0"/>
+              <w:spacing w:after="0" w:line="240" w:lineRule="auto"/>
             </w:pPr>
             <w:r>
               <w:rPr>
-                <w:sz w:val="20"/>
+                <w:rFonts w:ascii="Arial" w:hAnsi="Arial" w:cs="Arial" w:eastAsia="Arial"/>
+                <w:sz w:val="24"/>
               </w:rPr>
               <w:t>D6 Multi-cloud active-active across A and B</w:t>
             </w:r>
@@ -2004,15 +2242,16 @@
         </w:tc>
         <w:tc>
           <w:tcPr>
-            <w:tcW w:type="dxa" w:w="1440"/>
+            <w:tcW w:type="dxa" w:w="1504"/>
           </w:tcPr>
           <w:p>
             <w:pPr>
-              <w:spacing w:after="0"/>
+              <w:spacing w:after="0" w:line="240" w:lineRule="auto"/>
             </w:pPr>
             <w:r>
               <w:rPr>
-                <w:sz w:val="20"/>
+                <w:rFonts w:ascii="Arial" w:hAnsi="Arial" w:cs="Arial" w:eastAsia="Arial"/>
+                <w:sz w:val="24"/>
               </w:rPr>
               <w:t>100%</w:t>
             </w:r>
@@ -2020,15 +2259,16 @@
         </w:tc>
         <w:tc>
           <w:tcPr>
-            <w:tcW w:type="dxa" w:w="1440"/>
+            <w:tcW w:type="dxa" w:w="1504"/>
           </w:tcPr>
           <w:p>
             <w:pPr>
-              <w:spacing w:after="0"/>
+              <w:spacing w:after="0" w:line="240" w:lineRule="auto"/>
             </w:pPr>
             <w:r>
               <w:rPr>
-                <w:sz w:val="20"/>
+                <w:rFonts w:ascii="Arial" w:hAnsi="Arial" w:cs="Arial" w:eastAsia="Arial"/>
+                <w:sz w:val="24"/>
               </w:rPr>
               <w:t>100%</w:t>
             </w:r>
@@ -2036,15 +2276,16 @@
         </w:tc>
         <w:tc>
           <w:tcPr>
-            <w:tcW w:type="dxa" w:w="1440"/>
+            <w:tcW w:type="dxa" w:w="1504"/>
           </w:tcPr>
           <w:p>
             <w:pPr>
-              <w:spacing w:after="0"/>
+              <w:spacing w:after="0" w:line="240" w:lineRule="auto"/>
             </w:pPr>
             <w:r>
               <w:rPr>
-                <w:sz w:val="20"/>
+                <w:rFonts w:ascii="Arial" w:hAnsi="Arial" w:cs="Arial" w:eastAsia="Arial"/>
+                <w:sz w:val="24"/>
               </w:rPr>
               <w:t>52%</w:t>
             </w:r>
@@ -2052,15 +2293,16 @@
         </w:tc>
         <w:tc>
           <w:tcPr>
-            <w:tcW w:type="dxa" w:w="1440"/>
+            <w:tcW w:type="dxa" w:w="1504"/>
           </w:tcPr>
           <w:p>
             <w:pPr>
-              <w:spacing w:after="0"/>
+              <w:spacing w:after="0" w:line="240" w:lineRule="auto"/>
             </w:pPr>
             <w:r>
               <w:rPr>
-                <w:sz w:val="20"/>
+                <w:rFonts w:ascii="Arial" w:hAnsi="Arial" w:cs="Arial" w:eastAsia="Arial"/>
+                <w:sz w:val="24"/>
               </w:rPr>
               <w:t>100%</w:t>
             </w:r>
@@ -2068,15 +2310,16 @@
         </w:tc>
         <w:tc>
           <w:tcPr>
-            <w:tcW w:type="dxa" w:w="1440"/>
+            <w:tcW w:type="dxa" w:w="1504"/>
           </w:tcPr>
           <w:p>
             <w:pPr>
-              <w:spacing w:after="0"/>
+              <w:spacing w:after="0" w:line="240" w:lineRule="auto"/>
             </w:pPr>
             <w:r>
               <w:rPr>
-                <w:sz w:val="20"/>
+                <w:rFonts w:ascii="Arial" w:hAnsi="Arial" w:cs="Arial" w:eastAsia="Arial"/>
+                <w:sz w:val="24"/>
               </w:rPr>
               <w:t>0.0%</w:t>
             </w:r>
@@ -2084,12 +2327,19 @@
         </w:tc>
       </w:tr>
     </w:tbl>
-    <w:p/>
     <w:p>
+      <w:pPr>
+        <w:spacing w:line="480" w:lineRule="auto"/>
+      </w:pPr>
+    </w:p>
+    <w:p>
+      <w:pPr>
+        <w:spacing w:line="480" w:lineRule="auto"/>
+      </w:pPr>
       <w:r>
         <w:drawing>
           <wp:inline xmlns:a="http://schemas.openxmlformats.org/drawingml/2006/main" xmlns:pic="http://schemas.openxmlformats.org/drawingml/2006/picture">
-            <wp:extent cx="5760000" cy="2237991"/>
+            <wp:extent cx="5731510" cy="2226921"/>
             <wp:docPr id="3" name="Picture 3"/>
             <wp:cNvGraphicFramePr>
               <a:graphicFrameLocks noChangeAspect="1"/>
@@ -2110,7 +2360,7 @@
                   <pic:spPr>
                     <a:xfrm>
                       <a:off x="0" y="0"/>
-                      <a:ext cx="5760000" cy="2237991"/>
+                      <a:ext cx="5731510" cy="2226921"/>
                     </a:xfrm>
                     <a:prstGeom prst="rect"/>
                   </pic:spPr>
@@ -2121,10 +2371,15 @@
         </w:drawing>
       </w:r>
     </w:p>
-    <w:p/>
+    <w:p>
+      <w:pPr>
+        <w:spacing w:line="480" w:lineRule="auto"/>
+      </w:pPr>
+    </w:p>
     <w:p>
       <w:pPr>
         <w:pStyle w:val="Heading2"/>
+        <w:spacing w:line="480" w:lineRule="auto"/>
       </w:pPr>
       <w:r>
         <w:t>5. Cost against the risk of losing the data for good</w:t>
@@ -2132,7 +2387,7 @@
     </w:p>
     <w:tbl>
       <w:tblPr>
-        <w:tblW w:type="auto" w:w="0"/>
+        <w:tblW w:type="dxa" w:w="9026"/>
         <w:tblLook w:firstColumn="1" w:firstRow="1" w:lastColumn="0" w:lastRow="0" w:noHBand="0" w:noVBand="1" w:val="04A0"/>
         <w:tblBorders>
           <w:top w:val="single" w:sz="4" w:space="0" w:color="BFBFBF"/>
@@ -2144,27 +2399,28 @@
         </w:tblBorders>
       </w:tblPr>
       <w:tblGrid>
-        <w:gridCol w:w="1728"/>
-        <w:gridCol w:w="1728"/>
-        <w:gridCol w:w="1728"/>
-        <w:gridCol w:w="1728"/>
-        <w:gridCol w:w="1728"/>
+        <w:gridCol w:w="1805"/>
+        <w:gridCol w:w="1805"/>
+        <w:gridCol w:w="1805"/>
+        <w:gridCol w:w="1805"/>
+        <w:gridCol w:w="1805"/>
       </w:tblGrid>
       <w:tr>
         <w:tc>
           <w:tcPr>
-            <w:tcW w:type="dxa" w:w="1728"/>
+            <w:tcW w:type="dxa" w:w="1805"/>
             <w:shd w:val="clear" w:color="auto" w:fill="1F3864"/>
           </w:tcPr>
           <w:p>
             <w:pPr>
-              <w:spacing w:after="0"/>
+              <w:spacing w:after="0" w:line="240" w:lineRule="auto"/>
             </w:pPr>
             <w:r>
               <w:rPr>
+                <w:rFonts w:ascii="Arial" w:hAnsi="Arial" w:cs="Arial" w:eastAsia="Arial"/>
                 <w:b/>
                 <w:color w:val="FFFFFF"/>
-                <w:sz w:val="20"/>
+                <w:sz w:val="24"/>
               </w:rPr>
               <w:t>Design</w:t>
             </w:r>
@@ -2172,18 +2428,19 @@
         </w:tc>
         <w:tc>
           <w:tcPr>
-            <w:tcW w:type="dxa" w:w="1728"/>
+            <w:tcW w:type="dxa" w:w="1805"/>
             <w:shd w:val="clear" w:color="auto" w:fill="1F3864"/>
           </w:tcPr>
           <w:p>
             <w:pPr>
-              <w:spacing w:after="0"/>
+              <w:spacing w:after="0" w:line="240" w:lineRule="auto"/>
             </w:pPr>
             <w:r>
               <w:rPr>
+                <w:rFonts w:ascii="Arial" w:hAnsi="Arial" w:cs="Arial" w:eastAsia="Arial"/>
                 <w:b/>
                 <w:color w:val="FFFFFF"/>
-                <w:sz w:val="20"/>
+                <w:sz w:val="24"/>
               </w:rPr>
               <w:t>Running and set-up a year (median)</w:t>
             </w:r>
@@ -2191,35 +2448,38 @@
         </w:tc>
         <w:tc>
           <w:tcPr>
-            <w:tcW w:type="dxa" w:w="1728"/>
+            <w:tcW w:type="dxa" w:w="1805"/>
             <w:shd w:val="clear" w:color="auto" w:fill="1F3864"/>
           </w:tcPr>
           <w:p>
             <w:pPr>
-              <w:spacing w:after="0"/>
+              <w:spacing w:after="0" w:line="240" w:lineRule="auto"/>
             </w:pPr>
             <w:r>
               <w:rPr>
+                <w:rFonts w:ascii="Arial" w:hAnsi="Arial" w:cs="Arial" w:eastAsia="Arial"/>
                 <w:b/>
                 <w:color w:val="FFFFFF"/>
-                <w:sz w:val="20"/>
+                <w:sz w:val="24"/>
               </w:rPr>
               <w:t>Expected disaster cost C</w:t>
             </w:r>
             <w:r>
               <w:rPr>
+                <w:rFonts w:ascii="Arial" w:hAnsi="Arial" w:cs="Arial" w:eastAsia="Arial"/>
                 <w:b/>
                 <w:color w:val="FFFFFF"/>
-                <w:sz w:val="20"/>
+                <w:sz w:val="24"/>
                 <w:vertAlign w:val="subscript"/>
               </w:rPr>
               <w:t>d</w:t>
             </w:r>
             <w:r>
               <w:rPr>
+                <w:rFonts w:ascii="Arial" w:hAnsi="Arial" w:cs="Arial" w:eastAsia="Arial"/>
                 <w:b/>
                 <w:color w:val="FFFFFF"/>
-                <w:sz w:val="20"/>
+                <w:sz w:val="24"/>
               </w:rPr>
               <w:t xml:space="preserve"> (median)</w:t>
             </w:r>
@@ -2227,35 +2487,38 @@
         </w:tc>
         <w:tc>
           <w:tcPr>
-            <w:tcW w:type="dxa" w:w="1728"/>
+            <w:tcW w:type="dxa" w:w="1805"/>
             <w:shd w:val="clear" w:color="auto" w:fill="1F3864"/>
           </w:tcPr>
           <w:p>
             <w:pPr>
-              <w:spacing w:after="0"/>
+              <w:spacing w:after="0" w:line="240" w:lineRule="auto"/>
             </w:pPr>
             <w:r>
               <w:rPr>
+                <w:rFonts w:ascii="Arial" w:hAnsi="Arial" w:cs="Arial" w:eastAsia="Arial"/>
                 <w:b/>
                 <w:color w:val="FFFFFF"/>
-                <w:sz w:val="20"/>
+                <w:sz w:val="24"/>
               </w:rPr>
               <w:t>Total C</w:t>
             </w:r>
             <w:r>
               <w:rPr>
+                <w:rFonts w:ascii="Arial" w:hAnsi="Arial" w:cs="Arial" w:eastAsia="Arial"/>
                 <w:b/>
                 <w:color w:val="FFFFFF"/>
-                <w:sz w:val="20"/>
+                <w:sz w:val="24"/>
                 <w:vertAlign w:val="subscript"/>
               </w:rPr>
               <w:t>T</w:t>
             </w:r>
             <w:r>
               <w:rPr>
+                <w:rFonts w:ascii="Arial" w:hAnsi="Arial" w:cs="Arial" w:eastAsia="Arial"/>
                 <w:b/>
                 <w:color w:val="FFFFFF"/>
-                <w:sz w:val="20"/>
+                <w:sz w:val="24"/>
               </w:rPr>
               <w:t xml:space="preserve"> (median)</w:t>
             </w:r>
@@ -2263,18 +2526,19 @@
         </w:tc>
         <w:tc>
           <w:tcPr>
-            <w:tcW w:type="dxa" w:w="1728"/>
+            <w:tcW w:type="dxa" w:w="1805"/>
             <w:shd w:val="clear" w:color="auto" w:fill="1F3864"/>
           </w:tcPr>
           <w:p>
             <w:pPr>
-              <w:spacing w:after="0"/>
+              <w:spacing w:after="0" w:line="240" w:lineRule="auto"/>
             </w:pPr>
             <w:r>
               <w:rPr>
+                <w:rFonts w:ascii="Arial" w:hAnsi="Arial" w:cs="Arial" w:eastAsia="Arial"/>
                 <w:b/>
                 <w:color w:val="FFFFFF"/>
-                <w:sz w:val="20"/>
+                <w:sz w:val="24"/>
               </w:rPr>
               <w:t>Cheapest in</w:t>
             </w:r>
@@ -2284,15 +2548,16 @@
       <w:tr>
         <w:tc>
           <w:tcPr>
-            <w:tcW w:type="dxa" w:w="1728"/>
+            <w:tcW w:type="dxa" w:w="1805"/>
           </w:tcPr>
           <w:p>
             <w:pPr>
-              <w:spacing w:after="0"/>
+              <w:spacing w:after="0" w:line="240" w:lineRule="auto"/>
             </w:pPr>
             <w:r>
               <w:rPr>
-                <w:sz w:val="20"/>
+                <w:rFonts w:ascii="Arial" w:hAnsi="Arial" w:cs="Arial" w:eastAsia="Arial"/>
+                <w:sz w:val="24"/>
               </w:rPr>
               <w:t>D1 Provider defaults</w:t>
             </w:r>
@@ -2300,15 +2565,16 @@
         </w:tc>
         <w:tc>
           <w:tcPr>
-            <w:tcW w:type="dxa" w:w="1728"/>
+            <w:tcW w:type="dxa" w:w="1805"/>
           </w:tcPr>
           <w:p>
             <w:pPr>
-              <w:spacing w:after="0"/>
+              <w:spacing w:after="0" w:line="240" w:lineRule="auto"/>
             </w:pPr>
             <w:r>
               <w:rPr>
-                <w:sz w:val="20"/>
+                <w:rFonts w:ascii="Arial" w:hAnsi="Arial" w:cs="Arial" w:eastAsia="Arial"/>
+                <w:sz w:val="24"/>
               </w:rPr>
               <w:t>£63</w:t>
             </w:r>
@@ -2316,15 +2582,16 @@
         </w:tc>
         <w:tc>
           <w:tcPr>
-            <w:tcW w:type="dxa" w:w="1728"/>
+            <w:tcW w:type="dxa" w:w="1805"/>
           </w:tcPr>
           <w:p>
             <w:pPr>
-              <w:spacing w:after="0"/>
+              <w:spacing w:after="0" w:line="240" w:lineRule="auto"/>
             </w:pPr>
             <w:r>
               <w:rPr>
-                <w:sz w:val="20"/>
+                <w:rFonts w:ascii="Arial" w:hAnsi="Arial" w:cs="Arial" w:eastAsia="Arial"/>
+                <w:sz w:val="24"/>
               </w:rPr>
               <w:t>£5,678</w:t>
             </w:r>
@@ -2332,15 +2599,16 @@
         </w:tc>
         <w:tc>
           <w:tcPr>
-            <w:tcW w:type="dxa" w:w="1728"/>
+            <w:tcW w:type="dxa" w:w="1805"/>
           </w:tcPr>
           <w:p>
             <w:pPr>
-              <w:spacing w:after="0"/>
+              <w:spacing w:after="0" w:line="240" w:lineRule="auto"/>
             </w:pPr>
             <w:r>
               <w:rPr>
-                <w:sz w:val="20"/>
+                <w:rFonts w:ascii="Arial" w:hAnsi="Arial" w:cs="Arial" w:eastAsia="Arial"/>
+                <w:sz w:val="24"/>
               </w:rPr>
               <w:t>£5,744</w:t>
             </w:r>
@@ -2348,15 +2616,16 @@
         </w:tc>
         <w:tc>
           <w:tcPr>
-            <w:tcW w:type="dxa" w:w="1728"/>
+            <w:tcW w:type="dxa" w:w="1805"/>
           </w:tcPr>
           <w:p>
             <w:pPr>
-              <w:spacing w:after="0"/>
+              <w:spacing w:after="0" w:line="240" w:lineRule="auto"/>
             </w:pPr>
             <w:r>
               <w:rPr>
-                <w:sz w:val="20"/>
+                <w:rFonts w:ascii="Arial" w:hAnsi="Arial" w:cs="Arial" w:eastAsia="Arial"/>
+                <w:sz w:val="24"/>
               </w:rPr>
               <w:t>6.6%</w:t>
             </w:r>
@@ -2366,15 +2635,16 @@
       <w:tr>
         <w:tc>
           <w:tcPr>
-            <w:tcW w:type="dxa" w:w="1728"/>
+            <w:tcW w:type="dxa" w:w="1805"/>
           </w:tcPr>
           <w:p>
             <w:pPr>
-              <w:spacing w:after="0"/>
+              <w:spacing w:after="0" w:line="240" w:lineRule="auto"/>
             </w:pPr>
             <w:r>
               <w:rPr>
-                <w:sz w:val="20"/>
+                <w:rFonts w:ascii="Arial" w:hAnsi="Arial" w:cs="Arial" w:eastAsia="Arial"/>
+                <w:sz w:val="24"/>
               </w:rPr>
               <w:t>D2 Active-active in A</w:t>
             </w:r>
@@ -2382,15 +2652,16 @@
         </w:tc>
         <w:tc>
           <w:tcPr>
-            <w:tcW w:type="dxa" w:w="1728"/>
+            <w:tcW w:type="dxa" w:w="1805"/>
           </w:tcPr>
           <w:p>
             <w:pPr>
-              <w:spacing w:after="0"/>
+              <w:spacing w:after="0" w:line="240" w:lineRule="auto"/>
             </w:pPr>
             <w:r>
               <w:rPr>
-                <w:sz w:val="20"/>
+                <w:rFonts w:ascii="Arial" w:hAnsi="Arial" w:cs="Arial" w:eastAsia="Arial"/>
+                <w:sz w:val="24"/>
               </w:rPr>
               <w:t>£38,246</w:t>
             </w:r>
@@ -2398,15 +2669,16 @@
         </w:tc>
         <w:tc>
           <w:tcPr>
-            <w:tcW w:type="dxa" w:w="1728"/>
+            <w:tcW w:type="dxa" w:w="1805"/>
           </w:tcPr>
           <w:p>
             <w:pPr>
-              <w:spacing w:after="0"/>
+              <w:spacing w:after="0" w:line="240" w:lineRule="auto"/>
             </w:pPr>
             <w:r>
               <w:rPr>
-                <w:sz w:val="20"/>
+                <w:rFonts w:ascii="Arial" w:hAnsi="Arial" w:cs="Arial" w:eastAsia="Arial"/>
+                <w:sz w:val="24"/>
               </w:rPr>
               <w:t>£5,587</w:t>
             </w:r>
@@ -2414,15 +2686,16 @@
         </w:tc>
         <w:tc>
           <w:tcPr>
-            <w:tcW w:type="dxa" w:w="1728"/>
+            <w:tcW w:type="dxa" w:w="1805"/>
           </w:tcPr>
           <w:p>
             <w:pPr>
-              <w:spacing w:after="0"/>
+              <w:spacing w:after="0" w:line="240" w:lineRule="auto"/>
             </w:pPr>
             <w:r>
               <w:rPr>
-                <w:sz w:val="20"/>
+                <w:rFonts w:ascii="Arial" w:hAnsi="Arial" w:cs="Arial" w:eastAsia="Arial"/>
+                <w:sz w:val="24"/>
               </w:rPr>
               <w:t>£44,896</w:t>
             </w:r>
@@ -2430,15 +2703,16 @@
         </w:tc>
         <w:tc>
           <w:tcPr>
-            <w:tcW w:type="dxa" w:w="1728"/>
+            <w:tcW w:type="dxa" w:w="1805"/>
           </w:tcPr>
           <w:p>
             <w:pPr>
-              <w:spacing w:after="0"/>
+              <w:spacing w:after="0" w:line="240" w:lineRule="auto"/>
             </w:pPr>
             <w:r>
               <w:rPr>
-                <w:sz w:val="20"/>
+                <w:rFonts w:ascii="Arial" w:hAnsi="Arial" w:cs="Arial" w:eastAsia="Arial"/>
+                <w:sz w:val="24"/>
               </w:rPr>
               <w:t>0%</w:t>
             </w:r>
@@ -2448,15 +2722,16 @@
       <w:tr>
         <w:tc>
           <w:tcPr>
-            <w:tcW w:type="dxa" w:w="1728"/>
+            <w:tcW w:type="dxa" w:w="1805"/>
           </w:tcPr>
           <w:p>
             <w:pPr>
-              <w:spacing w:after="0"/>
+              <w:spacing w:after="0" w:line="240" w:lineRule="auto"/>
             </w:pPr>
             <w:r>
               <w:rPr>
-                <w:sz w:val="20"/>
+                <w:rFonts w:ascii="Arial" w:hAnsi="Arial" w:cs="Arial" w:eastAsia="Arial"/>
+                <w:sz w:val="24"/>
               </w:rPr>
               <w:t>D3 Backup and restore in A</w:t>
             </w:r>
@@ -2464,15 +2739,16 @@
         </w:tc>
         <w:tc>
           <w:tcPr>
-            <w:tcW w:type="dxa" w:w="1728"/>
+            <w:tcW w:type="dxa" w:w="1805"/>
           </w:tcPr>
           <w:p>
             <w:pPr>
-              <w:spacing w:after="0"/>
+              <w:spacing w:after="0" w:line="240" w:lineRule="auto"/>
             </w:pPr>
             <w:r>
               <w:rPr>
-                <w:sz w:val="20"/>
+                <w:rFonts w:ascii="Arial" w:hAnsi="Arial" w:cs="Arial" w:eastAsia="Arial"/>
+                <w:sz w:val="24"/>
               </w:rPr>
               <w:t>£1,391</w:t>
             </w:r>
@@ -2480,15 +2756,16 @@
         </w:tc>
         <w:tc>
           <w:tcPr>
-            <w:tcW w:type="dxa" w:w="1728"/>
+            <w:tcW w:type="dxa" w:w="1805"/>
           </w:tcPr>
           <w:p>
             <w:pPr>
-              <w:spacing w:after="0"/>
+              <w:spacing w:after="0" w:line="240" w:lineRule="auto"/>
             </w:pPr>
             <w:r>
               <w:rPr>
-                <w:sz w:val="20"/>
+                <w:rFonts w:ascii="Arial" w:hAnsi="Arial" w:cs="Arial" w:eastAsia="Arial"/>
+                <w:sz w:val="24"/>
               </w:rPr>
               <w:t>£1,339</w:t>
             </w:r>
@@ -2496,15 +2773,16 @@
         </w:tc>
         <w:tc>
           <w:tcPr>
-            <w:tcW w:type="dxa" w:w="1728"/>
+            <w:tcW w:type="dxa" w:w="1805"/>
           </w:tcPr>
           <w:p>
             <w:pPr>
-              <w:spacing w:after="0"/>
+              <w:spacing w:after="0" w:line="240" w:lineRule="auto"/>
             </w:pPr>
             <w:r>
               <w:rPr>
-                <w:sz w:val="20"/>
+                <w:rFonts w:ascii="Arial" w:hAnsi="Arial" w:cs="Arial" w:eastAsia="Arial"/>
+                <w:sz w:val="24"/>
               </w:rPr>
               <w:t>£2,802</w:t>
             </w:r>
@@ -2512,15 +2790,16 @@
         </w:tc>
         <w:tc>
           <w:tcPr>
-            <w:tcW w:type="dxa" w:w="1728"/>
+            <w:tcW w:type="dxa" w:w="1805"/>
           </w:tcPr>
           <w:p>
             <w:pPr>
-              <w:spacing w:after="0"/>
+              <w:spacing w:after="0" w:line="240" w:lineRule="auto"/>
             </w:pPr>
             <w:r>
               <w:rPr>
-                <w:sz w:val="20"/>
+                <w:rFonts w:ascii="Arial" w:hAnsi="Arial" w:cs="Arial" w:eastAsia="Arial"/>
+                <w:sz w:val="24"/>
               </w:rPr>
               <w:t>69.8%</w:t>
             </w:r>
@@ -2530,15 +2809,16 @@
       <w:tr>
         <w:tc>
           <w:tcPr>
-            <w:tcW w:type="dxa" w:w="1728"/>
+            <w:tcW w:type="dxa" w:w="1805"/>
           </w:tcPr>
           <w:p>
             <w:pPr>
-              <w:spacing w:after="0"/>
+              <w:spacing w:after="0" w:line="240" w:lineRule="auto"/>
             </w:pPr>
             <w:r>
               <w:rPr>
-                <w:sz w:val="20"/>
+                <w:rFonts w:ascii="Arial" w:hAnsi="Arial" w:cs="Arial" w:eastAsia="Arial"/>
+                <w:sz w:val="24"/>
               </w:rPr>
               <w:t>D4 D3 plus independent copy at B</w:t>
             </w:r>
@@ -2546,15 +2826,16 @@
         </w:tc>
         <w:tc>
           <w:tcPr>
-            <w:tcW w:type="dxa" w:w="1728"/>
+            <w:tcW w:type="dxa" w:w="1805"/>
           </w:tcPr>
           <w:p>
             <w:pPr>
-              <w:spacing w:after="0"/>
+              <w:spacing w:after="0" w:line="240" w:lineRule="auto"/>
             </w:pPr>
             <w:r>
               <w:rPr>
-                <w:sz w:val="20"/>
+                <w:rFonts w:ascii="Arial" w:hAnsi="Arial" w:cs="Arial" w:eastAsia="Arial"/>
+                <w:sz w:val="24"/>
               </w:rPr>
               <w:t>£3,030</w:t>
             </w:r>
@@ -2562,15 +2843,16 @@
         </w:tc>
         <w:tc>
           <w:tcPr>
-            <w:tcW w:type="dxa" w:w="1728"/>
+            <w:tcW w:type="dxa" w:w="1805"/>
           </w:tcPr>
           <w:p>
             <w:pPr>
-              <w:spacing w:after="0"/>
+              <w:spacing w:after="0" w:line="240" w:lineRule="auto"/>
             </w:pPr>
             <w:r>
               <w:rPr>
-                <w:sz w:val="20"/>
+                <w:rFonts w:ascii="Arial" w:hAnsi="Arial" w:cs="Arial" w:eastAsia="Arial"/>
+                <w:sz w:val="24"/>
               </w:rPr>
               <w:t>£383</w:t>
             </w:r>
@@ -2578,15 +2860,16 @@
         </w:tc>
         <w:tc>
           <w:tcPr>
-            <w:tcW w:type="dxa" w:w="1728"/>
+            <w:tcW w:type="dxa" w:w="1805"/>
           </w:tcPr>
           <w:p>
             <w:pPr>
-              <w:spacing w:after="0"/>
+              <w:spacing w:after="0" w:line="240" w:lineRule="auto"/>
             </w:pPr>
             <w:r>
               <w:rPr>
-                <w:sz w:val="20"/>
+                <w:rFonts w:ascii="Arial" w:hAnsi="Arial" w:cs="Arial" w:eastAsia="Arial"/>
+                <w:sz w:val="24"/>
               </w:rPr>
               <w:t>£3,444</w:t>
             </w:r>
@@ -2594,15 +2877,16 @@
         </w:tc>
         <w:tc>
           <w:tcPr>
-            <w:tcW w:type="dxa" w:w="1728"/>
+            <w:tcW w:type="dxa" w:w="1805"/>
           </w:tcPr>
           <w:p>
             <w:pPr>
-              <w:spacing w:after="0"/>
+              <w:spacing w:after="0" w:line="240" w:lineRule="auto"/>
             </w:pPr>
             <w:r>
               <w:rPr>
-                <w:sz w:val="20"/>
+                <w:rFonts w:ascii="Arial" w:hAnsi="Arial" w:cs="Arial" w:eastAsia="Arial"/>
+                <w:sz w:val="24"/>
               </w:rPr>
               <w:t>23.5%</w:t>
             </w:r>
@@ -2612,15 +2896,16 @@
       <w:tr>
         <w:tc>
           <w:tcPr>
-            <w:tcW w:type="dxa" w:w="1728"/>
+            <w:tcW w:type="dxa" w:w="1805"/>
           </w:tcPr>
           <w:p>
             <w:pPr>
-              <w:spacing w:after="0"/>
+              <w:spacing w:after="0" w:line="240" w:lineRule="auto"/>
             </w:pPr>
             <w:r>
               <w:rPr>
-                <w:sz w:val="20"/>
+                <w:rFonts w:ascii="Arial" w:hAnsi="Arial" w:cs="Arial" w:eastAsia="Arial"/>
+                <w:sz w:val="24"/>
               </w:rPr>
               <w:t>D5 DRaaS vendor</w:t>
             </w:r>
@@ -2628,15 +2913,16 @@
         </w:tc>
         <w:tc>
           <w:tcPr>
-            <w:tcW w:type="dxa" w:w="1728"/>
+            <w:tcW w:type="dxa" w:w="1805"/>
           </w:tcPr>
           <w:p>
             <w:pPr>
-              <w:spacing w:after="0"/>
+              <w:spacing w:after="0" w:line="240" w:lineRule="auto"/>
             </w:pPr>
             <w:r>
               <w:rPr>
-                <w:sz w:val="20"/>
+                <w:rFonts w:ascii="Arial" w:hAnsi="Arial" w:cs="Arial" w:eastAsia="Arial"/>
+                <w:sz w:val="24"/>
               </w:rPr>
               <w:t>£7,822</w:t>
             </w:r>
@@ -2644,15 +2930,16 @@
         </w:tc>
         <w:tc>
           <w:tcPr>
-            <w:tcW w:type="dxa" w:w="1728"/>
+            <w:tcW w:type="dxa" w:w="1805"/>
           </w:tcPr>
           <w:p>
             <w:pPr>
-              <w:spacing w:after="0"/>
+              <w:spacing w:after="0" w:line="240" w:lineRule="auto"/>
             </w:pPr>
             <w:r>
               <w:rPr>
-                <w:sz w:val="20"/>
+                <w:rFonts w:ascii="Arial" w:hAnsi="Arial" w:cs="Arial" w:eastAsia="Arial"/>
+                <w:sz w:val="24"/>
               </w:rPr>
               <w:t>£362</w:t>
             </w:r>
@@ -2660,15 +2947,16 @@
         </w:tc>
         <w:tc>
           <w:tcPr>
-            <w:tcW w:type="dxa" w:w="1728"/>
+            <w:tcW w:type="dxa" w:w="1805"/>
           </w:tcPr>
           <w:p>
             <w:pPr>
-              <w:spacing w:after="0"/>
+              <w:spacing w:after="0" w:line="240" w:lineRule="auto"/>
             </w:pPr>
             <w:r>
               <w:rPr>
-                <w:sz w:val="20"/>
+                <w:rFonts w:ascii="Arial" w:hAnsi="Arial" w:cs="Arial" w:eastAsia="Arial"/>
+                <w:sz w:val="24"/>
               </w:rPr>
               <w:t>£8,321</w:t>
             </w:r>
@@ -2676,15 +2964,16 @@
         </w:tc>
         <w:tc>
           <w:tcPr>
-            <w:tcW w:type="dxa" w:w="1728"/>
+            <w:tcW w:type="dxa" w:w="1805"/>
           </w:tcPr>
           <w:p>
             <w:pPr>
-              <w:spacing w:after="0"/>
+              <w:spacing w:after="0" w:line="240" w:lineRule="auto"/>
             </w:pPr>
             <w:r>
               <w:rPr>
-                <w:sz w:val="20"/>
+                <w:rFonts w:ascii="Arial" w:hAnsi="Arial" w:cs="Arial" w:eastAsia="Arial"/>
+                <w:sz w:val="24"/>
               </w:rPr>
               <w:t>0%</w:t>
             </w:r>
@@ -2694,15 +2983,16 @@
       <w:tr>
         <w:tc>
           <w:tcPr>
-            <w:tcW w:type="dxa" w:w="1728"/>
+            <w:tcW w:type="dxa" w:w="1805"/>
           </w:tcPr>
           <w:p>
             <w:pPr>
-              <w:spacing w:after="0"/>
+              <w:spacing w:after="0" w:line="240" w:lineRule="auto"/>
             </w:pPr>
             <w:r>
               <w:rPr>
-                <w:sz w:val="20"/>
+                <w:rFonts w:ascii="Arial" w:hAnsi="Arial" w:cs="Arial" w:eastAsia="Arial"/>
+                <w:sz w:val="24"/>
               </w:rPr>
               <w:t>D6 Multi-cloud active-active</w:t>
             </w:r>
@@ -2710,15 +3000,16 @@
         </w:tc>
         <w:tc>
           <w:tcPr>
-            <w:tcW w:type="dxa" w:w="1728"/>
+            <w:tcW w:type="dxa" w:w="1805"/>
           </w:tcPr>
           <w:p>
             <w:pPr>
-              <w:spacing w:after="0"/>
+              <w:spacing w:after="0" w:line="240" w:lineRule="auto"/>
             </w:pPr>
             <w:r>
               <w:rPr>
-                <w:sz w:val="20"/>
+                <w:rFonts w:ascii="Arial" w:hAnsi="Arial" w:cs="Arial" w:eastAsia="Arial"/>
+                <w:sz w:val="24"/>
               </w:rPr>
               <w:t>£76,491</w:t>
             </w:r>
@@ -2726,15 +3017,16 @@
         </w:tc>
         <w:tc>
           <w:tcPr>
-            <w:tcW w:type="dxa" w:w="1728"/>
+            <w:tcW w:type="dxa" w:w="1805"/>
           </w:tcPr>
           <w:p>
             <w:pPr>
-              <w:spacing w:after="0"/>
+              <w:spacing w:after="0" w:line="240" w:lineRule="auto"/>
             </w:pPr>
             <w:r>
               <w:rPr>
-                <w:sz w:val="20"/>
+                <w:rFonts w:ascii="Arial" w:hAnsi="Arial" w:cs="Arial" w:eastAsia="Arial"/>
+                <w:sz w:val="24"/>
               </w:rPr>
               <w:t>£96</w:t>
             </w:r>
@@ -2742,15 +3034,16 @@
         </w:tc>
         <w:tc>
           <w:tcPr>
-            <w:tcW w:type="dxa" w:w="1728"/>
+            <w:tcW w:type="dxa" w:w="1805"/>
           </w:tcPr>
           <w:p>
             <w:pPr>
-              <w:spacing w:after="0"/>
+              <w:spacing w:after="0" w:line="240" w:lineRule="auto"/>
             </w:pPr>
             <w:r>
               <w:rPr>
-                <w:sz w:val="20"/>
+                <w:rFonts w:ascii="Arial" w:hAnsi="Arial" w:cs="Arial" w:eastAsia="Arial"/>
+                <w:sz w:val="24"/>
               </w:rPr>
               <w:t>£76,602</w:t>
             </w:r>
@@ -2758,15 +3051,16 @@
         </w:tc>
         <w:tc>
           <w:tcPr>
-            <w:tcW w:type="dxa" w:w="1728"/>
+            <w:tcW w:type="dxa" w:w="1805"/>
           </w:tcPr>
           <w:p>
             <w:pPr>
-              <w:spacing w:after="0"/>
+              <w:spacing w:after="0" w:line="240" w:lineRule="auto"/>
             </w:pPr>
             <w:r>
               <w:rPr>
-                <w:sz w:val="20"/>
+                <w:rFonts w:ascii="Arial" w:hAnsi="Arial" w:cs="Arial" w:eastAsia="Arial"/>
+                <w:sz w:val="24"/>
               </w:rPr>
               <w:t>0%</w:t>
             </w:r>
@@ -2774,12 +3068,19 @@
         </w:tc>
       </w:tr>
     </w:tbl>
-    <w:p/>
     <w:p>
+      <w:pPr>
+        <w:spacing w:line="480" w:lineRule="auto"/>
+      </w:pPr>
+    </w:p>
+    <w:p>
+      <w:pPr>
+        <w:spacing w:line="480" w:lineRule="auto"/>
+      </w:pPr>
       <w:r>
         <w:drawing>
           <wp:inline xmlns:a="http://schemas.openxmlformats.org/drawingml/2006/main" xmlns:pic="http://schemas.openxmlformats.org/drawingml/2006/picture">
-            <wp:extent cx="5760000" cy="2789291"/>
+            <wp:extent cx="5731510" cy="2775494"/>
             <wp:docPr id="4" name="Picture 4"/>
             <wp:cNvGraphicFramePr>
               <a:graphicFrameLocks noChangeAspect="1"/>
@@ -2800,7 +3101,7 @@
                   <pic:spPr>
                     <a:xfrm>
                       <a:off x="0" y="0"/>
-                      <a:ext cx="5760000" cy="2789291"/>
+                      <a:ext cx="5731510" cy="2775494"/>
                     </a:xfrm>
                     <a:prstGeom prst="rect"/>
                   </pic:spPr>
@@ -2811,16 +3112,26 @@
         </w:drawing>
       </w:r>
     </w:p>
-    <w:p/>
     <w:p>
+      <w:pPr>
+        <w:spacing w:line="480" w:lineRule="auto"/>
+      </w:pPr>
+    </w:p>
+    <w:p>
+      <w:pPr>
+        <w:spacing w:line="480" w:lineRule="auto"/>
+      </w:pPr>
       <w:r>
-        <w:rPr/>
+        <w:rPr>
+          <w:rFonts w:ascii="Arial" w:hAnsi="Arial" w:cs="Arial" w:eastAsia="Arial"/>
+        </w:rPr>
         <w:t>D4 costs a median of £670 a year more than D3 and removes the 6% five-year chance of losing the order data through the loss of the account. With Equation 3 as printed, the provider defaults would be the cheapest design in 99.9% of input sets.</w:t>
       </w:r>
     </w:p>
     <w:p>
       <w:pPr>
         <w:pStyle w:val="Heading2"/>
+        <w:spacing w:line="480" w:lineRule="auto"/>
       </w:pPr>
       <w:r>
         <w:t>6. Detection</w:t>
@@ -2828,7 +3139,7 @@
     </w:p>
     <w:tbl>
       <w:tblPr>
-        <w:tblW w:type="auto" w:w="0"/>
+        <w:tblW w:type="dxa" w:w="9026"/>
         <w:tblLook w:firstColumn="1" w:firstRow="1" w:lastColumn="0" w:lastRow="0" w:noHBand="0" w:noVBand="1" w:val="04A0"/>
         <w:tblBorders>
           <w:top w:val="single" w:sz="4" w:space="0" w:color="BFBFBF"/>
@@ -2840,27 +3151,28 @@
         </w:tblBorders>
       </w:tblPr>
       <w:tblGrid>
-        <w:gridCol w:w="1728"/>
-        <w:gridCol w:w="1728"/>
-        <w:gridCol w:w="1728"/>
-        <w:gridCol w:w="1728"/>
-        <w:gridCol w:w="1728"/>
+        <w:gridCol w:w="1805"/>
+        <w:gridCol w:w="1805"/>
+        <w:gridCol w:w="1805"/>
+        <w:gridCol w:w="1805"/>
+        <w:gridCol w:w="1805"/>
       </w:tblGrid>
       <w:tr>
         <w:tc>
           <w:tcPr>
-            <w:tcW w:type="dxa" w:w="1728"/>
+            <w:tcW w:type="dxa" w:w="1805"/>
             <w:shd w:val="clear" w:color="auto" w:fill="1F3864"/>
           </w:tcPr>
           <w:p>
             <w:pPr>
-              <w:spacing w:after="0"/>
+              <w:spacing w:after="0" w:line="240" w:lineRule="auto"/>
             </w:pPr>
             <w:r>
               <w:rPr>
+                <w:rFonts w:ascii="Arial" w:hAnsi="Arial" w:cs="Arial" w:eastAsia="Arial"/>
                 <w:b/>
                 <w:color w:val="FFFFFF"/>
-                <w:sz w:val="20"/>
+                <w:sz w:val="24"/>
               </w:rPr>
               <w:t>Design</w:t>
             </w:r>
@@ -2868,18 +3180,19 @@
         </w:tc>
         <w:tc>
           <w:tcPr>
-            <w:tcW w:type="dxa" w:w="1728"/>
+            <w:tcW w:type="dxa" w:w="1805"/>
             <w:shd w:val="clear" w:color="auto" w:fill="1F3864"/>
           </w:tcPr>
           <w:p>
             <w:pPr>
-              <w:spacing w:after="0"/>
+              <w:spacing w:after="0" w:line="240" w:lineRule="auto"/>
             </w:pPr>
             <w:r>
               <w:rPr>
+                <w:rFonts w:ascii="Arial" w:hAnsi="Arial" w:cs="Arial" w:eastAsia="Arial"/>
                 <w:b/>
                 <w:color w:val="FFFFFF"/>
-                <w:sz w:val="20"/>
+                <w:sz w:val="24"/>
               </w:rPr>
               <w:t>Data disasters meeting R1 and R3</w:t>
             </w:r>
@@ -2887,18 +3200,19 @@
         </w:tc>
         <w:tc>
           <w:tcPr>
-            <w:tcW w:type="dxa" w:w="1728"/>
+            <w:tcW w:type="dxa" w:w="1805"/>
             <w:shd w:val="clear" w:color="auto" w:fill="1F3864"/>
           </w:tcPr>
           <w:p>
             <w:pPr>
-              <w:spacing w:after="0"/>
+              <w:spacing w:after="0" w:line="240" w:lineRule="auto"/>
             </w:pPr>
             <w:r>
               <w:rPr>
+                <w:rFonts w:ascii="Arial" w:hAnsi="Arial" w:cs="Arial" w:eastAsia="Arial"/>
                 <w:b/>
                 <w:color w:val="FFFFFF"/>
-                <w:sz w:val="20"/>
+                <w:sz w:val="24"/>
               </w:rPr>
               <w:t>With daily reconciliation against payment records</w:t>
             </w:r>
@@ -2906,18 +3220,19 @@
         </w:tc>
         <w:tc>
           <w:tcPr>
-            <w:tcW w:type="dxa" w:w="1728"/>
+            <w:tcW w:type="dxa" w:w="1805"/>
             <w:shd w:val="clear" w:color="auto" w:fill="1F3864"/>
           </w:tcPr>
           <w:p>
             <w:pPr>
-              <w:spacing w:after="0"/>
+              <w:spacing w:after="0" w:line="240" w:lineRule="auto"/>
             </w:pPr>
             <w:r>
               <w:rPr>
+                <w:rFonts w:ascii="Arial" w:hAnsi="Arial" w:cs="Arial" w:eastAsia="Arial"/>
                 <w:b/>
                 <w:color w:val="FFFFFF"/>
-                <w:sz w:val="20"/>
+                <w:sz w:val="24"/>
               </w:rPr>
               <w:t>Breaches per decade</w:t>
             </w:r>
@@ -2925,18 +3240,19 @@
         </w:tc>
         <w:tc>
           <w:tcPr>
-            <w:tcW w:type="dxa" w:w="1728"/>
+            <w:tcW w:type="dxa" w:w="1805"/>
             <w:shd w:val="clear" w:color="auto" w:fill="1F3864"/>
           </w:tcPr>
           <w:p>
             <w:pPr>
-              <w:spacing w:after="0"/>
+              <w:spacing w:after="0" w:line="240" w:lineRule="auto"/>
             </w:pPr>
             <w:r>
               <w:rPr>
+                <w:rFonts w:ascii="Arial" w:hAnsi="Arial" w:cs="Arial" w:eastAsia="Arial"/>
                 <w:b/>
                 <w:color w:val="FFFFFF"/>
-                <w:sz w:val="20"/>
+                <w:sz w:val="24"/>
               </w:rPr>
               <w:t>With reconciliation</w:t>
             </w:r>
@@ -2946,15 +3262,16 @@
       <w:tr>
         <w:tc>
           <w:tcPr>
-            <w:tcW w:type="dxa" w:w="1728"/>
+            <w:tcW w:type="dxa" w:w="1805"/>
           </w:tcPr>
           <w:p>
             <w:pPr>
-              <w:spacing w:after="0"/>
+              <w:spacing w:after="0" w:line="240" w:lineRule="auto"/>
             </w:pPr>
             <w:r>
               <w:rPr>
-                <w:sz w:val="20"/>
+                <w:rFonts w:ascii="Arial" w:hAnsi="Arial" w:cs="Arial" w:eastAsia="Arial"/>
+                <w:sz w:val="24"/>
               </w:rPr>
               <w:t>D3 Backup and restore in A</w:t>
             </w:r>
@@ -2962,15 +3279,16 @@
         </w:tc>
         <w:tc>
           <w:tcPr>
-            <w:tcW w:type="dxa" w:w="1728"/>
+            <w:tcW w:type="dxa" w:w="1805"/>
           </w:tcPr>
           <w:p>
             <w:pPr>
-              <w:spacing w:after="0"/>
+              <w:spacing w:after="0" w:line="240" w:lineRule="auto"/>
             </w:pPr>
             <w:r>
               <w:rPr>
-                <w:sz w:val="20"/>
+                <w:rFonts w:ascii="Arial" w:hAnsi="Arial" w:cs="Arial" w:eastAsia="Arial"/>
+                <w:sz w:val="24"/>
               </w:rPr>
               <w:t>36.1%</w:t>
             </w:r>
@@ -2978,15 +3296,16 @@
         </w:tc>
         <w:tc>
           <w:tcPr>
-            <w:tcW w:type="dxa" w:w="1728"/>
+            <w:tcW w:type="dxa" w:w="1805"/>
           </w:tcPr>
           <w:p>
             <w:pPr>
-              <w:spacing w:after="0"/>
+              <w:spacing w:after="0" w:line="240" w:lineRule="auto"/>
             </w:pPr>
             <w:r>
               <w:rPr>
-                <w:sz w:val="20"/>
+                <w:rFonts w:ascii="Arial" w:hAnsi="Arial" w:cs="Arial" w:eastAsia="Arial"/>
+                <w:sz w:val="24"/>
               </w:rPr>
               <w:t>72.5%</w:t>
             </w:r>
@@ -2994,15 +3313,16 @@
         </w:tc>
         <w:tc>
           <w:tcPr>
-            <w:tcW w:type="dxa" w:w="1728"/>
+            <w:tcW w:type="dxa" w:w="1805"/>
           </w:tcPr>
           <w:p>
             <w:pPr>
-              <w:spacing w:after="0"/>
+              <w:spacing w:after="0" w:line="240" w:lineRule="auto"/>
             </w:pPr>
             <w:r>
               <w:rPr>
-                <w:sz w:val="20"/>
+                <w:rFonts w:ascii="Arial" w:hAnsi="Arial" w:cs="Arial" w:eastAsia="Arial"/>
+                <w:sz w:val="24"/>
               </w:rPr>
               <w:t>0.84</w:t>
             </w:r>
@@ -3010,15 +3330,16 @@
         </w:tc>
         <w:tc>
           <w:tcPr>
-            <w:tcW w:type="dxa" w:w="1728"/>
+            <w:tcW w:type="dxa" w:w="1805"/>
           </w:tcPr>
           <w:p>
             <w:pPr>
-              <w:spacing w:after="0"/>
+              <w:spacing w:after="0" w:line="240" w:lineRule="auto"/>
             </w:pPr>
             <w:r>
               <w:rPr>
-                <w:sz w:val="20"/>
+                <w:rFonts w:ascii="Arial" w:hAnsi="Arial" w:cs="Arial" w:eastAsia="Arial"/>
+                <w:sz w:val="24"/>
               </w:rPr>
               <w:t>0.50</w:t>
             </w:r>
@@ -3028,15 +3349,16 @@
       <w:tr>
         <w:tc>
           <w:tcPr>
-            <w:tcW w:type="dxa" w:w="1728"/>
+            <w:tcW w:type="dxa" w:w="1805"/>
           </w:tcPr>
           <w:p>
             <w:pPr>
-              <w:spacing w:after="0"/>
+              <w:spacing w:after="0" w:line="240" w:lineRule="auto"/>
             </w:pPr>
             <w:r>
               <w:rPr>
-                <w:sz w:val="20"/>
+                <w:rFonts w:ascii="Arial" w:hAnsi="Arial" w:cs="Arial" w:eastAsia="Arial"/>
+                <w:sz w:val="24"/>
               </w:rPr>
               <w:t>D4 D3 plus independent copy at B</w:t>
             </w:r>
@@ -3044,15 +3366,16 @@
         </w:tc>
         <w:tc>
           <w:tcPr>
-            <w:tcW w:type="dxa" w:w="1728"/>
+            <w:tcW w:type="dxa" w:w="1805"/>
           </w:tcPr>
           <w:p>
             <w:pPr>
-              <w:spacing w:after="0"/>
+              <w:spacing w:after="0" w:line="240" w:lineRule="auto"/>
             </w:pPr>
             <w:r>
               <w:rPr>
-                <w:sz w:val="20"/>
+                <w:rFonts w:ascii="Arial" w:hAnsi="Arial" w:cs="Arial" w:eastAsia="Arial"/>
+                <w:sz w:val="24"/>
               </w:rPr>
               <w:t>51.9%</w:t>
             </w:r>
@@ -3060,15 +3383,16 @@
         </w:tc>
         <w:tc>
           <w:tcPr>
-            <w:tcW w:type="dxa" w:w="1728"/>
+            <w:tcW w:type="dxa" w:w="1805"/>
           </w:tcPr>
           <w:p>
             <w:pPr>
-              <w:spacing w:after="0"/>
+              <w:spacing w:after="0" w:line="240" w:lineRule="auto"/>
             </w:pPr>
             <w:r>
               <w:rPr>
-                <w:sz w:val="20"/>
+                <w:rFonts w:ascii="Arial" w:hAnsi="Arial" w:cs="Arial" w:eastAsia="Arial"/>
+                <w:sz w:val="24"/>
               </w:rPr>
               <w:t>99.5%</w:t>
             </w:r>
@@ -3076,15 +3400,16 @@
         </w:tc>
         <w:tc>
           <w:tcPr>
-            <w:tcW w:type="dxa" w:w="1728"/>
+            <w:tcW w:type="dxa" w:w="1805"/>
           </w:tcPr>
           <w:p>
             <w:pPr>
-              <w:spacing w:after="0"/>
+              <w:spacing w:after="0" w:line="240" w:lineRule="auto"/>
             </w:pPr>
             <w:r>
               <w:rPr>
-                <w:sz w:val="20"/>
+                <w:rFonts w:ascii="Arial" w:hAnsi="Arial" w:cs="Arial" w:eastAsia="Arial"/>
+                <w:sz w:val="24"/>
               </w:rPr>
               <w:t>0.50</w:t>
             </w:r>
@@ -3092,15 +3417,16 @@
         </w:tc>
         <w:tc>
           <w:tcPr>
-            <w:tcW w:type="dxa" w:w="1728"/>
+            <w:tcW w:type="dxa" w:w="1805"/>
           </w:tcPr>
           <w:p>
             <w:pPr>
-              <w:spacing w:after="0"/>
+              <w:spacing w:after="0" w:line="240" w:lineRule="auto"/>
             </w:pPr>
             <w:r>
               <w:rPr>
-                <w:sz w:val="20"/>
+                <w:rFonts w:ascii="Arial" w:hAnsi="Arial" w:cs="Arial" w:eastAsia="Arial"/>
+                <w:sz w:val="24"/>
               </w:rPr>
               <w:t>0.05</w:t>
             </w:r>
@@ -3110,15 +3436,16 @@
       <w:tr>
         <w:tc>
           <w:tcPr>
-            <w:tcW w:type="dxa" w:w="1728"/>
+            <w:tcW w:type="dxa" w:w="1805"/>
           </w:tcPr>
           <w:p>
             <w:pPr>
-              <w:spacing w:after="0"/>
+              <w:spacing w:after="0" w:line="240" w:lineRule="auto"/>
             </w:pPr>
             <w:r>
               <w:rPr>
-                <w:sz w:val="20"/>
+                <w:rFonts w:ascii="Arial" w:hAnsi="Arial" w:cs="Arial" w:eastAsia="Arial"/>
+                <w:sz w:val="24"/>
               </w:rPr>
               <w:t>D5 DRaaS vendor</w:t>
             </w:r>
@@ -3126,15 +3453,16 @@
         </w:tc>
         <w:tc>
           <w:tcPr>
-            <w:tcW w:type="dxa" w:w="1728"/>
+            <w:tcW w:type="dxa" w:w="1805"/>
           </w:tcPr>
           <w:p>
             <w:pPr>
-              <w:spacing w:after="0"/>
+              <w:spacing w:after="0" w:line="240" w:lineRule="auto"/>
             </w:pPr>
             <w:r>
               <w:rPr>
-                <w:sz w:val="20"/>
+                <w:rFonts w:ascii="Arial" w:hAnsi="Arial" w:cs="Arial" w:eastAsia="Arial"/>
+                <w:sz w:val="24"/>
               </w:rPr>
               <w:t>52.0%</w:t>
             </w:r>
@@ -3142,15 +3470,16 @@
         </w:tc>
         <w:tc>
           <w:tcPr>
-            <w:tcW w:type="dxa" w:w="1728"/>
+            <w:tcW w:type="dxa" w:w="1805"/>
           </w:tcPr>
           <w:p>
             <w:pPr>
-              <w:spacing w:after="0"/>
+              <w:spacing w:after="0" w:line="240" w:lineRule="auto"/>
             </w:pPr>
             <w:r>
               <w:rPr>
-                <w:sz w:val="20"/>
+                <w:rFonts w:ascii="Arial" w:hAnsi="Arial" w:cs="Arial" w:eastAsia="Arial"/>
+                <w:sz w:val="24"/>
               </w:rPr>
               <w:t>99.5%</w:t>
             </w:r>
@@ -3158,15 +3487,16 @@
         </w:tc>
         <w:tc>
           <w:tcPr>
-            <w:tcW w:type="dxa" w:w="1728"/>
+            <w:tcW w:type="dxa" w:w="1805"/>
           </w:tcPr>
           <w:p>
             <w:pPr>
-              <w:spacing w:after="0"/>
+              <w:spacing w:after="0" w:line="240" w:lineRule="auto"/>
             </w:pPr>
             <w:r>
               <w:rPr>
-                <w:sz w:val="20"/>
+                <w:rFonts w:ascii="Arial" w:hAnsi="Arial" w:cs="Arial" w:eastAsia="Arial"/>
+                <w:sz w:val="24"/>
               </w:rPr>
               <w:t>0.50</w:t>
             </w:r>
@@ -3174,15 +3504,16 @@
         </w:tc>
         <w:tc>
           <w:tcPr>
-            <w:tcW w:type="dxa" w:w="1728"/>
+            <w:tcW w:type="dxa" w:w="1805"/>
           </w:tcPr>
           <w:p>
             <w:pPr>
-              <w:spacing w:after="0"/>
+              <w:spacing w:after="0" w:line="240" w:lineRule="auto"/>
             </w:pPr>
             <w:r>
               <w:rPr>
-                <w:sz w:val="20"/>
+                <w:rFonts w:ascii="Arial" w:hAnsi="Arial" w:cs="Arial" w:eastAsia="Arial"/>
+                <w:sz w:val="24"/>
               </w:rPr>
               <w:t>0.06</w:t>
             </w:r>
@@ -3192,15 +3523,16 @@
       <w:tr>
         <w:tc>
           <w:tcPr>
-            <w:tcW w:type="dxa" w:w="1728"/>
+            <w:tcW w:type="dxa" w:w="1805"/>
           </w:tcPr>
           <w:p>
             <w:pPr>
-              <w:spacing w:after="0"/>
+              <w:spacing w:after="0" w:line="240" w:lineRule="auto"/>
             </w:pPr>
             <w:r>
               <w:rPr>
-                <w:sz w:val="20"/>
+                <w:rFonts w:ascii="Arial" w:hAnsi="Arial" w:cs="Arial" w:eastAsia="Arial"/>
+                <w:sz w:val="24"/>
               </w:rPr>
               <w:t>D6 Multi-cloud active-active</w:t>
             </w:r>
@@ -3208,15 +3540,16 @@
         </w:tc>
         <w:tc>
           <w:tcPr>
-            <w:tcW w:type="dxa" w:w="1728"/>
+            <w:tcW w:type="dxa" w:w="1805"/>
           </w:tcPr>
           <w:p>
             <w:pPr>
-              <w:spacing w:after="0"/>
+              <w:spacing w:after="0" w:line="240" w:lineRule="auto"/>
             </w:pPr>
             <w:r>
               <w:rPr>
-                <w:sz w:val="20"/>
+                <w:rFonts w:ascii="Arial" w:hAnsi="Arial" w:cs="Arial" w:eastAsia="Arial"/>
+                <w:sz w:val="24"/>
               </w:rPr>
               <w:t>52.0%</w:t>
             </w:r>
@@ -3224,15 +3557,16 @@
         </w:tc>
         <w:tc>
           <w:tcPr>
-            <w:tcW w:type="dxa" w:w="1728"/>
+            <w:tcW w:type="dxa" w:w="1805"/>
           </w:tcPr>
           <w:p>
             <w:pPr>
-              <w:spacing w:after="0"/>
+              <w:spacing w:after="0" w:line="240" w:lineRule="auto"/>
             </w:pPr>
             <w:r>
               <w:rPr>
-                <w:sz w:val="20"/>
+                <w:rFonts w:ascii="Arial" w:hAnsi="Arial" w:cs="Arial" w:eastAsia="Arial"/>
+                <w:sz w:val="24"/>
               </w:rPr>
               <w:t>99.5%</w:t>
             </w:r>
@@ -3240,15 +3574,16 @@
         </w:tc>
         <w:tc>
           <w:tcPr>
-            <w:tcW w:type="dxa" w:w="1728"/>
+            <w:tcW w:type="dxa" w:w="1805"/>
           </w:tcPr>
           <w:p>
             <w:pPr>
-              <w:spacing w:after="0"/>
+              <w:spacing w:after="0" w:line="240" w:lineRule="auto"/>
             </w:pPr>
             <w:r>
               <w:rPr>
-                <w:sz w:val="20"/>
+                <w:rFonts w:ascii="Arial" w:hAnsi="Arial" w:cs="Arial" w:eastAsia="Arial"/>
+                <w:sz w:val="24"/>
               </w:rPr>
               <w:t>0.45</w:t>
             </w:r>
@@ -3256,15 +3591,16 @@
         </w:tc>
         <w:tc>
           <w:tcPr>
-            <w:tcW w:type="dxa" w:w="1728"/>
+            <w:tcW w:type="dxa" w:w="1805"/>
           </w:tcPr>
           <w:p>
             <w:pPr>
-              <w:spacing w:after="0"/>
+              <w:spacing w:after="0" w:line="240" w:lineRule="auto"/>
             </w:pPr>
             <w:r>
               <w:rPr>
-                <w:sz w:val="20"/>
+                <w:rFonts w:ascii="Arial" w:hAnsi="Arial" w:cs="Arial" w:eastAsia="Arial"/>
+                <w:sz w:val="24"/>
               </w:rPr>
               <w:t>0.00</w:t>
             </w:r>
@@ -3272,14 +3608,26 @@
         </w:tc>
       </w:tr>
     </w:tbl>
-    <w:p/>
     <w:p>
+      <w:pPr>
+        <w:spacing w:line="480" w:lineRule="auto"/>
+      </w:pPr>
+    </w:p>
+    <w:p>
+      <w:pPr>
+        <w:spacing w:line="480" w:lineRule="auto"/>
+      </w:pPr>
       <w:r>
-        <w:rPr/>
+        <w:rPr>
+          <w:rFonts w:ascii="Arial" w:hAnsi="Arial" w:cs="Arial" w:eastAsia="Arial"/>
+        </w:rPr>
         <w:t>Data entered after corruption begins is lost whatever the backup interval, so the data-disaster RPO depends on how quickly the damage is noticed. Reconciliation costs a median of about £800 a year and saves D4 only a few pounds of expected loss; its value is that it makes R3 achievable. The recommended design is D4 with daily reconciliation, the domain and DNS kept with the registrar, and the rebuild at provider B tested twice a year as both a DR test and an exit rehearsal.</w:t>
       </w:r>
     </w:p>
     <w:p>
+      <w:pPr>
+        <w:spacing w:line="480" w:lineRule="auto"/>
+      </w:pPr>
       <w:r>
         <w:t>Notebook: https://github.com/ianstagib/portfolio/blob/main/SubPages/Security_Risk/artefacts/unit10/unit10_pampered_pets_dr_design.ipynb</w:t>
       </w:r>
@@ -3287,523 +3635,829 @@
     <w:p>
       <w:pPr>
         <w:pStyle w:val="Heading1"/>
+        <w:spacing w:line="480" w:lineRule="auto"/>
       </w:pPr>
       <w:r>
         <w:t>References</w:t>
       </w:r>
     </w:p>
     <w:p>
+      <w:pPr>
+        <w:spacing w:line="480" w:lineRule="auto"/>
+      </w:pPr>
       <w:r>
-        <w:rPr/>
+        <w:rPr>
+          <w:rFonts w:ascii="Arial" w:hAnsi="Arial" w:cs="Arial" w:eastAsia="Arial"/>
+        </w:rPr>
         <w:t xml:space="preserve">Alhazmi, O.H. and Malaiya, Y.K. (2013) ‘Evaluating disaster recovery plans using the cloud’, </w:t>
       </w:r>
       <w:r>
         <w:rPr>
+          <w:rFonts w:ascii="Arial" w:hAnsi="Arial" w:cs="Arial" w:eastAsia="Arial"/>
           <w:i/>
         </w:rPr>
         <w:t>2013 Proceedings Annual Reliability and Maintainability Symposium (RAMS)</w:t>
       </w:r>
       <w:r>
-        <w:rPr/>
+        <w:rPr>
+          <w:rFonts w:ascii="Arial" w:hAnsi="Arial" w:cs="Arial" w:eastAsia="Arial"/>
+        </w:rPr>
         <w:t xml:space="preserve">. IEEE, pp. 1–6. Available at: </w:t>
       </w:r>
       <w:r>
-        <w:rPr/>
+        <w:rPr>
+          <w:rFonts w:ascii="Arial" w:hAnsi="Arial" w:cs="Arial" w:eastAsia="Arial"/>
+        </w:rPr>
         <w:t>https://www.cs.colostate.edu/~malaiya/p/DisasterRecovery2013.pdf</w:t>
       </w:r>
       <w:r>
-        <w:rPr/>
+        <w:rPr>
+          <w:rFonts w:ascii="Arial" w:hAnsi="Arial" w:cs="Arial" w:eastAsia="Arial"/>
+        </w:rPr>
         <w:t xml:space="preserve"> (Accessed: 3 October 2026).</w:t>
       </w:r>
     </w:p>
     <w:p>
+      <w:pPr>
+        <w:spacing w:line="480" w:lineRule="auto"/>
+      </w:pPr>
       <w:r>
-        <w:rPr/>
+        <w:rPr>
+          <w:rFonts w:ascii="Arial" w:hAnsi="Arial" w:cs="Arial" w:eastAsia="Arial"/>
+        </w:rPr>
         <w:t xml:space="preserve">Andrade, E., Nogueira, B., Matos, R., Callou, G. and Maciel, P. (2017) ‘Availability modeling and analysis of a disaster-recovery-as-a-service solution’, </w:t>
       </w:r>
       <w:r>
         <w:rPr>
+          <w:rFonts w:ascii="Arial" w:hAnsi="Arial" w:cs="Arial" w:eastAsia="Arial"/>
           <w:i/>
         </w:rPr>
         <w:t>Computing</w:t>
       </w:r>
       <w:r>
-        <w:rPr/>
+        <w:rPr>
+          <w:rFonts w:ascii="Arial" w:hAnsi="Arial" w:cs="Arial" w:eastAsia="Arial"/>
+        </w:rPr>
         <w:t xml:space="preserve">, 99(10), pp. 929–954. Available at: </w:t>
       </w:r>
       <w:r>
-        <w:rPr/>
+        <w:rPr>
+          <w:rFonts w:ascii="Arial" w:hAnsi="Arial" w:cs="Arial" w:eastAsia="Arial"/>
+        </w:rPr>
         <w:t>https://doi.org/10.1007/s00607-017-0539-8</w:t>
       </w:r>
       <w:r>
-        <w:rPr/>
+        <w:rPr>
+          <w:rFonts w:ascii="Arial" w:hAnsi="Arial" w:cs="Arial" w:eastAsia="Arial"/>
+        </w:rPr>
         <w:t xml:space="preserve"> (Accessed: 3 October 2026).</w:t>
       </w:r>
     </w:p>
     <w:p>
+      <w:pPr>
+        <w:spacing w:line="480" w:lineRule="auto"/>
+      </w:pPr>
       <w:r>
-        <w:rPr/>
+        <w:rPr>
+          <w:rFonts w:ascii="Arial" w:hAnsi="Arial" w:cs="Arial" w:eastAsia="Arial"/>
+        </w:rPr>
         <w:t xml:space="preserve">AWS (2025) </w:t>
       </w:r>
       <w:r>
         <w:rPr>
+          <w:rFonts w:ascii="Arial" w:hAnsi="Arial" w:cs="Arial" w:eastAsia="Arial"/>
           <w:i/>
         </w:rPr>
         <w:t>Summary of the Amazon DynamoDB service disruption in the Northern Virginia (US-EAST-1) Region</w:t>
       </w:r>
       <w:r>
-        <w:rPr/>
+        <w:rPr>
+          <w:rFonts w:ascii="Arial" w:hAnsi="Arial" w:cs="Arial" w:eastAsia="Arial"/>
+        </w:rPr>
         <w:t xml:space="preserve">. Seattle, WA: Amazon Web Services. Available at: </w:t>
       </w:r>
       <w:r>
-        <w:rPr/>
+        <w:rPr>
+          <w:rFonts w:ascii="Arial" w:hAnsi="Arial" w:cs="Arial" w:eastAsia="Arial"/>
+        </w:rPr>
         <w:t>https://aws.amazon.com/message/101925/</w:t>
       </w:r>
       <w:r>
-        <w:rPr/>
+        <w:rPr>
+          <w:rFonts w:ascii="Arial" w:hAnsi="Arial" w:cs="Arial" w:eastAsia="Arial"/>
+        </w:rPr>
         <w:t xml:space="preserve"> (Accessed: 3 October 2026).</w:t>
       </w:r>
     </w:p>
     <w:p>
+      <w:pPr>
+        <w:spacing w:line="480" w:lineRule="auto"/>
+      </w:pPr>
       <w:r>
-        <w:rPr/>
+        <w:rPr>
+          <w:rFonts w:ascii="Arial" w:hAnsi="Arial" w:cs="Arial" w:eastAsia="Arial"/>
+        </w:rPr>
         <w:t xml:space="preserve">Cloud Security Alliance (2024) </w:t>
       </w:r>
       <w:r>
         <w:rPr>
+          <w:rFonts w:ascii="Arial" w:hAnsi="Arial" w:cs="Arial" w:eastAsia="Arial"/>
           <w:i/>
         </w:rPr>
         <w:t>Top threats to cloud computing 2024</w:t>
       </w:r>
       <w:r>
-        <w:rPr/>
+        <w:rPr>
+          <w:rFonts w:ascii="Arial" w:hAnsi="Arial" w:cs="Arial" w:eastAsia="Arial"/>
+        </w:rPr>
         <w:t xml:space="preserve">. Seattle, WA: Cloud Security Alliance. Available at: </w:t>
       </w:r>
       <w:r>
-        <w:rPr/>
+        <w:rPr>
+          <w:rFonts w:ascii="Arial" w:hAnsi="Arial" w:cs="Arial" w:eastAsia="Arial"/>
+        </w:rPr>
         <w:t>https://cloudsecurityalliance.org/artifacts/top-threats-to-cloud-computing-2024</w:t>
       </w:r>
       <w:r>
-        <w:rPr/>
+        <w:rPr>
+          <w:rFonts w:ascii="Arial" w:hAnsi="Arial" w:cs="Arial" w:eastAsia="Arial"/>
+        </w:rPr>
         <w:t xml:space="preserve"> (Accessed: 3 October 2026).</w:t>
       </w:r>
     </w:p>
     <w:p>
+      <w:pPr>
+        <w:spacing w:line="480" w:lineRule="auto"/>
+      </w:pPr>
       <w:r>
-        <w:rPr/>
+        <w:rPr>
+          <w:rFonts w:ascii="Arial" w:hAnsi="Arial" w:cs="Arial" w:eastAsia="Arial"/>
+        </w:rPr>
         <w:t xml:space="preserve">Competition and Markets Authority (CMA) (2025) </w:t>
       </w:r>
       <w:r>
         <w:rPr>
+          <w:rFonts w:ascii="Arial" w:hAnsi="Arial" w:cs="Arial" w:eastAsia="Arial"/>
           <w:i/>
         </w:rPr>
         <w:t>Cloud services market investigation: summary of final decision</w:t>
       </w:r>
       <w:r>
-        <w:rPr/>
+        <w:rPr>
+          <w:rFonts w:ascii="Arial" w:hAnsi="Arial" w:cs="Arial" w:eastAsia="Arial"/>
+        </w:rPr>
         <w:t xml:space="preserve">, 31 July. London: CMA. Available at: </w:t>
       </w:r>
       <w:r>
-        <w:rPr/>
+        <w:rPr>
+          <w:rFonts w:ascii="Arial" w:hAnsi="Arial" w:cs="Arial" w:eastAsia="Arial"/>
+        </w:rPr>
         <w:t>https://assets.publishing.service.gov.uk/media/688b20e6ff8c05468cb7b120/summary_of_final_decision.pdf</w:t>
       </w:r>
       <w:r>
-        <w:rPr/>
+        <w:rPr>
+          <w:rFonts w:ascii="Arial" w:hAnsi="Arial" w:cs="Arial" w:eastAsia="Arial"/>
+        </w:rPr>
         <w:t xml:space="preserve"> (Accessed: 3 October 2026).</w:t>
       </w:r>
     </w:p>
     <w:p>
+      <w:pPr>
+        <w:spacing w:line="480" w:lineRule="auto"/>
+      </w:pPr>
       <w:r>
-        <w:rPr/>
+        <w:rPr>
+          <w:rFonts w:ascii="Arial" w:hAnsi="Arial" w:cs="Arial" w:eastAsia="Arial"/>
+        </w:rPr>
         <w:t xml:space="preserve">Corbari, G.I., Khatod, N., Popiak, J.F. and Sinclair, P. (2024) ‘Mission thread analysis: establishing a common framework in a multi-discipline domain to enhance defensive cyberspace operations’, </w:t>
       </w:r>
       <w:r>
         <w:rPr>
+          <w:rFonts w:ascii="Arial" w:hAnsi="Arial" w:cs="Arial" w:eastAsia="Arial"/>
           <w:i/>
         </w:rPr>
         <w:t>The Cyber Defense Review</w:t>
       </w:r>
       <w:r>
-        <w:rPr/>
+        <w:rPr>
+          <w:rFonts w:ascii="Arial" w:hAnsi="Arial" w:cs="Arial" w:eastAsia="Arial"/>
+        </w:rPr>
         <w:t xml:space="preserve">, 9(1), pp. 37–54. Available at: </w:t>
       </w:r>
       <w:r>
-        <w:rPr/>
+        <w:rPr>
+          <w:rFonts w:ascii="Arial" w:hAnsi="Arial" w:cs="Arial" w:eastAsia="Arial"/>
+        </w:rPr>
         <w:t>https://www.jstor.org/stable/48770663</w:t>
       </w:r>
       <w:r>
-        <w:rPr/>
+        <w:rPr>
+          <w:rFonts w:ascii="Arial" w:hAnsi="Arial" w:cs="Arial" w:eastAsia="Arial"/>
+        </w:rPr>
         <w:t xml:space="preserve"> (Accessed: 3 October 2026).</w:t>
       </w:r>
     </w:p>
     <w:p>
+      <w:pPr>
+        <w:spacing w:line="480" w:lineRule="auto"/>
+      </w:pPr>
       <w:r>
-        <w:rPr/>
+        <w:rPr>
+          <w:rFonts w:ascii="Arial" w:hAnsi="Arial" w:cs="Arial" w:eastAsia="Arial"/>
+        </w:rPr>
         <w:t xml:space="preserve">Department of Homeland Security (DHS) (2024) ‘Cyber Safety Review Board releases report on Microsoft Online Exchange incident from summer 2023’, </w:t>
       </w:r>
       <w:r>
         <w:rPr>
+          <w:rFonts w:ascii="Arial" w:hAnsi="Arial" w:cs="Arial" w:eastAsia="Arial"/>
           <w:i/>
         </w:rPr>
         <w:t>DHS press release</w:t>
       </w:r>
       <w:r>
-        <w:rPr/>
+        <w:rPr>
+          <w:rFonts w:ascii="Arial" w:hAnsi="Arial" w:cs="Arial" w:eastAsia="Arial"/>
+        </w:rPr>
         <w:t xml:space="preserve">, 2 April. Available at: </w:t>
       </w:r>
       <w:r>
-        <w:rPr/>
+        <w:rPr>
+          <w:rFonts w:ascii="Arial" w:hAnsi="Arial" w:cs="Arial" w:eastAsia="Arial"/>
+        </w:rPr>
         <w:t>https://www.dhs.gov/news/2024/04/02/cyber-safety-review-board-releases-report-microsoft-online-exchange-incident-summer</w:t>
       </w:r>
       <w:r>
-        <w:rPr/>
+        <w:rPr>
+          <w:rFonts w:ascii="Arial" w:hAnsi="Arial" w:cs="Arial" w:eastAsia="Arial"/>
+        </w:rPr>
         <w:t xml:space="preserve"> (Accessed: 3 October 2026).</w:t>
       </w:r>
     </w:p>
     <w:p>
+      <w:pPr>
+        <w:spacing w:line="480" w:lineRule="auto"/>
+      </w:pPr>
       <w:r>
-        <w:rPr/>
+        <w:rPr>
+          <w:rFonts w:ascii="Arial" w:hAnsi="Arial" w:cs="Arial" w:eastAsia="Arial"/>
+        </w:rPr>
         <w:t xml:space="preserve">Google Cloud (2024) ‘Sharing details on a recent incident impacting one of our customers’, </w:t>
       </w:r>
       <w:r>
         <w:rPr>
+          <w:rFonts w:ascii="Arial" w:hAnsi="Arial" w:cs="Arial" w:eastAsia="Arial"/>
           <w:i/>
         </w:rPr>
         <w:t>Google Cloud blog</w:t>
       </w:r>
       <w:r>
-        <w:rPr/>
+        <w:rPr>
+          <w:rFonts w:ascii="Arial" w:hAnsi="Arial" w:cs="Arial" w:eastAsia="Arial"/>
+        </w:rPr>
         <w:t xml:space="preserve">, 24 May. Available at: </w:t>
       </w:r>
       <w:r>
-        <w:rPr/>
+        <w:rPr>
+          <w:rFonts w:ascii="Arial" w:hAnsi="Arial" w:cs="Arial" w:eastAsia="Arial"/>
+        </w:rPr>
         <w:t>https://cloud.google.com/blog/products/infrastructure/details-of-google-cloud-gcve-incident</w:t>
       </w:r>
       <w:r>
-        <w:rPr/>
+        <w:rPr>
+          <w:rFonts w:ascii="Arial" w:hAnsi="Arial" w:cs="Arial" w:eastAsia="Arial"/>
+        </w:rPr>
         <w:t xml:space="preserve"> (Accessed: 3 October 2026).</w:t>
       </w:r>
     </w:p>
     <w:p>
+      <w:pPr>
+        <w:spacing w:line="480" w:lineRule="auto"/>
+      </w:pPr>
       <w:r>
-        <w:rPr/>
+        <w:rPr>
+          <w:rFonts w:ascii="Arial" w:hAnsi="Arial" w:cs="Arial" w:eastAsia="Arial"/>
+        </w:rPr>
         <w:t xml:space="preserve">Group 2 (2025) </w:t>
       </w:r>
       <w:r>
         <w:rPr>
+          <w:rFonts w:ascii="Arial" w:hAnsi="Arial" w:cs="Arial" w:eastAsia="Arial"/>
           <w:i/>
         </w:rPr>
         <w:t>A risk assessment report for Pampered Pets based on ISO/IEC 27005:2022 and ISO 31000:2018</w:t>
       </w:r>
       <w:r>
-        <w:rPr/>
+        <w:rPr>
+          <w:rFonts w:ascii="Arial" w:hAnsi="Arial" w:cs="Arial" w:eastAsia="Arial"/>
+        </w:rPr>
         <w:t>. Unpublished team report, Security and Risk Management module. University of Essex Online.</w:t>
       </w:r>
     </w:p>
     <w:p>
+      <w:pPr>
+        <w:spacing w:line="480" w:lineRule="auto"/>
+      </w:pPr>
       <w:r>
-        <w:rPr/>
+        <w:rPr>
+          <w:rFonts w:ascii="Arial" w:hAnsi="Arial" w:cs="Arial" w:eastAsia="Arial"/>
+        </w:rPr>
         <w:t xml:space="preserve">Hollcroft, B. and Lyon, B. (2022) ‘Business continuity plan’, in Popov, G., Lyon, B.K. and Hollcroft, B.D. </w:t>
       </w:r>
       <w:r>
         <w:rPr>
+          <w:rFonts w:ascii="Arial" w:hAnsi="Arial" w:cs="Arial" w:eastAsia="Arial"/>
           <w:i/>
         </w:rPr>
         <w:t>Risk assessment: a practical guide to assessing operational risks</w:t>
       </w:r>
       <w:r>
-        <w:rPr/>
+        <w:rPr>
+          <w:rFonts w:ascii="Arial" w:hAnsi="Arial" w:cs="Arial" w:eastAsia="Arial"/>
+        </w:rPr>
         <w:t xml:space="preserve">. 2nd edn. Hoboken, NJ: John Wiley &amp; Sons, ch. 19. Available at: </w:t>
       </w:r>
       <w:r>
-        <w:rPr/>
+        <w:rPr>
+          <w:rFonts w:ascii="Arial" w:hAnsi="Arial" w:cs="Arial" w:eastAsia="Arial"/>
+        </w:rPr>
         <w:t>https://www.oreilly.com/library/view/risk-assessment-2nd/9781119755920/</w:t>
       </w:r>
       <w:r>
-        <w:rPr/>
+        <w:rPr>
+          <w:rFonts w:ascii="Arial" w:hAnsi="Arial" w:cs="Arial" w:eastAsia="Arial"/>
+        </w:rPr>
         <w:t xml:space="preserve"> (Accessed: 3 October 2026).</w:t>
       </w:r>
     </w:p>
     <w:p>
+      <w:pPr>
+        <w:spacing w:line="480" w:lineRule="auto"/>
+      </w:pPr>
       <w:r>
-        <w:rPr/>
+        <w:rPr>
+          <w:rFonts w:ascii="Arial" w:hAnsi="Arial" w:cs="Arial" w:eastAsia="Arial"/>
+        </w:rPr>
         <w:t xml:space="preserve">Information Commissioner’s Office (ICO) (no date) </w:t>
       </w:r>
       <w:r>
         <w:rPr>
+          <w:rFonts w:ascii="Arial" w:hAnsi="Arial" w:cs="Arial" w:eastAsia="Arial"/>
           <w:i/>
         </w:rPr>
         <w:t>International transfers</w:t>
       </w:r>
       <w:r>
-        <w:rPr/>
+        <w:rPr>
+          <w:rFonts w:ascii="Arial" w:hAnsi="Arial" w:cs="Arial" w:eastAsia="Arial"/>
+        </w:rPr>
         <w:t xml:space="preserve">. Wilmslow: ICO. Available at: </w:t>
       </w:r>
       <w:r>
-        <w:rPr/>
+        <w:rPr>
+          <w:rFonts w:ascii="Arial" w:hAnsi="Arial" w:cs="Arial" w:eastAsia="Arial"/>
+        </w:rPr>
         <w:t>https://ico.org.uk/for-organisations/uk-gdpr-guidance-and-resources/international-transfers/</w:t>
       </w:r>
       <w:r>
-        <w:rPr/>
+        <w:rPr>
+          <w:rFonts w:ascii="Arial" w:hAnsi="Arial" w:cs="Arial" w:eastAsia="Arial"/>
+        </w:rPr>
         <w:t xml:space="preserve"> (Accessed: 3 October 2026).</w:t>
       </w:r>
     </w:p>
     <w:p>
+      <w:pPr>
+        <w:spacing w:line="480" w:lineRule="auto"/>
+      </w:pPr>
       <w:r>
-        <w:rPr/>
+        <w:rPr>
+          <w:rFonts w:ascii="Arial" w:hAnsi="Arial" w:cs="Arial" w:eastAsia="Arial"/>
+        </w:rPr>
         <w:t xml:space="preserve">Kumar, A. (2024) </w:t>
       </w:r>
       <w:r>
         <w:rPr>
+          <w:rFonts w:ascii="Arial" w:hAnsi="Arial" w:cs="Arial" w:eastAsia="Arial"/>
           <w:i/>
         </w:rPr>
         <w:t>Cloud vendor lock-in: identify, strategies and mitigate</w:t>
       </w:r>
       <w:r>
-        <w:rPr/>
+        <w:rPr>
+          <w:rFonts w:ascii="Arial" w:hAnsi="Arial" w:cs="Arial" w:eastAsia="Arial"/>
+        </w:rPr>
         <w:t xml:space="preserve">. Seminar paper, supervised by F. Waldhofer and H. Wehnes, 10 September. OSSBIG Austria. Available at: </w:t>
       </w:r>
       <w:r>
-        <w:rPr/>
+        <w:rPr>
+          <w:rFonts w:ascii="Arial" w:hAnsi="Arial" w:cs="Arial" w:eastAsia="Arial"/>
+        </w:rPr>
         <w:t>https://www.ossbig.at/wp-content/uploads/2024/09/CAN_Final_Report-VendorLock-In.pdf</w:t>
       </w:r>
       <w:r>
-        <w:rPr/>
+        <w:rPr>
+          <w:rFonts w:ascii="Arial" w:hAnsi="Arial" w:cs="Arial" w:eastAsia="Arial"/>
+        </w:rPr>
         <w:t xml:space="preserve"> (Accessed: 3 October 2026).</w:t>
       </w:r>
     </w:p>
     <w:p>
+      <w:pPr>
+        <w:spacing w:line="480" w:lineRule="auto"/>
+      </w:pPr>
       <w:r>
-        <w:rPr/>
+        <w:rPr>
+          <w:rFonts w:ascii="Arial" w:hAnsi="Arial" w:cs="Arial" w:eastAsia="Arial"/>
+        </w:rPr>
         <w:t xml:space="preserve">Mandiant (2024) ‘UNC5537 targets Snowflake customer instances for data theft and extortion’, </w:t>
       </w:r>
       <w:r>
         <w:rPr>
+          <w:rFonts w:ascii="Arial" w:hAnsi="Arial" w:cs="Arial" w:eastAsia="Arial"/>
           <w:i/>
         </w:rPr>
         <w:t>Google Cloud blog</w:t>
       </w:r>
       <w:r>
-        <w:rPr/>
+        <w:rPr>
+          <w:rFonts w:ascii="Arial" w:hAnsi="Arial" w:cs="Arial" w:eastAsia="Arial"/>
+        </w:rPr>
         <w:t xml:space="preserve">, 10 June. Available at: </w:t>
       </w:r>
       <w:r>
-        <w:rPr/>
+        <w:rPr>
+          <w:rFonts w:ascii="Arial" w:hAnsi="Arial" w:cs="Arial" w:eastAsia="Arial"/>
+        </w:rPr>
         <w:t>https://cloud.google.com/blog/topics/threat-intelligence/unc5537-snowflake-data-theft-extortion</w:t>
       </w:r>
       <w:r>
-        <w:rPr/>
+        <w:rPr>
+          <w:rFonts w:ascii="Arial" w:hAnsi="Arial" w:cs="Arial" w:eastAsia="Arial"/>
+        </w:rPr>
         <w:t xml:space="preserve"> (Accessed: 3 October 2026).</w:t>
       </w:r>
     </w:p>
     <w:p>
+      <w:pPr>
+        <w:spacing w:line="480" w:lineRule="auto"/>
+      </w:pPr>
       <w:r>
-        <w:rPr/>
+        <w:rPr>
+          <w:rFonts w:ascii="Arial" w:hAnsi="Arial" w:cs="Arial" w:eastAsia="Arial"/>
+        </w:rPr>
         <w:t xml:space="preserve">Microsoft (2024) ‘Helping our customers through the CrowdStrike outage’, </w:t>
       </w:r>
       <w:r>
         <w:rPr>
+          <w:rFonts w:ascii="Arial" w:hAnsi="Arial" w:cs="Arial" w:eastAsia="Arial"/>
           <w:i/>
         </w:rPr>
         <w:t>The Official Microsoft Blog</w:t>
       </w:r>
       <w:r>
-        <w:rPr/>
+        <w:rPr>
+          <w:rFonts w:ascii="Arial" w:hAnsi="Arial" w:cs="Arial" w:eastAsia="Arial"/>
+        </w:rPr>
         <w:t xml:space="preserve">, 20 July. Available at: </w:t>
       </w:r>
       <w:r>
-        <w:rPr/>
+        <w:rPr>
+          <w:rFonts w:ascii="Arial" w:hAnsi="Arial" w:cs="Arial" w:eastAsia="Arial"/>
+        </w:rPr>
         <w:t>https://blogs.microsoft.com/blog/2024/07/20/helping-our-customers-through-the-crowdstrike-outage/</w:t>
       </w:r>
       <w:r>
-        <w:rPr/>
+        <w:rPr>
+          <w:rFonts w:ascii="Arial" w:hAnsi="Arial" w:cs="Arial" w:eastAsia="Arial"/>
+        </w:rPr>
         <w:t xml:space="preserve"> (Accessed: 3 October 2026).</w:t>
       </w:r>
     </w:p>
     <w:p>
+      <w:pPr>
+        <w:spacing w:line="480" w:lineRule="auto"/>
+      </w:pPr>
       <w:r>
-        <w:rPr/>
+        <w:rPr>
+          <w:rFonts w:ascii="Arial" w:hAnsi="Arial" w:cs="Arial" w:eastAsia="Arial"/>
+        </w:rPr>
         <w:t xml:space="preserve">National Cyber Security Centre (NCSC) (2019) ‘Offline backups in an online world’, </w:t>
       </w:r>
       <w:r>
         <w:rPr>
+          <w:rFonts w:ascii="Arial" w:hAnsi="Arial" w:cs="Arial" w:eastAsia="Arial"/>
           <w:i/>
         </w:rPr>
         <w:t>NCSC blog</w:t>
       </w:r>
       <w:r>
-        <w:rPr/>
+        <w:rPr>
+          <w:rFonts w:ascii="Arial" w:hAnsi="Arial" w:cs="Arial" w:eastAsia="Arial"/>
+        </w:rPr>
         <w:t xml:space="preserve">, 13 August. Available at: </w:t>
       </w:r>
       <w:r>
-        <w:rPr/>
+        <w:rPr>
+          <w:rFonts w:ascii="Arial" w:hAnsi="Arial" w:cs="Arial" w:eastAsia="Arial"/>
+        </w:rPr>
         <w:t>https://www.ncsc.gov.uk/blog-post/offline-backups-in-an-online-world</w:t>
       </w:r>
       <w:r>
-        <w:rPr/>
+        <w:rPr>
+          <w:rFonts w:ascii="Arial" w:hAnsi="Arial" w:cs="Arial" w:eastAsia="Arial"/>
+        </w:rPr>
         <w:t xml:space="preserve"> (Accessed: 3 October 2026).</w:t>
       </w:r>
     </w:p>
     <w:p>
+      <w:pPr>
+        <w:spacing w:line="480" w:lineRule="auto"/>
+      </w:pPr>
       <w:r>
-        <w:rPr/>
+        <w:rPr>
+          <w:rFonts w:ascii="Arial" w:hAnsi="Arial" w:cs="Arial" w:eastAsia="Arial"/>
+        </w:rPr>
         <w:t xml:space="preserve">National Cyber Security Centre (NCSC) (no date) </w:t>
       </w:r>
       <w:r>
         <w:rPr>
+          <w:rFonts w:ascii="Arial" w:hAnsi="Arial" w:cs="Arial" w:eastAsia="Arial"/>
           <w:i/>
         </w:rPr>
         <w:t>The cloud security principles</w:t>
       </w:r>
       <w:r>
-        <w:rPr/>
+        <w:rPr>
+          <w:rFonts w:ascii="Arial" w:hAnsi="Arial" w:cs="Arial" w:eastAsia="Arial"/>
+        </w:rPr>
         <w:t xml:space="preserve">. London: NCSC. Available at: </w:t>
       </w:r>
       <w:r>
-        <w:rPr/>
+        <w:rPr>
+          <w:rFonts w:ascii="Arial" w:hAnsi="Arial" w:cs="Arial" w:eastAsia="Arial"/>
+        </w:rPr>
         <w:t>https://www.ncsc.gov.uk/collection/cloud/the-cloud-security-principles</w:t>
       </w:r>
       <w:r>
-        <w:rPr/>
+        <w:rPr>
+          <w:rFonts w:ascii="Arial" w:hAnsi="Arial" w:cs="Arial" w:eastAsia="Arial"/>
+        </w:rPr>
         <w:t xml:space="preserve"> (Accessed: 3 October 2026).</w:t>
       </w:r>
     </w:p>
     <w:p>
+      <w:pPr>
+        <w:spacing w:line="480" w:lineRule="auto"/>
+      </w:pPr>
       <w:r>
-        <w:rPr/>
+        <w:rPr>
+          <w:rFonts w:ascii="Arial" w:hAnsi="Arial" w:cs="Arial" w:eastAsia="Arial"/>
+        </w:rPr>
         <w:t xml:space="preserve">Opara-Martins, J., Sahandi, R. and Tian, F. (2016) ‘Critical analysis of vendor lock-in and its impact on cloud computing migration: a business perspective’, </w:t>
       </w:r>
       <w:r>
         <w:rPr>
+          <w:rFonts w:ascii="Arial" w:hAnsi="Arial" w:cs="Arial" w:eastAsia="Arial"/>
           <w:i/>
         </w:rPr>
         <w:t>Journal of Cloud Computing</w:t>
       </w:r>
       <w:r>
-        <w:rPr/>
+        <w:rPr>
+          <w:rFonts w:ascii="Arial" w:hAnsi="Arial" w:cs="Arial" w:eastAsia="Arial"/>
+        </w:rPr>
         <w:t xml:space="preserve">, 5, article 4. Available at: </w:t>
       </w:r>
       <w:r>
-        <w:rPr/>
+        <w:rPr>
+          <w:rFonts w:ascii="Arial" w:hAnsi="Arial" w:cs="Arial" w:eastAsia="Arial"/>
+        </w:rPr>
         <w:t>https://doi.org/10.1186/s13677-016-0054-z</w:t>
       </w:r>
       <w:r>
-        <w:rPr/>
+        <w:rPr>
+          <w:rFonts w:ascii="Arial" w:hAnsi="Arial" w:cs="Arial" w:eastAsia="Arial"/>
+        </w:rPr>
         <w:t xml:space="preserve"> (Accessed: 3 October 2026).</w:t>
       </w:r>
     </w:p>
     <w:p>
+      <w:pPr>
+        <w:spacing w:line="480" w:lineRule="auto"/>
+      </w:pPr>
       <w:r>
-        <w:rPr/>
+        <w:rPr>
+          <w:rFonts w:ascii="Arial" w:hAnsi="Arial" w:cs="Arial" w:eastAsia="Arial"/>
+        </w:rPr>
         <w:t xml:space="preserve">Regulation (EU) 2023/2854 of the European Parliament and of the Council of 13 December 2023 on harmonised rules on fair access to and use of data and amending Regulation (EU) 2017/2394 and Directive (EU) 2020/1828 (Data Act). </w:t>
       </w:r>
       <w:r>
         <w:rPr>
+          <w:rFonts w:ascii="Arial" w:hAnsi="Arial" w:cs="Arial" w:eastAsia="Arial"/>
           <w:i/>
         </w:rPr>
         <w:t>Official Journal of the European Union</w:t>
       </w:r>
       <w:r>
-        <w:rPr/>
+        <w:rPr>
+          <w:rFonts w:ascii="Arial" w:hAnsi="Arial" w:cs="Arial" w:eastAsia="Arial"/>
+        </w:rPr>
         <w:t xml:space="preserve">, L, 22 December 2023. Available at: </w:t>
       </w:r>
       <w:r>
-        <w:rPr/>
+        <w:rPr>
+          <w:rFonts w:ascii="Arial" w:hAnsi="Arial" w:cs="Arial" w:eastAsia="Arial"/>
+        </w:rPr>
         <w:t>https://eur-lex.europa.eu/eli/reg/2023/2854/oj</w:t>
       </w:r>
       <w:r>
-        <w:rPr/>
+        <w:rPr>
+          <w:rFonts w:ascii="Arial" w:hAnsi="Arial" w:cs="Arial" w:eastAsia="Arial"/>
+        </w:rPr>
         <w:t xml:space="preserve"> (Accessed: 3 October 2026).</w:t>
       </w:r>
     </w:p>
     <w:p>
+      <w:pPr>
+        <w:spacing w:line="480" w:lineRule="auto"/>
+      </w:pPr>
       <w:r>
-        <w:rPr/>
+        <w:rPr>
+          <w:rFonts w:ascii="Arial" w:hAnsi="Arial" w:cs="Arial" w:eastAsia="Arial"/>
+        </w:rPr>
         <w:t xml:space="preserve">Rolfe, G., Freshwater, D. and Jasper, M. (2001) </w:t>
       </w:r>
       <w:r>
         <w:rPr>
+          <w:rFonts w:ascii="Arial" w:hAnsi="Arial" w:cs="Arial" w:eastAsia="Arial"/>
           <w:i/>
         </w:rPr>
         <w:t>Critical reflection for nursing and the helping professions: a user’s guide</w:t>
       </w:r>
       <w:r>
-        <w:rPr/>
+        <w:rPr>
+          <w:rFonts w:ascii="Arial" w:hAnsi="Arial" w:cs="Arial" w:eastAsia="Arial"/>
+        </w:rPr>
         <w:t>. Basingstoke: Palgrave Macmillan.</w:t>
       </w:r>
     </w:p>
     <w:p>
+      <w:pPr>
+        <w:spacing w:line="480" w:lineRule="auto"/>
+      </w:pPr>
       <w:r>
-        <w:rPr/>
+        <w:rPr>
+          <w:rFonts w:ascii="Arial" w:hAnsi="Arial" w:cs="Arial" w:eastAsia="Arial"/>
+        </w:rPr>
         <w:t xml:space="preserve">Stevens, I. (2026) </w:t>
       </w:r>
       <w:r>
         <w:rPr>
+          <w:rFonts w:ascii="Arial" w:hAnsi="Arial" w:cs="Arial" w:eastAsia="Arial"/>
           <w:i/>
         </w:rPr>
         <w:t>Quantitative risk assessment and digital resilience strategy for Pampered Pets: executive summary</w:t>
       </w:r>
       <w:r>
-        <w:rPr/>
+        <w:rPr>
+          <w:rFonts w:ascii="Arial" w:hAnsi="Arial" w:cs="Arial" w:eastAsia="Arial"/>
+        </w:rPr>
         <w:t>. Unpublished assignment, Security and Risk Management module. University of Essex Online.</w:t>
       </w:r>
     </w:p>
     <w:p>
+      <w:pPr>
+        <w:spacing w:line="480" w:lineRule="auto"/>
+      </w:pPr>
       <w:r>
-        <w:rPr/>
+        <w:rPr>
+          <w:rFonts w:ascii="Arial" w:hAnsi="Arial" w:cs="Arial" w:eastAsia="Arial"/>
+        </w:rPr>
         <w:t xml:space="preserve">UniSuper and Google Cloud (2024) ‘A joint statement from UniSuper CEO Peter Chun, and Google Cloud CEO, Thomas Kurian’, </w:t>
       </w:r>
       <w:r>
         <w:rPr>
+          <w:rFonts w:ascii="Arial" w:hAnsi="Arial" w:cs="Arial" w:eastAsia="Arial"/>
           <w:i/>
         </w:rPr>
         <w:t>UniSuper media centre</w:t>
       </w:r>
       <w:r>
-        <w:rPr/>
+        <w:rPr>
+          <w:rFonts w:ascii="Arial" w:hAnsi="Arial" w:cs="Arial" w:eastAsia="Arial"/>
+        </w:rPr>
         <w:t xml:space="preserve">, 8 May. Available at: </w:t>
       </w:r>
       <w:r>
-        <w:rPr/>
+        <w:rPr>
+          <w:rFonts w:ascii="Arial" w:hAnsi="Arial" w:cs="Arial" w:eastAsia="Arial"/>
+        </w:rPr>
         <w:t>https://www.unisuper.com.au/about-us/media-centre/2024/a-joint-statement-from-unisuper-and-google-cloud</w:t>
       </w:r>
       <w:r>
-        <w:rPr/>
+        <w:rPr>
+          <w:rFonts w:ascii="Arial" w:hAnsi="Arial" w:cs="Arial" w:eastAsia="Arial"/>
+        </w:rPr>
         <w:t xml:space="preserve"> (Accessed: 3 October 2026).</w:t>
       </w:r>
     </w:p>
     <w:p>
+      <w:pPr>
+        <w:spacing w:line="480" w:lineRule="auto"/>
+      </w:pPr>
       <w:r>
-        <w:rPr/>
+        <w:rPr>
+          <w:rFonts w:ascii="Arial" w:hAnsi="Arial" w:cs="Arial" w:eastAsia="Arial"/>
+        </w:rPr>
         <w:t xml:space="preserve">Zografopoulos, I., Ospina, J., Liu, X. and Konstantinou, C. (2021) ‘Cyber-physical energy systems security: threat modeling, risk assessment, resources, metrics, and case studies’, </w:t>
       </w:r>
       <w:r>
         <w:rPr>
+          <w:rFonts w:ascii="Arial" w:hAnsi="Arial" w:cs="Arial" w:eastAsia="Arial"/>
           <w:i/>
         </w:rPr>
         <w:t>IEEE Access</w:t>
       </w:r>
       <w:r>
-        <w:rPr/>
+        <w:rPr>
+          <w:rFonts w:ascii="Arial" w:hAnsi="Arial" w:cs="Arial" w:eastAsia="Arial"/>
+        </w:rPr>
         <w:t xml:space="preserve">, 9, pp. 29775–29818. Available at: </w:t>
       </w:r>
       <w:r>
-        <w:rPr/>
+        <w:rPr>
+          <w:rFonts w:ascii="Arial" w:hAnsi="Arial" w:cs="Arial" w:eastAsia="Arial"/>
+        </w:rPr>
         <w:t>https://doi.org/10.1109/ACCESS.2021.3058403</w:t>
       </w:r>
       <w:r>
-        <w:rPr/>
+        <w:rPr>
+          <w:rFonts w:ascii="Arial" w:hAnsi="Arial" w:cs="Arial" w:eastAsia="Arial"/>
+        </w:rPr>
         <w:t xml:space="preserve"> (Accessed: 3 October 2026).</w:t>
       </w:r>
     </w:p>
     <w:sectPr>
-      <w:pgSz w:w="12240" w:h="15840"/>
-      <w:pgMar w:top="1440" w:right="1800" w:bottom="1440" w:left="1800" w:header="720" w:footer="720" w:gutter="0"/>
+      <w:footerReference w:type="default" r:id="rId13"/>
+      <w:pgSz w:w="11906" w:h="16838"/>
+      <w:pgMar w:top="1440" w:right="1440" w:bottom="1440" w:left="1440" w:header="708" w:footer="708" w:gutter="0"/>
       <w:cols w:space="720"/>
       <w:docGrid w:linePitch="360"/>
     </w:sectPr>
   </w:body>
 </w:document>
+</file>
+
+<file path=word/footer1.xml><?xml version="1.0" encoding="utf-8"?>
+<w:ftr xmlns:m="http://schemas.openxmlformats.org/officeDocument/2006/math" xmlns:mc="http://schemas.openxmlformats.org/markup-compatibility/2006" xmlns:mo="http://schemas.microsoft.com/office/mac/office/2008/main" xmlns:mv="urn:schemas-microsoft-com:mac:vml" xmlns:o="urn:schemas-microsoft-com:office:office" xmlns:r="http://schemas.openxmlformats.org/officeDocument/2006/relationships" xmlns:v="urn:schemas-microsoft-com:vml" xmlns:w10="urn:schemas-microsoft-com:office:word" xmlns:w14="http://schemas.microsoft.com/office/word/2010/wordml" xmlns:w="http://schemas.openxmlformats.org/wordprocessingml/2006/main" xmlns:wne="http://schemas.microsoft.com/office/word/2006/wordml" xmlns:wp14="http://schemas.microsoft.com/office/word/2010/wordprocessingDrawing" xmlns:wp="http://schemas.openxmlformats.org/drawingml/2006/wordprocessingDrawing" xmlns:wpc="http://schemas.microsoft.com/office/word/2010/wordprocessingCanvas" xmlns:wpg="http://schemas.microsoft.com/office/word/2010/wordprocessingGroup" xmlns:wpi="http://schemas.microsoft.com/office/word/2010/wordprocessingInk" xmlns:wps="http://schemas.microsoft.com/office/word/2010/wordprocessingShape" mc:Ignorable="w14 wp14">
+  <w:p>
+    <w:pPr>
+      <w:pStyle w:val="Footer"/>
+      <w:spacing w:line="240" w:lineRule="auto"/>
+      <w:jc w:val="center"/>
+    </w:pPr>
+    <w:r>
+      <w:rPr>
+        <w:rFonts w:ascii="Arial" w:hAnsi="Arial" w:cs="Arial" w:eastAsia="Arial"/>
+        <w:sz w:val="24"/>
+        <w:szCs w:val="24"/>
+      </w:rPr>
+      <w:fldChar w:fldCharType="begin"/>
+    </w:r>
+    <w:r>
+      <w:rPr>
+        <w:rFonts w:ascii="Arial" w:hAnsi="Arial" w:cs="Arial" w:eastAsia="Arial"/>
+        <w:sz w:val="24"/>
+        <w:szCs w:val="24"/>
+      </w:rPr>
+      <w:instrText xml:space="preserve"> PAGE </w:instrText>
+    </w:r>
+    <w:r>
+      <w:rPr>
+        <w:rFonts w:ascii="Arial" w:hAnsi="Arial" w:cs="Arial" w:eastAsia="Arial"/>
+        <w:sz w:val="24"/>
+        <w:szCs w:val="24"/>
+      </w:rPr>
+      <w:fldChar w:fldCharType="separate"/>
+    </w:r>
+    <w:r>
+      <w:rPr>
+        <w:rFonts w:ascii="Arial" w:hAnsi="Arial" w:cs="Arial" w:eastAsia="Arial"/>
+        <w:sz w:val="24"/>
+        <w:szCs w:val="24"/>
+      </w:rPr>
+      <w:t>1</w:t>
+    </w:r>
+    <w:r>
+      <w:rPr>
+        <w:rFonts w:ascii="Arial" w:hAnsi="Arial" w:cs="Arial" w:eastAsia="Arial"/>
+        <w:sz w:val="24"/>
+        <w:szCs w:val="24"/>
+      </w:rPr>
+      <w:fldChar w:fldCharType="end"/>
+    </w:r>
+  </w:p>
+</w:ftr>
 </file>
 
 <file path=word/numbering.xml><?xml version="1.0" encoding="utf-8"?>
@@ -4014,15 +4668,15 @@
   <w:docDefaults>
     <w:rPrDefault>
       <w:rPr>
-        <w:rFonts w:asciiTheme="minorHAnsi" w:eastAsiaTheme="minorEastAsia" w:hAnsiTheme="minorHAnsi" w:cstheme="minorBidi"/>
-        <w:sz w:val="22"/>
-        <w:szCs w:val="22"/>
+        <w:rFonts w:ascii="Arial" w:hAnsi="Arial" w:cs="Arial" w:eastAsia="Arial"/>
+        <w:sz w:val="24"/>
+        <w:szCs w:val="24"/>
         <w:lang w:val="en-US" w:eastAsia="en-US" w:bidi="ar-SA"/>
       </w:rPr>
     </w:rPrDefault>
     <w:pPrDefault>
       <w:pPr>
-        <w:spacing w:after="200" w:line="276" w:lineRule="auto"/>
+        <w:spacing w:after="200" w:line="480" w:lineRule="auto"/>
       </w:pPr>
     </w:pPrDefault>
   </w:docDefaults>
@@ -4182,7 +4836,7 @@
         <w:tab w:val="center" w:pos="4680"/>
         <w:tab w:val="right" w:pos="9360"/>
       </w:tabs>
-      <w:spacing w:after="0" w:line="240" w:lineRule="auto"/>
+      <w:spacing w:after="0" w:line="480" w:lineRule="auto"/>
     </w:pPr>
   </w:style>
   <w:style w:type="character" w:customStyle="1" w:styleId="HeaderChar">
@@ -4204,7 +4858,7 @@
         <w:tab w:val="center" w:pos="4680"/>
         <w:tab w:val="right" w:pos="9360"/>
       </w:tabs>
-      <w:spacing w:after="0" w:line="240" w:lineRule="auto"/>
+      <w:spacing w:after="0" w:line="480" w:lineRule="auto"/>
     </w:pPr>
   </w:style>
   <w:style w:type="character" w:customStyle="1" w:styleId="FooterChar">
@@ -4229,12 +4883,12 @@
       <w:outlineLvl w:val="0"/>
     </w:pPr>
     <w:rPr>
-      <w:rFonts w:asciiTheme="majorHAnsi" w:eastAsiaTheme="majorEastAsia" w:hAnsiTheme="majorHAnsi" w:cstheme="majorBidi"/>
+      <w:rFonts w:ascii="Arial" w:hAnsi="Arial" w:cs="Arial" w:eastAsia="Arial"/>
       <w:b/>
       <w:bCs/>
       <w:color w:val="365F91" w:themeColor="accent1" w:themeShade="BF"/>
-      <w:sz w:val="28"/>
-      <w:szCs w:val="28"/>
+      <w:sz w:val="24"/>
+      <w:szCs w:val="24"/>
     </w:rPr>
   </w:style>
   <w:style w:type="paragraph" w:styleId="Heading2">
@@ -4253,12 +4907,13 @@
       <w:outlineLvl w:val="1"/>
     </w:pPr>
     <w:rPr>
-      <w:rFonts w:asciiTheme="majorHAnsi" w:eastAsiaTheme="majorEastAsia" w:hAnsiTheme="majorHAnsi" w:cstheme="majorBidi"/>
+      <w:rFonts w:ascii="Arial" w:hAnsi="Arial" w:cs="Arial" w:eastAsia="Arial"/>
       <w:b/>
       <w:bCs/>
+      <w:i/>
       <w:color w:val="4F81BD" w:themeColor="accent1"/>
-      <w:sz w:val="26"/>
-      <w:szCs w:val="26"/>
+      <w:sz w:val="24"/>
+      <w:szCs w:val="24"/>
     </w:rPr>
   </w:style>
   <w:style w:type="paragraph" w:styleId="Heading3">
@@ -4277,10 +4932,13 @@
       <w:outlineLvl w:val="2"/>
     </w:pPr>
     <w:rPr>
-      <w:rFonts w:asciiTheme="majorHAnsi" w:eastAsiaTheme="majorEastAsia" w:hAnsiTheme="majorHAnsi" w:cstheme="majorBidi"/>
+      <w:rFonts w:ascii="Arial" w:hAnsi="Arial" w:cs="Arial" w:eastAsia="Arial"/>
       <w:b/>
       <w:bCs/>
+      <w:i/>
       <w:color w:val="4F81BD" w:themeColor="accent1"/>
+      <w:sz w:val="24"/>
+      <w:szCs w:val="24"/>
     </w:rPr>
   </w:style>
   <w:style w:type="paragraph" w:styleId="Heading4">
@@ -4300,7 +4958,7 @@
       <w:outlineLvl w:val="3"/>
     </w:pPr>
     <w:rPr>
-      <w:rFonts w:asciiTheme="majorHAnsi" w:eastAsiaTheme="majorEastAsia" w:hAnsiTheme="majorHAnsi" w:cstheme="majorBidi"/>
+      <w:rFonts w:ascii="Arial" w:hAnsi="Arial" w:cs="Arial" w:eastAsia="Arial"/>
       <w:b/>
       <w:bCs/>
       <w:i/>
@@ -4325,7 +4983,7 @@
       <w:outlineLvl w:val="4"/>
     </w:pPr>
     <w:rPr>
-      <w:rFonts w:asciiTheme="majorHAnsi" w:eastAsiaTheme="majorEastAsia" w:hAnsiTheme="majorHAnsi" w:cstheme="majorBidi"/>
+      <w:rFonts w:ascii="Arial" w:hAnsi="Arial" w:cs="Arial" w:eastAsia="Arial"/>
       <w:color w:val="243F60" w:themeColor="accent1" w:themeShade="7F"/>
     </w:rPr>
   </w:style>
@@ -4346,7 +5004,7 @@
       <w:outlineLvl w:val="5"/>
     </w:pPr>
     <w:rPr>
-      <w:rFonts w:asciiTheme="majorHAnsi" w:eastAsiaTheme="majorEastAsia" w:hAnsiTheme="majorHAnsi" w:cstheme="majorBidi"/>
+      <w:rFonts w:ascii="Arial" w:hAnsi="Arial" w:cs="Arial" w:eastAsia="Arial"/>
       <w:i/>
       <w:iCs/>
       <w:color w:val="243F60" w:themeColor="accent1" w:themeShade="7F"/>
@@ -4369,7 +5027,7 @@
       <w:outlineLvl w:val="6"/>
     </w:pPr>
     <w:rPr>
-      <w:rFonts w:asciiTheme="majorHAnsi" w:eastAsiaTheme="majorEastAsia" w:hAnsiTheme="majorHAnsi" w:cstheme="majorBidi"/>
+      <w:rFonts w:ascii="Arial" w:hAnsi="Arial" w:cs="Arial" w:eastAsia="Arial"/>
       <w:i/>
       <w:iCs/>
       <w:color w:val="404040" w:themeColor="text1" w:themeTint="BF"/>
@@ -4392,10 +5050,10 @@
       <w:outlineLvl w:val="7"/>
     </w:pPr>
     <w:rPr>
-      <w:rFonts w:asciiTheme="majorHAnsi" w:eastAsiaTheme="majorEastAsia" w:hAnsiTheme="majorHAnsi" w:cstheme="majorBidi"/>
+      <w:rFonts w:ascii="Arial" w:hAnsi="Arial" w:cs="Arial" w:eastAsia="Arial"/>
       <w:color w:val="4F81BD" w:themeColor="accent1"/>
-      <w:sz w:val="20"/>
-      <w:szCs w:val="20"/>
+      <w:sz w:val="24"/>
+      <w:szCs w:val="24"/>
     </w:rPr>
   </w:style>
   <w:style w:type="paragraph" w:styleId="Heading9">
@@ -4415,12 +5073,12 @@
       <w:outlineLvl w:val="8"/>
     </w:pPr>
     <w:rPr>
-      <w:rFonts w:asciiTheme="majorHAnsi" w:eastAsiaTheme="majorEastAsia" w:hAnsiTheme="majorHAnsi" w:cstheme="majorBidi"/>
+      <w:rFonts w:ascii="Arial" w:hAnsi="Arial" w:cs="Arial" w:eastAsia="Arial"/>
       <w:i/>
       <w:iCs/>
       <w:color w:val="404040" w:themeColor="text1" w:themeTint="BF"/>
-      <w:sz w:val="20"/>
-      <w:szCs w:val="20"/>
+      <w:sz w:val="24"/>
+      <w:szCs w:val="24"/>
     </w:rPr>
   </w:style>
   <w:style w:type="character" w:default="1" w:styleId="DefaultParagraphFont">
@@ -4456,7 +5114,7 @@
     <w:qFormat/>
     <w:rsid w:val="00FC693F"/>
     <w:pPr>
-      <w:spacing w:after="0" w:line="240" w:lineRule="auto"/>
+      <w:spacing w:after="0" w:line="480" w:lineRule="auto"/>
     </w:pPr>
   </w:style>
   <w:style w:type="character" w:customStyle="1" w:styleId="Heading1Char">
@@ -4466,12 +5124,12 @@
     <w:uiPriority w:val="9"/>
     <w:rsid w:val="00FC693F"/>
     <w:rPr>
-      <w:rFonts w:asciiTheme="majorHAnsi" w:eastAsiaTheme="majorEastAsia" w:hAnsiTheme="majorHAnsi" w:cstheme="majorBidi"/>
+      <w:rFonts w:ascii="Arial" w:hAnsi="Arial" w:cs="Arial" w:eastAsia="Arial"/>
       <w:b/>
       <w:bCs/>
       <w:color w:val="365F91" w:themeColor="accent1" w:themeShade="BF"/>
-      <w:sz w:val="28"/>
-      <w:szCs w:val="28"/>
+      <w:sz w:val="24"/>
+      <w:szCs w:val="24"/>
     </w:rPr>
   </w:style>
   <w:style w:type="character" w:customStyle="1" w:styleId="Heading2Char">
@@ -4481,12 +5139,12 @@
     <w:uiPriority w:val="9"/>
     <w:rsid w:val="00FC693F"/>
     <w:rPr>
-      <w:rFonts w:asciiTheme="majorHAnsi" w:eastAsiaTheme="majorEastAsia" w:hAnsiTheme="majorHAnsi" w:cstheme="majorBidi"/>
+      <w:rFonts w:ascii="Arial" w:hAnsi="Arial" w:cs="Arial" w:eastAsia="Arial"/>
       <w:b/>
       <w:bCs/>
       <w:color w:val="4F81BD" w:themeColor="accent1"/>
-      <w:sz w:val="26"/>
-      <w:szCs w:val="26"/>
+      <w:sz w:val="24"/>
+      <w:szCs w:val="24"/>
     </w:rPr>
   </w:style>
   <w:style w:type="character" w:customStyle="1" w:styleId="Heading3Char">
@@ -4496,7 +5154,7 @@
     <w:uiPriority w:val="9"/>
     <w:rsid w:val="00FC693F"/>
     <w:rPr>
-      <w:rFonts w:asciiTheme="majorHAnsi" w:eastAsiaTheme="majorEastAsia" w:hAnsiTheme="majorHAnsi" w:cstheme="majorBidi"/>
+      <w:rFonts w:ascii="Arial" w:hAnsi="Arial" w:cs="Arial" w:eastAsia="Arial"/>
       <w:b/>
       <w:bCs/>
       <w:color w:val="4F81BD" w:themeColor="accent1"/>
@@ -4514,16 +5172,17 @@
       <w:pBdr>
         <w:bottom w:val="single" w:sz="8" w:space="4" w:color="4F81BD" w:themeColor="accent1"/>
       </w:pBdr>
-      <w:spacing w:after="300" w:line="240" w:lineRule="auto"/>
+      <w:spacing w:after="300" w:line="480" w:lineRule="auto"/>
       <w:contextualSpacing/>
     </w:pPr>
     <w:rPr>
-      <w:rFonts w:asciiTheme="majorHAnsi" w:eastAsiaTheme="majorEastAsia" w:hAnsiTheme="majorHAnsi" w:cstheme="majorBidi"/>
+      <w:rFonts w:ascii="Arial" w:hAnsi="Arial" w:cs="Arial" w:eastAsia="Arial"/>
+      <w:b/>
       <w:color w:val="17365D" w:themeColor="text2" w:themeShade="BF"/>
       <w:spacing w:val="5"/>
       <w:kern w:val="28"/>
-      <w:sz w:val="52"/>
-      <w:szCs w:val="52"/>
+      <w:sz w:val="24"/>
+      <w:szCs w:val="24"/>
     </w:rPr>
   </w:style>
   <w:style w:type="character" w:customStyle="1" w:styleId="TitleChar">
@@ -4533,12 +5192,12 @@
     <w:uiPriority w:val="10"/>
     <w:rsid w:val="00FC693F"/>
     <w:rPr>
-      <w:rFonts w:asciiTheme="majorHAnsi" w:eastAsiaTheme="majorEastAsia" w:hAnsiTheme="majorHAnsi" w:cstheme="majorBidi"/>
+      <w:rFonts w:ascii="Arial" w:hAnsi="Arial" w:cs="Arial" w:eastAsia="Arial"/>
       <w:color w:val="17365D" w:themeColor="text2" w:themeShade="BF"/>
       <w:spacing w:val="5"/>
       <w:kern w:val="28"/>
-      <w:sz w:val="52"/>
-      <w:szCs w:val="52"/>
+      <w:sz w:val="24"/>
+      <w:szCs w:val="24"/>
     </w:rPr>
   </w:style>
   <w:style w:type="paragraph" w:styleId="Subtitle">
@@ -4555,7 +5214,7 @@
       </w:numPr>
     </w:pPr>
     <w:rPr>
-      <w:rFonts w:asciiTheme="majorHAnsi" w:eastAsiaTheme="majorEastAsia" w:hAnsiTheme="majorHAnsi" w:cstheme="majorBidi"/>
+      <w:rFonts w:ascii="Arial" w:hAnsi="Arial" w:cs="Arial" w:eastAsia="Arial"/>
       <w:i/>
       <w:iCs/>
       <w:color w:val="4F81BD" w:themeColor="accent1"/>
@@ -4571,7 +5230,7 @@
     <w:uiPriority w:val="11"/>
     <w:rsid w:val="00FC693F"/>
     <w:rPr>
-      <w:rFonts w:asciiTheme="majorHAnsi" w:eastAsiaTheme="majorEastAsia" w:hAnsiTheme="majorHAnsi" w:cstheme="majorBidi"/>
+      <w:rFonts w:ascii="Arial" w:hAnsi="Arial" w:cs="Arial" w:eastAsia="Arial"/>
       <w:i/>
       <w:iCs/>
       <w:color w:val="4F81BD" w:themeColor="accent1"/>
@@ -4638,8 +5297,9 @@
       <w:spacing w:after="120"/>
     </w:pPr>
     <w:rPr>
-      <w:sz w:val="16"/>
-      <w:szCs w:val="16"/>
+      <w:rFonts w:ascii="Arial" w:hAnsi="Arial" w:cs="Arial" w:eastAsia="Arial"/>
+      <w:sz w:val="24"/>
+      <w:szCs w:val="24"/>
     </w:rPr>
   </w:style>
   <w:style w:type="character" w:customStyle="1" w:styleId="BodyText3Char">
@@ -4649,8 +5309,9 @@
     <w:uiPriority w:val="99"/>
     <w:rsid w:val="00AA1D8D"/>
     <w:rPr>
-      <w:sz w:val="16"/>
-      <w:szCs w:val="16"/>
+      <w:rFonts w:ascii="Arial" w:hAnsi="Arial" w:cs="Arial" w:eastAsia="Arial"/>
+      <w:sz w:val="24"/>
+      <w:szCs w:val="24"/>
     </w:rPr>
   </w:style>
   <w:style w:type="paragraph" w:styleId="List">
@@ -4818,9 +5479,9 @@
       </w:tabs>
     </w:pPr>
     <w:rPr>
-      <w:rFonts w:ascii="Courier" w:hAnsi="Courier"/>
-      <w:sz w:val="20"/>
-      <w:szCs w:val="20"/>
+      <w:rFonts w:ascii="Arial" w:hAnsi="Arial" w:cs="Arial" w:eastAsia="Arial"/>
+      <w:sz w:val="24"/>
+      <w:szCs w:val="24"/>
     </w:rPr>
   </w:style>
   <w:style w:type="character" w:customStyle="1" w:styleId="MacroTextChar">
@@ -4830,9 +5491,9 @@
     <w:uiPriority w:val="99"/>
     <w:rsid w:val="0029639D"/>
     <w:rPr>
-      <w:rFonts w:ascii="Courier" w:hAnsi="Courier"/>
-      <w:sz w:val="20"/>
-      <w:szCs w:val="20"/>
+      <w:rFonts w:ascii="Arial" w:hAnsi="Arial" w:cs="Arial" w:eastAsia="Arial"/>
+      <w:sz w:val="24"/>
+      <w:szCs w:val="24"/>
     </w:rPr>
   </w:style>
   <w:style w:type="paragraph" w:styleId="Quote">
@@ -4844,6 +5505,7 @@
     <w:qFormat/>
     <w:rsid w:val="00FC693F"/>
     <w:rPr>
+      <w:rFonts w:ascii="Arial" w:hAnsi="Arial" w:cs="Arial" w:eastAsia="Arial"/>
       <w:i/>
       <w:iCs/>
       <w:color w:val="000000" w:themeColor="text1"/>
@@ -4856,6 +5518,7 @@
     <w:uiPriority w:val="29"/>
     <w:rsid w:val="00FC693F"/>
     <w:rPr>
+      <w:rFonts w:ascii="Arial" w:hAnsi="Arial" w:cs="Arial" w:eastAsia="Arial"/>
       <w:i/>
       <w:iCs/>
       <w:color w:val="000000" w:themeColor="text1"/>
@@ -4869,7 +5532,7 @@
     <w:semiHidden/>
     <w:rsid w:val="00FC693F"/>
     <w:rPr>
-      <w:rFonts w:asciiTheme="majorHAnsi" w:eastAsiaTheme="majorEastAsia" w:hAnsiTheme="majorHAnsi" w:cstheme="majorBidi"/>
+      <w:rFonts w:ascii="Arial" w:hAnsi="Arial" w:cs="Arial" w:eastAsia="Arial"/>
       <w:b/>
       <w:bCs/>
       <w:i/>
@@ -4885,7 +5548,7 @@
     <w:semiHidden/>
     <w:rsid w:val="00FC693F"/>
     <w:rPr>
-      <w:rFonts w:asciiTheme="majorHAnsi" w:eastAsiaTheme="majorEastAsia" w:hAnsiTheme="majorHAnsi" w:cstheme="majorBidi"/>
+      <w:rFonts w:ascii="Arial" w:hAnsi="Arial" w:cs="Arial" w:eastAsia="Arial"/>
       <w:color w:val="243F60" w:themeColor="accent1" w:themeShade="7F"/>
     </w:rPr>
   </w:style>
@@ -4897,7 +5560,7 @@
     <w:semiHidden/>
     <w:rsid w:val="00FC693F"/>
     <w:rPr>
-      <w:rFonts w:asciiTheme="majorHAnsi" w:eastAsiaTheme="majorEastAsia" w:hAnsiTheme="majorHAnsi" w:cstheme="majorBidi"/>
+      <w:rFonts w:ascii="Arial" w:hAnsi="Arial" w:cs="Arial" w:eastAsia="Arial"/>
       <w:i/>
       <w:iCs/>
       <w:color w:val="243F60" w:themeColor="accent1" w:themeShade="7F"/>
@@ -4911,7 +5574,7 @@
     <w:semiHidden/>
     <w:rsid w:val="00FC693F"/>
     <w:rPr>
-      <w:rFonts w:asciiTheme="majorHAnsi" w:eastAsiaTheme="majorEastAsia" w:hAnsiTheme="majorHAnsi" w:cstheme="majorBidi"/>
+      <w:rFonts w:ascii="Arial" w:hAnsi="Arial" w:cs="Arial" w:eastAsia="Arial"/>
       <w:i/>
       <w:iCs/>
       <w:color w:val="404040" w:themeColor="text1" w:themeTint="BF"/>
@@ -4925,10 +5588,10 @@
     <w:semiHidden/>
     <w:rsid w:val="00FC693F"/>
     <w:rPr>
-      <w:rFonts w:asciiTheme="majorHAnsi" w:eastAsiaTheme="majorEastAsia" w:hAnsiTheme="majorHAnsi" w:cstheme="majorBidi"/>
+      <w:rFonts w:ascii="Arial" w:hAnsi="Arial" w:cs="Arial" w:eastAsia="Arial"/>
       <w:color w:val="4F81BD" w:themeColor="accent1"/>
-      <w:sz w:val="20"/>
-      <w:szCs w:val="20"/>
+      <w:sz w:val="24"/>
+      <w:szCs w:val="24"/>
     </w:rPr>
   </w:style>
   <w:style w:type="character" w:customStyle="1" w:styleId="Heading9Char">
@@ -4939,12 +5602,12 @@
     <w:semiHidden/>
     <w:rsid w:val="00FC693F"/>
     <w:rPr>
-      <w:rFonts w:asciiTheme="majorHAnsi" w:eastAsiaTheme="majorEastAsia" w:hAnsiTheme="majorHAnsi" w:cstheme="majorBidi"/>
+      <w:rFonts w:ascii="Arial" w:hAnsi="Arial" w:cs="Arial" w:eastAsia="Arial"/>
       <w:i/>
       <w:iCs/>
       <w:color w:val="404040" w:themeColor="text1" w:themeTint="BF"/>
-      <w:sz w:val="20"/>
-      <w:szCs w:val="20"/>
+      <w:sz w:val="24"/>
+      <w:szCs w:val="24"/>
     </w:rPr>
   </w:style>
   <w:style w:type="paragraph" w:styleId="Caption">
@@ -4957,14 +5620,15 @@
     <w:qFormat/>
     <w:rsid w:val="00FC693F"/>
     <w:pPr>
-      <w:spacing w:line="240" w:lineRule="auto"/>
+      <w:spacing w:line="480" w:lineRule="auto"/>
     </w:pPr>
     <w:rPr>
+      <w:rFonts w:ascii="Arial" w:hAnsi="Arial" w:cs="Arial" w:eastAsia="Arial"/>
       <w:b/>
       <w:bCs/>
       <w:color w:val="4F81BD" w:themeColor="accent1"/>
-      <w:sz w:val="18"/>
-      <w:szCs w:val="18"/>
+      <w:sz w:val="24"/>
+      <w:szCs w:val="24"/>
     </w:rPr>
   </w:style>
   <w:style w:type="character" w:styleId="Strong">
@@ -4974,6 +5638,7 @@
     <w:qFormat/>
     <w:rsid w:val="00FC693F"/>
     <w:rPr>
+      <w:rFonts w:ascii="Arial" w:hAnsi="Arial" w:cs="Arial" w:eastAsia="Arial"/>
       <w:b/>
       <w:bCs/>
     </w:rPr>
@@ -4985,6 +5650,7 @@
     <w:qFormat/>
     <w:rsid w:val="00FC693F"/>
     <w:rPr>
+      <w:rFonts w:ascii="Arial" w:hAnsi="Arial" w:cs="Arial" w:eastAsia="Arial"/>
       <w:i/>
       <w:iCs/>
     </w:rPr>
@@ -5005,6 +5671,7 @@
       <w:ind w:left="936" w:right="936"/>
     </w:pPr>
     <w:rPr>
+      <w:rFonts w:ascii="Arial" w:hAnsi="Arial" w:cs="Arial" w:eastAsia="Arial"/>
       <w:b/>
       <w:bCs/>
       <w:i/>
@@ -5019,6 +5686,7 @@
     <w:uiPriority w:val="30"/>
     <w:rsid w:val="00FC693F"/>
     <w:rPr>
+      <w:rFonts w:ascii="Arial" w:hAnsi="Arial" w:cs="Arial" w:eastAsia="Arial"/>
       <w:b/>
       <w:bCs/>
       <w:i/>
@@ -5033,6 +5701,7 @@
     <w:qFormat/>
     <w:rsid w:val="00FC693F"/>
     <w:rPr>
+      <w:rFonts w:ascii="Arial" w:hAnsi="Arial" w:cs="Arial" w:eastAsia="Arial"/>
       <w:i/>
       <w:iCs/>
       <w:color w:val="808080" w:themeColor="text1" w:themeTint="7F"/>
@@ -5045,6 +5714,7 @@
     <w:qFormat/>
     <w:rsid w:val="00FC693F"/>
     <w:rPr>
+      <w:rFonts w:ascii="Arial" w:hAnsi="Arial" w:cs="Arial" w:eastAsia="Arial"/>
       <w:b/>
       <w:bCs/>
       <w:i/>
@@ -5059,6 +5729,7 @@
     <w:qFormat/>
     <w:rsid w:val="00FC693F"/>
     <w:rPr>
+      <w:rFonts w:ascii="Arial" w:hAnsi="Arial" w:cs="Arial" w:eastAsia="Arial"/>
       <w:smallCaps/>
       <w:color w:val="C0504D" w:themeColor="accent2"/>
       <w:u w:val="single"/>
@@ -5071,6 +5742,7 @@
     <w:qFormat/>
     <w:rsid w:val="00FC693F"/>
     <w:rPr>
+      <w:rFonts w:ascii="Arial" w:hAnsi="Arial" w:cs="Arial" w:eastAsia="Arial"/>
       <w:b/>
       <w:bCs/>
       <w:smallCaps/>
@@ -5086,6 +5758,7 @@
     <w:qFormat/>
     <w:rsid w:val="00FC693F"/>
     <w:rPr>
+      <w:rFonts w:ascii="Arial" w:hAnsi="Arial" w:cs="Arial" w:eastAsia="Arial"/>
       <w:b/>
       <w:bCs/>
       <w:smallCaps/>
@@ -5111,7 +5784,7 @@
     <w:uiPriority w:val="59"/>
     <w:rsid w:val="00FC693F"/>
     <w:pPr>
-      <w:spacing w:after="0" w:line="240" w:lineRule="auto"/>
+      <w:spacing w:after="0" w:line="480" w:lineRule="auto"/>
     </w:pPr>
     <w:tblPr>
       <w:tblInd w:w="0" w:type="dxa"/>
@@ -5137,9 +5810,10 @@
     <w:uiPriority w:val="60"/>
     <w:rsid w:val="00FC693F"/>
     <w:pPr>
-      <w:spacing w:after="0" w:line="240" w:lineRule="auto"/>
+      <w:spacing w:after="0" w:line="480" w:lineRule="auto"/>
     </w:pPr>
     <w:rPr>
+      <w:rFonts w:ascii="Arial" w:hAnsi="Arial" w:cs="Arial" w:eastAsia="Arial"/>
       <w:color w:val="000000" w:themeColor="text1" w:themeShade="BF"/>
     </w:rPr>
     <w:tblPr>
@@ -5162,6 +5836,7 @@
         <w:spacing w:before="0" w:after="0" w:line="240" w:lineRule="auto"/>
       </w:pPr>
       <w:rPr>
+        <w:rFonts w:ascii="Arial" w:hAnsi="Arial" w:cs="Arial" w:eastAsia="Arial"/>
         <w:b/>
         <w:bCs/>
       </w:rPr>
@@ -5182,6 +5857,7 @@
         <w:spacing w:before="0" w:after="0" w:line="240" w:lineRule="auto"/>
       </w:pPr>
       <w:rPr>
+        <w:rFonts w:ascii="Arial" w:hAnsi="Arial" w:cs="Arial" w:eastAsia="Arial"/>
         <w:b/>
         <w:bCs/>
       </w:rPr>
@@ -5199,12 +5875,14 @@
     </w:tblStylePr>
     <w:tblStylePr w:type="firstCol">
       <w:rPr>
+        <w:rFonts w:ascii="Arial" w:hAnsi="Arial" w:cs="Arial" w:eastAsia="Arial"/>
         <w:b/>
         <w:bCs/>
       </w:rPr>
     </w:tblStylePr>
     <w:tblStylePr w:type="lastCol">
       <w:rPr>
+        <w:rFonts w:ascii="Arial" w:hAnsi="Arial" w:cs="Arial" w:eastAsia="Arial"/>
         <w:b/>
         <w:bCs/>
       </w:rPr>
@@ -5240,9 +5918,10 @@
     <w:uiPriority w:val="60"/>
     <w:rsid w:val="00FC693F"/>
     <w:pPr>
-      <w:spacing w:after="0" w:line="240" w:lineRule="auto"/>
+      <w:spacing w:after="0" w:line="480" w:lineRule="auto"/>
     </w:pPr>
     <w:rPr>
+      <w:rFonts w:ascii="Arial" w:hAnsi="Arial" w:cs="Arial" w:eastAsia="Arial"/>
       <w:color w:val="365F91" w:themeColor="accent1" w:themeShade="BF"/>
     </w:rPr>
     <w:tblPr>
@@ -5265,6 +5944,7 @@
         <w:spacing w:before="0" w:after="0" w:line="240" w:lineRule="auto"/>
       </w:pPr>
       <w:rPr>
+        <w:rFonts w:ascii="Arial" w:hAnsi="Arial" w:cs="Arial" w:eastAsia="Arial"/>
         <w:b/>
         <w:bCs/>
       </w:rPr>
@@ -5285,6 +5965,7 @@
         <w:spacing w:before="0" w:after="0" w:line="240" w:lineRule="auto"/>
       </w:pPr>
       <w:rPr>
+        <w:rFonts w:ascii="Arial" w:hAnsi="Arial" w:cs="Arial" w:eastAsia="Arial"/>
         <w:b/>
         <w:bCs/>
       </w:rPr>
@@ -5302,12 +5983,14 @@
     </w:tblStylePr>
     <w:tblStylePr w:type="firstCol">
       <w:rPr>
+        <w:rFonts w:ascii="Arial" w:hAnsi="Arial" w:cs="Arial" w:eastAsia="Arial"/>
         <w:b/>
         <w:bCs/>
       </w:rPr>
     </w:tblStylePr>
     <w:tblStylePr w:type="lastCol">
       <w:rPr>
+        <w:rFonts w:ascii="Arial" w:hAnsi="Arial" w:cs="Arial" w:eastAsia="Arial"/>
         <w:b/>
         <w:bCs/>
       </w:rPr>
@@ -5343,9 +6026,10 @@
     <w:uiPriority w:val="60"/>
     <w:rsid w:val="00FC693F"/>
     <w:pPr>
-      <w:spacing w:after="0" w:line="240" w:lineRule="auto"/>
+      <w:spacing w:after="0" w:line="480" w:lineRule="auto"/>
     </w:pPr>
     <w:rPr>
+      <w:rFonts w:ascii="Arial" w:hAnsi="Arial" w:cs="Arial" w:eastAsia="Arial"/>
       <w:color w:val="943634" w:themeColor="accent2" w:themeShade="BF"/>
     </w:rPr>
     <w:tblPr>
@@ -5368,6 +6052,7 @@
         <w:spacing w:before="0" w:after="0" w:line="240" w:lineRule="auto"/>
       </w:pPr>
       <w:rPr>
+        <w:rFonts w:ascii="Arial" w:hAnsi="Arial" w:cs="Arial" w:eastAsia="Arial"/>
         <w:b/>
         <w:bCs/>
       </w:rPr>
@@ -5388,6 +6073,7 @@
         <w:spacing w:before="0" w:after="0" w:line="240" w:lineRule="auto"/>
       </w:pPr>
       <w:rPr>
+        <w:rFonts w:ascii="Arial" w:hAnsi="Arial" w:cs="Arial" w:eastAsia="Arial"/>
         <w:b/>
         <w:bCs/>
       </w:rPr>
@@ -5405,12 +6091,14 @@
     </w:tblStylePr>
     <w:tblStylePr w:type="firstCol">
       <w:rPr>
+        <w:rFonts w:ascii="Arial" w:hAnsi="Arial" w:cs="Arial" w:eastAsia="Arial"/>
         <w:b/>
         <w:bCs/>
       </w:rPr>
     </w:tblStylePr>
     <w:tblStylePr w:type="lastCol">
       <w:rPr>
+        <w:rFonts w:ascii="Arial" w:hAnsi="Arial" w:cs="Arial" w:eastAsia="Arial"/>
         <w:b/>
         <w:bCs/>
       </w:rPr>
@@ -5446,9 +6134,10 @@
     <w:uiPriority w:val="60"/>
     <w:rsid w:val="00FC693F"/>
     <w:pPr>
-      <w:spacing w:after="0" w:line="240" w:lineRule="auto"/>
+      <w:spacing w:after="0" w:line="480" w:lineRule="auto"/>
     </w:pPr>
     <w:rPr>
+      <w:rFonts w:ascii="Arial" w:hAnsi="Arial" w:cs="Arial" w:eastAsia="Arial"/>
       <w:color w:val="76923C" w:themeColor="accent3" w:themeShade="BF"/>
     </w:rPr>
     <w:tblPr>
@@ -5471,6 +6160,7 @@
         <w:spacing w:before="0" w:after="0" w:line="240" w:lineRule="auto"/>
       </w:pPr>
       <w:rPr>
+        <w:rFonts w:ascii="Arial" w:hAnsi="Arial" w:cs="Arial" w:eastAsia="Arial"/>
         <w:b/>
         <w:bCs/>
       </w:rPr>
@@ -5491,6 +6181,7 @@
         <w:spacing w:before="0" w:after="0" w:line="240" w:lineRule="auto"/>
       </w:pPr>
       <w:rPr>
+        <w:rFonts w:ascii="Arial" w:hAnsi="Arial" w:cs="Arial" w:eastAsia="Arial"/>
         <w:b/>
         <w:bCs/>
       </w:rPr>
@@ -5508,12 +6199,14 @@
     </w:tblStylePr>
     <w:tblStylePr w:type="firstCol">
       <w:rPr>
+        <w:rFonts w:ascii="Arial" w:hAnsi="Arial" w:cs="Arial" w:eastAsia="Arial"/>
         <w:b/>
         <w:bCs/>
       </w:rPr>
     </w:tblStylePr>
     <w:tblStylePr w:type="lastCol">
       <w:rPr>
+        <w:rFonts w:ascii="Arial" w:hAnsi="Arial" w:cs="Arial" w:eastAsia="Arial"/>
         <w:b/>
         <w:bCs/>
       </w:rPr>
@@ -5549,9 +6242,10 @@
     <w:uiPriority w:val="60"/>
     <w:rsid w:val="00FC693F"/>
     <w:pPr>
-      <w:spacing w:after="0" w:line="240" w:lineRule="auto"/>
+      <w:spacing w:after="0" w:line="480" w:lineRule="auto"/>
     </w:pPr>
     <w:rPr>
+      <w:rFonts w:ascii="Arial" w:hAnsi="Arial" w:cs="Arial" w:eastAsia="Arial"/>
       <w:color w:val="5F497A" w:themeColor="accent4" w:themeShade="BF"/>
     </w:rPr>
     <w:tblPr>
@@ -5574,6 +6268,7 @@
         <w:spacing w:before="0" w:after="0" w:line="240" w:lineRule="auto"/>
       </w:pPr>
       <w:rPr>
+        <w:rFonts w:ascii="Arial" w:hAnsi="Arial" w:cs="Arial" w:eastAsia="Arial"/>
         <w:b/>
         <w:bCs/>
       </w:rPr>
@@ -5594,6 +6289,7 @@
         <w:spacing w:before="0" w:after="0" w:line="240" w:lineRule="auto"/>
       </w:pPr>
       <w:rPr>
+        <w:rFonts w:ascii="Arial" w:hAnsi="Arial" w:cs="Arial" w:eastAsia="Arial"/>
         <w:b/>
         <w:bCs/>
       </w:rPr>
@@ -5611,12 +6307,14 @@
     </w:tblStylePr>
     <w:tblStylePr w:type="firstCol">
       <w:rPr>
+        <w:rFonts w:ascii="Arial" w:hAnsi="Arial" w:cs="Arial" w:eastAsia="Arial"/>
         <w:b/>
         <w:bCs/>
       </w:rPr>
     </w:tblStylePr>
     <w:tblStylePr w:type="lastCol">
       <w:rPr>
+        <w:rFonts w:ascii="Arial" w:hAnsi="Arial" w:cs="Arial" w:eastAsia="Arial"/>
         <w:b/>
         <w:bCs/>
       </w:rPr>
@@ -5652,9 +6350,10 @@
     <w:uiPriority w:val="60"/>
     <w:rsid w:val="00FC693F"/>
     <w:pPr>
-      <w:spacing w:after="0" w:line="240" w:lineRule="auto"/>
+      <w:spacing w:after="0" w:line="480" w:lineRule="auto"/>
     </w:pPr>
     <w:rPr>
+      <w:rFonts w:ascii="Arial" w:hAnsi="Arial" w:cs="Arial" w:eastAsia="Arial"/>
       <w:color w:val="31849B" w:themeColor="accent5" w:themeShade="BF"/>
     </w:rPr>
     <w:tblPr>
@@ -5677,6 +6376,7 @@
         <w:spacing w:before="0" w:after="0" w:line="240" w:lineRule="auto"/>
       </w:pPr>
       <w:rPr>
+        <w:rFonts w:ascii="Arial" w:hAnsi="Arial" w:cs="Arial" w:eastAsia="Arial"/>
         <w:b/>
         <w:bCs/>
       </w:rPr>
@@ -5697,6 +6397,7 @@
         <w:spacing w:before="0" w:after="0" w:line="240" w:lineRule="auto"/>
       </w:pPr>
       <w:rPr>
+        <w:rFonts w:ascii="Arial" w:hAnsi="Arial" w:cs="Arial" w:eastAsia="Arial"/>
         <w:b/>
         <w:bCs/>
       </w:rPr>
@@ -5714,12 +6415,14 @@
     </w:tblStylePr>
     <w:tblStylePr w:type="firstCol">
       <w:rPr>
+        <w:rFonts w:ascii="Arial" w:hAnsi="Arial" w:cs="Arial" w:eastAsia="Arial"/>
         <w:b/>
         <w:bCs/>
       </w:rPr>
     </w:tblStylePr>
     <w:tblStylePr w:type="lastCol">
       <w:rPr>
+        <w:rFonts w:ascii="Arial" w:hAnsi="Arial" w:cs="Arial" w:eastAsia="Arial"/>
         <w:b/>
         <w:bCs/>
       </w:rPr>
@@ -5755,9 +6458,10 @@
     <w:uiPriority w:val="60"/>
     <w:rsid w:val="00FC693F"/>
     <w:pPr>
-      <w:spacing w:after="0" w:line="240" w:lineRule="auto"/>
+      <w:spacing w:after="0" w:line="480" w:lineRule="auto"/>
     </w:pPr>
     <w:rPr>
+      <w:rFonts w:ascii="Arial" w:hAnsi="Arial" w:cs="Arial" w:eastAsia="Arial"/>
       <w:color w:val="E36C0A" w:themeColor="accent6" w:themeShade="BF"/>
     </w:rPr>
     <w:tblPr>
@@ -5780,6 +6484,7 @@
         <w:spacing w:before="0" w:after="0" w:line="240" w:lineRule="auto"/>
       </w:pPr>
       <w:rPr>
+        <w:rFonts w:ascii="Arial" w:hAnsi="Arial" w:cs="Arial" w:eastAsia="Arial"/>
         <w:b/>
         <w:bCs/>
       </w:rPr>
@@ -5800,6 +6505,7 @@
         <w:spacing w:before="0" w:after="0" w:line="240" w:lineRule="auto"/>
       </w:pPr>
       <w:rPr>
+        <w:rFonts w:ascii="Arial" w:hAnsi="Arial" w:cs="Arial" w:eastAsia="Arial"/>
         <w:b/>
         <w:bCs/>
       </w:rPr>
@@ -5817,12 +6523,14 @@
     </w:tblStylePr>
     <w:tblStylePr w:type="firstCol">
       <w:rPr>
+        <w:rFonts w:ascii="Arial" w:hAnsi="Arial" w:cs="Arial" w:eastAsia="Arial"/>
         <w:b/>
         <w:bCs/>
       </w:rPr>
     </w:tblStylePr>
     <w:tblStylePr w:type="lastCol">
       <w:rPr>
+        <w:rFonts w:ascii="Arial" w:hAnsi="Arial" w:cs="Arial" w:eastAsia="Arial"/>
         <w:b/>
         <w:bCs/>
       </w:rPr>
@@ -5858,7 +6566,7 @@
     <w:uiPriority w:val="61"/>
     <w:rsid w:val="00FC693F"/>
     <w:pPr>
-      <w:spacing w:after="0" w:line="240" w:lineRule="auto"/>
+      <w:spacing w:after="0" w:line="480" w:lineRule="auto"/>
     </w:pPr>
     <w:tblPr>
       <w:tblStyleRowBandSize w:val="1"/>
@@ -5882,6 +6590,7 @@
         <w:spacing w:before="0" w:after="0" w:line="240" w:lineRule="auto"/>
       </w:pPr>
       <w:rPr>
+        <w:rFonts w:ascii="Arial" w:hAnsi="Arial" w:cs="Arial" w:eastAsia="Arial"/>
         <w:b/>
         <w:bCs/>
         <w:color w:val="FFFFFF" w:themeColor="background1"/>
@@ -5896,6 +6605,7 @@
         <w:spacing w:before="0" w:after="0" w:line="240" w:lineRule="auto"/>
       </w:pPr>
       <w:rPr>
+        <w:rFonts w:ascii="Arial" w:hAnsi="Arial" w:cs="Arial" w:eastAsia="Arial"/>
         <w:b/>
         <w:bCs/>
       </w:rPr>
@@ -5911,12 +6621,14 @@
     </w:tblStylePr>
     <w:tblStylePr w:type="firstCol">
       <w:rPr>
+        <w:rFonts w:ascii="Arial" w:hAnsi="Arial" w:cs="Arial" w:eastAsia="Arial"/>
         <w:b/>
         <w:bCs/>
       </w:rPr>
     </w:tblStylePr>
     <w:tblStylePr w:type="lastCol">
       <w:rPr>
+        <w:rFonts w:ascii="Arial" w:hAnsi="Arial" w:cs="Arial" w:eastAsia="Arial"/>
         <w:b/>
         <w:bCs/>
       </w:rPr>
@@ -5950,7 +6662,7 @@
     <w:uiPriority w:val="61"/>
     <w:rsid w:val="00FC693F"/>
     <w:pPr>
-      <w:spacing w:after="0" w:line="240" w:lineRule="auto"/>
+      <w:spacing w:after="0" w:line="480" w:lineRule="auto"/>
     </w:pPr>
     <w:tblPr>
       <w:tblStyleRowBandSize w:val="1"/>
@@ -5974,6 +6686,7 @@
         <w:spacing w:before="0" w:after="0" w:line="240" w:lineRule="auto"/>
       </w:pPr>
       <w:rPr>
+        <w:rFonts w:ascii="Arial" w:hAnsi="Arial" w:cs="Arial" w:eastAsia="Arial"/>
         <w:b/>
         <w:bCs/>
         <w:color w:val="FFFFFF" w:themeColor="background1"/>
@@ -5988,6 +6701,7 @@
         <w:spacing w:before="0" w:after="0" w:line="240" w:lineRule="auto"/>
       </w:pPr>
       <w:rPr>
+        <w:rFonts w:ascii="Arial" w:hAnsi="Arial" w:cs="Arial" w:eastAsia="Arial"/>
         <w:b/>
         <w:bCs/>
       </w:rPr>
@@ -6003,12 +6717,14 @@
     </w:tblStylePr>
     <w:tblStylePr w:type="firstCol">
       <w:rPr>
+        <w:rFonts w:ascii="Arial" w:hAnsi="Arial" w:cs="Arial" w:eastAsia="Arial"/>
         <w:b/>
         <w:bCs/>
       </w:rPr>
     </w:tblStylePr>
     <w:tblStylePr w:type="lastCol">
       <w:rPr>
+        <w:rFonts w:ascii="Arial" w:hAnsi="Arial" w:cs="Arial" w:eastAsia="Arial"/>
         <w:b/>
         <w:bCs/>
       </w:rPr>
@@ -6042,7 +6758,7 @@
     <w:uiPriority w:val="61"/>
     <w:rsid w:val="00CB0664"/>
     <w:pPr>
-      <w:spacing w:after="0" w:line="240" w:lineRule="auto"/>
+      <w:spacing w:after="0" w:line="480" w:lineRule="auto"/>
     </w:pPr>
     <w:tblPr>
       <w:tblStyleRowBandSize w:val="1"/>
@@ -6066,6 +6782,7 @@
         <w:spacing w:before="0" w:after="0" w:line="240" w:lineRule="auto"/>
       </w:pPr>
       <w:rPr>
+        <w:rFonts w:ascii="Arial" w:hAnsi="Arial" w:cs="Arial" w:eastAsia="Arial"/>
         <w:b/>
         <w:bCs/>
         <w:color w:val="FFFFFF" w:themeColor="background1"/>
@@ -6080,6 +6797,7 @@
         <w:spacing w:before="0" w:after="0" w:line="240" w:lineRule="auto"/>
       </w:pPr>
       <w:rPr>
+        <w:rFonts w:ascii="Arial" w:hAnsi="Arial" w:cs="Arial" w:eastAsia="Arial"/>
         <w:b/>
         <w:bCs/>
       </w:rPr>
@@ -6095,12 +6813,14 @@
     </w:tblStylePr>
     <w:tblStylePr w:type="firstCol">
       <w:rPr>
+        <w:rFonts w:ascii="Arial" w:hAnsi="Arial" w:cs="Arial" w:eastAsia="Arial"/>
         <w:b/>
         <w:bCs/>
       </w:rPr>
     </w:tblStylePr>
     <w:tblStylePr w:type="lastCol">
       <w:rPr>
+        <w:rFonts w:ascii="Arial" w:hAnsi="Arial" w:cs="Arial" w:eastAsia="Arial"/>
         <w:b/>
         <w:bCs/>
       </w:rPr>
@@ -6134,7 +6854,7 @@
     <w:uiPriority w:val="61"/>
     <w:rsid w:val="00CB0664"/>
     <w:pPr>
-      <w:spacing w:after="0" w:line="240" w:lineRule="auto"/>
+      <w:spacing w:after="0" w:line="480" w:lineRule="auto"/>
     </w:pPr>
     <w:tblPr>
       <w:tblStyleRowBandSize w:val="1"/>
@@ -6158,6 +6878,7 @@
         <w:spacing w:before="0" w:after="0" w:line="240" w:lineRule="auto"/>
       </w:pPr>
       <w:rPr>
+        <w:rFonts w:ascii="Arial" w:hAnsi="Arial" w:cs="Arial" w:eastAsia="Arial"/>
         <w:b/>
         <w:bCs/>
         <w:color w:val="FFFFFF" w:themeColor="background1"/>
@@ -6172,6 +6893,7 @@
         <w:spacing w:before="0" w:after="0" w:line="240" w:lineRule="auto"/>
       </w:pPr>
       <w:rPr>
+        <w:rFonts w:ascii="Arial" w:hAnsi="Arial" w:cs="Arial" w:eastAsia="Arial"/>
         <w:b/>
         <w:bCs/>
       </w:rPr>
@@ -6187,12 +6909,14 @@
     </w:tblStylePr>
     <w:tblStylePr w:type="firstCol">
       <w:rPr>
+        <w:rFonts w:ascii="Arial" w:hAnsi="Arial" w:cs="Arial" w:eastAsia="Arial"/>
         <w:b/>
         <w:bCs/>
       </w:rPr>
     </w:tblStylePr>
     <w:tblStylePr w:type="lastCol">
       <w:rPr>
+        <w:rFonts w:ascii="Arial" w:hAnsi="Arial" w:cs="Arial" w:eastAsia="Arial"/>
         <w:b/>
         <w:bCs/>
       </w:rPr>
@@ -6226,7 +6950,7 @@
     <w:uiPriority w:val="61"/>
     <w:rsid w:val="00CB0664"/>
     <w:pPr>
-      <w:spacing w:after="0" w:line="240" w:lineRule="auto"/>
+      <w:spacing w:after="0" w:line="480" w:lineRule="auto"/>
     </w:pPr>
     <w:tblPr>
       <w:tblStyleRowBandSize w:val="1"/>
@@ -6250,6 +6974,7 @@
         <w:spacing w:before="0" w:after="0" w:line="240" w:lineRule="auto"/>
       </w:pPr>
       <w:rPr>
+        <w:rFonts w:ascii="Arial" w:hAnsi="Arial" w:cs="Arial" w:eastAsia="Arial"/>
         <w:b/>
         <w:bCs/>
         <w:color w:val="FFFFFF" w:themeColor="background1"/>
@@ -6264,6 +6989,7 @@
         <w:spacing w:before="0" w:after="0" w:line="240" w:lineRule="auto"/>
       </w:pPr>
       <w:rPr>
+        <w:rFonts w:ascii="Arial" w:hAnsi="Arial" w:cs="Arial" w:eastAsia="Arial"/>
         <w:b/>
         <w:bCs/>
       </w:rPr>
@@ -6279,12 +7005,14 @@
     </w:tblStylePr>
     <w:tblStylePr w:type="firstCol">
       <w:rPr>
+        <w:rFonts w:ascii="Arial" w:hAnsi="Arial" w:cs="Arial" w:eastAsia="Arial"/>
         <w:b/>
         <w:bCs/>
       </w:rPr>
     </w:tblStylePr>
     <w:tblStylePr w:type="lastCol">
       <w:rPr>
+        <w:rFonts w:ascii="Arial" w:hAnsi="Arial" w:cs="Arial" w:eastAsia="Arial"/>
         <w:b/>
         <w:bCs/>
       </w:rPr>
@@ -6318,7 +7046,7 @@
     <w:uiPriority w:val="61"/>
     <w:rsid w:val="00CB0664"/>
     <w:pPr>
-      <w:spacing w:after="0" w:line="240" w:lineRule="auto"/>
+      <w:spacing w:after="0" w:line="480" w:lineRule="auto"/>
     </w:pPr>
     <w:tblPr>
       <w:tblStyleRowBandSize w:val="1"/>
@@ -6342,6 +7070,7 @@
         <w:spacing w:before="0" w:after="0" w:line="240" w:lineRule="auto"/>
       </w:pPr>
       <w:rPr>
+        <w:rFonts w:ascii="Arial" w:hAnsi="Arial" w:cs="Arial" w:eastAsia="Arial"/>
         <w:b/>
         <w:bCs/>
         <w:color w:val="FFFFFF" w:themeColor="background1"/>
@@ -6356,6 +7085,7 @@
         <w:spacing w:before="0" w:after="0" w:line="240" w:lineRule="auto"/>
       </w:pPr>
       <w:rPr>
+        <w:rFonts w:ascii="Arial" w:hAnsi="Arial" w:cs="Arial" w:eastAsia="Arial"/>
         <w:b/>
         <w:bCs/>
       </w:rPr>
@@ -6371,12 +7101,14 @@
     </w:tblStylePr>
     <w:tblStylePr w:type="firstCol">
       <w:rPr>
+        <w:rFonts w:ascii="Arial" w:hAnsi="Arial" w:cs="Arial" w:eastAsia="Arial"/>
         <w:b/>
         <w:bCs/>
       </w:rPr>
     </w:tblStylePr>
     <w:tblStylePr w:type="lastCol">
       <w:rPr>
+        <w:rFonts w:ascii="Arial" w:hAnsi="Arial" w:cs="Arial" w:eastAsia="Arial"/>
         <w:b/>
         <w:bCs/>
       </w:rPr>
@@ -6410,7 +7142,7 @@
     <w:uiPriority w:val="61"/>
     <w:rsid w:val="00CB0664"/>
     <w:pPr>
-      <w:spacing w:after="0" w:line="240" w:lineRule="auto"/>
+      <w:spacing w:after="0" w:line="480" w:lineRule="auto"/>
     </w:pPr>
     <w:tblPr>
       <w:tblStyleRowBandSize w:val="1"/>
@@ -6434,6 +7166,7 @@
         <w:spacing w:before="0" w:after="0" w:line="240" w:lineRule="auto"/>
       </w:pPr>
       <w:rPr>
+        <w:rFonts w:ascii="Arial" w:hAnsi="Arial" w:cs="Arial" w:eastAsia="Arial"/>
         <w:b/>
         <w:bCs/>
         <w:color w:val="FFFFFF" w:themeColor="background1"/>
@@ -6448,6 +7181,7 @@
         <w:spacing w:before="0" w:after="0" w:line="240" w:lineRule="auto"/>
       </w:pPr>
       <w:rPr>
+        <w:rFonts w:ascii="Arial" w:hAnsi="Arial" w:cs="Arial" w:eastAsia="Arial"/>
         <w:b/>
         <w:bCs/>
       </w:rPr>
@@ -6463,12 +7197,14 @@
     </w:tblStylePr>
     <w:tblStylePr w:type="firstCol">
       <w:rPr>
+        <w:rFonts w:ascii="Arial" w:hAnsi="Arial" w:cs="Arial" w:eastAsia="Arial"/>
         <w:b/>
         <w:bCs/>
       </w:rPr>
     </w:tblStylePr>
     <w:tblStylePr w:type="lastCol">
       <w:rPr>
+        <w:rFonts w:ascii="Arial" w:hAnsi="Arial" w:cs="Arial" w:eastAsia="Arial"/>
         <w:b/>
         <w:bCs/>
       </w:rPr>
@@ -6502,7 +7238,7 @@
     <w:uiPriority w:val="62"/>
     <w:rsid w:val="00CB0664"/>
     <w:pPr>
-      <w:spacing w:after="0" w:line="240" w:lineRule="auto"/>
+      <w:spacing w:after="0" w:line="480" w:lineRule="auto"/>
     </w:pPr>
     <w:tblPr>
       <w:tblStyleRowBandSize w:val="1"/>
@@ -6528,7 +7264,7 @@
         <w:spacing w:before="0" w:after="0" w:line="240" w:lineRule="auto"/>
       </w:pPr>
       <w:rPr>
-        <w:rFonts w:asciiTheme="majorHAnsi" w:eastAsiaTheme="majorEastAsia" w:hAnsiTheme="majorHAnsi" w:cstheme="majorBidi"/>
+        <w:rFonts w:ascii="Arial" w:hAnsi="Arial" w:cs="Arial" w:eastAsia="Arial"/>
         <w:b/>
         <w:bCs/>
       </w:rPr>
@@ -6549,7 +7285,7 @@
         <w:spacing w:before="0" w:after="0" w:line="240" w:lineRule="auto"/>
       </w:pPr>
       <w:rPr>
-        <w:rFonts w:asciiTheme="majorHAnsi" w:eastAsiaTheme="majorEastAsia" w:hAnsiTheme="majorHAnsi" w:cstheme="majorBidi"/>
+        <w:rFonts w:ascii="Arial" w:hAnsi="Arial" w:cs="Arial" w:eastAsia="Arial"/>
         <w:b/>
         <w:bCs/>
       </w:rPr>
@@ -6567,14 +7303,14 @@
     </w:tblStylePr>
     <w:tblStylePr w:type="firstCol">
       <w:rPr>
-        <w:rFonts w:asciiTheme="majorHAnsi" w:eastAsiaTheme="majorEastAsia" w:hAnsiTheme="majorHAnsi" w:cstheme="majorBidi"/>
+        <w:rFonts w:ascii="Arial" w:hAnsi="Arial" w:cs="Arial" w:eastAsia="Arial"/>
         <w:b/>
         <w:bCs/>
       </w:rPr>
     </w:tblStylePr>
     <w:tblStylePr w:type="lastCol">
       <w:rPr>
-        <w:rFonts w:asciiTheme="majorHAnsi" w:eastAsiaTheme="majorEastAsia" w:hAnsiTheme="majorHAnsi" w:cstheme="majorBidi"/>
+        <w:rFonts w:ascii="Arial" w:hAnsi="Arial" w:cs="Arial" w:eastAsia="Arial"/>
         <w:b/>
         <w:bCs/>
       </w:rPr>
@@ -6632,7 +7368,7 @@
     <w:uiPriority w:val="62"/>
     <w:rsid w:val="00CB0664"/>
     <w:pPr>
-      <w:spacing w:after="0" w:line="240" w:lineRule="auto"/>
+      <w:spacing w:after="0" w:line="480" w:lineRule="auto"/>
     </w:pPr>
     <w:tblPr>
       <w:tblStyleRowBandSize w:val="1"/>
@@ -6658,7 +7394,7 @@
         <w:spacing w:before="0" w:after="0" w:line="240" w:lineRule="auto"/>
       </w:pPr>
       <w:rPr>
-        <w:rFonts w:asciiTheme="majorHAnsi" w:eastAsiaTheme="majorEastAsia" w:hAnsiTheme="majorHAnsi" w:cstheme="majorBidi"/>
+        <w:rFonts w:ascii="Arial" w:hAnsi="Arial" w:cs="Arial" w:eastAsia="Arial"/>
         <w:b/>
         <w:bCs/>
       </w:rPr>
@@ -6679,7 +7415,7 @@
         <w:spacing w:before="0" w:after="0" w:line="240" w:lineRule="auto"/>
       </w:pPr>
       <w:rPr>
-        <w:rFonts w:asciiTheme="majorHAnsi" w:eastAsiaTheme="majorEastAsia" w:hAnsiTheme="majorHAnsi" w:cstheme="majorBidi"/>
+        <w:rFonts w:ascii="Arial" w:hAnsi="Arial" w:cs="Arial" w:eastAsia="Arial"/>
         <w:b/>
         <w:bCs/>
       </w:rPr>
@@ -6697,14 +7433,14 @@
     </w:tblStylePr>
     <w:tblStylePr w:type="firstCol">
       <w:rPr>
-        <w:rFonts w:asciiTheme="majorHAnsi" w:eastAsiaTheme="majorEastAsia" w:hAnsiTheme="majorHAnsi" w:cstheme="majorBidi"/>
+        <w:rFonts w:ascii="Arial" w:hAnsi="Arial" w:cs="Arial" w:eastAsia="Arial"/>
         <w:b/>
         <w:bCs/>
       </w:rPr>
     </w:tblStylePr>
     <w:tblStylePr w:type="lastCol">
       <w:rPr>
-        <w:rFonts w:asciiTheme="majorHAnsi" w:eastAsiaTheme="majorEastAsia" w:hAnsiTheme="majorHAnsi" w:cstheme="majorBidi"/>
+        <w:rFonts w:ascii="Arial" w:hAnsi="Arial" w:cs="Arial" w:eastAsia="Arial"/>
         <w:b/>
         <w:bCs/>
       </w:rPr>
@@ -6762,7 +7498,7 @@
     <w:uiPriority w:val="62"/>
     <w:rsid w:val="00CB0664"/>
     <w:pPr>
-      <w:spacing w:after="0" w:line="240" w:lineRule="auto"/>
+      <w:spacing w:after="0" w:line="480" w:lineRule="auto"/>
     </w:pPr>
     <w:tblPr>
       <w:tblStyleRowBandSize w:val="1"/>
@@ -6788,7 +7524,7 @@
         <w:spacing w:before="0" w:after="0" w:line="240" w:lineRule="auto"/>
       </w:pPr>
       <w:rPr>
-        <w:rFonts w:asciiTheme="majorHAnsi" w:eastAsiaTheme="majorEastAsia" w:hAnsiTheme="majorHAnsi" w:cstheme="majorBidi"/>
+        <w:rFonts w:ascii="Arial" w:hAnsi="Arial" w:cs="Arial" w:eastAsia="Arial"/>
         <w:b/>
         <w:bCs/>
       </w:rPr>
@@ -6809,7 +7545,7 @@
         <w:spacing w:before="0" w:after="0" w:line="240" w:lineRule="auto"/>
       </w:pPr>
       <w:rPr>
-        <w:rFonts w:asciiTheme="majorHAnsi" w:eastAsiaTheme="majorEastAsia" w:hAnsiTheme="majorHAnsi" w:cstheme="majorBidi"/>
+        <w:rFonts w:ascii="Arial" w:hAnsi="Arial" w:cs="Arial" w:eastAsia="Arial"/>
         <w:b/>
         <w:bCs/>
       </w:rPr>
@@ -6827,14 +7563,14 @@
     </w:tblStylePr>
     <w:tblStylePr w:type="firstCol">
       <w:rPr>
-        <w:rFonts w:asciiTheme="majorHAnsi" w:eastAsiaTheme="majorEastAsia" w:hAnsiTheme="majorHAnsi" w:cstheme="majorBidi"/>
+        <w:rFonts w:ascii="Arial" w:hAnsi="Arial" w:cs="Arial" w:eastAsia="Arial"/>
         <w:b/>
         <w:bCs/>
       </w:rPr>
     </w:tblStylePr>
     <w:tblStylePr w:type="lastCol">
       <w:rPr>
-        <w:rFonts w:asciiTheme="majorHAnsi" w:eastAsiaTheme="majorEastAsia" w:hAnsiTheme="majorHAnsi" w:cstheme="majorBidi"/>
+        <w:rFonts w:ascii="Arial" w:hAnsi="Arial" w:cs="Arial" w:eastAsia="Arial"/>
         <w:b/>
         <w:bCs/>
       </w:rPr>
@@ -6892,7 +7628,7 @@
     <w:uiPriority w:val="62"/>
     <w:rsid w:val="00CB0664"/>
     <w:pPr>
-      <w:spacing w:after="0" w:line="240" w:lineRule="auto"/>
+      <w:spacing w:after="0" w:line="480" w:lineRule="auto"/>
     </w:pPr>
     <w:tblPr>
       <w:tblStyleRowBandSize w:val="1"/>
@@ -6918,7 +7654,7 @@
         <w:spacing w:before="0" w:after="0" w:line="240" w:lineRule="auto"/>
       </w:pPr>
       <w:rPr>
-        <w:rFonts w:asciiTheme="majorHAnsi" w:eastAsiaTheme="majorEastAsia" w:hAnsiTheme="majorHAnsi" w:cstheme="majorBidi"/>
+        <w:rFonts w:ascii="Arial" w:hAnsi="Arial" w:cs="Arial" w:eastAsia="Arial"/>
         <w:b/>
         <w:bCs/>
       </w:rPr>
@@ -6939,7 +7675,7 @@
         <w:spacing w:before="0" w:after="0" w:line="240" w:lineRule="auto"/>
       </w:pPr>
       <w:rPr>
-        <w:rFonts w:asciiTheme="majorHAnsi" w:eastAsiaTheme="majorEastAsia" w:hAnsiTheme="majorHAnsi" w:cstheme="majorBidi"/>
+        <w:rFonts w:ascii="Arial" w:hAnsi="Arial" w:cs="Arial" w:eastAsia="Arial"/>
         <w:b/>
         <w:bCs/>
       </w:rPr>
@@ -6957,14 +7693,14 @@
     </w:tblStylePr>
     <w:tblStylePr w:type="firstCol">
       <w:rPr>
-        <w:rFonts w:asciiTheme="majorHAnsi" w:eastAsiaTheme="majorEastAsia" w:hAnsiTheme="majorHAnsi" w:cstheme="majorBidi"/>
+        <w:rFonts w:ascii="Arial" w:hAnsi="Arial" w:cs="Arial" w:eastAsia="Arial"/>
         <w:b/>
         <w:bCs/>
       </w:rPr>
     </w:tblStylePr>
     <w:tblStylePr w:type="lastCol">
       <w:rPr>
-        <w:rFonts w:asciiTheme="majorHAnsi" w:eastAsiaTheme="majorEastAsia" w:hAnsiTheme="majorHAnsi" w:cstheme="majorBidi"/>
+        <w:rFonts w:ascii="Arial" w:hAnsi="Arial" w:cs="Arial" w:eastAsia="Arial"/>
         <w:b/>
         <w:bCs/>
       </w:rPr>
@@ -7022,7 +7758,7 @@
     <w:uiPriority w:val="62"/>
     <w:rsid w:val="00CB0664"/>
     <w:pPr>
-      <w:spacing w:after="0" w:line="240" w:lineRule="auto"/>
+      <w:spacing w:after="0" w:line="480" w:lineRule="auto"/>
     </w:pPr>
     <w:tblPr>
       <w:tblStyleRowBandSize w:val="1"/>
@@ -7048,7 +7784,7 @@
         <w:spacing w:before="0" w:after="0" w:line="240" w:lineRule="auto"/>
       </w:pPr>
       <w:rPr>
-        <w:rFonts w:asciiTheme="majorHAnsi" w:eastAsiaTheme="majorEastAsia" w:hAnsiTheme="majorHAnsi" w:cstheme="majorBidi"/>
+        <w:rFonts w:ascii="Arial" w:hAnsi="Arial" w:cs="Arial" w:eastAsia="Arial"/>
         <w:b/>
         <w:bCs/>
       </w:rPr>
@@ -7069,7 +7805,7 @@
         <w:spacing w:before="0" w:after="0" w:line="240" w:lineRule="auto"/>
       </w:pPr>
       <w:rPr>
-        <w:rFonts w:asciiTheme="majorHAnsi" w:eastAsiaTheme="majorEastAsia" w:hAnsiTheme="majorHAnsi" w:cstheme="majorBidi"/>
+        <w:rFonts w:ascii="Arial" w:hAnsi="Arial" w:cs="Arial" w:eastAsia="Arial"/>
         <w:b/>
         <w:bCs/>
       </w:rPr>
@@ -7087,14 +7823,14 @@
     </w:tblStylePr>
     <w:tblStylePr w:type="firstCol">
       <w:rPr>
-        <w:rFonts w:asciiTheme="majorHAnsi" w:eastAsiaTheme="majorEastAsia" w:hAnsiTheme="majorHAnsi" w:cstheme="majorBidi"/>
+        <w:rFonts w:ascii="Arial" w:hAnsi="Arial" w:cs="Arial" w:eastAsia="Arial"/>
         <w:b/>
         <w:bCs/>
       </w:rPr>
     </w:tblStylePr>
     <w:tblStylePr w:type="lastCol">
       <w:rPr>
-        <w:rFonts w:asciiTheme="majorHAnsi" w:eastAsiaTheme="majorEastAsia" w:hAnsiTheme="majorHAnsi" w:cstheme="majorBidi"/>
+        <w:rFonts w:ascii="Arial" w:hAnsi="Arial" w:cs="Arial" w:eastAsia="Arial"/>
         <w:b/>
         <w:bCs/>
       </w:rPr>
@@ -7152,7 +7888,7 @@
     <w:uiPriority w:val="62"/>
     <w:rsid w:val="00CB0664"/>
     <w:pPr>
-      <w:spacing w:after="0" w:line="240" w:lineRule="auto"/>
+      <w:spacing w:after="0" w:line="480" w:lineRule="auto"/>
     </w:pPr>
     <w:tblPr>
       <w:tblStyleRowBandSize w:val="1"/>
@@ -7178,7 +7914,7 @@
         <w:spacing w:before="0" w:after="0" w:line="240" w:lineRule="auto"/>
       </w:pPr>
       <w:rPr>
-        <w:rFonts w:asciiTheme="majorHAnsi" w:eastAsiaTheme="majorEastAsia" w:hAnsiTheme="majorHAnsi" w:cstheme="majorBidi"/>
+        <w:rFonts w:ascii="Arial" w:hAnsi="Arial" w:cs="Arial" w:eastAsia="Arial"/>
         <w:b/>
         <w:bCs/>
       </w:rPr>
@@ -7199,7 +7935,7 @@
         <w:spacing w:before="0" w:after="0" w:line="240" w:lineRule="auto"/>
       </w:pPr>
       <w:rPr>
-        <w:rFonts w:asciiTheme="majorHAnsi" w:eastAsiaTheme="majorEastAsia" w:hAnsiTheme="majorHAnsi" w:cstheme="majorBidi"/>
+        <w:rFonts w:ascii="Arial" w:hAnsi="Arial" w:cs="Arial" w:eastAsia="Arial"/>
         <w:b/>
         <w:bCs/>
       </w:rPr>
@@ -7217,14 +7953,14 @@
     </w:tblStylePr>
     <w:tblStylePr w:type="firstCol">
       <w:rPr>
-        <w:rFonts w:asciiTheme="majorHAnsi" w:eastAsiaTheme="majorEastAsia" w:hAnsiTheme="majorHAnsi" w:cstheme="majorBidi"/>
+        <w:rFonts w:ascii="Arial" w:hAnsi="Arial" w:cs="Arial" w:eastAsia="Arial"/>
         <w:b/>
         <w:bCs/>
       </w:rPr>
     </w:tblStylePr>
     <w:tblStylePr w:type="lastCol">
       <w:rPr>
-        <w:rFonts w:asciiTheme="majorHAnsi" w:eastAsiaTheme="majorEastAsia" w:hAnsiTheme="majorHAnsi" w:cstheme="majorBidi"/>
+        <w:rFonts w:ascii="Arial" w:hAnsi="Arial" w:cs="Arial" w:eastAsia="Arial"/>
         <w:b/>
         <w:bCs/>
       </w:rPr>
@@ -7282,7 +8018,7 @@
     <w:uiPriority w:val="62"/>
     <w:rsid w:val="00CB0664"/>
     <w:pPr>
-      <w:spacing w:after="0" w:line="240" w:lineRule="auto"/>
+      <w:spacing w:after="0" w:line="480" w:lineRule="auto"/>
     </w:pPr>
     <w:tblPr>
       <w:tblStyleRowBandSize w:val="1"/>
@@ -7308,7 +8044,7 @@
         <w:spacing w:before="0" w:after="0" w:line="240" w:lineRule="auto"/>
       </w:pPr>
       <w:rPr>
-        <w:rFonts w:asciiTheme="majorHAnsi" w:eastAsiaTheme="majorEastAsia" w:hAnsiTheme="majorHAnsi" w:cstheme="majorBidi"/>
+        <w:rFonts w:ascii="Arial" w:hAnsi="Arial" w:cs="Arial" w:eastAsia="Arial"/>
         <w:b/>
         <w:bCs/>
       </w:rPr>
@@ -7329,7 +8065,7 @@
         <w:spacing w:before="0" w:after="0" w:line="240" w:lineRule="auto"/>
       </w:pPr>
       <w:rPr>
-        <w:rFonts w:asciiTheme="majorHAnsi" w:eastAsiaTheme="majorEastAsia" w:hAnsiTheme="majorHAnsi" w:cstheme="majorBidi"/>
+        <w:rFonts w:ascii="Arial" w:hAnsi="Arial" w:cs="Arial" w:eastAsia="Arial"/>
         <w:b/>
         <w:bCs/>
       </w:rPr>
@@ -7347,14 +8083,14 @@
     </w:tblStylePr>
     <w:tblStylePr w:type="firstCol">
       <w:rPr>
-        <w:rFonts w:asciiTheme="majorHAnsi" w:eastAsiaTheme="majorEastAsia" w:hAnsiTheme="majorHAnsi" w:cstheme="majorBidi"/>
+        <w:rFonts w:ascii="Arial" w:hAnsi="Arial" w:cs="Arial" w:eastAsia="Arial"/>
         <w:b/>
         <w:bCs/>
       </w:rPr>
     </w:tblStylePr>
     <w:tblStylePr w:type="lastCol">
       <w:rPr>
-        <w:rFonts w:asciiTheme="majorHAnsi" w:eastAsiaTheme="majorEastAsia" w:hAnsiTheme="majorHAnsi" w:cstheme="majorBidi"/>
+        <w:rFonts w:ascii="Arial" w:hAnsi="Arial" w:cs="Arial" w:eastAsia="Arial"/>
         <w:b/>
         <w:bCs/>
       </w:rPr>
@@ -7412,7 +8148,7 @@
     <w:uiPriority w:val="63"/>
     <w:rsid w:val="00CB0664"/>
     <w:pPr>
-      <w:spacing w:after="0" w:line="240" w:lineRule="auto"/>
+      <w:spacing w:after="0" w:line="480" w:lineRule="auto"/>
     </w:pPr>
     <w:tblPr>
       <w:tblStyleRowBandSize w:val="1"/>
@@ -7437,6 +8173,7 @@
         <w:spacing w:before="0" w:after="0" w:line="240" w:lineRule="auto"/>
       </w:pPr>
       <w:rPr>
+        <w:rFonts w:ascii="Arial" w:hAnsi="Arial" w:cs="Arial" w:eastAsia="Arial"/>
         <w:b/>
         <w:bCs/>
         <w:color w:val="FFFFFF" w:themeColor="background1"/>
@@ -7459,6 +8196,7 @@
         <w:spacing w:before="0" w:after="0" w:line="240" w:lineRule="auto"/>
       </w:pPr>
       <w:rPr>
+        <w:rFonts w:ascii="Arial" w:hAnsi="Arial" w:cs="Arial" w:eastAsia="Arial"/>
         <w:b/>
         <w:bCs/>
       </w:rPr>
@@ -7476,12 +8214,14 @@
     </w:tblStylePr>
     <w:tblStylePr w:type="firstCol">
       <w:rPr>
+        <w:rFonts w:ascii="Arial" w:hAnsi="Arial" w:cs="Arial" w:eastAsia="Arial"/>
         <w:b/>
         <w:bCs/>
       </w:rPr>
     </w:tblStylePr>
     <w:tblStylePr w:type="lastCol">
       <w:rPr>
+        <w:rFonts w:ascii="Arial" w:hAnsi="Arial" w:cs="Arial" w:eastAsia="Arial"/>
         <w:b/>
         <w:bCs/>
       </w:rPr>
@@ -7518,7 +8258,7 @@
     <w:uiPriority w:val="63"/>
     <w:rsid w:val="00CB0664"/>
     <w:pPr>
-      <w:spacing w:after="0" w:line="240" w:lineRule="auto"/>
+      <w:spacing w:after="0" w:line="480" w:lineRule="auto"/>
     </w:pPr>
     <w:tblPr>
       <w:tblStyleRowBandSize w:val="1"/>
@@ -7543,6 +8283,7 @@
         <w:spacing w:before="0" w:after="0" w:line="240" w:lineRule="auto"/>
       </w:pPr>
       <w:rPr>
+        <w:rFonts w:ascii="Arial" w:hAnsi="Arial" w:cs="Arial" w:eastAsia="Arial"/>
         <w:b/>
         <w:bCs/>
         <w:color w:val="FFFFFF" w:themeColor="background1"/>
@@ -7565,6 +8306,7 @@
         <w:spacing w:before="0" w:after="0" w:line="240" w:lineRule="auto"/>
       </w:pPr>
       <w:rPr>
+        <w:rFonts w:ascii="Arial" w:hAnsi="Arial" w:cs="Arial" w:eastAsia="Arial"/>
         <w:b/>
         <w:bCs/>
       </w:rPr>
@@ -7582,12 +8324,14 @@
     </w:tblStylePr>
     <w:tblStylePr w:type="firstCol">
       <w:rPr>
+        <w:rFonts w:ascii="Arial" w:hAnsi="Arial" w:cs="Arial" w:eastAsia="Arial"/>
         <w:b/>
         <w:bCs/>
       </w:rPr>
     </w:tblStylePr>
     <w:tblStylePr w:type="lastCol">
       <w:rPr>
+        <w:rFonts w:ascii="Arial" w:hAnsi="Arial" w:cs="Arial" w:eastAsia="Arial"/>
         <w:b/>
         <w:bCs/>
       </w:rPr>
@@ -7624,7 +8368,7 @@
     <w:uiPriority w:val="63"/>
     <w:rsid w:val="00CB0664"/>
     <w:pPr>
-      <w:spacing w:after="0" w:line="240" w:lineRule="auto"/>
+      <w:spacing w:after="0" w:line="480" w:lineRule="auto"/>
     </w:pPr>
     <w:tblPr>
       <w:tblStyleRowBandSize w:val="1"/>
@@ -7649,6 +8393,7 @@
         <w:spacing w:before="0" w:after="0" w:line="240" w:lineRule="auto"/>
       </w:pPr>
       <w:rPr>
+        <w:rFonts w:ascii="Arial" w:hAnsi="Arial" w:cs="Arial" w:eastAsia="Arial"/>
         <w:b/>
         <w:bCs/>
         <w:color w:val="FFFFFF" w:themeColor="background1"/>
@@ -7671,6 +8416,7 @@
         <w:spacing w:before="0" w:after="0" w:line="240" w:lineRule="auto"/>
       </w:pPr>
       <w:rPr>
+        <w:rFonts w:ascii="Arial" w:hAnsi="Arial" w:cs="Arial" w:eastAsia="Arial"/>
         <w:b/>
         <w:bCs/>
       </w:rPr>
@@ -7688,12 +8434,14 @@
     </w:tblStylePr>
     <w:tblStylePr w:type="firstCol">
       <w:rPr>
+        <w:rFonts w:ascii="Arial" w:hAnsi="Arial" w:cs="Arial" w:eastAsia="Arial"/>
         <w:b/>
         <w:bCs/>
       </w:rPr>
     </w:tblStylePr>
     <w:tblStylePr w:type="lastCol">
       <w:rPr>
+        <w:rFonts w:ascii="Arial" w:hAnsi="Arial" w:cs="Arial" w:eastAsia="Arial"/>
         <w:b/>
         <w:bCs/>
       </w:rPr>
@@ -7730,7 +8478,7 @@
     <w:uiPriority w:val="63"/>
     <w:rsid w:val="00CB0664"/>
     <w:pPr>
-      <w:spacing w:after="0" w:line="240" w:lineRule="auto"/>
+      <w:spacing w:after="0" w:line="480" w:lineRule="auto"/>
     </w:pPr>
     <w:tblPr>
       <w:tblStyleRowBandSize w:val="1"/>
@@ -7755,6 +8503,7 @@
         <w:spacing w:before="0" w:after="0" w:line="240" w:lineRule="auto"/>
       </w:pPr>
       <w:rPr>
+        <w:rFonts w:ascii="Arial" w:hAnsi="Arial" w:cs="Arial" w:eastAsia="Arial"/>
         <w:b/>
         <w:bCs/>
         <w:color w:val="FFFFFF" w:themeColor="background1"/>
@@ -7777,6 +8526,7 @@
         <w:spacing w:before="0" w:after="0" w:line="240" w:lineRule="auto"/>
       </w:pPr>
       <w:rPr>
+        <w:rFonts w:ascii="Arial" w:hAnsi="Arial" w:cs="Arial" w:eastAsia="Arial"/>
         <w:b/>
         <w:bCs/>
       </w:rPr>
@@ -7794,12 +8544,14 @@
     </w:tblStylePr>
     <w:tblStylePr w:type="firstCol">
       <w:rPr>
+        <w:rFonts w:ascii="Arial" w:hAnsi="Arial" w:cs="Arial" w:eastAsia="Arial"/>
         <w:b/>
         <w:bCs/>
       </w:rPr>
     </w:tblStylePr>
     <w:tblStylePr w:type="lastCol">
       <w:rPr>
+        <w:rFonts w:ascii="Arial" w:hAnsi="Arial" w:cs="Arial" w:eastAsia="Arial"/>
         <w:b/>
         <w:bCs/>
       </w:rPr>
@@ -7836,7 +8588,7 @@
     <w:uiPriority w:val="63"/>
     <w:rsid w:val="00CB0664"/>
     <w:pPr>
-      <w:spacing w:after="0" w:line="240" w:lineRule="auto"/>
+      <w:spacing w:after="0" w:line="480" w:lineRule="auto"/>
     </w:pPr>
     <w:tblPr>
       <w:tblStyleRowBandSize w:val="1"/>
@@ -7861,6 +8613,7 @@
         <w:spacing w:before="0" w:after="0" w:line="240" w:lineRule="auto"/>
       </w:pPr>
       <w:rPr>
+        <w:rFonts w:ascii="Arial" w:hAnsi="Arial" w:cs="Arial" w:eastAsia="Arial"/>
         <w:b/>
         <w:bCs/>
         <w:color w:val="FFFFFF" w:themeColor="background1"/>
@@ -7883,6 +8636,7 @@
         <w:spacing w:before="0" w:after="0" w:line="240" w:lineRule="auto"/>
       </w:pPr>
       <w:rPr>
+        <w:rFonts w:ascii="Arial" w:hAnsi="Arial" w:cs="Arial" w:eastAsia="Arial"/>
         <w:b/>
         <w:bCs/>
       </w:rPr>
@@ -7900,12 +8654,14 @@
     </w:tblStylePr>
     <w:tblStylePr w:type="firstCol">
       <w:rPr>
+        <w:rFonts w:ascii="Arial" w:hAnsi="Arial" w:cs="Arial" w:eastAsia="Arial"/>
         <w:b/>
         <w:bCs/>
       </w:rPr>
     </w:tblStylePr>
     <w:tblStylePr w:type="lastCol">
       <w:rPr>
+        <w:rFonts w:ascii="Arial" w:hAnsi="Arial" w:cs="Arial" w:eastAsia="Arial"/>
         <w:b/>
         <w:bCs/>
       </w:rPr>
@@ -7942,7 +8698,7 @@
     <w:uiPriority w:val="63"/>
     <w:rsid w:val="00CB0664"/>
     <w:pPr>
-      <w:spacing w:after="0" w:line="240" w:lineRule="auto"/>
+      <w:spacing w:after="0" w:line="480" w:lineRule="auto"/>
     </w:pPr>
     <w:tblPr>
       <w:tblStyleRowBandSize w:val="1"/>
@@ -7967,6 +8723,7 @@
         <w:spacing w:before="0" w:after="0" w:line="240" w:lineRule="auto"/>
       </w:pPr>
       <w:rPr>
+        <w:rFonts w:ascii="Arial" w:hAnsi="Arial" w:cs="Arial" w:eastAsia="Arial"/>
         <w:b/>
         <w:bCs/>
         <w:color w:val="FFFFFF" w:themeColor="background1"/>
@@ -7989,6 +8746,7 @@
         <w:spacing w:before="0" w:after="0" w:line="240" w:lineRule="auto"/>
       </w:pPr>
       <w:rPr>
+        <w:rFonts w:ascii="Arial" w:hAnsi="Arial" w:cs="Arial" w:eastAsia="Arial"/>
         <w:b/>
         <w:bCs/>
       </w:rPr>
@@ -8006,12 +8764,14 @@
     </w:tblStylePr>
     <w:tblStylePr w:type="firstCol">
       <w:rPr>
+        <w:rFonts w:ascii="Arial" w:hAnsi="Arial" w:cs="Arial" w:eastAsia="Arial"/>
         <w:b/>
         <w:bCs/>
       </w:rPr>
     </w:tblStylePr>
     <w:tblStylePr w:type="lastCol">
       <w:rPr>
+        <w:rFonts w:ascii="Arial" w:hAnsi="Arial" w:cs="Arial" w:eastAsia="Arial"/>
         <w:b/>
         <w:bCs/>
       </w:rPr>
@@ -8048,7 +8808,7 @@
     <w:uiPriority w:val="63"/>
     <w:rsid w:val="00CB0664"/>
     <w:pPr>
-      <w:spacing w:after="0" w:line="240" w:lineRule="auto"/>
+      <w:spacing w:after="0" w:line="480" w:lineRule="auto"/>
     </w:pPr>
     <w:tblPr>
       <w:tblStyleRowBandSize w:val="1"/>
@@ -8073,6 +8833,7 @@
         <w:spacing w:before="0" w:after="0" w:line="240" w:lineRule="auto"/>
       </w:pPr>
       <w:rPr>
+        <w:rFonts w:ascii="Arial" w:hAnsi="Arial" w:cs="Arial" w:eastAsia="Arial"/>
         <w:b/>
         <w:bCs/>
         <w:color w:val="FFFFFF" w:themeColor="background1"/>
@@ -8095,6 +8856,7 @@
         <w:spacing w:before="0" w:after="0" w:line="240" w:lineRule="auto"/>
       </w:pPr>
       <w:rPr>
+        <w:rFonts w:ascii="Arial" w:hAnsi="Arial" w:cs="Arial" w:eastAsia="Arial"/>
         <w:b/>
         <w:bCs/>
       </w:rPr>
@@ -8112,12 +8874,14 @@
     </w:tblStylePr>
     <w:tblStylePr w:type="firstCol">
       <w:rPr>
+        <w:rFonts w:ascii="Arial" w:hAnsi="Arial" w:cs="Arial" w:eastAsia="Arial"/>
         <w:b/>
         <w:bCs/>
       </w:rPr>
     </w:tblStylePr>
     <w:tblStylePr w:type="lastCol">
       <w:rPr>
+        <w:rFonts w:ascii="Arial" w:hAnsi="Arial" w:cs="Arial" w:eastAsia="Arial"/>
         <w:b/>
         <w:bCs/>
       </w:rPr>
@@ -8154,7 +8918,7 @@
     <w:uiPriority w:val="64"/>
     <w:rsid w:val="00CB0664"/>
     <w:pPr>
-      <w:spacing w:after="0" w:line="240" w:lineRule="auto"/>
+      <w:spacing w:after="0" w:line="480" w:lineRule="auto"/>
     </w:pPr>
     <w:tblPr>
       <w:tblStyleRowBandSize w:val="1"/>
@@ -8176,6 +8940,7 @@
         <w:spacing w:before="0" w:after="0" w:line="240" w:lineRule="auto"/>
       </w:pPr>
       <w:rPr>
+        <w:rFonts w:ascii="Arial" w:hAnsi="Arial" w:cs="Arial" w:eastAsia="Arial"/>
         <w:b/>
         <w:bCs/>
         <w:color w:val="FFFFFF" w:themeColor="background1"/>
@@ -8198,6 +8963,7 @@
         <w:spacing w:before="0" w:after="0" w:line="240" w:lineRule="auto"/>
       </w:pPr>
       <w:rPr>
+        <w:rFonts w:ascii="Arial" w:hAnsi="Arial" w:cs="Arial" w:eastAsia="Arial"/>
         <w:color w:val="auto"/>
       </w:rPr>
       <w:tblPr/>
@@ -8215,6 +8981,7 @@
     </w:tblStylePr>
     <w:tblStylePr w:type="firstCol">
       <w:rPr>
+        <w:rFonts w:ascii="Arial" w:hAnsi="Arial" w:cs="Arial" w:eastAsia="Arial"/>
         <w:b/>
         <w:bCs/>
         <w:color w:val="FFFFFF" w:themeColor="background1"/>
@@ -8234,6 +9001,7 @@
     </w:tblStylePr>
     <w:tblStylePr w:type="lastCol">
       <w:rPr>
+        <w:rFonts w:ascii="Arial" w:hAnsi="Arial" w:cs="Arial" w:eastAsia="Arial"/>
         <w:b/>
         <w:bCs/>
         <w:color w:val="FFFFFF" w:themeColor="background1"/>
@@ -8282,6 +9050,7 @@
     </w:tblStylePr>
     <w:tblStylePr w:type="nwCell">
       <w:rPr>
+        <w:rFonts w:ascii="Arial" w:hAnsi="Arial" w:cs="Arial" w:eastAsia="Arial"/>
         <w:color w:val="FFFFFF" w:themeColor="background1"/>
       </w:rPr>
       <w:tblPr/>
@@ -8303,7 +9072,7 @@
     <w:uiPriority w:val="64"/>
     <w:rsid w:val="00CB0664"/>
     <w:pPr>
-      <w:spacing w:after="0" w:line="240" w:lineRule="auto"/>
+      <w:spacing w:after="0" w:line="480" w:lineRule="auto"/>
     </w:pPr>
     <w:tblPr>
       <w:tblStyleRowBandSize w:val="1"/>
@@ -8325,6 +9094,7 @@
         <w:spacing w:before="0" w:after="0" w:line="240" w:lineRule="auto"/>
       </w:pPr>
       <w:rPr>
+        <w:rFonts w:ascii="Arial" w:hAnsi="Arial" w:cs="Arial" w:eastAsia="Arial"/>
         <w:b/>
         <w:bCs/>
         <w:color w:val="FFFFFF" w:themeColor="background1"/>
@@ -8347,6 +9117,7 @@
         <w:spacing w:before="0" w:after="0" w:line="240" w:lineRule="auto"/>
       </w:pPr>
       <w:rPr>
+        <w:rFonts w:ascii="Arial" w:hAnsi="Arial" w:cs="Arial" w:eastAsia="Arial"/>
         <w:color w:val="auto"/>
       </w:rPr>
       <w:tblPr/>
@@ -8364,6 +9135,7 @@
     </w:tblStylePr>
     <w:tblStylePr w:type="firstCol">
       <w:rPr>
+        <w:rFonts w:ascii="Arial" w:hAnsi="Arial" w:cs="Arial" w:eastAsia="Arial"/>
         <w:b/>
         <w:bCs/>
         <w:color w:val="FFFFFF" w:themeColor="background1"/>
@@ -8383,6 +9155,7 @@
     </w:tblStylePr>
     <w:tblStylePr w:type="lastCol">
       <w:rPr>
+        <w:rFonts w:ascii="Arial" w:hAnsi="Arial" w:cs="Arial" w:eastAsia="Arial"/>
         <w:b/>
         <w:bCs/>
         <w:color w:val="FFFFFF" w:themeColor="background1"/>
@@ -8431,6 +9204,7 @@
     </w:tblStylePr>
     <w:tblStylePr w:type="nwCell">
       <w:rPr>
+        <w:rFonts w:ascii="Arial" w:hAnsi="Arial" w:cs="Arial" w:eastAsia="Arial"/>
         <w:color w:val="FFFFFF" w:themeColor="background1"/>
       </w:rPr>
       <w:tblPr/>
@@ -8452,7 +9226,7 @@
     <w:uiPriority w:val="64"/>
     <w:rsid w:val="00CB0664"/>
     <w:pPr>
-      <w:spacing w:after="0" w:line="240" w:lineRule="auto"/>
+      <w:spacing w:after="0" w:line="480" w:lineRule="auto"/>
     </w:pPr>
     <w:tblPr>
       <w:tblStyleRowBandSize w:val="1"/>
@@ -8474,6 +9248,7 @@
         <w:spacing w:before="0" w:after="0" w:line="240" w:lineRule="auto"/>
       </w:pPr>
       <w:rPr>
+        <w:rFonts w:ascii="Arial" w:hAnsi="Arial" w:cs="Arial" w:eastAsia="Arial"/>
         <w:b/>
         <w:bCs/>
         <w:color w:val="FFFFFF" w:themeColor="background1"/>
@@ -8496,6 +9271,7 @@
         <w:spacing w:before="0" w:after="0" w:line="240" w:lineRule="auto"/>
       </w:pPr>
       <w:rPr>
+        <w:rFonts w:ascii="Arial" w:hAnsi="Arial" w:cs="Arial" w:eastAsia="Arial"/>
         <w:color w:val="auto"/>
       </w:rPr>
       <w:tblPr/>
@@ -8513,6 +9289,7 @@
     </w:tblStylePr>
     <w:tblStylePr w:type="firstCol">
       <w:rPr>
+        <w:rFonts w:ascii="Arial" w:hAnsi="Arial" w:cs="Arial" w:eastAsia="Arial"/>
         <w:b/>
         <w:bCs/>
         <w:color w:val="FFFFFF" w:themeColor="background1"/>
@@ -8532,6 +9309,7 @@
     </w:tblStylePr>
     <w:tblStylePr w:type="lastCol">
       <w:rPr>
+        <w:rFonts w:ascii="Arial" w:hAnsi="Arial" w:cs="Arial" w:eastAsia="Arial"/>
         <w:b/>
         <w:bCs/>
         <w:color w:val="FFFFFF" w:themeColor="background1"/>
@@ -8580,6 +9358,7 @@
     </w:tblStylePr>
     <w:tblStylePr w:type="nwCell">
       <w:rPr>
+        <w:rFonts w:ascii="Arial" w:hAnsi="Arial" w:cs="Arial" w:eastAsia="Arial"/>
         <w:color w:val="FFFFFF" w:themeColor="background1"/>
       </w:rPr>
       <w:tblPr/>
@@ -8601,7 +9380,7 @@
     <w:uiPriority w:val="64"/>
     <w:rsid w:val="00CB0664"/>
     <w:pPr>
-      <w:spacing w:after="0" w:line="240" w:lineRule="auto"/>
+      <w:spacing w:after="0" w:line="480" w:lineRule="auto"/>
     </w:pPr>
     <w:tblPr>
       <w:tblStyleRowBandSize w:val="1"/>
@@ -8623,6 +9402,7 @@
         <w:spacing w:before="0" w:after="0" w:line="240" w:lineRule="auto"/>
       </w:pPr>
       <w:rPr>
+        <w:rFonts w:ascii="Arial" w:hAnsi="Arial" w:cs="Arial" w:eastAsia="Arial"/>
         <w:b/>
         <w:bCs/>
         <w:color w:val="FFFFFF" w:themeColor="background1"/>
@@ -8645,6 +9425,7 @@
         <w:spacing w:before="0" w:after="0" w:line="240" w:lineRule="auto"/>
       </w:pPr>
       <w:rPr>
+        <w:rFonts w:ascii="Arial" w:hAnsi="Arial" w:cs="Arial" w:eastAsia="Arial"/>
         <w:color w:val="auto"/>
       </w:rPr>
       <w:tblPr/>
@@ -8662,6 +9443,7 @@
     </w:tblStylePr>
     <w:tblStylePr w:type="firstCol">
       <w:rPr>
+        <w:rFonts w:ascii="Arial" w:hAnsi="Arial" w:cs="Arial" w:eastAsia="Arial"/>
         <w:b/>
         <w:bCs/>
         <w:color w:val="FFFFFF" w:themeColor="background1"/>
@@ -8681,6 +9463,7 @@
     </w:tblStylePr>
     <w:tblStylePr w:type="lastCol">
       <w:rPr>
+        <w:rFonts w:ascii="Arial" w:hAnsi="Arial" w:cs="Arial" w:eastAsia="Arial"/>
         <w:b/>
         <w:bCs/>
         <w:color w:val="FFFFFF" w:themeColor="background1"/>
@@ -8729,6 +9512,7 @@
     </w:tblStylePr>
     <w:tblStylePr w:type="nwCell">
       <w:rPr>
+        <w:rFonts w:ascii="Arial" w:hAnsi="Arial" w:cs="Arial" w:eastAsia="Arial"/>
         <w:color w:val="FFFFFF" w:themeColor="background1"/>
       </w:rPr>
       <w:tblPr/>
@@ -8750,7 +9534,7 @@
     <w:uiPriority w:val="64"/>
     <w:rsid w:val="00CB0664"/>
     <w:pPr>
-      <w:spacing w:after="0" w:line="240" w:lineRule="auto"/>
+      <w:spacing w:after="0" w:line="480" w:lineRule="auto"/>
     </w:pPr>
     <w:tblPr>
       <w:tblStyleRowBandSize w:val="1"/>
@@ -8772,6 +9556,7 @@
         <w:spacing w:before="0" w:after="0" w:line="240" w:lineRule="auto"/>
       </w:pPr>
       <w:rPr>
+        <w:rFonts w:ascii="Arial" w:hAnsi="Arial" w:cs="Arial" w:eastAsia="Arial"/>
         <w:b/>
         <w:bCs/>
         <w:color w:val="FFFFFF" w:themeColor="background1"/>
@@ -8794,6 +9579,7 @@
         <w:spacing w:before="0" w:after="0" w:line="240" w:lineRule="auto"/>
       </w:pPr>
       <w:rPr>
+        <w:rFonts w:ascii="Arial" w:hAnsi="Arial" w:cs="Arial" w:eastAsia="Arial"/>
         <w:color w:val="auto"/>
       </w:rPr>
       <w:tblPr/>
@@ -8811,6 +9597,7 @@
     </w:tblStylePr>
     <w:tblStylePr w:type="firstCol">
       <w:rPr>
+        <w:rFonts w:ascii="Arial" w:hAnsi="Arial" w:cs="Arial" w:eastAsia="Arial"/>
         <w:b/>
         <w:bCs/>
         <w:color w:val="FFFFFF" w:themeColor="background1"/>
@@ -8830,6 +9617,7 @@
     </w:tblStylePr>
     <w:tblStylePr w:type="lastCol">
       <w:rPr>
+        <w:rFonts w:ascii="Arial" w:hAnsi="Arial" w:cs="Arial" w:eastAsia="Arial"/>
         <w:b/>
         <w:bCs/>
         <w:color w:val="FFFFFF" w:themeColor="background1"/>
@@ -8878,6 +9666,7 @@
     </w:tblStylePr>
     <w:tblStylePr w:type="nwCell">
       <w:rPr>
+        <w:rFonts w:ascii="Arial" w:hAnsi="Arial" w:cs="Arial" w:eastAsia="Arial"/>
         <w:color w:val="FFFFFF" w:themeColor="background1"/>
       </w:rPr>
       <w:tblPr/>
@@ -8899,7 +9688,7 @@
     <w:uiPriority w:val="64"/>
     <w:rsid w:val="00CB0664"/>
     <w:pPr>
-      <w:spacing w:after="0" w:line="240" w:lineRule="auto"/>
+      <w:spacing w:after="0" w:line="480" w:lineRule="auto"/>
     </w:pPr>
     <w:tblPr>
       <w:tblStyleRowBandSize w:val="1"/>
@@ -8921,6 +9710,7 @@
         <w:spacing w:before="0" w:after="0" w:line="240" w:lineRule="auto"/>
       </w:pPr>
       <w:rPr>
+        <w:rFonts w:ascii="Arial" w:hAnsi="Arial" w:cs="Arial" w:eastAsia="Arial"/>
         <w:b/>
         <w:bCs/>
         <w:color w:val="FFFFFF" w:themeColor="background1"/>
@@ -8943,6 +9733,7 @@
         <w:spacing w:before="0" w:after="0" w:line="240" w:lineRule="auto"/>
       </w:pPr>
       <w:rPr>
+        <w:rFonts w:ascii="Arial" w:hAnsi="Arial" w:cs="Arial" w:eastAsia="Arial"/>
         <w:color w:val="auto"/>
       </w:rPr>
       <w:tblPr/>
@@ -8960,6 +9751,7 @@
     </w:tblStylePr>
     <w:tblStylePr w:type="firstCol">
       <w:rPr>
+        <w:rFonts w:ascii="Arial" w:hAnsi="Arial" w:cs="Arial" w:eastAsia="Arial"/>
         <w:b/>
         <w:bCs/>
         <w:color w:val="FFFFFF" w:themeColor="background1"/>
@@ -8979,6 +9771,7 @@
     </w:tblStylePr>
     <w:tblStylePr w:type="lastCol">
       <w:rPr>
+        <w:rFonts w:ascii="Arial" w:hAnsi="Arial" w:cs="Arial" w:eastAsia="Arial"/>
         <w:b/>
         <w:bCs/>
         <w:color w:val="FFFFFF" w:themeColor="background1"/>
@@ -9027,6 +9820,7 @@
     </w:tblStylePr>
     <w:tblStylePr w:type="nwCell">
       <w:rPr>
+        <w:rFonts w:ascii="Arial" w:hAnsi="Arial" w:cs="Arial" w:eastAsia="Arial"/>
         <w:color w:val="FFFFFF" w:themeColor="background1"/>
       </w:rPr>
       <w:tblPr/>
@@ -9048,7 +9842,7 @@
     <w:uiPriority w:val="64"/>
     <w:rsid w:val="00CB0664"/>
     <w:pPr>
-      <w:spacing w:after="0" w:line="240" w:lineRule="auto"/>
+      <w:spacing w:after="0" w:line="480" w:lineRule="auto"/>
     </w:pPr>
     <w:tblPr>
       <w:tblStyleRowBandSize w:val="1"/>
@@ -9070,6 +9864,7 @@
         <w:spacing w:before="0" w:after="0" w:line="240" w:lineRule="auto"/>
       </w:pPr>
       <w:rPr>
+        <w:rFonts w:ascii="Arial" w:hAnsi="Arial" w:cs="Arial" w:eastAsia="Arial"/>
         <w:b/>
         <w:bCs/>
         <w:color w:val="FFFFFF" w:themeColor="background1"/>
@@ -9092,6 +9887,7 @@
         <w:spacing w:before="0" w:after="0" w:line="240" w:lineRule="auto"/>
       </w:pPr>
       <w:rPr>
+        <w:rFonts w:ascii="Arial" w:hAnsi="Arial" w:cs="Arial" w:eastAsia="Arial"/>
         <w:color w:val="auto"/>
       </w:rPr>
       <w:tblPr/>
@@ -9109,6 +9905,7 @@
     </w:tblStylePr>
     <w:tblStylePr w:type="firstCol">
       <w:rPr>
+        <w:rFonts w:ascii="Arial" w:hAnsi="Arial" w:cs="Arial" w:eastAsia="Arial"/>
         <w:b/>
         <w:bCs/>
         <w:color w:val="FFFFFF" w:themeColor="background1"/>
@@ -9128,6 +9925,7 @@
     </w:tblStylePr>
     <w:tblStylePr w:type="lastCol">
       <w:rPr>
+        <w:rFonts w:ascii="Arial" w:hAnsi="Arial" w:cs="Arial" w:eastAsia="Arial"/>
         <w:b/>
         <w:bCs/>
         <w:color w:val="FFFFFF" w:themeColor="background1"/>
@@ -9176,6 +9974,7 @@
     </w:tblStylePr>
     <w:tblStylePr w:type="nwCell">
       <w:rPr>
+        <w:rFonts w:ascii="Arial" w:hAnsi="Arial" w:cs="Arial" w:eastAsia="Arial"/>
         <w:color w:val="FFFFFF" w:themeColor="background1"/>
       </w:rPr>
       <w:tblPr/>
@@ -9197,9 +9996,10 @@
     <w:uiPriority w:val="65"/>
     <w:rsid w:val="00CB0664"/>
     <w:pPr>
-      <w:spacing w:after="0" w:line="240" w:lineRule="auto"/>
+      <w:spacing w:after="0" w:line="480" w:lineRule="auto"/>
     </w:pPr>
     <w:rPr>
+      <w:rFonts w:ascii="Arial" w:hAnsi="Arial" w:cs="Arial" w:eastAsia="Arial"/>
       <w:color w:val="000000" w:themeColor="text1"/>
     </w:rPr>
     <w:tblPr>
@@ -9219,7 +10019,7 @@
     </w:tblPr>
     <w:tblStylePr w:type="firstRow">
       <w:rPr>
-        <w:rFonts w:asciiTheme="majorHAnsi" w:eastAsiaTheme="majorEastAsia" w:hAnsiTheme="majorHAnsi" w:cstheme="majorBidi"/>
+        <w:rFonts w:ascii="Arial" w:hAnsi="Arial" w:cs="Arial" w:eastAsia="Arial"/>
       </w:rPr>
       <w:tblPr/>
       <w:tcPr>
@@ -9231,6 +10031,7 @@
     </w:tblStylePr>
     <w:tblStylePr w:type="lastRow">
       <w:rPr>
+        <w:rFonts w:ascii="Arial" w:hAnsi="Arial" w:cs="Arial" w:eastAsia="Arial"/>
         <w:b/>
         <w:bCs/>
         <w:color w:val="1F497D" w:themeColor="text2"/>
@@ -9245,12 +10046,14 @@
     </w:tblStylePr>
     <w:tblStylePr w:type="firstCol">
       <w:rPr>
+        <w:rFonts w:ascii="Arial" w:hAnsi="Arial" w:cs="Arial" w:eastAsia="Arial"/>
         <w:b/>
         <w:bCs/>
       </w:rPr>
     </w:tblStylePr>
     <w:tblStylePr w:type="lastCol">
       <w:rPr>
+        <w:rFonts w:ascii="Arial" w:hAnsi="Arial" w:cs="Arial" w:eastAsia="Arial"/>
         <w:b/>
         <w:bCs/>
       </w:rPr>
@@ -9281,9 +10084,10 @@
     <w:uiPriority w:val="65"/>
     <w:rsid w:val="00CB0664"/>
     <w:pPr>
-      <w:spacing w:after="0" w:line="240" w:lineRule="auto"/>
+      <w:spacing w:after="0" w:line="480" w:lineRule="auto"/>
     </w:pPr>
     <w:rPr>
+      <w:rFonts w:ascii="Arial" w:hAnsi="Arial" w:cs="Arial" w:eastAsia="Arial"/>
       <w:color w:val="000000" w:themeColor="text1"/>
     </w:rPr>
     <w:tblPr>
@@ -9303,7 +10107,7 @@
     </w:tblPr>
     <w:tblStylePr w:type="firstRow">
       <w:rPr>
-        <w:rFonts w:asciiTheme="majorHAnsi" w:eastAsiaTheme="majorEastAsia" w:hAnsiTheme="majorHAnsi" w:cstheme="majorBidi"/>
+        <w:rFonts w:ascii="Arial" w:hAnsi="Arial" w:cs="Arial" w:eastAsia="Arial"/>
       </w:rPr>
       <w:tblPr/>
       <w:tcPr>
@@ -9315,6 +10119,7 @@
     </w:tblStylePr>
     <w:tblStylePr w:type="lastRow">
       <w:rPr>
+        <w:rFonts w:ascii="Arial" w:hAnsi="Arial" w:cs="Arial" w:eastAsia="Arial"/>
         <w:b/>
         <w:bCs/>
         <w:color w:val="1F497D" w:themeColor="text2"/>
@@ -9329,12 +10134,14 @@
     </w:tblStylePr>
     <w:tblStylePr w:type="firstCol">
       <w:rPr>
+        <w:rFonts w:ascii="Arial" w:hAnsi="Arial" w:cs="Arial" w:eastAsia="Arial"/>
         <w:b/>
         <w:bCs/>
       </w:rPr>
     </w:tblStylePr>
     <w:tblStylePr w:type="lastCol">
       <w:rPr>
+        <w:rFonts w:ascii="Arial" w:hAnsi="Arial" w:cs="Arial" w:eastAsia="Arial"/>
         <w:b/>
         <w:bCs/>
       </w:rPr>
@@ -9365,9 +10172,10 @@
     <w:uiPriority w:val="65"/>
     <w:rsid w:val="00CB0664"/>
     <w:pPr>
-      <w:spacing w:after="0" w:line="240" w:lineRule="auto"/>
+      <w:spacing w:after="0" w:line="480" w:lineRule="auto"/>
     </w:pPr>
     <w:rPr>
+      <w:rFonts w:ascii="Arial" w:hAnsi="Arial" w:cs="Arial" w:eastAsia="Arial"/>
       <w:color w:val="000000" w:themeColor="text1"/>
     </w:rPr>
     <w:tblPr>
@@ -9387,7 +10195,7 @@
     </w:tblPr>
     <w:tblStylePr w:type="firstRow">
       <w:rPr>
-        <w:rFonts w:asciiTheme="majorHAnsi" w:eastAsiaTheme="majorEastAsia" w:hAnsiTheme="majorHAnsi" w:cstheme="majorBidi"/>
+        <w:rFonts w:ascii="Arial" w:hAnsi="Arial" w:cs="Arial" w:eastAsia="Arial"/>
       </w:rPr>
       <w:tblPr/>
       <w:tcPr>
@@ -9399,6 +10207,7 @@
     </w:tblStylePr>
     <w:tblStylePr w:type="lastRow">
       <w:rPr>
+        <w:rFonts w:ascii="Arial" w:hAnsi="Arial" w:cs="Arial" w:eastAsia="Arial"/>
         <w:b/>
         <w:bCs/>
         <w:color w:val="1F497D" w:themeColor="text2"/>
@@ -9413,12 +10222,14 @@
     </w:tblStylePr>
     <w:tblStylePr w:type="firstCol">
       <w:rPr>
+        <w:rFonts w:ascii="Arial" w:hAnsi="Arial" w:cs="Arial" w:eastAsia="Arial"/>
         <w:b/>
         <w:bCs/>
       </w:rPr>
     </w:tblStylePr>
     <w:tblStylePr w:type="lastCol">
       <w:rPr>
+        <w:rFonts w:ascii="Arial" w:hAnsi="Arial" w:cs="Arial" w:eastAsia="Arial"/>
         <w:b/>
         <w:bCs/>
       </w:rPr>
@@ -9449,9 +10260,10 @@
     <w:uiPriority w:val="65"/>
     <w:rsid w:val="00CB0664"/>
     <w:pPr>
-      <w:spacing w:after="0" w:line="240" w:lineRule="auto"/>
+      <w:spacing w:after="0" w:line="480" w:lineRule="auto"/>
     </w:pPr>
     <w:rPr>
+      <w:rFonts w:ascii="Arial" w:hAnsi="Arial" w:cs="Arial" w:eastAsia="Arial"/>
       <w:color w:val="000000" w:themeColor="text1"/>
     </w:rPr>
     <w:tblPr>
@@ -9471,7 +10283,7 @@
     </w:tblPr>
     <w:tblStylePr w:type="firstRow">
       <w:rPr>
-        <w:rFonts w:asciiTheme="majorHAnsi" w:eastAsiaTheme="majorEastAsia" w:hAnsiTheme="majorHAnsi" w:cstheme="majorBidi"/>
+        <w:rFonts w:ascii="Arial" w:hAnsi="Arial" w:cs="Arial" w:eastAsia="Arial"/>
       </w:rPr>
       <w:tblPr/>
       <w:tcPr>
@@ -9483,6 +10295,7 @@
     </w:tblStylePr>
     <w:tblStylePr w:type="lastRow">
       <w:rPr>
+        <w:rFonts w:ascii="Arial" w:hAnsi="Arial" w:cs="Arial" w:eastAsia="Arial"/>
         <w:b/>
         <w:bCs/>
         <w:color w:val="1F497D" w:themeColor="text2"/>
@@ -9497,12 +10310,14 @@
     </w:tblStylePr>
     <w:tblStylePr w:type="firstCol">
       <w:rPr>
+        <w:rFonts w:ascii="Arial" w:hAnsi="Arial" w:cs="Arial" w:eastAsia="Arial"/>
         <w:b/>
         <w:bCs/>
       </w:rPr>
     </w:tblStylePr>
     <w:tblStylePr w:type="lastCol">
       <w:rPr>
+        <w:rFonts w:ascii="Arial" w:hAnsi="Arial" w:cs="Arial" w:eastAsia="Arial"/>
         <w:b/>
         <w:bCs/>
       </w:rPr>
@@ -9533,9 +10348,10 @@
     <w:uiPriority w:val="65"/>
     <w:rsid w:val="00CB0664"/>
     <w:pPr>
-      <w:spacing w:after="0" w:line="240" w:lineRule="auto"/>
+      <w:spacing w:after="0" w:line="480" w:lineRule="auto"/>
     </w:pPr>
     <w:rPr>
+      <w:rFonts w:ascii="Arial" w:hAnsi="Arial" w:cs="Arial" w:eastAsia="Arial"/>
       <w:color w:val="000000" w:themeColor="text1"/>
     </w:rPr>
     <w:tblPr>
@@ -9555,7 +10371,7 @@
     </w:tblPr>
     <w:tblStylePr w:type="firstRow">
       <w:rPr>
-        <w:rFonts w:asciiTheme="majorHAnsi" w:eastAsiaTheme="majorEastAsia" w:hAnsiTheme="majorHAnsi" w:cstheme="majorBidi"/>
+        <w:rFonts w:ascii="Arial" w:hAnsi="Arial" w:cs="Arial" w:eastAsia="Arial"/>
       </w:rPr>
       <w:tblPr/>
       <w:tcPr>
@@ -9567,6 +10383,7 @@
     </w:tblStylePr>
     <w:tblStylePr w:type="lastRow">
       <w:rPr>
+        <w:rFonts w:ascii="Arial" w:hAnsi="Arial" w:cs="Arial" w:eastAsia="Arial"/>
         <w:b/>
         <w:bCs/>
         <w:color w:val="1F497D" w:themeColor="text2"/>
@@ -9581,12 +10398,14 @@
     </w:tblStylePr>
     <w:tblStylePr w:type="firstCol">
       <w:rPr>
+        <w:rFonts w:ascii="Arial" w:hAnsi="Arial" w:cs="Arial" w:eastAsia="Arial"/>
         <w:b/>
         <w:bCs/>
       </w:rPr>
     </w:tblStylePr>
     <w:tblStylePr w:type="lastCol">
       <w:rPr>
+        <w:rFonts w:ascii="Arial" w:hAnsi="Arial" w:cs="Arial" w:eastAsia="Arial"/>
         <w:b/>
         <w:bCs/>
       </w:rPr>
@@ -9617,9 +10436,10 @@
     <w:uiPriority w:val="65"/>
     <w:rsid w:val="00CB0664"/>
     <w:pPr>
-      <w:spacing w:after="0" w:line="240" w:lineRule="auto"/>
+      <w:spacing w:after="0" w:line="480" w:lineRule="auto"/>
     </w:pPr>
     <w:rPr>
+      <w:rFonts w:ascii="Arial" w:hAnsi="Arial" w:cs="Arial" w:eastAsia="Arial"/>
       <w:color w:val="000000" w:themeColor="text1"/>
     </w:rPr>
     <w:tblPr>
@@ -9639,7 +10459,7 @@
     </w:tblPr>
     <w:tblStylePr w:type="firstRow">
       <w:rPr>
-        <w:rFonts w:asciiTheme="majorHAnsi" w:eastAsiaTheme="majorEastAsia" w:hAnsiTheme="majorHAnsi" w:cstheme="majorBidi"/>
+        <w:rFonts w:ascii="Arial" w:hAnsi="Arial" w:cs="Arial" w:eastAsia="Arial"/>
       </w:rPr>
       <w:tblPr/>
       <w:tcPr>
@@ -9651,6 +10471,7 @@
     </w:tblStylePr>
     <w:tblStylePr w:type="lastRow">
       <w:rPr>
+        <w:rFonts w:ascii="Arial" w:hAnsi="Arial" w:cs="Arial" w:eastAsia="Arial"/>
         <w:b/>
         <w:bCs/>
         <w:color w:val="1F497D" w:themeColor="text2"/>
@@ -9665,12 +10486,14 @@
     </w:tblStylePr>
     <w:tblStylePr w:type="firstCol">
       <w:rPr>
+        <w:rFonts w:ascii="Arial" w:hAnsi="Arial" w:cs="Arial" w:eastAsia="Arial"/>
         <w:b/>
         <w:bCs/>
       </w:rPr>
     </w:tblStylePr>
     <w:tblStylePr w:type="lastCol">
       <w:rPr>
+        <w:rFonts w:ascii="Arial" w:hAnsi="Arial" w:cs="Arial" w:eastAsia="Arial"/>
         <w:b/>
         <w:bCs/>
       </w:rPr>
@@ -9701,9 +10524,10 @@
     <w:uiPriority w:val="65"/>
     <w:rsid w:val="00CB0664"/>
     <w:pPr>
-      <w:spacing w:after="0" w:line="240" w:lineRule="auto"/>
+      <w:spacing w:after="0" w:line="480" w:lineRule="auto"/>
     </w:pPr>
     <w:rPr>
+      <w:rFonts w:ascii="Arial" w:hAnsi="Arial" w:cs="Arial" w:eastAsia="Arial"/>
       <w:color w:val="000000" w:themeColor="text1"/>
     </w:rPr>
     <w:tblPr>
@@ -9723,7 +10547,7 @@
     </w:tblPr>
     <w:tblStylePr w:type="firstRow">
       <w:rPr>
-        <w:rFonts w:asciiTheme="majorHAnsi" w:eastAsiaTheme="majorEastAsia" w:hAnsiTheme="majorHAnsi" w:cstheme="majorBidi"/>
+        <w:rFonts w:ascii="Arial" w:hAnsi="Arial" w:cs="Arial" w:eastAsia="Arial"/>
       </w:rPr>
       <w:tblPr/>
       <w:tcPr>
@@ -9735,6 +10559,7 @@
     </w:tblStylePr>
     <w:tblStylePr w:type="lastRow">
       <w:rPr>
+        <w:rFonts w:ascii="Arial" w:hAnsi="Arial" w:cs="Arial" w:eastAsia="Arial"/>
         <w:b/>
         <w:bCs/>
         <w:color w:val="1F497D" w:themeColor="text2"/>
@@ -9749,12 +10574,14 @@
     </w:tblStylePr>
     <w:tblStylePr w:type="firstCol">
       <w:rPr>
+        <w:rFonts w:ascii="Arial" w:hAnsi="Arial" w:cs="Arial" w:eastAsia="Arial"/>
         <w:b/>
         <w:bCs/>
       </w:rPr>
     </w:tblStylePr>
     <w:tblStylePr w:type="lastCol">
       <w:rPr>
+        <w:rFonts w:ascii="Arial" w:hAnsi="Arial" w:cs="Arial" w:eastAsia="Arial"/>
         <w:b/>
         <w:bCs/>
       </w:rPr>
@@ -9785,10 +10612,10 @@
     <w:uiPriority w:val="66"/>
     <w:rsid w:val="00CB0664"/>
     <w:pPr>
-      <w:spacing w:after="0" w:line="240" w:lineRule="auto"/>
+      <w:spacing w:after="0" w:line="480" w:lineRule="auto"/>
     </w:pPr>
     <w:rPr>
-      <w:rFonts w:asciiTheme="majorHAnsi" w:eastAsiaTheme="majorEastAsia" w:hAnsiTheme="majorHAnsi" w:cstheme="majorBidi"/>
+      <w:rFonts w:ascii="Arial" w:hAnsi="Arial" w:cs="Arial" w:eastAsia="Arial"/>
       <w:color w:val="000000" w:themeColor="text1"/>
     </w:rPr>
     <w:tblPr>
@@ -9810,6 +10637,7 @@
     </w:tblPr>
     <w:tblStylePr w:type="firstRow">
       <w:rPr>
+        <w:rFonts w:ascii="Arial" w:hAnsi="Arial" w:cs="Arial" w:eastAsia="Arial"/>
         <w:sz w:val="24"/>
         <w:szCs w:val="24"/>
       </w:rPr>
@@ -9913,10 +10741,10 @@
     <w:uiPriority w:val="66"/>
     <w:rsid w:val="00CB0664"/>
     <w:pPr>
-      <w:spacing w:after="0" w:line="240" w:lineRule="auto"/>
+      <w:spacing w:after="0" w:line="480" w:lineRule="auto"/>
     </w:pPr>
     <w:rPr>
-      <w:rFonts w:asciiTheme="majorHAnsi" w:eastAsiaTheme="majorEastAsia" w:hAnsiTheme="majorHAnsi" w:cstheme="majorBidi"/>
+      <w:rFonts w:ascii="Arial" w:hAnsi="Arial" w:cs="Arial" w:eastAsia="Arial"/>
       <w:color w:val="000000" w:themeColor="text1"/>
     </w:rPr>
     <w:tblPr>
@@ -9938,6 +10766,7 @@
     </w:tblPr>
     <w:tblStylePr w:type="firstRow">
       <w:rPr>
+        <w:rFonts w:ascii="Arial" w:hAnsi="Arial" w:cs="Arial" w:eastAsia="Arial"/>
         <w:sz w:val="24"/>
         <w:szCs w:val="24"/>
       </w:rPr>
@@ -10041,10 +10870,10 @@
     <w:uiPriority w:val="66"/>
     <w:rsid w:val="00CB0664"/>
     <w:pPr>
-      <w:spacing w:after="0" w:line="240" w:lineRule="auto"/>
+      <w:spacing w:after="0" w:line="480" w:lineRule="auto"/>
     </w:pPr>
     <w:rPr>
-      <w:rFonts w:asciiTheme="majorHAnsi" w:eastAsiaTheme="majorEastAsia" w:hAnsiTheme="majorHAnsi" w:cstheme="majorBidi"/>
+      <w:rFonts w:ascii="Arial" w:hAnsi="Arial" w:cs="Arial" w:eastAsia="Arial"/>
       <w:color w:val="000000" w:themeColor="text1"/>
     </w:rPr>
     <w:tblPr>
@@ -10066,6 +10895,7 @@
     </w:tblPr>
     <w:tblStylePr w:type="firstRow">
       <w:rPr>
+        <w:rFonts w:ascii="Arial" w:hAnsi="Arial" w:cs="Arial" w:eastAsia="Arial"/>
         <w:sz w:val="24"/>
         <w:szCs w:val="24"/>
       </w:rPr>
@@ -10169,10 +10999,10 @@
     <w:uiPriority w:val="66"/>
     <w:rsid w:val="00CB0664"/>
     <w:pPr>
-      <w:spacing w:after="0" w:line="240" w:lineRule="auto"/>
+      <w:spacing w:after="0" w:line="480" w:lineRule="auto"/>
     </w:pPr>
     <w:rPr>
-      <w:rFonts w:asciiTheme="majorHAnsi" w:eastAsiaTheme="majorEastAsia" w:hAnsiTheme="majorHAnsi" w:cstheme="majorBidi"/>
+      <w:rFonts w:ascii="Arial" w:hAnsi="Arial" w:cs="Arial" w:eastAsia="Arial"/>
       <w:color w:val="000000" w:themeColor="text1"/>
     </w:rPr>
     <w:tblPr>
@@ -10194,6 +11024,7 @@
     </w:tblPr>
     <w:tblStylePr w:type="firstRow">
       <w:rPr>
+        <w:rFonts w:ascii="Arial" w:hAnsi="Arial" w:cs="Arial" w:eastAsia="Arial"/>
         <w:sz w:val="24"/>
         <w:szCs w:val="24"/>
       </w:rPr>
@@ -10297,10 +11128,10 @@
     <w:uiPriority w:val="66"/>
     <w:rsid w:val="00CB0664"/>
     <w:pPr>
-      <w:spacing w:after="0" w:line="240" w:lineRule="auto"/>
+      <w:spacing w:after="0" w:line="480" w:lineRule="auto"/>
     </w:pPr>
     <w:rPr>
-      <w:rFonts w:asciiTheme="majorHAnsi" w:eastAsiaTheme="majorEastAsia" w:hAnsiTheme="majorHAnsi" w:cstheme="majorBidi"/>
+      <w:rFonts w:ascii="Arial" w:hAnsi="Arial" w:cs="Arial" w:eastAsia="Arial"/>
       <w:color w:val="000000" w:themeColor="text1"/>
     </w:rPr>
     <w:tblPr>
@@ -10322,6 +11153,7 @@
     </w:tblPr>
     <w:tblStylePr w:type="firstRow">
       <w:rPr>
+        <w:rFonts w:ascii="Arial" w:hAnsi="Arial" w:cs="Arial" w:eastAsia="Arial"/>
         <w:sz w:val="24"/>
         <w:szCs w:val="24"/>
       </w:rPr>
@@ -10425,10 +11257,10 @@
     <w:uiPriority w:val="66"/>
     <w:rsid w:val="00CB0664"/>
     <w:pPr>
-      <w:spacing w:after="0" w:line="240" w:lineRule="auto"/>
+      <w:spacing w:after="0" w:line="480" w:lineRule="auto"/>
     </w:pPr>
     <w:rPr>
-      <w:rFonts w:asciiTheme="majorHAnsi" w:eastAsiaTheme="majorEastAsia" w:hAnsiTheme="majorHAnsi" w:cstheme="majorBidi"/>
+      <w:rFonts w:ascii="Arial" w:hAnsi="Arial" w:cs="Arial" w:eastAsia="Arial"/>
       <w:color w:val="000000" w:themeColor="text1"/>
     </w:rPr>
     <w:tblPr>
@@ -10450,6 +11282,7 @@
     </w:tblPr>
     <w:tblStylePr w:type="firstRow">
       <w:rPr>
+        <w:rFonts w:ascii="Arial" w:hAnsi="Arial" w:cs="Arial" w:eastAsia="Arial"/>
         <w:sz w:val="24"/>
         <w:szCs w:val="24"/>
       </w:rPr>
@@ -10553,10 +11386,10 @@
     <w:uiPriority w:val="66"/>
     <w:rsid w:val="00CB0664"/>
     <w:pPr>
-      <w:spacing w:after="0" w:line="240" w:lineRule="auto"/>
+      <w:spacing w:after="0" w:line="480" w:lineRule="auto"/>
     </w:pPr>
     <w:rPr>
-      <w:rFonts w:asciiTheme="majorHAnsi" w:eastAsiaTheme="majorEastAsia" w:hAnsiTheme="majorHAnsi" w:cstheme="majorBidi"/>
+      <w:rFonts w:ascii="Arial" w:hAnsi="Arial" w:cs="Arial" w:eastAsia="Arial"/>
       <w:color w:val="000000" w:themeColor="text1"/>
     </w:rPr>
     <w:tblPr>
@@ -10578,6 +11411,7 @@
     </w:tblPr>
     <w:tblStylePr w:type="firstRow">
       <w:rPr>
+        <w:rFonts w:ascii="Arial" w:hAnsi="Arial" w:cs="Arial" w:eastAsia="Arial"/>
         <w:sz w:val="24"/>
         <w:szCs w:val="24"/>
       </w:rPr>
@@ -10681,7 +11515,7 @@
     <w:uiPriority w:val="67"/>
     <w:rsid w:val="00CB0664"/>
     <w:pPr>
-      <w:spacing w:after="0" w:line="240" w:lineRule="auto"/>
+      <w:spacing w:after="0" w:line="480" w:lineRule="auto"/>
     </w:pPr>
     <w:tblPr>
       <w:tblStyleRowBandSize w:val="1"/>
@@ -10707,12 +11541,14 @@
     </w:tcPr>
     <w:tblStylePr w:type="firstRow">
       <w:rPr>
+        <w:rFonts w:ascii="Arial" w:hAnsi="Arial" w:cs="Arial" w:eastAsia="Arial"/>
         <w:b/>
         <w:bCs/>
       </w:rPr>
     </w:tblStylePr>
     <w:tblStylePr w:type="lastRow">
       <w:rPr>
+        <w:rFonts w:ascii="Arial" w:hAnsi="Arial" w:cs="Arial" w:eastAsia="Arial"/>
         <w:b/>
         <w:bCs/>
       </w:rPr>
@@ -10725,12 +11561,14 @@
     </w:tblStylePr>
     <w:tblStylePr w:type="firstCol">
       <w:rPr>
+        <w:rFonts w:ascii="Arial" w:hAnsi="Arial" w:cs="Arial" w:eastAsia="Arial"/>
         <w:b/>
         <w:bCs/>
       </w:rPr>
     </w:tblStylePr>
     <w:tblStylePr w:type="lastCol">
       <w:rPr>
+        <w:rFonts w:ascii="Arial" w:hAnsi="Arial" w:cs="Arial" w:eastAsia="Arial"/>
         <w:b/>
         <w:bCs/>
       </w:rPr>
@@ -10754,7 +11592,7 @@
     <w:uiPriority w:val="67"/>
     <w:rsid w:val="00CB0664"/>
     <w:pPr>
-      <w:spacing w:after="0" w:line="240" w:lineRule="auto"/>
+      <w:spacing w:after="0" w:line="480" w:lineRule="auto"/>
     </w:pPr>
     <w:tblPr>
       <w:tblStyleRowBandSize w:val="1"/>
@@ -10780,12 +11618,14 @@
     </w:tcPr>
     <w:tblStylePr w:type="firstRow">
       <w:rPr>
+        <w:rFonts w:ascii="Arial" w:hAnsi="Arial" w:cs="Arial" w:eastAsia="Arial"/>
         <w:b/>
         <w:bCs/>
       </w:rPr>
     </w:tblStylePr>
     <w:tblStylePr w:type="lastRow">
       <w:rPr>
+        <w:rFonts w:ascii="Arial" w:hAnsi="Arial" w:cs="Arial" w:eastAsia="Arial"/>
         <w:b/>
         <w:bCs/>
       </w:rPr>
@@ -10798,12 +11638,14 @@
     </w:tblStylePr>
     <w:tblStylePr w:type="firstCol">
       <w:rPr>
+        <w:rFonts w:ascii="Arial" w:hAnsi="Arial" w:cs="Arial" w:eastAsia="Arial"/>
         <w:b/>
         <w:bCs/>
       </w:rPr>
     </w:tblStylePr>
     <w:tblStylePr w:type="lastCol">
       <w:rPr>
+        <w:rFonts w:ascii="Arial" w:hAnsi="Arial" w:cs="Arial" w:eastAsia="Arial"/>
         <w:b/>
         <w:bCs/>
       </w:rPr>
@@ -10827,7 +11669,7 @@
     <w:uiPriority w:val="67"/>
     <w:rsid w:val="00CB0664"/>
     <w:pPr>
-      <w:spacing w:after="0" w:line="240" w:lineRule="auto"/>
+      <w:spacing w:after="0" w:line="480" w:lineRule="auto"/>
     </w:pPr>
     <w:tblPr>
       <w:tblStyleRowBandSize w:val="1"/>
@@ -10853,12 +11695,14 @@
     </w:tcPr>
     <w:tblStylePr w:type="firstRow">
       <w:rPr>
+        <w:rFonts w:ascii="Arial" w:hAnsi="Arial" w:cs="Arial" w:eastAsia="Arial"/>
         <w:b/>
         <w:bCs/>
       </w:rPr>
     </w:tblStylePr>
     <w:tblStylePr w:type="lastRow">
       <w:rPr>
+        <w:rFonts w:ascii="Arial" w:hAnsi="Arial" w:cs="Arial" w:eastAsia="Arial"/>
         <w:b/>
         <w:bCs/>
       </w:rPr>
@@ -10871,12 +11715,14 @@
     </w:tblStylePr>
     <w:tblStylePr w:type="firstCol">
       <w:rPr>
+        <w:rFonts w:ascii="Arial" w:hAnsi="Arial" w:cs="Arial" w:eastAsia="Arial"/>
         <w:b/>
         <w:bCs/>
       </w:rPr>
     </w:tblStylePr>
     <w:tblStylePr w:type="lastCol">
       <w:rPr>
+        <w:rFonts w:ascii="Arial" w:hAnsi="Arial" w:cs="Arial" w:eastAsia="Arial"/>
         <w:b/>
         <w:bCs/>
       </w:rPr>
@@ -10900,7 +11746,7 @@
     <w:uiPriority w:val="67"/>
     <w:rsid w:val="00CB0664"/>
     <w:pPr>
-      <w:spacing w:after="0" w:line="240" w:lineRule="auto"/>
+      <w:spacing w:after="0" w:line="480" w:lineRule="auto"/>
     </w:pPr>
     <w:tblPr>
       <w:tblStyleRowBandSize w:val="1"/>
@@ -10926,12 +11772,14 @@
     </w:tcPr>
     <w:tblStylePr w:type="firstRow">
       <w:rPr>
+        <w:rFonts w:ascii="Arial" w:hAnsi="Arial" w:cs="Arial" w:eastAsia="Arial"/>
         <w:b/>
         <w:bCs/>
       </w:rPr>
     </w:tblStylePr>
     <w:tblStylePr w:type="lastRow">
       <w:rPr>
+        <w:rFonts w:ascii="Arial" w:hAnsi="Arial" w:cs="Arial" w:eastAsia="Arial"/>
         <w:b/>
         <w:bCs/>
       </w:rPr>
@@ -10944,12 +11792,14 @@
     </w:tblStylePr>
     <w:tblStylePr w:type="firstCol">
       <w:rPr>
+        <w:rFonts w:ascii="Arial" w:hAnsi="Arial" w:cs="Arial" w:eastAsia="Arial"/>
         <w:b/>
         <w:bCs/>
       </w:rPr>
     </w:tblStylePr>
     <w:tblStylePr w:type="lastCol">
       <w:rPr>
+        <w:rFonts w:ascii="Arial" w:hAnsi="Arial" w:cs="Arial" w:eastAsia="Arial"/>
         <w:b/>
         <w:bCs/>
       </w:rPr>
@@ -10973,7 +11823,7 @@
     <w:uiPriority w:val="67"/>
     <w:rsid w:val="00CB0664"/>
     <w:pPr>
-      <w:spacing w:after="0" w:line="240" w:lineRule="auto"/>
+      <w:spacing w:after="0" w:line="480" w:lineRule="auto"/>
     </w:pPr>
     <w:tblPr>
       <w:tblStyleRowBandSize w:val="1"/>
@@ -10999,12 +11849,14 @@
     </w:tcPr>
     <w:tblStylePr w:type="firstRow">
       <w:rPr>
+        <w:rFonts w:ascii="Arial" w:hAnsi="Arial" w:cs="Arial" w:eastAsia="Arial"/>
         <w:b/>
         <w:bCs/>
       </w:rPr>
     </w:tblStylePr>
     <w:tblStylePr w:type="lastRow">
       <w:rPr>
+        <w:rFonts w:ascii="Arial" w:hAnsi="Arial" w:cs="Arial" w:eastAsia="Arial"/>
         <w:b/>
         <w:bCs/>
       </w:rPr>
@@ -11017,12 +11869,14 @@
     </w:tblStylePr>
     <w:tblStylePr w:type="firstCol">
       <w:rPr>
+        <w:rFonts w:ascii="Arial" w:hAnsi="Arial" w:cs="Arial" w:eastAsia="Arial"/>
         <w:b/>
         <w:bCs/>
       </w:rPr>
     </w:tblStylePr>
     <w:tblStylePr w:type="lastCol">
       <w:rPr>
+        <w:rFonts w:ascii="Arial" w:hAnsi="Arial" w:cs="Arial" w:eastAsia="Arial"/>
         <w:b/>
         <w:bCs/>
       </w:rPr>
@@ -11046,7 +11900,7 @@
     <w:uiPriority w:val="67"/>
     <w:rsid w:val="00CB0664"/>
     <w:pPr>
-      <w:spacing w:after="0" w:line="240" w:lineRule="auto"/>
+      <w:spacing w:after="0" w:line="480" w:lineRule="auto"/>
     </w:pPr>
     <w:tblPr>
       <w:tblStyleRowBandSize w:val="1"/>
@@ -11072,12 +11926,14 @@
     </w:tcPr>
     <w:tblStylePr w:type="firstRow">
       <w:rPr>
+        <w:rFonts w:ascii="Arial" w:hAnsi="Arial" w:cs="Arial" w:eastAsia="Arial"/>
         <w:b/>
         <w:bCs/>
       </w:rPr>
     </w:tblStylePr>
     <w:tblStylePr w:type="lastRow">
       <w:rPr>
+        <w:rFonts w:ascii="Arial" w:hAnsi="Arial" w:cs="Arial" w:eastAsia="Arial"/>
         <w:b/>
         <w:bCs/>
       </w:rPr>
@@ -11090,12 +11946,14 @@
     </w:tblStylePr>
     <w:tblStylePr w:type="firstCol">
       <w:rPr>
+        <w:rFonts w:ascii="Arial" w:hAnsi="Arial" w:cs="Arial" w:eastAsia="Arial"/>
         <w:b/>
         <w:bCs/>
       </w:rPr>
     </w:tblStylePr>
     <w:tblStylePr w:type="lastCol">
       <w:rPr>
+        <w:rFonts w:ascii="Arial" w:hAnsi="Arial" w:cs="Arial" w:eastAsia="Arial"/>
         <w:b/>
         <w:bCs/>
       </w:rPr>
@@ -11119,7 +11977,7 @@
     <w:uiPriority w:val="67"/>
     <w:rsid w:val="00CB0664"/>
     <w:pPr>
-      <w:spacing w:after="0" w:line="240" w:lineRule="auto"/>
+      <w:spacing w:after="0" w:line="480" w:lineRule="auto"/>
     </w:pPr>
     <w:tblPr>
       <w:tblStyleRowBandSize w:val="1"/>
@@ -11145,12 +12003,14 @@
     </w:tcPr>
     <w:tblStylePr w:type="firstRow">
       <w:rPr>
+        <w:rFonts w:ascii="Arial" w:hAnsi="Arial" w:cs="Arial" w:eastAsia="Arial"/>
         <w:b/>
         <w:bCs/>
       </w:rPr>
     </w:tblStylePr>
     <w:tblStylePr w:type="lastRow">
       <w:rPr>
+        <w:rFonts w:ascii="Arial" w:hAnsi="Arial" w:cs="Arial" w:eastAsia="Arial"/>
         <w:b/>
         <w:bCs/>
       </w:rPr>
@@ -11163,12 +12023,14 @@
     </w:tblStylePr>
     <w:tblStylePr w:type="firstCol">
       <w:rPr>
+        <w:rFonts w:ascii="Arial" w:hAnsi="Arial" w:cs="Arial" w:eastAsia="Arial"/>
         <w:b/>
         <w:bCs/>
       </w:rPr>
     </w:tblStylePr>
     <w:tblStylePr w:type="lastCol">
       <w:rPr>
+        <w:rFonts w:ascii="Arial" w:hAnsi="Arial" w:cs="Arial" w:eastAsia="Arial"/>
         <w:b/>
         <w:bCs/>
       </w:rPr>
@@ -11192,10 +12054,10 @@
     <w:uiPriority w:val="68"/>
     <w:rsid w:val="00CB0664"/>
     <w:pPr>
-      <w:spacing w:after="0" w:line="240" w:lineRule="auto"/>
+      <w:spacing w:after="0" w:line="480" w:lineRule="auto"/>
     </w:pPr>
     <w:rPr>
-      <w:rFonts w:asciiTheme="majorHAnsi" w:eastAsiaTheme="majorEastAsia" w:hAnsiTheme="majorHAnsi" w:cstheme="majorBidi"/>
+      <w:rFonts w:ascii="Arial" w:hAnsi="Arial" w:cs="Arial" w:eastAsia="Arial"/>
       <w:color w:val="000000" w:themeColor="text1"/>
     </w:rPr>
     <w:tblPr>
@@ -11222,6 +12084,7 @@
     </w:tcPr>
     <w:tblStylePr w:type="firstRow">
       <w:rPr>
+        <w:rFonts w:ascii="Arial" w:hAnsi="Arial" w:cs="Arial" w:eastAsia="Arial"/>
         <w:b/>
         <w:bCs/>
         <w:color w:val="000000" w:themeColor="text1"/>
@@ -11233,6 +12096,7 @@
     </w:tblStylePr>
     <w:tblStylePr w:type="lastRow">
       <w:rPr>
+        <w:rFonts w:ascii="Arial" w:hAnsi="Arial" w:cs="Arial" w:eastAsia="Arial"/>
         <w:b/>
         <w:bCs/>
         <w:color w:val="000000" w:themeColor="text1"/>
@@ -11252,6 +12116,7 @@
     </w:tblStylePr>
     <w:tblStylePr w:type="firstCol">
       <w:rPr>
+        <w:rFonts w:ascii="Arial" w:hAnsi="Arial" w:cs="Arial" w:eastAsia="Arial"/>
         <w:b/>
         <w:bCs/>
         <w:color w:val="000000" w:themeColor="text1"/>
@@ -11271,6 +12136,7 @@
     </w:tblStylePr>
     <w:tblStylePr w:type="lastCol">
       <w:rPr>
+        <w:rFonts w:ascii="Arial" w:hAnsi="Arial" w:cs="Arial" w:eastAsia="Arial"/>
         <w:b w:val="0"/>
         <w:bCs w:val="0"/>
         <w:color w:val="000000" w:themeColor="text1"/>
@@ -11317,10 +12183,10 @@
     <w:uiPriority w:val="68"/>
     <w:rsid w:val="00CB0664"/>
     <w:pPr>
-      <w:spacing w:after="0" w:line="240" w:lineRule="auto"/>
+      <w:spacing w:after="0" w:line="480" w:lineRule="auto"/>
     </w:pPr>
     <w:rPr>
-      <w:rFonts w:asciiTheme="majorHAnsi" w:eastAsiaTheme="majorEastAsia" w:hAnsiTheme="majorHAnsi" w:cstheme="majorBidi"/>
+      <w:rFonts w:ascii="Arial" w:hAnsi="Arial" w:cs="Arial" w:eastAsia="Arial"/>
       <w:color w:val="000000" w:themeColor="text1"/>
     </w:rPr>
     <w:tblPr>
@@ -11347,6 +12213,7 @@
     </w:tcPr>
     <w:tblStylePr w:type="firstRow">
       <w:rPr>
+        <w:rFonts w:ascii="Arial" w:hAnsi="Arial" w:cs="Arial" w:eastAsia="Arial"/>
         <w:b/>
         <w:bCs/>
         <w:color w:val="000000" w:themeColor="text1"/>
@@ -11358,6 +12225,7 @@
     </w:tblStylePr>
     <w:tblStylePr w:type="lastRow">
       <w:rPr>
+        <w:rFonts w:ascii="Arial" w:hAnsi="Arial" w:cs="Arial" w:eastAsia="Arial"/>
         <w:b/>
         <w:bCs/>
         <w:color w:val="000000" w:themeColor="text1"/>
@@ -11377,6 +12245,7 @@
     </w:tblStylePr>
     <w:tblStylePr w:type="firstCol">
       <w:rPr>
+        <w:rFonts w:ascii="Arial" w:hAnsi="Arial" w:cs="Arial" w:eastAsia="Arial"/>
         <w:b/>
         <w:bCs/>
         <w:color w:val="000000" w:themeColor="text1"/>
@@ -11396,6 +12265,7 @@
     </w:tblStylePr>
     <w:tblStylePr w:type="lastCol">
       <w:rPr>
+        <w:rFonts w:ascii="Arial" w:hAnsi="Arial" w:cs="Arial" w:eastAsia="Arial"/>
         <w:b w:val="0"/>
         <w:bCs w:val="0"/>
         <w:color w:val="000000" w:themeColor="text1"/>
@@ -11442,10 +12312,10 @@
     <w:uiPriority w:val="68"/>
     <w:rsid w:val="00CB0664"/>
     <w:pPr>
-      <w:spacing w:after="0" w:line="240" w:lineRule="auto"/>
+      <w:spacing w:after="0" w:line="480" w:lineRule="auto"/>
     </w:pPr>
     <w:rPr>
-      <w:rFonts w:asciiTheme="majorHAnsi" w:eastAsiaTheme="majorEastAsia" w:hAnsiTheme="majorHAnsi" w:cstheme="majorBidi"/>
+      <w:rFonts w:ascii="Arial" w:hAnsi="Arial" w:cs="Arial" w:eastAsia="Arial"/>
       <w:color w:val="000000" w:themeColor="text1"/>
     </w:rPr>
     <w:tblPr>
@@ -11472,6 +12342,7 @@
     </w:tcPr>
     <w:tblStylePr w:type="firstRow">
       <w:rPr>
+        <w:rFonts w:ascii="Arial" w:hAnsi="Arial" w:cs="Arial" w:eastAsia="Arial"/>
         <w:b/>
         <w:bCs/>
         <w:color w:val="000000" w:themeColor="text1"/>
@@ -11483,6 +12354,7 @@
     </w:tblStylePr>
     <w:tblStylePr w:type="lastRow">
       <w:rPr>
+        <w:rFonts w:ascii="Arial" w:hAnsi="Arial" w:cs="Arial" w:eastAsia="Arial"/>
         <w:b/>
         <w:bCs/>
         <w:color w:val="000000" w:themeColor="text1"/>
@@ -11502,6 +12374,7 @@
     </w:tblStylePr>
     <w:tblStylePr w:type="firstCol">
       <w:rPr>
+        <w:rFonts w:ascii="Arial" w:hAnsi="Arial" w:cs="Arial" w:eastAsia="Arial"/>
         <w:b/>
         <w:bCs/>
         <w:color w:val="000000" w:themeColor="text1"/>
@@ -11521,6 +12394,7 @@
     </w:tblStylePr>
     <w:tblStylePr w:type="lastCol">
       <w:rPr>
+        <w:rFonts w:ascii="Arial" w:hAnsi="Arial" w:cs="Arial" w:eastAsia="Arial"/>
         <w:b w:val="0"/>
         <w:bCs w:val="0"/>
         <w:color w:val="000000" w:themeColor="text1"/>
@@ -11567,10 +12441,10 @@
     <w:uiPriority w:val="68"/>
     <w:rsid w:val="00CB0664"/>
     <w:pPr>
-      <w:spacing w:after="0" w:line="240" w:lineRule="auto"/>
+      <w:spacing w:after="0" w:line="480" w:lineRule="auto"/>
     </w:pPr>
     <w:rPr>
-      <w:rFonts w:asciiTheme="majorHAnsi" w:eastAsiaTheme="majorEastAsia" w:hAnsiTheme="majorHAnsi" w:cstheme="majorBidi"/>
+      <w:rFonts w:ascii="Arial" w:hAnsi="Arial" w:cs="Arial" w:eastAsia="Arial"/>
       <w:color w:val="000000" w:themeColor="text1"/>
     </w:rPr>
     <w:tblPr>
@@ -11597,6 +12471,7 @@
     </w:tcPr>
     <w:tblStylePr w:type="firstRow">
       <w:rPr>
+        <w:rFonts w:ascii="Arial" w:hAnsi="Arial" w:cs="Arial" w:eastAsia="Arial"/>
         <w:b/>
         <w:bCs/>
         <w:color w:val="000000" w:themeColor="text1"/>
@@ -11608,6 +12483,7 @@
     </w:tblStylePr>
     <w:tblStylePr w:type="lastRow">
       <w:rPr>
+        <w:rFonts w:ascii="Arial" w:hAnsi="Arial" w:cs="Arial" w:eastAsia="Arial"/>
         <w:b/>
         <w:bCs/>
         <w:color w:val="000000" w:themeColor="text1"/>
@@ -11627,6 +12503,7 @@
     </w:tblStylePr>
     <w:tblStylePr w:type="firstCol">
       <w:rPr>
+        <w:rFonts w:ascii="Arial" w:hAnsi="Arial" w:cs="Arial" w:eastAsia="Arial"/>
         <w:b/>
         <w:bCs/>
         <w:color w:val="000000" w:themeColor="text1"/>
@@ -11646,6 +12523,7 @@
     </w:tblStylePr>
     <w:tblStylePr w:type="lastCol">
       <w:rPr>
+        <w:rFonts w:ascii="Arial" w:hAnsi="Arial" w:cs="Arial" w:eastAsia="Arial"/>
         <w:b w:val="0"/>
         <w:bCs w:val="0"/>
         <w:color w:val="000000" w:themeColor="text1"/>
@@ -11692,10 +12570,10 @@
     <w:uiPriority w:val="68"/>
     <w:rsid w:val="00CB0664"/>
     <w:pPr>
-      <w:spacing w:after="0" w:line="240" w:lineRule="auto"/>
+      <w:spacing w:after="0" w:line="480" w:lineRule="auto"/>
     </w:pPr>
     <w:rPr>
-      <w:rFonts w:asciiTheme="majorHAnsi" w:eastAsiaTheme="majorEastAsia" w:hAnsiTheme="majorHAnsi" w:cstheme="majorBidi"/>
+      <w:rFonts w:ascii="Arial" w:hAnsi="Arial" w:cs="Arial" w:eastAsia="Arial"/>
       <w:color w:val="000000" w:themeColor="text1"/>
     </w:rPr>
     <w:tblPr>
@@ -11722,6 +12600,7 @@
     </w:tcPr>
     <w:tblStylePr w:type="firstRow">
       <w:rPr>
+        <w:rFonts w:ascii="Arial" w:hAnsi="Arial" w:cs="Arial" w:eastAsia="Arial"/>
         <w:b/>
         <w:bCs/>
         <w:color w:val="000000" w:themeColor="text1"/>
@@ -11733,6 +12612,7 @@
     </w:tblStylePr>
     <w:tblStylePr w:type="lastRow">
       <w:rPr>
+        <w:rFonts w:ascii="Arial" w:hAnsi="Arial" w:cs="Arial" w:eastAsia="Arial"/>
         <w:b/>
         <w:bCs/>
         <w:color w:val="000000" w:themeColor="text1"/>
@@ -11752,6 +12632,7 @@
     </w:tblStylePr>
     <w:tblStylePr w:type="firstCol">
       <w:rPr>
+        <w:rFonts w:ascii="Arial" w:hAnsi="Arial" w:cs="Arial" w:eastAsia="Arial"/>
         <w:b/>
         <w:bCs/>
         <w:color w:val="000000" w:themeColor="text1"/>
@@ -11771,6 +12652,7 @@
     </w:tblStylePr>
     <w:tblStylePr w:type="lastCol">
       <w:rPr>
+        <w:rFonts w:ascii="Arial" w:hAnsi="Arial" w:cs="Arial" w:eastAsia="Arial"/>
         <w:b w:val="0"/>
         <w:bCs w:val="0"/>
         <w:color w:val="000000" w:themeColor="text1"/>
@@ -11817,10 +12699,10 @@
     <w:uiPriority w:val="68"/>
     <w:rsid w:val="00CB0664"/>
     <w:pPr>
-      <w:spacing w:after="0" w:line="240" w:lineRule="auto"/>
+      <w:spacing w:after="0" w:line="480" w:lineRule="auto"/>
     </w:pPr>
     <w:rPr>
-      <w:rFonts w:asciiTheme="majorHAnsi" w:eastAsiaTheme="majorEastAsia" w:hAnsiTheme="majorHAnsi" w:cstheme="majorBidi"/>
+      <w:rFonts w:ascii="Arial" w:hAnsi="Arial" w:cs="Arial" w:eastAsia="Arial"/>
       <w:color w:val="000000" w:themeColor="text1"/>
     </w:rPr>
     <w:tblPr>
@@ -11847,6 +12729,7 @@
     </w:tcPr>
     <w:tblStylePr w:type="firstRow">
       <w:rPr>
+        <w:rFonts w:ascii="Arial" w:hAnsi="Arial" w:cs="Arial" w:eastAsia="Arial"/>
         <w:b/>
         <w:bCs/>
         <w:color w:val="000000" w:themeColor="text1"/>
@@ -11858,6 +12741,7 @@
     </w:tblStylePr>
     <w:tblStylePr w:type="lastRow">
       <w:rPr>
+        <w:rFonts w:ascii="Arial" w:hAnsi="Arial" w:cs="Arial" w:eastAsia="Arial"/>
         <w:b/>
         <w:bCs/>
         <w:color w:val="000000" w:themeColor="text1"/>
@@ -11877,6 +12761,7 @@
     </w:tblStylePr>
     <w:tblStylePr w:type="firstCol">
       <w:rPr>
+        <w:rFonts w:ascii="Arial" w:hAnsi="Arial" w:cs="Arial" w:eastAsia="Arial"/>
         <w:b/>
         <w:bCs/>
         <w:color w:val="000000" w:themeColor="text1"/>
@@ -11896,6 +12781,7 @@
     </w:tblStylePr>
     <w:tblStylePr w:type="lastCol">
       <w:rPr>
+        <w:rFonts w:ascii="Arial" w:hAnsi="Arial" w:cs="Arial" w:eastAsia="Arial"/>
         <w:b w:val="0"/>
         <w:bCs w:val="0"/>
         <w:color w:val="000000" w:themeColor="text1"/>
@@ -11942,10 +12828,10 @@
     <w:uiPriority w:val="68"/>
     <w:rsid w:val="00CB0664"/>
     <w:pPr>
-      <w:spacing w:after="0" w:line="240" w:lineRule="auto"/>
+      <w:spacing w:after="0" w:line="480" w:lineRule="auto"/>
     </w:pPr>
     <w:rPr>
-      <w:rFonts w:asciiTheme="majorHAnsi" w:eastAsiaTheme="majorEastAsia" w:hAnsiTheme="majorHAnsi" w:cstheme="majorBidi"/>
+      <w:rFonts w:ascii="Arial" w:hAnsi="Arial" w:cs="Arial" w:eastAsia="Arial"/>
       <w:color w:val="000000" w:themeColor="text1"/>
     </w:rPr>
     <w:tblPr>
@@ -11972,6 +12858,7 @@
     </w:tcPr>
     <w:tblStylePr w:type="firstRow">
       <w:rPr>
+        <w:rFonts w:ascii="Arial" w:hAnsi="Arial" w:cs="Arial" w:eastAsia="Arial"/>
         <w:b/>
         <w:bCs/>
         <w:color w:val="000000" w:themeColor="text1"/>
@@ -11983,6 +12870,7 @@
     </w:tblStylePr>
     <w:tblStylePr w:type="lastRow">
       <w:rPr>
+        <w:rFonts w:ascii="Arial" w:hAnsi="Arial" w:cs="Arial" w:eastAsia="Arial"/>
         <w:b/>
         <w:bCs/>
         <w:color w:val="000000" w:themeColor="text1"/>
@@ -12002,6 +12890,7 @@
     </w:tblStylePr>
     <w:tblStylePr w:type="firstCol">
       <w:rPr>
+        <w:rFonts w:ascii="Arial" w:hAnsi="Arial" w:cs="Arial" w:eastAsia="Arial"/>
         <w:b/>
         <w:bCs/>
         <w:color w:val="000000" w:themeColor="text1"/>
@@ -12021,6 +12910,7 @@
     </w:tblStylePr>
     <w:tblStylePr w:type="lastCol">
       <w:rPr>
+        <w:rFonts w:ascii="Arial" w:hAnsi="Arial" w:cs="Arial" w:eastAsia="Arial"/>
         <w:b w:val="0"/>
         <w:bCs w:val="0"/>
         <w:color w:val="000000" w:themeColor="text1"/>
@@ -12067,7 +12957,7 @@
     <w:uiPriority w:val="69"/>
     <w:rsid w:val="00CB0664"/>
     <w:pPr>
-      <w:spacing w:after="0" w:line="240" w:lineRule="auto"/>
+      <w:spacing w:after="0" w:line="480" w:lineRule="auto"/>
     </w:pPr>
     <w:tblPr>
       <w:tblStyleRowBandSize w:val="1"/>
@@ -12093,6 +12983,7 @@
     </w:tcPr>
     <w:tblStylePr w:type="firstRow">
       <w:rPr>
+        <w:rFonts w:ascii="Arial" w:hAnsi="Arial" w:cs="Arial" w:eastAsia="Arial"/>
         <w:b/>
         <w:bCs/>
         <w:i w:val="0"/>
@@ -12114,6 +13005,7 @@
     </w:tblStylePr>
     <w:tblStylePr w:type="lastRow">
       <w:rPr>
+        <w:rFonts w:ascii="Arial" w:hAnsi="Arial" w:cs="Arial" w:eastAsia="Arial"/>
         <w:b/>
         <w:bCs/>
         <w:i w:val="0"/>
@@ -12135,6 +13027,7 @@
     </w:tblStylePr>
     <w:tblStylePr w:type="firstCol">
       <w:rPr>
+        <w:rFonts w:ascii="Arial" w:hAnsi="Arial" w:cs="Arial" w:eastAsia="Arial"/>
         <w:b/>
         <w:bCs/>
         <w:i w:val="0"/>
@@ -12154,6 +13047,7 @@
     </w:tblStylePr>
     <w:tblStylePr w:type="lastCol">
       <w:rPr>
+        <w:rFonts w:ascii="Arial" w:hAnsi="Arial" w:cs="Arial" w:eastAsia="Arial"/>
         <w:b/>
         <w:bCs/>
         <w:i w:val="0"/>
@@ -12208,7 +13102,7 @@
     <w:uiPriority w:val="69"/>
     <w:rsid w:val="00CB0664"/>
     <w:pPr>
-      <w:spacing w:after="0" w:line="240" w:lineRule="auto"/>
+      <w:spacing w:after="0" w:line="480" w:lineRule="auto"/>
     </w:pPr>
     <w:tblPr>
       <w:tblStyleRowBandSize w:val="1"/>
@@ -12234,6 +13128,7 @@
     </w:tcPr>
     <w:tblStylePr w:type="firstRow">
       <w:rPr>
+        <w:rFonts w:ascii="Arial" w:hAnsi="Arial" w:cs="Arial" w:eastAsia="Arial"/>
         <w:b/>
         <w:bCs/>
         <w:i w:val="0"/>
@@ -12255,6 +13150,7 @@
     </w:tblStylePr>
     <w:tblStylePr w:type="lastRow">
       <w:rPr>
+        <w:rFonts w:ascii="Arial" w:hAnsi="Arial" w:cs="Arial" w:eastAsia="Arial"/>
         <w:b/>
         <w:bCs/>
         <w:i w:val="0"/>
@@ -12276,6 +13172,7 @@
     </w:tblStylePr>
     <w:tblStylePr w:type="firstCol">
       <w:rPr>
+        <w:rFonts w:ascii="Arial" w:hAnsi="Arial" w:cs="Arial" w:eastAsia="Arial"/>
         <w:b/>
         <w:bCs/>
         <w:i w:val="0"/>
@@ -12295,6 +13192,7 @@
     </w:tblStylePr>
     <w:tblStylePr w:type="lastCol">
       <w:rPr>
+        <w:rFonts w:ascii="Arial" w:hAnsi="Arial" w:cs="Arial" w:eastAsia="Arial"/>
         <w:b/>
         <w:bCs/>
         <w:i w:val="0"/>
@@ -12349,7 +13247,7 @@
     <w:uiPriority w:val="69"/>
     <w:rsid w:val="00CB0664"/>
     <w:pPr>
-      <w:spacing w:after="0" w:line="240" w:lineRule="auto"/>
+      <w:spacing w:after="0" w:line="480" w:lineRule="auto"/>
     </w:pPr>
     <w:tblPr>
       <w:tblStyleRowBandSize w:val="1"/>
@@ -12375,6 +13273,7 @@
     </w:tcPr>
     <w:tblStylePr w:type="firstRow">
       <w:rPr>
+        <w:rFonts w:ascii="Arial" w:hAnsi="Arial" w:cs="Arial" w:eastAsia="Arial"/>
         <w:b/>
         <w:bCs/>
         <w:i w:val="0"/>
@@ -12396,6 +13295,7 @@
     </w:tblStylePr>
     <w:tblStylePr w:type="lastRow">
       <w:rPr>
+        <w:rFonts w:ascii="Arial" w:hAnsi="Arial" w:cs="Arial" w:eastAsia="Arial"/>
         <w:b/>
         <w:bCs/>
         <w:i w:val="0"/>
@@ -12417,6 +13317,7 @@
     </w:tblStylePr>
     <w:tblStylePr w:type="firstCol">
       <w:rPr>
+        <w:rFonts w:ascii="Arial" w:hAnsi="Arial" w:cs="Arial" w:eastAsia="Arial"/>
         <w:b/>
         <w:bCs/>
         <w:i w:val="0"/>
@@ -12436,6 +13337,7 @@
     </w:tblStylePr>
     <w:tblStylePr w:type="lastCol">
       <w:rPr>
+        <w:rFonts w:ascii="Arial" w:hAnsi="Arial" w:cs="Arial" w:eastAsia="Arial"/>
         <w:b/>
         <w:bCs/>
         <w:i w:val="0"/>
@@ -12490,7 +13392,7 @@
     <w:uiPriority w:val="69"/>
     <w:rsid w:val="00CB0664"/>
     <w:pPr>
-      <w:spacing w:after="0" w:line="240" w:lineRule="auto"/>
+      <w:spacing w:after="0" w:line="480" w:lineRule="auto"/>
     </w:pPr>
     <w:tblPr>
       <w:tblStyleRowBandSize w:val="1"/>
@@ -12516,6 +13418,7 @@
     </w:tcPr>
     <w:tblStylePr w:type="firstRow">
       <w:rPr>
+        <w:rFonts w:ascii="Arial" w:hAnsi="Arial" w:cs="Arial" w:eastAsia="Arial"/>
         <w:b/>
         <w:bCs/>
         <w:i w:val="0"/>
@@ -12537,6 +13440,7 @@
     </w:tblStylePr>
     <w:tblStylePr w:type="lastRow">
       <w:rPr>
+        <w:rFonts w:ascii="Arial" w:hAnsi="Arial" w:cs="Arial" w:eastAsia="Arial"/>
         <w:b/>
         <w:bCs/>
         <w:i w:val="0"/>
@@ -12558,6 +13462,7 @@
     </w:tblStylePr>
     <w:tblStylePr w:type="firstCol">
       <w:rPr>
+        <w:rFonts w:ascii="Arial" w:hAnsi="Arial" w:cs="Arial" w:eastAsia="Arial"/>
         <w:b/>
         <w:bCs/>
         <w:i w:val="0"/>
@@ -12577,6 +13482,7 @@
     </w:tblStylePr>
     <w:tblStylePr w:type="lastCol">
       <w:rPr>
+        <w:rFonts w:ascii="Arial" w:hAnsi="Arial" w:cs="Arial" w:eastAsia="Arial"/>
         <w:b/>
         <w:bCs/>
         <w:i w:val="0"/>
@@ -12631,7 +13537,7 @@
     <w:uiPriority w:val="69"/>
     <w:rsid w:val="00CB0664"/>
     <w:pPr>
-      <w:spacing w:after="0" w:line="240" w:lineRule="auto"/>
+      <w:spacing w:after="0" w:line="480" w:lineRule="auto"/>
     </w:pPr>
     <w:tblPr>
       <w:tblStyleRowBandSize w:val="1"/>
@@ -12657,6 +13563,7 @@
     </w:tcPr>
     <w:tblStylePr w:type="firstRow">
       <w:rPr>
+        <w:rFonts w:ascii="Arial" w:hAnsi="Arial" w:cs="Arial" w:eastAsia="Arial"/>
         <w:b/>
         <w:bCs/>
         <w:i w:val="0"/>
@@ -12678,6 +13585,7 @@
     </w:tblStylePr>
     <w:tblStylePr w:type="lastRow">
       <w:rPr>
+        <w:rFonts w:ascii="Arial" w:hAnsi="Arial" w:cs="Arial" w:eastAsia="Arial"/>
         <w:b/>
         <w:bCs/>
         <w:i w:val="0"/>
@@ -12699,6 +13607,7 @@
     </w:tblStylePr>
     <w:tblStylePr w:type="firstCol">
       <w:rPr>
+        <w:rFonts w:ascii="Arial" w:hAnsi="Arial" w:cs="Arial" w:eastAsia="Arial"/>
         <w:b/>
         <w:bCs/>
         <w:i w:val="0"/>
@@ -12718,6 +13627,7 @@
     </w:tblStylePr>
     <w:tblStylePr w:type="lastCol">
       <w:rPr>
+        <w:rFonts w:ascii="Arial" w:hAnsi="Arial" w:cs="Arial" w:eastAsia="Arial"/>
         <w:b/>
         <w:bCs/>
         <w:i w:val="0"/>
@@ -12772,7 +13682,7 @@
     <w:uiPriority w:val="69"/>
     <w:rsid w:val="00CB0664"/>
     <w:pPr>
-      <w:spacing w:after="0" w:line="240" w:lineRule="auto"/>
+      <w:spacing w:after="0" w:line="480" w:lineRule="auto"/>
     </w:pPr>
     <w:tblPr>
       <w:tblStyleRowBandSize w:val="1"/>
@@ -12798,6 +13708,7 @@
     </w:tcPr>
     <w:tblStylePr w:type="firstRow">
       <w:rPr>
+        <w:rFonts w:ascii="Arial" w:hAnsi="Arial" w:cs="Arial" w:eastAsia="Arial"/>
         <w:b/>
         <w:bCs/>
         <w:i w:val="0"/>
@@ -12819,6 +13730,7 @@
     </w:tblStylePr>
     <w:tblStylePr w:type="lastRow">
       <w:rPr>
+        <w:rFonts w:ascii="Arial" w:hAnsi="Arial" w:cs="Arial" w:eastAsia="Arial"/>
         <w:b/>
         <w:bCs/>
         <w:i w:val="0"/>
@@ -12840,6 +13752,7 @@
     </w:tblStylePr>
     <w:tblStylePr w:type="firstCol">
       <w:rPr>
+        <w:rFonts w:ascii="Arial" w:hAnsi="Arial" w:cs="Arial" w:eastAsia="Arial"/>
         <w:b/>
         <w:bCs/>
         <w:i w:val="0"/>
@@ -12859,6 +13772,7 @@
     </w:tblStylePr>
     <w:tblStylePr w:type="lastCol">
       <w:rPr>
+        <w:rFonts w:ascii="Arial" w:hAnsi="Arial" w:cs="Arial" w:eastAsia="Arial"/>
         <w:b/>
         <w:bCs/>
         <w:i w:val="0"/>
@@ -12913,7 +13827,7 @@
     <w:uiPriority w:val="69"/>
     <w:rsid w:val="00CB0664"/>
     <w:pPr>
-      <w:spacing w:after="0" w:line="240" w:lineRule="auto"/>
+      <w:spacing w:after="0" w:line="480" w:lineRule="auto"/>
     </w:pPr>
     <w:tblPr>
       <w:tblStyleRowBandSize w:val="1"/>
@@ -12939,6 +13853,7 @@
     </w:tcPr>
     <w:tblStylePr w:type="firstRow">
       <w:rPr>
+        <w:rFonts w:ascii="Arial" w:hAnsi="Arial" w:cs="Arial" w:eastAsia="Arial"/>
         <w:b/>
         <w:bCs/>
         <w:i w:val="0"/>
@@ -12960,6 +13875,7 @@
     </w:tblStylePr>
     <w:tblStylePr w:type="lastRow">
       <w:rPr>
+        <w:rFonts w:ascii="Arial" w:hAnsi="Arial" w:cs="Arial" w:eastAsia="Arial"/>
         <w:b/>
         <w:bCs/>
         <w:i w:val="0"/>
@@ -12981,6 +13897,7 @@
     </w:tblStylePr>
     <w:tblStylePr w:type="firstCol">
       <w:rPr>
+        <w:rFonts w:ascii="Arial" w:hAnsi="Arial" w:cs="Arial" w:eastAsia="Arial"/>
         <w:b/>
         <w:bCs/>
         <w:i w:val="0"/>
@@ -13000,6 +13917,7 @@
     </w:tblStylePr>
     <w:tblStylePr w:type="lastCol">
       <w:rPr>
+        <w:rFonts w:ascii="Arial" w:hAnsi="Arial" w:cs="Arial" w:eastAsia="Arial"/>
         <w:b/>
         <w:bCs/>
         <w:i w:val="0"/>
@@ -13054,9 +13972,10 @@
     <w:uiPriority w:val="70"/>
     <w:rsid w:val="00CB0664"/>
     <w:pPr>
-      <w:spacing w:after="0" w:line="240" w:lineRule="auto"/>
+      <w:spacing w:after="0" w:line="480" w:lineRule="auto"/>
     </w:pPr>
     <w:rPr>
+      <w:rFonts w:ascii="Arial" w:hAnsi="Arial" w:cs="Arial" w:eastAsia="Arial"/>
       <w:color w:val="FFFFFF" w:themeColor="background1"/>
     </w:rPr>
     <w:tblPr>
@@ -13075,6 +13994,7 @@
     </w:tcPr>
     <w:tblStylePr w:type="firstRow">
       <w:rPr>
+        <w:rFonts w:ascii="Arial" w:hAnsi="Arial" w:cs="Arial" w:eastAsia="Arial"/>
         <w:b/>
         <w:bCs/>
       </w:rPr>
@@ -13168,9 +14088,10 @@
     <w:uiPriority w:val="70"/>
     <w:rsid w:val="00CB0664"/>
     <w:pPr>
-      <w:spacing w:after="0" w:line="240" w:lineRule="auto"/>
+      <w:spacing w:after="0" w:line="480" w:lineRule="auto"/>
     </w:pPr>
     <w:rPr>
+      <w:rFonts w:ascii="Arial" w:hAnsi="Arial" w:cs="Arial" w:eastAsia="Arial"/>
       <w:color w:val="FFFFFF" w:themeColor="background1"/>
     </w:rPr>
     <w:tblPr>
@@ -13189,6 +14110,7 @@
     </w:tcPr>
     <w:tblStylePr w:type="firstRow">
       <w:rPr>
+        <w:rFonts w:ascii="Arial" w:hAnsi="Arial" w:cs="Arial" w:eastAsia="Arial"/>
         <w:b/>
         <w:bCs/>
       </w:rPr>
@@ -13282,9 +14204,10 @@
     <w:uiPriority w:val="70"/>
     <w:rsid w:val="00CB0664"/>
     <w:pPr>
-      <w:spacing w:after="0" w:line="240" w:lineRule="auto"/>
+      <w:spacing w:after="0" w:line="480" w:lineRule="auto"/>
     </w:pPr>
     <w:rPr>
+      <w:rFonts w:ascii="Arial" w:hAnsi="Arial" w:cs="Arial" w:eastAsia="Arial"/>
       <w:color w:val="FFFFFF" w:themeColor="background1"/>
     </w:rPr>
     <w:tblPr>
@@ -13303,6 +14226,7 @@
     </w:tcPr>
     <w:tblStylePr w:type="firstRow">
       <w:rPr>
+        <w:rFonts w:ascii="Arial" w:hAnsi="Arial" w:cs="Arial" w:eastAsia="Arial"/>
         <w:b/>
         <w:bCs/>
       </w:rPr>
@@ -13396,9 +14320,10 @@
     <w:uiPriority w:val="70"/>
     <w:rsid w:val="00CB0664"/>
     <w:pPr>
-      <w:spacing w:after="0" w:line="240" w:lineRule="auto"/>
+      <w:spacing w:after="0" w:line="480" w:lineRule="auto"/>
     </w:pPr>
     <w:rPr>
+      <w:rFonts w:ascii="Arial" w:hAnsi="Arial" w:cs="Arial" w:eastAsia="Arial"/>
       <w:color w:val="FFFFFF" w:themeColor="background1"/>
     </w:rPr>
     <w:tblPr>
@@ -13417,6 +14342,7 @@
     </w:tcPr>
     <w:tblStylePr w:type="firstRow">
       <w:rPr>
+        <w:rFonts w:ascii="Arial" w:hAnsi="Arial" w:cs="Arial" w:eastAsia="Arial"/>
         <w:b/>
         <w:bCs/>
       </w:rPr>
@@ -13510,9 +14436,10 @@
     <w:uiPriority w:val="70"/>
     <w:rsid w:val="00CB0664"/>
     <w:pPr>
-      <w:spacing w:after="0" w:line="240" w:lineRule="auto"/>
+      <w:spacing w:after="0" w:line="480" w:lineRule="auto"/>
     </w:pPr>
     <w:rPr>
+      <w:rFonts w:ascii="Arial" w:hAnsi="Arial" w:cs="Arial" w:eastAsia="Arial"/>
       <w:color w:val="FFFFFF" w:themeColor="background1"/>
     </w:rPr>
     <w:tblPr>
@@ -13531,6 +14458,7 @@
     </w:tcPr>
     <w:tblStylePr w:type="firstRow">
       <w:rPr>
+        <w:rFonts w:ascii="Arial" w:hAnsi="Arial" w:cs="Arial" w:eastAsia="Arial"/>
         <w:b/>
         <w:bCs/>
       </w:rPr>
@@ -13624,9 +14552,10 @@
     <w:uiPriority w:val="70"/>
     <w:rsid w:val="00CB0664"/>
     <w:pPr>
-      <w:spacing w:after="0" w:line="240" w:lineRule="auto"/>
+      <w:spacing w:after="0" w:line="480" w:lineRule="auto"/>
     </w:pPr>
     <w:rPr>
+      <w:rFonts w:ascii="Arial" w:hAnsi="Arial" w:cs="Arial" w:eastAsia="Arial"/>
       <w:color w:val="FFFFFF" w:themeColor="background1"/>
     </w:rPr>
     <w:tblPr>
@@ -13645,6 +14574,7 @@
     </w:tcPr>
     <w:tblStylePr w:type="firstRow">
       <w:rPr>
+        <w:rFonts w:ascii="Arial" w:hAnsi="Arial" w:cs="Arial" w:eastAsia="Arial"/>
         <w:b/>
         <w:bCs/>
       </w:rPr>
@@ -13738,9 +14668,10 @@
     <w:uiPriority w:val="70"/>
     <w:rsid w:val="00CB0664"/>
     <w:pPr>
-      <w:spacing w:after="0" w:line="240" w:lineRule="auto"/>
+      <w:spacing w:after="0" w:line="480" w:lineRule="auto"/>
     </w:pPr>
     <w:rPr>
+      <w:rFonts w:ascii="Arial" w:hAnsi="Arial" w:cs="Arial" w:eastAsia="Arial"/>
       <w:color w:val="FFFFFF" w:themeColor="background1"/>
     </w:rPr>
     <w:tblPr>
@@ -13759,6 +14690,7 @@
     </w:tcPr>
     <w:tblStylePr w:type="firstRow">
       <w:rPr>
+        <w:rFonts w:ascii="Arial" w:hAnsi="Arial" w:cs="Arial" w:eastAsia="Arial"/>
         <w:b/>
         <w:bCs/>
       </w:rPr>
@@ -13852,9 +14784,10 @@
     <w:uiPriority w:val="71"/>
     <w:rsid w:val="00CB0664"/>
     <w:pPr>
-      <w:spacing w:after="0" w:line="240" w:lineRule="auto"/>
+      <w:spacing w:after="0" w:line="480" w:lineRule="auto"/>
     </w:pPr>
     <w:rPr>
+      <w:rFonts w:ascii="Arial" w:hAnsi="Arial" w:cs="Arial" w:eastAsia="Arial"/>
       <w:color w:val="000000" w:themeColor="text1"/>
     </w:rPr>
     <w:tblPr>
@@ -13881,6 +14814,7 @@
     </w:tcPr>
     <w:tblStylePr w:type="firstRow">
       <w:rPr>
+        <w:rFonts w:ascii="Arial" w:hAnsi="Arial" w:cs="Arial" w:eastAsia="Arial"/>
         <w:b/>
         <w:bCs/>
       </w:rPr>
@@ -13899,6 +14833,7 @@
     </w:tblStylePr>
     <w:tblStylePr w:type="lastRow">
       <w:rPr>
+        <w:rFonts w:ascii="Arial" w:hAnsi="Arial" w:cs="Arial" w:eastAsia="Arial"/>
         <w:b/>
         <w:bCs/>
         <w:color w:val="FFFFFF" w:themeColor="background1"/>
@@ -13913,6 +14848,7 @@
     </w:tblStylePr>
     <w:tblStylePr w:type="firstCol">
       <w:rPr>
+        <w:rFonts w:ascii="Arial" w:hAnsi="Arial" w:cs="Arial" w:eastAsia="Arial"/>
         <w:color w:val="FFFFFF" w:themeColor="background1"/>
       </w:rPr>
       <w:tblPr/>
@@ -13930,6 +14866,7 @@
     </w:tblStylePr>
     <w:tblStylePr w:type="lastCol">
       <w:rPr>
+        <w:rFonts w:ascii="Arial" w:hAnsi="Arial" w:cs="Arial" w:eastAsia="Arial"/>
         <w:color w:val="FFFFFF" w:themeColor="background1"/>
       </w:rPr>
       <w:tblPr/>
@@ -13959,11 +14896,13 @@
     </w:tblStylePr>
     <w:tblStylePr w:type="neCell">
       <w:rPr>
+        <w:rFonts w:ascii="Arial" w:hAnsi="Arial" w:cs="Arial" w:eastAsia="Arial"/>
         <w:color w:val="000000" w:themeColor="text1"/>
       </w:rPr>
     </w:tblStylePr>
     <w:tblStylePr w:type="nwCell">
       <w:rPr>
+        <w:rFonts w:ascii="Arial" w:hAnsi="Arial" w:cs="Arial" w:eastAsia="Arial"/>
         <w:color w:val="000000" w:themeColor="text1"/>
       </w:rPr>
     </w:tblStylePr>
@@ -13974,9 +14913,10 @@
     <w:uiPriority w:val="71"/>
     <w:rsid w:val="00CB0664"/>
     <w:pPr>
-      <w:spacing w:after="0" w:line="240" w:lineRule="auto"/>
+      <w:spacing w:after="0" w:line="480" w:lineRule="auto"/>
     </w:pPr>
     <w:rPr>
+      <w:rFonts w:ascii="Arial" w:hAnsi="Arial" w:cs="Arial" w:eastAsia="Arial"/>
       <w:color w:val="000000" w:themeColor="text1"/>
     </w:rPr>
     <w:tblPr>
@@ -14003,6 +14943,7 @@
     </w:tcPr>
     <w:tblStylePr w:type="firstRow">
       <w:rPr>
+        <w:rFonts w:ascii="Arial" w:hAnsi="Arial" w:cs="Arial" w:eastAsia="Arial"/>
         <w:b/>
         <w:bCs/>
       </w:rPr>
@@ -14021,6 +14962,7 @@
     </w:tblStylePr>
     <w:tblStylePr w:type="lastRow">
       <w:rPr>
+        <w:rFonts w:ascii="Arial" w:hAnsi="Arial" w:cs="Arial" w:eastAsia="Arial"/>
         <w:b/>
         <w:bCs/>
         <w:color w:val="FFFFFF" w:themeColor="background1"/>
@@ -14035,6 +14977,7 @@
     </w:tblStylePr>
     <w:tblStylePr w:type="firstCol">
       <w:rPr>
+        <w:rFonts w:ascii="Arial" w:hAnsi="Arial" w:cs="Arial" w:eastAsia="Arial"/>
         <w:color w:val="FFFFFF" w:themeColor="background1"/>
       </w:rPr>
       <w:tblPr/>
@@ -14052,6 +14995,7 @@
     </w:tblStylePr>
     <w:tblStylePr w:type="lastCol">
       <w:rPr>
+        <w:rFonts w:ascii="Arial" w:hAnsi="Arial" w:cs="Arial" w:eastAsia="Arial"/>
         <w:color w:val="FFFFFF" w:themeColor="background1"/>
       </w:rPr>
       <w:tblPr/>
@@ -14081,11 +15025,13 @@
     </w:tblStylePr>
     <w:tblStylePr w:type="neCell">
       <w:rPr>
+        <w:rFonts w:ascii="Arial" w:hAnsi="Arial" w:cs="Arial" w:eastAsia="Arial"/>
         <w:color w:val="000000" w:themeColor="text1"/>
       </w:rPr>
     </w:tblStylePr>
     <w:tblStylePr w:type="nwCell">
       <w:rPr>
+        <w:rFonts w:ascii="Arial" w:hAnsi="Arial" w:cs="Arial" w:eastAsia="Arial"/>
         <w:color w:val="000000" w:themeColor="text1"/>
       </w:rPr>
     </w:tblStylePr>
@@ -14096,9 +15042,10 @@
     <w:uiPriority w:val="71"/>
     <w:rsid w:val="00CB0664"/>
     <w:pPr>
-      <w:spacing w:after="0" w:line="240" w:lineRule="auto"/>
+      <w:spacing w:after="0" w:line="480" w:lineRule="auto"/>
     </w:pPr>
     <w:rPr>
+      <w:rFonts w:ascii="Arial" w:hAnsi="Arial" w:cs="Arial" w:eastAsia="Arial"/>
       <w:color w:val="000000" w:themeColor="text1"/>
     </w:rPr>
     <w:tblPr>
@@ -14125,6 +15072,7 @@
     </w:tcPr>
     <w:tblStylePr w:type="firstRow">
       <w:rPr>
+        <w:rFonts w:ascii="Arial" w:hAnsi="Arial" w:cs="Arial" w:eastAsia="Arial"/>
         <w:b/>
         <w:bCs/>
       </w:rPr>
@@ -14143,6 +15091,7 @@
     </w:tblStylePr>
     <w:tblStylePr w:type="lastRow">
       <w:rPr>
+        <w:rFonts w:ascii="Arial" w:hAnsi="Arial" w:cs="Arial" w:eastAsia="Arial"/>
         <w:b/>
         <w:bCs/>
         <w:color w:val="FFFFFF" w:themeColor="background1"/>
@@ -14157,6 +15106,7 @@
     </w:tblStylePr>
     <w:tblStylePr w:type="firstCol">
       <w:rPr>
+        <w:rFonts w:ascii="Arial" w:hAnsi="Arial" w:cs="Arial" w:eastAsia="Arial"/>
         <w:color w:val="FFFFFF" w:themeColor="background1"/>
       </w:rPr>
       <w:tblPr/>
@@ -14174,6 +15124,7 @@
     </w:tblStylePr>
     <w:tblStylePr w:type="lastCol">
       <w:rPr>
+        <w:rFonts w:ascii="Arial" w:hAnsi="Arial" w:cs="Arial" w:eastAsia="Arial"/>
         <w:color w:val="FFFFFF" w:themeColor="background1"/>
       </w:rPr>
       <w:tblPr/>
@@ -14203,11 +15154,13 @@
     </w:tblStylePr>
     <w:tblStylePr w:type="neCell">
       <w:rPr>
+        <w:rFonts w:ascii="Arial" w:hAnsi="Arial" w:cs="Arial" w:eastAsia="Arial"/>
         <w:color w:val="000000" w:themeColor="text1"/>
       </w:rPr>
     </w:tblStylePr>
     <w:tblStylePr w:type="nwCell">
       <w:rPr>
+        <w:rFonts w:ascii="Arial" w:hAnsi="Arial" w:cs="Arial" w:eastAsia="Arial"/>
         <w:color w:val="000000" w:themeColor="text1"/>
       </w:rPr>
     </w:tblStylePr>
@@ -14218,9 +15171,10 @@
     <w:uiPriority w:val="71"/>
     <w:rsid w:val="00CB0664"/>
     <w:pPr>
-      <w:spacing w:after="0" w:line="240" w:lineRule="auto"/>
+      <w:spacing w:after="0" w:line="480" w:lineRule="auto"/>
     </w:pPr>
     <w:rPr>
+      <w:rFonts w:ascii="Arial" w:hAnsi="Arial" w:cs="Arial" w:eastAsia="Arial"/>
       <w:color w:val="000000" w:themeColor="text1"/>
     </w:rPr>
     <w:tblPr>
@@ -14247,6 +15201,7 @@
     </w:tcPr>
     <w:tblStylePr w:type="firstRow">
       <w:rPr>
+        <w:rFonts w:ascii="Arial" w:hAnsi="Arial" w:cs="Arial" w:eastAsia="Arial"/>
         <w:b/>
         <w:bCs/>
       </w:rPr>
@@ -14265,6 +15220,7 @@
     </w:tblStylePr>
     <w:tblStylePr w:type="lastRow">
       <w:rPr>
+        <w:rFonts w:ascii="Arial" w:hAnsi="Arial" w:cs="Arial" w:eastAsia="Arial"/>
         <w:b/>
         <w:bCs/>
         <w:color w:val="FFFFFF" w:themeColor="background1"/>
@@ -14279,6 +15235,7 @@
     </w:tblStylePr>
     <w:tblStylePr w:type="firstCol">
       <w:rPr>
+        <w:rFonts w:ascii="Arial" w:hAnsi="Arial" w:cs="Arial" w:eastAsia="Arial"/>
         <w:color w:val="FFFFFF" w:themeColor="background1"/>
       </w:rPr>
       <w:tblPr/>
@@ -14296,6 +15253,7 @@
     </w:tblStylePr>
     <w:tblStylePr w:type="lastCol">
       <w:rPr>
+        <w:rFonts w:ascii="Arial" w:hAnsi="Arial" w:cs="Arial" w:eastAsia="Arial"/>
         <w:color w:val="FFFFFF" w:themeColor="background1"/>
       </w:rPr>
       <w:tblPr/>
@@ -14330,9 +15288,10 @@
     <w:uiPriority w:val="71"/>
     <w:rsid w:val="00CB0664"/>
     <w:pPr>
-      <w:spacing w:after="0" w:line="240" w:lineRule="auto"/>
+      <w:spacing w:after="0" w:line="480" w:lineRule="auto"/>
     </w:pPr>
     <w:rPr>
+      <w:rFonts w:ascii="Arial" w:hAnsi="Arial" w:cs="Arial" w:eastAsia="Arial"/>
       <w:color w:val="000000" w:themeColor="text1"/>
     </w:rPr>
     <w:tblPr>
@@ -14359,6 +15318,7 @@
     </w:tcPr>
     <w:tblStylePr w:type="firstRow">
       <w:rPr>
+        <w:rFonts w:ascii="Arial" w:hAnsi="Arial" w:cs="Arial" w:eastAsia="Arial"/>
         <w:b/>
         <w:bCs/>
       </w:rPr>
@@ -14377,6 +15337,7 @@
     </w:tblStylePr>
     <w:tblStylePr w:type="lastRow">
       <w:rPr>
+        <w:rFonts w:ascii="Arial" w:hAnsi="Arial" w:cs="Arial" w:eastAsia="Arial"/>
         <w:b/>
         <w:bCs/>
         <w:color w:val="FFFFFF" w:themeColor="background1"/>
@@ -14391,6 +15352,7 @@
     </w:tblStylePr>
     <w:tblStylePr w:type="firstCol">
       <w:rPr>
+        <w:rFonts w:ascii="Arial" w:hAnsi="Arial" w:cs="Arial" w:eastAsia="Arial"/>
         <w:color w:val="FFFFFF" w:themeColor="background1"/>
       </w:rPr>
       <w:tblPr/>
@@ -14408,6 +15370,7 @@
     </w:tblStylePr>
     <w:tblStylePr w:type="lastCol">
       <w:rPr>
+        <w:rFonts w:ascii="Arial" w:hAnsi="Arial" w:cs="Arial" w:eastAsia="Arial"/>
         <w:color w:val="FFFFFF" w:themeColor="background1"/>
       </w:rPr>
       <w:tblPr/>
@@ -14437,11 +15400,13 @@
     </w:tblStylePr>
     <w:tblStylePr w:type="neCell">
       <w:rPr>
+        <w:rFonts w:ascii="Arial" w:hAnsi="Arial" w:cs="Arial" w:eastAsia="Arial"/>
         <w:color w:val="000000" w:themeColor="text1"/>
       </w:rPr>
     </w:tblStylePr>
     <w:tblStylePr w:type="nwCell">
       <w:rPr>
+        <w:rFonts w:ascii="Arial" w:hAnsi="Arial" w:cs="Arial" w:eastAsia="Arial"/>
         <w:color w:val="000000" w:themeColor="text1"/>
       </w:rPr>
     </w:tblStylePr>
@@ -14452,9 +15417,10 @@
     <w:uiPriority w:val="71"/>
     <w:rsid w:val="00CB0664"/>
     <w:pPr>
-      <w:spacing w:after="0" w:line="240" w:lineRule="auto"/>
+      <w:spacing w:after="0" w:line="480" w:lineRule="auto"/>
     </w:pPr>
     <w:rPr>
+      <w:rFonts w:ascii="Arial" w:hAnsi="Arial" w:cs="Arial" w:eastAsia="Arial"/>
       <w:color w:val="000000" w:themeColor="text1"/>
     </w:rPr>
     <w:tblPr>
@@ -14481,6 +15447,7 @@
     </w:tcPr>
     <w:tblStylePr w:type="firstRow">
       <w:rPr>
+        <w:rFonts w:ascii="Arial" w:hAnsi="Arial" w:cs="Arial" w:eastAsia="Arial"/>
         <w:b/>
         <w:bCs/>
       </w:rPr>
@@ -14499,6 +15466,7 @@
     </w:tblStylePr>
     <w:tblStylePr w:type="lastRow">
       <w:rPr>
+        <w:rFonts w:ascii="Arial" w:hAnsi="Arial" w:cs="Arial" w:eastAsia="Arial"/>
         <w:b/>
         <w:bCs/>
         <w:color w:val="FFFFFF" w:themeColor="background1"/>
@@ -14513,6 +15481,7 @@
     </w:tblStylePr>
     <w:tblStylePr w:type="firstCol">
       <w:rPr>
+        <w:rFonts w:ascii="Arial" w:hAnsi="Arial" w:cs="Arial" w:eastAsia="Arial"/>
         <w:color w:val="FFFFFF" w:themeColor="background1"/>
       </w:rPr>
       <w:tblPr/>
@@ -14530,6 +15499,7 @@
     </w:tblStylePr>
     <w:tblStylePr w:type="lastCol">
       <w:rPr>
+        <w:rFonts w:ascii="Arial" w:hAnsi="Arial" w:cs="Arial" w:eastAsia="Arial"/>
         <w:color w:val="FFFFFF" w:themeColor="background1"/>
       </w:rPr>
       <w:tblPr/>
@@ -14559,11 +15529,13 @@
     </w:tblStylePr>
     <w:tblStylePr w:type="neCell">
       <w:rPr>
+        <w:rFonts w:ascii="Arial" w:hAnsi="Arial" w:cs="Arial" w:eastAsia="Arial"/>
         <w:color w:val="000000" w:themeColor="text1"/>
       </w:rPr>
     </w:tblStylePr>
     <w:tblStylePr w:type="nwCell">
       <w:rPr>
+        <w:rFonts w:ascii="Arial" w:hAnsi="Arial" w:cs="Arial" w:eastAsia="Arial"/>
         <w:color w:val="000000" w:themeColor="text1"/>
       </w:rPr>
     </w:tblStylePr>
@@ -14574,9 +15546,10 @@
     <w:uiPriority w:val="71"/>
     <w:rsid w:val="00CB0664"/>
     <w:pPr>
-      <w:spacing w:after="0" w:line="240" w:lineRule="auto"/>
+      <w:spacing w:after="0" w:line="480" w:lineRule="auto"/>
     </w:pPr>
     <w:rPr>
+      <w:rFonts w:ascii="Arial" w:hAnsi="Arial" w:cs="Arial" w:eastAsia="Arial"/>
       <w:color w:val="000000" w:themeColor="text1"/>
     </w:rPr>
     <w:tblPr>
@@ -14603,6 +15576,7 @@
     </w:tcPr>
     <w:tblStylePr w:type="firstRow">
       <w:rPr>
+        <w:rFonts w:ascii="Arial" w:hAnsi="Arial" w:cs="Arial" w:eastAsia="Arial"/>
         <w:b/>
         <w:bCs/>
       </w:rPr>
@@ -14621,6 +15595,7 @@
     </w:tblStylePr>
     <w:tblStylePr w:type="lastRow">
       <w:rPr>
+        <w:rFonts w:ascii="Arial" w:hAnsi="Arial" w:cs="Arial" w:eastAsia="Arial"/>
         <w:b/>
         <w:bCs/>
         <w:color w:val="FFFFFF" w:themeColor="background1"/>
@@ -14635,6 +15610,7 @@
     </w:tblStylePr>
     <w:tblStylePr w:type="firstCol">
       <w:rPr>
+        <w:rFonts w:ascii="Arial" w:hAnsi="Arial" w:cs="Arial" w:eastAsia="Arial"/>
         <w:color w:val="FFFFFF" w:themeColor="background1"/>
       </w:rPr>
       <w:tblPr/>
@@ -14652,6 +15628,7 @@
     </w:tblStylePr>
     <w:tblStylePr w:type="lastCol">
       <w:rPr>
+        <w:rFonts w:ascii="Arial" w:hAnsi="Arial" w:cs="Arial" w:eastAsia="Arial"/>
         <w:color w:val="FFFFFF" w:themeColor="background1"/>
       </w:rPr>
       <w:tblPr/>
@@ -14681,11 +15658,13 @@
     </w:tblStylePr>
     <w:tblStylePr w:type="neCell">
       <w:rPr>
+        <w:rFonts w:ascii="Arial" w:hAnsi="Arial" w:cs="Arial" w:eastAsia="Arial"/>
         <w:color w:val="000000" w:themeColor="text1"/>
       </w:rPr>
     </w:tblStylePr>
     <w:tblStylePr w:type="nwCell">
       <w:rPr>
+        <w:rFonts w:ascii="Arial" w:hAnsi="Arial" w:cs="Arial" w:eastAsia="Arial"/>
         <w:color w:val="000000" w:themeColor="text1"/>
       </w:rPr>
     </w:tblStylePr>
@@ -14696,9 +15675,10 @@
     <w:uiPriority w:val="72"/>
     <w:rsid w:val="00CB0664"/>
     <w:pPr>
-      <w:spacing w:after="0" w:line="240" w:lineRule="auto"/>
+      <w:spacing w:after="0" w:line="480" w:lineRule="auto"/>
     </w:pPr>
     <w:rPr>
+      <w:rFonts w:ascii="Arial" w:hAnsi="Arial" w:cs="Arial" w:eastAsia="Arial"/>
       <w:color w:val="000000" w:themeColor="text1"/>
     </w:rPr>
     <w:tblPr>
@@ -14717,6 +15697,7 @@
     </w:tcPr>
     <w:tblStylePr w:type="firstRow">
       <w:rPr>
+        <w:rFonts w:ascii="Arial" w:hAnsi="Arial" w:cs="Arial" w:eastAsia="Arial"/>
         <w:b/>
         <w:bCs/>
         <w:color w:val="FFFFFF" w:themeColor="background1"/>
@@ -14731,6 +15712,7 @@
     </w:tblStylePr>
     <w:tblStylePr w:type="lastRow">
       <w:rPr>
+        <w:rFonts w:ascii="Arial" w:hAnsi="Arial" w:cs="Arial" w:eastAsia="Arial"/>
         <w:b/>
         <w:bCs/>
         <w:color w:val="9E3A38" w:themeColor="accent2" w:themeShade="CC"/>
@@ -14745,12 +15727,14 @@
     </w:tblStylePr>
     <w:tblStylePr w:type="firstCol">
       <w:rPr>
+        <w:rFonts w:ascii="Arial" w:hAnsi="Arial" w:cs="Arial" w:eastAsia="Arial"/>
         <w:b/>
         <w:bCs/>
       </w:rPr>
     </w:tblStylePr>
     <w:tblStylePr w:type="lastCol">
       <w:rPr>
+        <w:rFonts w:ascii="Arial" w:hAnsi="Arial" w:cs="Arial" w:eastAsia="Arial"/>
         <w:b/>
         <w:bCs/>
       </w:rPr>
@@ -14782,9 +15766,10 @@
     <w:uiPriority w:val="72"/>
     <w:rsid w:val="00CB0664"/>
     <w:pPr>
-      <w:spacing w:after="0" w:line="240" w:lineRule="auto"/>
+      <w:spacing w:after="0" w:line="480" w:lineRule="auto"/>
     </w:pPr>
     <w:rPr>
+      <w:rFonts w:ascii="Arial" w:hAnsi="Arial" w:cs="Arial" w:eastAsia="Arial"/>
       <w:color w:val="000000" w:themeColor="text1"/>
     </w:rPr>
     <w:tblPr>
@@ -14803,6 +15788,7 @@
     </w:tcPr>
     <w:tblStylePr w:type="firstRow">
       <w:rPr>
+        <w:rFonts w:ascii="Arial" w:hAnsi="Arial" w:cs="Arial" w:eastAsia="Arial"/>
         <w:b/>
         <w:bCs/>
         <w:color w:val="FFFFFF" w:themeColor="background1"/>
@@ -14817,6 +15803,7 @@
     </w:tblStylePr>
     <w:tblStylePr w:type="lastRow">
       <w:rPr>
+        <w:rFonts w:ascii="Arial" w:hAnsi="Arial" w:cs="Arial" w:eastAsia="Arial"/>
         <w:b/>
         <w:bCs/>
         <w:color w:val="9E3A38" w:themeColor="accent2" w:themeShade="CC"/>
@@ -14831,12 +15818,14 @@
     </w:tblStylePr>
     <w:tblStylePr w:type="firstCol">
       <w:rPr>
+        <w:rFonts w:ascii="Arial" w:hAnsi="Arial" w:cs="Arial" w:eastAsia="Arial"/>
         <w:b/>
         <w:bCs/>
       </w:rPr>
     </w:tblStylePr>
     <w:tblStylePr w:type="lastCol">
       <w:rPr>
+        <w:rFonts w:ascii="Arial" w:hAnsi="Arial" w:cs="Arial" w:eastAsia="Arial"/>
         <w:b/>
         <w:bCs/>
       </w:rPr>
@@ -14868,9 +15857,10 @@
     <w:uiPriority w:val="72"/>
     <w:rsid w:val="00CB0664"/>
     <w:pPr>
-      <w:spacing w:after="0" w:line="240" w:lineRule="auto"/>
+      <w:spacing w:after="0" w:line="480" w:lineRule="auto"/>
     </w:pPr>
     <w:rPr>
+      <w:rFonts w:ascii="Arial" w:hAnsi="Arial" w:cs="Arial" w:eastAsia="Arial"/>
       <w:color w:val="000000" w:themeColor="text1"/>
     </w:rPr>
     <w:tblPr>
@@ -14889,6 +15879,7 @@
     </w:tcPr>
     <w:tblStylePr w:type="firstRow">
       <w:rPr>
+        <w:rFonts w:ascii="Arial" w:hAnsi="Arial" w:cs="Arial" w:eastAsia="Arial"/>
         <w:b/>
         <w:bCs/>
         <w:color w:val="FFFFFF" w:themeColor="background1"/>
@@ -14903,6 +15894,7 @@
     </w:tblStylePr>
     <w:tblStylePr w:type="lastRow">
       <w:rPr>
+        <w:rFonts w:ascii="Arial" w:hAnsi="Arial" w:cs="Arial" w:eastAsia="Arial"/>
         <w:b/>
         <w:bCs/>
         <w:color w:val="9E3A38" w:themeColor="accent2" w:themeShade="CC"/>
@@ -14917,12 +15909,14 @@
     </w:tblStylePr>
     <w:tblStylePr w:type="firstCol">
       <w:rPr>
+        <w:rFonts w:ascii="Arial" w:hAnsi="Arial" w:cs="Arial" w:eastAsia="Arial"/>
         <w:b/>
         <w:bCs/>
       </w:rPr>
     </w:tblStylePr>
     <w:tblStylePr w:type="lastCol">
       <w:rPr>
+        <w:rFonts w:ascii="Arial" w:hAnsi="Arial" w:cs="Arial" w:eastAsia="Arial"/>
         <w:b/>
         <w:bCs/>
       </w:rPr>
@@ -14954,9 +15948,10 @@
     <w:uiPriority w:val="72"/>
     <w:rsid w:val="00CB0664"/>
     <w:pPr>
-      <w:spacing w:after="0" w:line="240" w:lineRule="auto"/>
+      <w:spacing w:after="0" w:line="480" w:lineRule="auto"/>
     </w:pPr>
     <w:rPr>
+      <w:rFonts w:ascii="Arial" w:hAnsi="Arial" w:cs="Arial" w:eastAsia="Arial"/>
       <w:color w:val="000000" w:themeColor="text1"/>
     </w:rPr>
     <w:tblPr>
@@ -14975,6 +15970,7 @@
     </w:tcPr>
     <w:tblStylePr w:type="firstRow">
       <w:rPr>
+        <w:rFonts w:ascii="Arial" w:hAnsi="Arial" w:cs="Arial" w:eastAsia="Arial"/>
         <w:b/>
         <w:bCs/>
         <w:color w:val="FFFFFF" w:themeColor="background1"/>
@@ -14989,6 +15985,7 @@
     </w:tblStylePr>
     <w:tblStylePr w:type="lastRow">
       <w:rPr>
+        <w:rFonts w:ascii="Arial" w:hAnsi="Arial" w:cs="Arial" w:eastAsia="Arial"/>
         <w:b/>
         <w:bCs/>
         <w:color w:val="664E82" w:themeColor="accent4" w:themeShade="CC"/>
@@ -15003,12 +16000,14 @@
     </w:tblStylePr>
     <w:tblStylePr w:type="firstCol">
       <w:rPr>
+        <w:rFonts w:ascii="Arial" w:hAnsi="Arial" w:cs="Arial" w:eastAsia="Arial"/>
         <w:b/>
         <w:bCs/>
       </w:rPr>
     </w:tblStylePr>
     <w:tblStylePr w:type="lastCol">
       <w:rPr>
+        <w:rFonts w:ascii="Arial" w:hAnsi="Arial" w:cs="Arial" w:eastAsia="Arial"/>
         <w:b/>
         <w:bCs/>
       </w:rPr>
@@ -15040,9 +16039,10 @@
     <w:uiPriority w:val="72"/>
     <w:rsid w:val="00CB0664"/>
     <w:pPr>
-      <w:spacing w:after="0" w:line="240" w:lineRule="auto"/>
+      <w:spacing w:after="0" w:line="480" w:lineRule="auto"/>
     </w:pPr>
     <w:rPr>
+      <w:rFonts w:ascii="Arial" w:hAnsi="Arial" w:cs="Arial" w:eastAsia="Arial"/>
       <w:color w:val="000000" w:themeColor="text1"/>
     </w:rPr>
     <w:tblPr>
@@ -15061,6 +16061,7 @@
     </w:tcPr>
     <w:tblStylePr w:type="firstRow">
       <w:rPr>
+        <w:rFonts w:ascii="Arial" w:hAnsi="Arial" w:cs="Arial" w:eastAsia="Arial"/>
         <w:b/>
         <w:bCs/>
         <w:color w:val="FFFFFF" w:themeColor="background1"/>
@@ -15075,6 +16076,7 @@
     </w:tblStylePr>
     <w:tblStylePr w:type="lastRow">
       <w:rPr>
+        <w:rFonts w:ascii="Arial" w:hAnsi="Arial" w:cs="Arial" w:eastAsia="Arial"/>
         <w:b/>
         <w:bCs/>
         <w:color w:val="7E9C40" w:themeColor="accent3" w:themeShade="CC"/>
@@ -15089,12 +16091,14 @@
     </w:tblStylePr>
     <w:tblStylePr w:type="firstCol">
       <w:rPr>
+        <w:rFonts w:ascii="Arial" w:hAnsi="Arial" w:cs="Arial" w:eastAsia="Arial"/>
         <w:b/>
         <w:bCs/>
       </w:rPr>
     </w:tblStylePr>
     <w:tblStylePr w:type="lastCol">
       <w:rPr>
+        <w:rFonts w:ascii="Arial" w:hAnsi="Arial" w:cs="Arial" w:eastAsia="Arial"/>
         <w:b/>
         <w:bCs/>
       </w:rPr>
@@ -15126,9 +16130,10 @@
     <w:uiPriority w:val="72"/>
     <w:rsid w:val="00CB0664"/>
     <w:pPr>
-      <w:spacing w:after="0" w:line="240" w:lineRule="auto"/>
+      <w:spacing w:after="0" w:line="480" w:lineRule="auto"/>
     </w:pPr>
     <w:rPr>
+      <w:rFonts w:ascii="Arial" w:hAnsi="Arial" w:cs="Arial" w:eastAsia="Arial"/>
       <w:color w:val="000000" w:themeColor="text1"/>
     </w:rPr>
     <w:tblPr>
@@ -15147,6 +16152,7 @@
     </w:tcPr>
     <w:tblStylePr w:type="firstRow">
       <w:rPr>
+        <w:rFonts w:ascii="Arial" w:hAnsi="Arial" w:cs="Arial" w:eastAsia="Arial"/>
         <w:b/>
         <w:bCs/>
         <w:color w:val="FFFFFF" w:themeColor="background1"/>
@@ -15161,6 +16167,7 @@
     </w:tblStylePr>
     <w:tblStylePr w:type="lastRow">
       <w:rPr>
+        <w:rFonts w:ascii="Arial" w:hAnsi="Arial" w:cs="Arial" w:eastAsia="Arial"/>
         <w:b/>
         <w:bCs/>
         <w:color w:val="F2730A" w:themeColor="accent6" w:themeShade="CC"/>
@@ -15175,12 +16182,14 @@
     </w:tblStylePr>
     <w:tblStylePr w:type="firstCol">
       <w:rPr>
+        <w:rFonts w:ascii="Arial" w:hAnsi="Arial" w:cs="Arial" w:eastAsia="Arial"/>
         <w:b/>
         <w:bCs/>
       </w:rPr>
     </w:tblStylePr>
     <w:tblStylePr w:type="lastCol">
       <w:rPr>
+        <w:rFonts w:ascii="Arial" w:hAnsi="Arial" w:cs="Arial" w:eastAsia="Arial"/>
         <w:b/>
         <w:bCs/>
       </w:rPr>
@@ -15212,9 +16221,10 @@
     <w:uiPriority w:val="72"/>
     <w:rsid w:val="00CB0664"/>
     <w:pPr>
-      <w:spacing w:after="0" w:line="240" w:lineRule="auto"/>
+      <w:spacing w:after="0" w:line="480" w:lineRule="auto"/>
     </w:pPr>
     <w:rPr>
+      <w:rFonts w:ascii="Arial" w:hAnsi="Arial" w:cs="Arial" w:eastAsia="Arial"/>
       <w:color w:val="000000" w:themeColor="text1"/>
     </w:rPr>
     <w:tblPr>
@@ -15233,6 +16243,7 @@
     </w:tcPr>
     <w:tblStylePr w:type="firstRow">
       <w:rPr>
+        <w:rFonts w:ascii="Arial" w:hAnsi="Arial" w:cs="Arial" w:eastAsia="Arial"/>
         <w:b/>
         <w:bCs/>
         <w:color w:val="FFFFFF" w:themeColor="background1"/>
@@ -15247,6 +16258,7 @@
     </w:tblStylePr>
     <w:tblStylePr w:type="lastRow">
       <w:rPr>
+        <w:rFonts w:ascii="Arial" w:hAnsi="Arial" w:cs="Arial" w:eastAsia="Arial"/>
         <w:b/>
         <w:bCs/>
         <w:color w:val="348DA5" w:themeColor="accent5" w:themeShade="CC"/>
@@ -15261,12 +16273,14 @@
     </w:tblStylePr>
     <w:tblStylePr w:type="firstCol">
       <w:rPr>
+        <w:rFonts w:ascii="Arial" w:hAnsi="Arial" w:cs="Arial" w:eastAsia="Arial"/>
         <w:b/>
         <w:bCs/>
       </w:rPr>
     </w:tblStylePr>
     <w:tblStylePr w:type="lastCol">
       <w:rPr>
+        <w:rFonts w:ascii="Arial" w:hAnsi="Arial" w:cs="Arial" w:eastAsia="Arial"/>
         <w:b/>
         <w:bCs/>
       </w:rPr>
@@ -15298,9 +16312,10 @@
     <w:uiPriority w:val="73"/>
     <w:rsid w:val="00CB0664"/>
     <w:pPr>
-      <w:spacing w:after="0" w:line="240" w:lineRule="auto"/>
+      <w:spacing w:after="0" w:line="480" w:lineRule="auto"/>
     </w:pPr>
     <w:rPr>
+      <w:rFonts w:ascii="Arial" w:hAnsi="Arial" w:cs="Arial" w:eastAsia="Arial"/>
       <w:color w:val="000000" w:themeColor="text1"/>
     </w:rPr>
     <w:tblPr>
@@ -15322,6 +16337,7 @@
     </w:tcPr>
     <w:tblStylePr w:type="firstRow">
       <w:rPr>
+        <w:rFonts w:ascii="Arial" w:hAnsi="Arial" w:cs="Arial" w:eastAsia="Arial"/>
         <w:b/>
         <w:bCs/>
       </w:rPr>
@@ -15332,6 +16348,7 @@
     </w:tblStylePr>
     <w:tblStylePr w:type="lastRow">
       <w:rPr>
+        <w:rFonts w:ascii="Arial" w:hAnsi="Arial" w:cs="Arial" w:eastAsia="Arial"/>
         <w:b/>
         <w:bCs/>
         <w:color w:val="000000" w:themeColor="text1"/>
@@ -15343,6 +16360,7 @@
     </w:tblStylePr>
     <w:tblStylePr w:type="firstCol">
       <w:rPr>
+        <w:rFonts w:ascii="Arial" w:hAnsi="Arial" w:cs="Arial" w:eastAsia="Arial"/>
         <w:color w:val="FFFFFF" w:themeColor="background1"/>
       </w:rPr>
       <w:tblPr/>
@@ -15352,6 +16370,7 @@
     </w:tblStylePr>
     <w:tblStylePr w:type="lastCol">
       <w:rPr>
+        <w:rFonts w:ascii="Arial" w:hAnsi="Arial" w:cs="Arial" w:eastAsia="Arial"/>
         <w:color w:val="FFFFFF" w:themeColor="background1"/>
       </w:rPr>
       <w:tblPr/>
@@ -15378,9 +16397,10 @@
     <w:uiPriority w:val="73"/>
     <w:rsid w:val="00CB0664"/>
     <w:pPr>
-      <w:spacing w:after="0" w:line="240" w:lineRule="auto"/>
+      <w:spacing w:after="0" w:line="480" w:lineRule="auto"/>
     </w:pPr>
     <w:rPr>
+      <w:rFonts w:ascii="Arial" w:hAnsi="Arial" w:cs="Arial" w:eastAsia="Arial"/>
       <w:color w:val="000000" w:themeColor="text1"/>
     </w:rPr>
     <w:tblPr>
@@ -15402,6 +16422,7 @@
     </w:tcPr>
     <w:tblStylePr w:type="firstRow">
       <w:rPr>
+        <w:rFonts w:ascii="Arial" w:hAnsi="Arial" w:cs="Arial" w:eastAsia="Arial"/>
         <w:b/>
         <w:bCs/>
       </w:rPr>
@@ -15412,6 +16433,7 @@
     </w:tblStylePr>
     <w:tblStylePr w:type="lastRow">
       <w:rPr>
+        <w:rFonts w:ascii="Arial" w:hAnsi="Arial" w:cs="Arial" w:eastAsia="Arial"/>
         <w:b/>
         <w:bCs/>
         <w:color w:val="000000" w:themeColor="text1"/>
@@ -15423,6 +16445,7 @@
     </w:tblStylePr>
     <w:tblStylePr w:type="firstCol">
       <w:rPr>
+        <w:rFonts w:ascii="Arial" w:hAnsi="Arial" w:cs="Arial" w:eastAsia="Arial"/>
         <w:color w:val="FFFFFF" w:themeColor="background1"/>
       </w:rPr>
       <w:tblPr/>
@@ -15432,6 +16455,7 @@
     </w:tblStylePr>
     <w:tblStylePr w:type="lastCol">
       <w:rPr>
+        <w:rFonts w:ascii="Arial" w:hAnsi="Arial" w:cs="Arial" w:eastAsia="Arial"/>
         <w:color w:val="FFFFFF" w:themeColor="background1"/>
       </w:rPr>
       <w:tblPr/>
@@ -15458,9 +16482,10 @@
     <w:uiPriority w:val="73"/>
     <w:rsid w:val="00CB0664"/>
     <w:pPr>
-      <w:spacing w:after="0" w:line="240" w:lineRule="auto"/>
+      <w:spacing w:after="0" w:line="480" w:lineRule="auto"/>
     </w:pPr>
     <w:rPr>
+      <w:rFonts w:ascii="Arial" w:hAnsi="Arial" w:cs="Arial" w:eastAsia="Arial"/>
       <w:color w:val="000000" w:themeColor="text1"/>
     </w:rPr>
     <w:tblPr>
@@ -15482,6 +16507,7 @@
     </w:tcPr>
     <w:tblStylePr w:type="firstRow">
       <w:rPr>
+        <w:rFonts w:ascii="Arial" w:hAnsi="Arial" w:cs="Arial" w:eastAsia="Arial"/>
         <w:b/>
         <w:bCs/>
       </w:rPr>
@@ -15492,6 +16518,7 @@
     </w:tblStylePr>
     <w:tblStylePr w:type="lastRow">
       <w:rPr>
+        <w:rFonts w:ascii="Arial" w:hAnsi="Arial" w:cs="Arial" w:eastAsia="Arial"/>
         <w:b/>
         <w:bCs/>
         <w:color w:val="000000" w:themeColor="text1"/>
@@ -15503,6 +16530,7 @@
     </w:tblStylePr>
     <w:tblStylePr w:type="firstCol">
       <w:rPr>
+        <w:rFonts w:ascii="Arial" w:hAnsi="Arial" w:cs="Arial" w:eastAsia="Arial"/>
         <w:color w:val="FFFFFF" w:themeColor="background1"/>
       </w:rPr>
       <w:tblPr/>
@@ -15512,6 +16540,7 @@
     </w:tblStylePr>
     <w:tblStylePr w:type="lastCol">
       <w:rPr>
+        <w:rFonts w:ascii="Arial" w:hAnsi="Arial" w:cs="Arial" w:eastAsia="Arial"/>
         <w:color w:val="FFFFFF" w:themeColor="background1"/>
       </w:rPr>
       <w:tblPr/>
@@ -15538,9 +16567,10 @@
     <w:uiPriority w:val="73"/>
     <w:rsid w:val="00CB0664"/>
     <w:pPr>
-      <w:spacing w:after="0" w:line="240" w:lineRule="auto"/>
+      <w:spacing w:after="0" w:line="480" w:lineRule="auto"/>
     </w:pPr>
     <w:rPr>
+      <w:rFonts w:ascii="Arial" w:hAnsi="Arial" w:cs="Arial" w:eastAsia="Arial"/>
       <w:color w:val="000000" w:themeColor="text1"/>
     </w:rPr>
     <w:tblPr>
@@ -15562,6 +16592,7 @@
     </w:tcPr>
     <w:tblStylePr w:type="firstRow">
       <w:rPr>
+        <w:rFonts w:ascii="Arial" w:hAnsi="Arial" w:cs="Arial" w:eastAsia="Arial"/>
         <w:b/>
         <w:bCs/>
       </w:rPr>
@@ -15572,6 +16603,7 @@
     </w:tblStylePr>
     <w:tblStylePr w:type="lastRow">
       <w:rPr>
+        <w:rFonts w:ascii="Arial" w:hAnsi="Arial" w:cs="Arial" w:eastAsia="Arial"/>
         <w:b/>
         <w:bCs/>
         <w:color w:val="000000" w:themeColor="text1"/>
@@ -15583,6 +16615,7 @@
     </w:tblStylePr>
     <w:tblStylePr w:type="firstCol">
       <w:rPr>
+        <w:rFonts w:ascii="Arial" w:hAnsi="Arial" w:cs="Arial" w:eastAsia="Arial"/>
         <w:color w:val="FFFFFF" w:themeColor="background1"/>
       </w:rPr>
       <w:tblPr/>
@@ -15592,6 +16625,7 @@
     </w:tblStylePr>
     <w:tblStylePr w:type="lastCol">
       <w:rPr>
+        <w:rFonts w:ascii="Arial" w:hAnsi="Arial" w:cs="Arial" w:eastAsia="Arial"/>
         <w:color w:val="FFFFFF" w:themeColor="background1"/>
       </w:rPr>
       <w:tblPr/>
@@ -15618,9 +16652,10 @@
     <w:uiPriority w:val="73"/>
     <w:rsid w:val="00CB0664"/>
     <w:pPr>
-      <w:spacing w:after="0" w:line="240" w:lineRule="auto"/>
+      <w:spacing w:after="0" w:line="480" w:lineRule="auto"/>
     </w:pPr>
     <w:rPr>
+      <w:rFonts w:ascii="Arial" w:hAnsi="Arial" w:cs="Arial" w:eastAsia="Arial"/>
       <w:color w:val="000000" w:themeColor="text1"/>
     </w:rPr>
     <w:tblPr>
@@ -15642,6 +16677,7 @@
     </w:tcPr>
     <w:tblStylePr w:type="firstRow">
       <w:rPr>
+        <w:rFonts w:ascii="Arial" w:hAnsi="Arial" w:cs="Arial" w:eastAsia="Arial"/>
         <w:b/>
         <w:bCs/>
       </w:rPr>
@@ -15652,6 +16688,7 @@
     </w:tblStylePr>
     <w:tblStylePr w:type="lastRow">
       <w:rPr>
+        <w:rFonts w:ascii="Arial" w:hAnsi="Arial" w:cs="Arial" w:eastAsia="Arial"/>
         <w:b/>
         <w:bCs/>
         <w:color w:val="000000" w:themeColor="text1"/>
@@ -15663,6 +16700,7 @@
     </w:tblStylePr>
     <w:tblStylePr w:type="firstCol">
       <w:rPr>
+        <w:rFonts w:ascii="Arial" w:hAnsi="Arial" w:cs="Arial" w:eastAsia="Arial"/>
         <w:color w:val="FFFFFF" w:themeColor="background1"/>
       </w:rPr>
       <w:tblPr/>
@@ -15672,6 +16710,7 @@
     </w:tblStylePr>
     <w:tblStylePr w:type="lastCol">
       <w:rPr>
+        <w:rFonts w:ascii="Arial" w:hAnsi="Arial" w:cs="Arial" w:eastAsia="Arial"/>
         <w:color w:val="FFFFFF" w:themeColor="background1"/>
       </w:rPr>
       <w:tblPr/>
@@ -15698,9 +16737,10 @@
     <w:uiPriority w:val="73"/>
     <w:rsid w:val="00CB0664"/>
     <w:pPr>
-      <w:spacing w:after="0" w:line="240" w:lineRule="auto"/>
+      <w:spacing w:after="0" w:line="480" w:lineRule="auto"/>
     </w:pPr>
     <w:rPr>
+      <w:rFonts w:ascii="Arial" w:hAnsi="Arial" w:cs="Arial" w:eastAsia="Arial"/>
       <w:color w:val="000000" w:themeColor="text1"/>
     </w:rPr>
     <w:tblPr>
@@ -15722,6 +16762,7 @@
     </w:tcPr>
     <w:tblStylePr w:type="firstRow">
       <w:rPr>
+        <w:rFonts w:ascii="Arial" w:hAnsi="Arial" w:cs="Arial" w:eastAsia="Arial"/>
         <w:b/>
         <w:bCs/>
       </w:rPr>
@@ -15732,6 +16773,7 @@
     </w:tblStylePr>
     <w:tblStylePr w:type="lastRow">
       <w:rPr>
+        <w:rFonts w:ascii="Arial" w:hAnsi="Arial" w:cs="Arial" w:eastAsia="Arial"/>
         <w:b/>
         <w:bCs/>
         <w:color w:val="000000" w:themeColor="text1"/>
@@ -15743,6 +16785,7 @@
     </w:tblStylePr>
     <w:tblStylePr w:type="firstCol">
       <w:rPr>
+        <w:rFonts w:ascii="Arial" w:hAnsi="Arial" w:cs="Arial" w:eastAsia="Arial"/>
         <w:color w:val="FFFFFF" w:themeColor="background1"/>
       </w:rPr>
       <w:tblPr/>
@@ -15752,6 +16795,7 @@
     </w:tblStylePr>
     <w:tblStylePr w:type="lastCol">
       <w:rPr>
+        <w:rFonts w:ascii="Arial" w:hAnsi="Arial" w:cs="Arial" w:eastAsia="Arial"/>
         <w:color w:val="FFFFFF" w:themeColor="background1"/>
       </w:rPr>
       <w:tblPr/>
@@ -15778,9 +16822,10 @@
     <w:uiPriority w:val="73"/>
     <w:rsid w:val="00CB0664"/>
     <w:pPr>
-      <w:spacing w:after="0" w:line="240" w:lineRule="auto"/>
+      <w:spacing w:after="0" w:line="480" w:lineRule="auto"/>
     </w:pPr>
     <w:rPr>
+      <w:rFonts w:ascii="Arial" w:hAnsi="Arial" w:cs="Arial" w:eastAsia="Arial"/>
       <w:color w:val="000000" w:themeColor="text1"/>
     </w:rPr>
     <w:tblPr>
@@ -15802,6 +16847,7 @@
     </w:tcPr>
     <w:tblStylePr w:type="firstRow">
       <w:rPr>
+        <w:rFonts w:ascii="Arial" w:hAnsi="Arial" w:cs="Arial" w:eastAsia="Arial"/>
         <w:b/>
         <w:bCs/>
       </w:rPr>
@@ -15812,6 +16858,7 @@
     </w:tblStylePr>
     <w:tblStylePr w:type="lastRow">
       <w:rPr>
+        <w:rFonts w:ascii="Arial" w:hAnsi="Arial" w:cs="Arial" w:eastAsia="Arial"/>
         <w:b/>
         <w:bCs/>
         <w:color w:val="000000" w:themeColor="text1"/>
@@ -15823,6 +16870,7 @@
     </w:tblStylePr>
     <w:tblStylePr w:type="firstCol">
       <w:rPr>
+        <w:rFonts w:ascii="Arial" w:hAnsi="Arial" w:cs="Arial" w:eastAsia="Arial"/>
         <w:color w:val="FFFFFF" w:themeColor="background1"/>
       </w:rPr>
       <w:tblPr/>
@@ -15832,6 +16880,7 @@
     </w:tblStylePr>
     <w:tblStylePr w:type="lastCol">
       <w:rPr>
+        <w:rFonts w:ascii="Arial" w:hAnsi="Arial" w:cs="Arial" w:eastAsia="Arial"/>
         <w:color w:val="FFFFFF" w:themeColor="background1"/>
       </w:rPr>
       <w:tblPr/>

--- a/SubPages/Security_Risk/docs/Unit10_Reflection.docx
+++ b/SubPages/Security_Risk/docs/Unit10_Reflection.docx
@@ -3944,13 +3944,13 @@
           <w:rFonts w:ascii="Arial" w:hAnsi="Arial" w:cs="Arial" w:eastAsia="Arial"/>
           <w:i/>
         </w:rPr>
-        <w:t>A risk assessment report for Pampered Pets based on ISO/IEC 27005:2022 and ISO 31000:2018</w:t>
+        <w:t>A risk assessment report for Pampered Pets based on IEC27005:2022 / ISO/IEC31000:2018</w:t>
       </w:r>
       <w:r>
         <w:rPr>
           <w:rFonts w:ascii="Arial" w:hAnsi="Arial" w:cs="Arial" w:eastAsia="Arial"/>
         </w:rPr>
-        <w:t>. Unpublished team report, Security and Risk Management module. University of Essex Online.</w:t>
+        <w:t xml:space="preserve"> [sic]. Unpublished team report, Security and Risk Management module. University of Essex Online.</w:t>
       </w:r>
     </w:p>
     <w:p>
